--- a/report/Berealty_Real_Estate_Database_Report.docx
+++ b/report/Berealty_Real_Estate_Database_Report.docx
@@ -28,7 +28,7 @@
                     </pic:cNvPicPr>
                   </pic:nvPicPr>
                   <pic:blipFill>
-                    <a:blip r:embed="rId7">
+                    <a:blip r:embed="rId8">
                       <a:extLst>
                         <a:ext uri="{28A0092B-C50C-407E-A947-70E740481C1C}">
                           <a14:useLocalDpi xmlns:a14="http://schemas.microsoft.com/office/drawing/2010/main" val="0"/>
@@ -87,7 +87,7 @@
                     </pic:cNvPicPr>
                   </pic:nvPicPr>
                   <pic:blipFill>
-                    <a:blip r:embed="rId8">
+                    <a:blip r:embed="rId9">
                       <a:extLst>
                         <a:ext uri="{28A0092B-C50C-407E-A947-70E740481C1C}">
                           <a14:useLocalDpi xmlns:a14="http://schemas.microsoft.com/office/drawing/2010/main" val="0"/>
@@ -666,8 +666,54 @@
         <w:shd w:val="clear" w:color="auto" w:fill="538135"/>
       </w:pPr>
     </w:p>
-    <w:p/>
-    <w:p/>
+    <w:p>
+      <w:r>
+        <w:t>Nowadays, companies have difficulties managing, organizing and storing the large amounts of data they use. Therefore, they need suitable systems to store this data securely and access it easily when it is needed. Databases can meet this need in an efficient way. They store data in a central system where it can be managed and organized. Databases can improve data usability and data integrity for organizations, while also supporting their business activities and decision-making (IBM, 2026</w:t>
+      </w:r>
+      <w:r>
+        <w:t>a</w:t>
+      </w:r>
+      <w:r>
+        <w:t>).</w:t>
+      </w:r>
+    </w:p>
+    <w:p>
+      <w:r>
+        <w:t>A relational database stores data in tables and creates logical relationships between different types of data. This structure makes the data easier to understand, manage and use. Different tables can be connected using primary keys and foreign keys, which help maintain important relationships between the stored data. SQL queries can then combine information from different tables and help users obtain useful information and create reports. These features make relational databases suitable for managing structured business data (IBM, 2026</w:t>
+      </w:r>
+      <w:r>
+        <w:t>b</w:t>
+      </w:r>
+      <w:r>
+        <w:t>).</w:t>
+      </w:r>
+    </w:p>
+    <w:p>
+      <w:r>
+        <w:t xml:space="preserve">The aim of this project is to develop a real estate property management database for a fictional real estate agency called </w:t>
+      </w:r>
+      <w:proofErr w:type="spellStart"/>
+      <w:r>
+        <w:t>Berealty</w:t>
+      </w:r>
+      <w:proofErr w:type="spellEnd"/>
+      <w:r>
+        <w:t xml:space="preserve">. </w:t>
+      </w:r>
+      <w:proofErr w:type="spellStart"/>
+      <w:r>
+        <w:t>Berealty</w:t>
+      </w:r>
+      <w:proofErr w:type="spellEnd"/>
+      <w:r>
+        <w:t xml:space="preserve"> needs to manage information about properties, clients, agents and transactions. The database is designed to support the management of different types of properties and their related information. By bringing this information together in a central system, the database can make the data easier to access and manage. The database is also designed to support the changing needs of the Berlin real estate market.</w:t>
+      </w:r>
+    </w:p>
+    <w:p>
+      <w:r>
+        <w:t>First, an ER diagram was created to show the structure of the database and the relationships between its entities. The database design was then implemented in MySQL using tables, primary keys, foreign keys and sample data. Several SQL queries were developed to retrieve and analyze information about properties, clients, agents and transactions. Different JOIN operations, including INNER JOIN, LEFT JOIN, RIGHT JOIN and CROSS JOIN, were used to combine information from multiple tables. Monthly, quarterly and yearly reports were also created. In addition, a complex query using a subquery and a trigger were implemented to support different real estate management tasks.</w:t>
+      </w:r>
+    </w:p>
     <w:p>
       <w:pPr>
         <w:pStyle w:val="Heading1"/>
@@ -681,7 +727,13 @@
       </w:r>
       <w:bookmarkEnd w:id="2"/>
       <w:r>
-        <w:t xml:space="preserve"> (the number of Chapters could be more depending on the content)</w:t>
+        <w:t xml:space="preserve"> </w:t>
+      </w:r>
+      <w:r>
+        <w:t>-</w:t>
+      </w:r>
+      <w:r>
+        <w:t>DATABASE DESIGN</w:t>
       </w:r>
     </w:p>
     <w:p>
@@ -689,7 +741,347 @@
         <w:shd w:val="clear" w:color="auto" w:fill="538135"/>
       </w:pPr>
     </w:p>
-    <w:p/>
+    <w:p>
+      <w:pPr>
+        <w:pStyle w:val="Heading2"/>
+        <w:numPr>
+          <w:ilvl w:val="1"/>
+          <w:numId w:val="3"/>
+        </w:numPr>
+      </w:pPr>
+      <w:r>
+        <w:t>Scope and Objectives</w:t>
+      </w:r>
+    </w:p>
+    <w:p>
+      <w:r>
+        <w:t xml:space="preserve">The aim of this database is to manage information about the properties, clients, agents and transactions of the real estate agency called </w:t>
+      </w:r>
+      <w:proofErr w:type="spellStart"/>
+      <w:r>
+        <w:t>Berealty</w:t>
+      </w:r>
+      <w:proofErr w:type="spellEnd"/>
+      <w:r>
+        <w:t>. The database allows this information to be stored in different tables and the relationships between them to be managed. It is also designed to support the changing needs of the Berlin real estate market.</w:t>
+      </w:r>
+    </w:p>
+    <w:p>
+      <w:pPr>
+        <w:pStyle w:val="Heading2"/>
+        <w:numPr>
+          <w:ilvl w:val="1"/>
+          <w:numId w:val="3"/>
+        </w:numPr>
+      </w:pPr>
+      <w:r>
+        <w:t>Entity-Relationship Diagram</w:t>
+      </w:r>
+    </w:p>
+    <w:p>
+      <w:r>
+        <w:t xml:space="preserve">The ER diagram shows the general structure of the </w:t>
+      </w:r>
+      <w:proofErr w:type="spellStart"/>
+      <w:r>
+        <w:t>Berealty</w:t>
+      </w:r>
+      <w:proofErr w:type="spellEnd"/>
+      <w:r>
+        <w:t xml:space="preserve"> database and the relationships between the agents, clients, properties, transactions and </w:t>
+      </w:r>
+      <w:proofErr w:type="spellStart"/>
+      <w:r>
+        <w:t>propert</w:t>
+      </w:r>
+      <w:r>
+        <w:t>y_views</w:t>
+      </w:r>
+      <w:proofErr w:type="spellEnd"/>
+      <w:r>
+        <w:t xml:space="preserve"> tables. Primary keys and related foreign keys are defined to show the connections between the tables.</w:t>
+      </w:r>
+    </w:p>
+    <w:p>
+      <w:pPr>
+        <w:jc w:val="center"/>
+      </w:pPr>
+      <w:r>
+        <w:rPr>
+          <w:noProof/>
+        </w:rPr>
+        <w:drawing>
+          <wp:inline distT="0" distB="0" distL="0" distR="0" wp14:anchorId="1A7A8AEB" wp14:editId="7993B7CB">
+            <wp:extent cx="3321050" cy="3610014"/>
+            <wp:effectExtent l="0" t="0" r="0" b="9525"/>
+            <wp:docPr id="506184416" name="Picture 1"/>
+            <wp:cNvGraphicFramePr>
+              <a:graphicFrameLocks xmlns:a="http://schemas.openxmlformats.org/drawingml/2006/main" noChangeAspect="1"/>
+            </wp:cNvGraphicFramePr>
+            <a:graphic xmlns:a="http://schemas.openxmlformats.org/drawingml/2006/main">
+              <a:graphicData uri="http://schemas.openxmlformats.org/drawingml/2006/picture">
+                <pic:pic xmlns:pic="http://schemas.openxmlformats.org/drawingml/2006/picture">
+                  <pic:nvPicPr>
+                    <pic:cNvPr id="0" name="Picture 1"/>
+                    <pic:cNvPicPr>
+                      <a:picLocks noChangeAspect="1" noChangeArrowheads="1"/>
+                    </pic:cNvPicPr>
+                  </pic:nvPicPr>
+                  <pic:blipFill>
+                    <a:blip r:embed="rId10">
+                      <a:extLst>
+                        <a:ext uri="{28A0092B-C50C-407E-A947-70E740481C1C}">
+                          <a14:useLocalDpi xmlns:a14="http://schemas.microsoft.com/office/drawing/2010/main" val="0"/>
+                        </a:ext>
+                      </a:extLst>
+                    </a:blip>
+                    <a:srcRect/>
+                    <a:stretch>
+                      <a:fillRect/>
+                    </a:stretch>
+                  </pic:blipFill>
+                  <pic:spPr bwMode="auto">
+                    <a:xfrm>
+                      <a:off x="0" y="0"/>
+                      <a:ext cx="3323211" cy="3612363"/>
+                    </a:xfrm>
+                    <a:prstGeom prst="rect">
+                      <a:avLst/>
+                    </a:prstGeom>
+                    <a:noFill/>
+                    <a:ln>
+                      <a:noFill/>
+                    </a:ln>
+                  </pic:spPr>
+                </pic:pic>
+              </a:graphicData>
+            </a:graphic>
+          </wp:inline>
+        </w:drawing>
+      </w:r>
+    </w:p>
+    <w:p>
+      <w:pPr>
+        <w:jc w:val="center"/>
+        <w:rPr>
+          <w:b/>
+          <w:bCs/>
+        </w:rPr>
+      </w:pPr>
+      <w:r>
+        <w:rPr>
+          <w:b/>
+          <w:bCs/>
+        </w:rPr>
+        <w:t xml:space="preserve">Figure 1. Entity-Relationship Diagram of the </w:t>
+      </w:r>
+      <w:proofErr w:type="spellStart"/>
+      <w:r>
+        <w:rPr>
+          <w:b/>
+          <w:bCs/>
+        </w:rPr>
+        <w:t>Berealty</w:t>
+      </w:r>
+      <w:proofErr w:type="spellEnd"/>
+      <w:r>
+        <w:rPr>
+          <w:b/>
+          <w:bCs/>
+        </w:rPr>
+        <w:t xml:space="preserve"> Database</w:t>
+      </w:r>
+    </w:p>
+    <w:p>
+      <w:pPr>
+        <w:pStyle w:val="Heading2"/>
+        <w:numPr>
+          <w:ilvl w:val="1"/>
+          <w:numId w:val="3"/>
+        </w:numPr>
+      </w:pPr>
+      <w:r>
+        <w:t>Entities and Attributes</w:t>
+      </w:r>
+    </w:p>
+    <w:p>
+      <w:r>
+        <w:t>Each table in the database represents a different area of information</w:t>
+      </w:r>
+      <w:r>
+        <w:t xml:space="preserve"> </w:t>
+      </w:r>
+      <w:r>
+        <w:t xml:space="preserve">and their relationships can be seen in the ER diagram. The agents table stores personal information about the agents, while the clients table stores personal information about the clients. The properties table contains information about each property, such as its address, type and price. The transactions table contains the transactions carried out </w:t>
+      </w:r>
+      <w:r>
+        <w:lastRenderedPageBreak/>
+        <w:t xml:space="preserve">for each property, including the transaction date, amount and status. Finally, the </w:t>
+      </w:r>
+      <w:proofErr w:type="spellStart"/>
+      <w:r>
+        <w:t>property_views</w:t>
+      </w:r>
+      <w:proofErr w:type="spellEnd"/>
+      <w:r>
+        <w:t xml:space="preserve"> table stores records of when clients view the properties.</w:t>
+      </w:r>
+    </w:p>
+    <w:p>
+      <w:pPr>
+        <w:pStyle w:val="Heading2"/>
+        <w:numPr>
+          <w:ilvl w:val="1"/>
+          <w:numId w:val="3"/>
+        </w:numPr>
+      </w:pPr>
+      <w:r>
+        <w:t>Relationships and Cardinalities</w:t>
+      </w:r>
+    </w:p>
+    <w:p>
+      <w:pPr>
+        <w:rPr>
+          <w:b/>
+          <w:bCs/>
+          <w:i/>
+          <w:iCs/>
+        </w:rPr>
+      </w:pPr>
+      <w:r>
+        <w:t xml:space="preserve">Tables in a database can be connected to each other using primary keys and foreign keys. This makes it easier to understand and manage the relationships between the tables. For example, one agent can manage multiple properties. In the </w:t>
+      </w:r>
+      <w:proofErr w:type="spellStart"/>
+      <w:r>
+        <w:t>Berealty</w:t>
+      </w:r>
+      <w:proofErr w:type="spellEnd"/>
+      <w:r>
+        <w:t xml:space="preserve"> database, this relationship is managed through the </w:t>
+      </w:r>
+      <w:proofErr w:type="spellStart"/>
+      <w:r>
+        <w:t>agent_id</w:t>
+      </w:r>
+      <w:proofErr w:type="spellEnd"/>
+      <w:r>
+        <w:t xml:space="preserve"> in the properties table. This means that a property can be linked to an agent through the </w:t>
+      </w:r>
+      <w:proofErr w:type="spellStart"/>
+      <w:r>
+        <w:t>agent_id</w:t>
+      </w:r>
+      <w:proofErr w:type="spellEnd"/>
+      <w:r>
+        <w:t xml:space="preserve">, while one agent can be linked to multiple properties. Similarly, the </w:t>
+      </w:r>
+      <w:proofErr w:type="spellStart"/>
+      <w:r>
+        <w:t>property_id</w:t>
+      </w:r>
+      <w:proofErr w:type="spellEnd"/>
+      <w:r>
+        <w:t xml:space="preserve"> in the transactions table connects each transaction to the related property, while the </w:t>
+      </w:r>
+      <w:proofErr w:type="spellStart"/>
+      <w:r>
+        <w:t>agent_id</w:t>
+      </w:r>
+      <w:proofErr w:type="spellEnd"/>
+      <w:r>
+        <w:t xml:space="preserve"> connects the transaction to the agent responsible for it. </w:t>
+      </w:r>
+      <w:r>
+        <w:t>A client can have multiple transactions, while each transaction can be associated with only one client</w:t>
+      </w:r>
+      <w:r>
+        <w:t xml:space="preserve">. </w:t>
+      </w:r>
+      <w:r>
+        <w:t>This is a one-to-many (</w:t>
+      </w:r>
+      <w:proofErr w:type="gramStart"/>
+      <w:r>
+        <w:t>1:N</w:t>
+      </w:r>
+      <w:proofErr w:type="gramEnd"/>
+      <w:r>
+        <w:t xml:space="preserve">) relationship. In the same way, one property can have multiple transaction records, while each transaction is linked to one property. For the </w:t>
+      </w:r>
+      <w:proofErr w:type="spellStart"/>
+      <w:r>
+        <w:t>property_views</w:t>
+      </w:r>
+      <w:proofErr w:type="spellEnd"/>
+      <w:r>
+        <w:t xml:space="preserve"> table, one client can have multiple property views, while each property view is associated with only one client. Also, one property can be viewed by multiple clients, while each property view is linked to one property. These relationships are created using foreign keys, which connect the related tables in the database.</w:t>
+      </w:r>
+    </w:p>
+    <w:p>
+      <w:pPr>
+        <w:pStyle w:val="Heading2"/>
+        <w:numPr>
+          <w:ilvl w:val="1"/>
+          <w:numId w:val="3"/>
+        </w:numPr>
+      </w:pPr>
+      <w:r>
+        <w:t xml:space="preserve">Database </w:t>
+      </w:r>
+      <w:r>
+        <w:t>Normalization</w:t>
+      </w:r>
+    </w:p>
+    <w:p>
+      <w:r>
+        <w:t xml:space="preserve">Normalization is the process of organizing the relationships between tables by reducing unnecessary data repetition. For example, instead of writing the same agent's name repeatedly for each property or transaction, the database uses </w:t>
+      </w:r>
+      <w:proofErr w:type="spellStart"/>
+      <w:r>
+        <w:t>agent_id</w:t>
+      </w:r>
+      <w:proofErr w:type="spellEnd"/>
+      <w:r>
+        <w:t xml:space="preserve"> to connect the related tables. In this way, data redundancy is reduced and data consistency can be maintained.</w:t>
+      </w:r>
+    </w:p>
+    <w:p>
+      <w:pPr>
+        <w:pStyle w:val="Heading2"/>
+      </w:pPr>
+      <w:r>
+        <w:t>1.6 Design Rationale</w:t>
+      </w:r>
+    </w:p>
+    <w:p>
+      <w:r>
+        <w:t xml:space="preserve">The reason for using five separate tables in this database is to keep the necessary information organized and structured. Each table has a primary key so that the information in the table can be easily identified. Foreign keys make it easier to organize and manage the relationships between the tables. These keys also help reduce unnecessary data repetition and make the information easier to manage. The transactions table connects properties, clients and agents, which allows </w:t>
+      </w:r>
+      <w:proofErr w:type="spellStart"/>
+      <w:r>
+        <w:t>Berealty</w:t>
+      </w:r>
+      <w:proofErr w:type="spellEnd"/>
+      <w:r>
+        <w:t xml:space="preserve"> to keep track of its real estate activities. The </w:t>
+      </w:r>
+      <w:proofErr w:type="spellStart"/>
+      <w:r>
+        <w:t>property_views</w:t>
+      </w:r>
+      <w:proofErr w:type="spellEnd"/>
+      <w:r>
+        <w:t xml:space="preserve"> table was also included to record which clients viewed which properties. Overall, the design provides a structured database that can support </w:t>
+      </w:r>
+      <w:proofErr w:type="spellStart"/>
+      <w:r>
+        <w:t>Berealty's</w:t>
+      </w:r>
+      <w:proofErr w:type="spellEnd"/>
+      <w:r>
+        <w:t xml:space="preserve"> property management activities and future needs.</w:t>
+      </w:r>
+    </w:p>
     <w:p/>
     <w:p>
       <w:pPr>
@@ -703,13 +1095,2335 @@
         <w:t>CHAPTER TWO</w:t>
       </w:r>
       <w:bookmarkEnd w:id="3"/>
+      <w:r>
+        <w:t xml:space="preserve"> -</w:t>
+      </w:r>
+      <w:r>
+        <w:t>DATABASE IMPLEMENTATION</w:t>
+      </w:r>
     </w:p>
     <w:p>
       <w:pPr>
         <w:shd w:val="clear" w:color="auto" w:fill="538135"/>
       </w:pPr>
     </w:p>
+    <w:p>
+      <w:pPr>
+        <w:pStyle w:val="Heading2"/>
+      </w:pPr>
+      <w:r>
+        <w:t>2.1 MySQL Database Implementation</w:t>
+      </w:r>
+    </w:p>
+    <w:p>
+      <w:r>
+        <w:t xml:space="preserve">The </w:t>
+      </w:r>
+      <w:proofErr w:type="spellStart"/>
+      <w:r>
+        <w:t>Berealty</w:t>
+      </w:r>
+      <w:proofErr w:type="spellEnd"/>
+      <w:r>
+        <w:t xml:space="preserve"> database was implemented using MySQL Workbench. First, a database called </w:t>
+      </w:r>
+      <w:proofErr w:type="spellStart"/>
+      <w:r>
+        <w:t>B</w:t>
+      </w:r>
+      <w:r>
+        <w:t>erealty</w:t>
+      </w:r>
+      <w:proofErr w:type="spellEnd"/>
+      <w:r>
+        <w:t xml:space="preserve"> was created. Then agents, clients, properties, transactions and </w:t>
+      </w:r>
+      <w:proofErr w:type="spellStart"/>
+      <w:r>
+        <w:t>property_views</w:t>
+      </w:r>
+      <w:proofErr w:type="spellEnd"/>
+      <w:r>
+        <w:t xml:space="preserve"> tables were created</w:t>
+      </w:r>
+      <w:r>
+        <w:t>. Primary keys and foreign keys were used to connect the tables and maintain their relationships. Sample data was then added to the tables to test the database and its SQL queries.</w:t>
+      </w:r>
+    </w:p>
+    <w:p>
+      <w:pPr>
+        <w:pStyle w:val="Heading2"/>
+      </w:pPr>
+      <w:r>
+        <w:t>2.2 Tables and Constraints</w:t>
+      </w:r>
+    </w:p>
+    <w:p>
+      <w:r>
+        <w:t xml:space="preserve">The database contains a total of five tables: agents, clients, properties, transactions and </w:t>
+      </w:r>
+      <w:proofErr w:type="spellStart"/>
+      <w:r>
+        <w:t>property_views</w:t>
+      </w:r>
+      <w:proofErr w:type="spellEnd"/>
+      <w:r>
+        <w:t xml:space="preserve">. Primary keys are used in the tables to uniquely identify each record. Foreign keys are used to </w:t>
+      </w:r>
+      <w:r>
+        <w:t>organize</w:t>
+      </w:r>
+      <w:r>
+        <w:t xml:space="preserve"> the relationships between the tables. For example, the </w:t>
+      </w:r>
+      <w:proofErr w:type="spellStart"/>
+      <w:r>
+        <w:t>agent_id</w:t>
+      </w:r>
+      <w:proofErr w:type="spellEnd"/>
+      <w:r>
+        <w:t xml:space="preserve"> in the properties table is defined to establish the connection between the related property and agent.</w:t>
+      </w:r>
+    </w:p>
+    <w:p>
+      <w:pPr>
+        <w:pStyle w:val="Heading2"/>
+      </w:pPr>
+      <w:r>
+        <w:t>2.3 Sample Data</w:t>
+      </w:r>
+    </w:p>
+    <w:p>
+      <w:r>
+        <w:t xml:space="preserve">The necessary sample data was added to the tables in order to run the SQL queries required for the project and to test the database. </w:t>
+      </w:r>
+      <w:r>
+        <w:t>5</w:t>
+      </w:r>
+      <w:r>
+        <w:t xml:space="preserve"> agent records were added to the agents table, </w:t>
+      </w:r>
+      <w:r>
+        <w:t>8</w:t>
+      </w:r>
+      <w:r>
+        <w:t xml:space="preserve"> client records to the clients table</w:t>
+      </w:r>
+      <w:r>
+        <w:t xml:space="preserve"> </w:t>
+      </w:r>
+      <w:r>
+        <w:t xml:space="preserve">and </w:t>
+      </w:r>
+      <w:r>
+        <w:t>10</w:t>
+      </w:r>
+      <w:r>
+        <w:t xml:space="preserve"> property records to the properties table. In addition, </w:t>
+      </w:r>
+      <w:r>
+        <w:t>10</w:t>
+      </w:r>
+      <w:r>
+        <w:t xml:space="preserve"> transaction records were added to the transactions table and </w:t>
+      </w:r>
+      <w:r>
+        <w:t>12</w:t>
+      </w:r>
+      <w:r>
+        <w:t xml:space="preserve"> property view records to the </w:t>
+      </w:r>
+      <w:proofErr w:type="spellStart"/>
+      <w:r>
+        <w:t>property_views</w:t>
+      </w:r>
+      <w:proofErr w:type="spellEnd"/>
+      <w:r>
+        <w:t xml:space="preserve"> table. These sample data were used to test the necessary functions and operations of the database.</w:t>
+      </w:r>
+    </w:p>
+    <w:p>
+      <w:pPr>
+        <w:pStyle w:val="Heading2"/>
+      </w:pPr>
+      <w:r>
+        <w:t>2.4 SQL Queries</w:t>
+      </w:r>
+    </w:p>
+    <w:p>
+      <w:r>
+        <w:rPr>
+          <w:b/>
+          <w:bCs/>
+        </w:rPr>
+        <w:t>Figure 2</w:t>
+      </w:r>
+      <w:r>
+        <w:t xml:space="preserve"> shows the result of the query used to retrieve basic information about the properties stored in the </w:t>
+      </w:r>
+      <w:proofErr w:type="spellStart"/>
+      <w:r>
+        <w:t>Berealty</w:t>
+      </w:r>
+      <w:proofErr w:type="spellEnd"/>
+      <w:r>
+        <w:t xml:space="preserve"> database. It displays details such as the property address, type, price and current status. This query allows the agency to view important property information in one result.</w:t>
+      </w:r>
+    </w:p>
     <w:p/>
+    <w:p>
+      <w:pPr>
+        <w:jc w:val="center"/>
+      </w:pPr>
+      <w:r>
+        <w:lastRenderedPageBreak/>
+        <w:drawing>
+          <wp:inline distT="0" distB="0" distL="0" distR="0" wp14:anchorId="537D9322" wp14:editId="53036587">
+            <wp:extent cx="5943600" cy="4052570"/>
+            <wp:effectExtent l="0" t="0" r="0" b="5080"/>
+            <wp:docPr id="1008443564" name="Picture 1"/>
+            <wp:cNvGraphicFramePr>
+              <a:graphicFrameLocks xmlns:a="http://schemas.openxmlformats.org/drawingml/2006/main" noChangeAspect="1"/>
+            </wp:cNvGraphicFramePr>
+            <a:graphic xmlns:a="http://schemas.openxmlformats.org/drawingml/2006/main">
+              <a:graphicData uri="http://schemas.openxmlformats.org/drawingml/2006/picture">
+                <pic:pic xmlns:pic="http://schemas.openxmlformats.org/drawingml/2006/picture">
+                  <pic:nvPicPr>
+                    <pic:cNvPr id="1008443564" name=""/>
+                    <pic:cNvPicPr/>
+                  </pic:nvPicPr>
+                  <pic:blipFill>
+                    <a:blip r:embed="rId11"/>
+                    <a:stretch>
+                      <a:fillRect/>
+                    </a:stretch>
+                  </pic:blipFill>
+                  <pic:spPr>
+                    <a:xfrm>
+                      <a:off x="0" y="0"/>
+                      <a:ext cx="5943600" cy="4052570"/>
+                    </a:xfrm>
+                    <a:prstGeom prst="rect">
+                      <a:avLst/>
+                    </a:prstGeom>
+                  </pic:spPr>
+                </pic:pic>
+              </a:graphicData>
+            </a:graphic>
+          </wp:inline>
+        </w:drawing>
+      </w:r>
+    </w:p>
+    <w:p>
+      <w:pPr>
+        <w:jc w:val="center"/>
+        <w:rPr>
+          <w:b/>
+          <w:bCs/>
+        </w:rPr>
+      </w:pPr>
+      <w:r>
+        <w:rPr>
+          <w:b/>
+          <w:bCs/>
+        </w:rPr>
+        <w:t>Figure 2</w:t>
+      </w:r>
+      <w:r>
+        <w:rPr>
+          <w:b/>
+          <w:bCs/>
+        </w:rPr>
+        <w:t>.</w:t>
+      </w:r>
+      <w:r>
+        <w:rPr>
+          <w:b/>
+          <w:bCs/>
+        </w:rPr>
+        <w:t xml:space="preserve"> Property Information Query Result</w:t>
+      </w:r>
+    </w:p>
+    <w:p>
+      <w:r>
+        <w:rPr>
+          <w:b/>
+          <w:bCs/>
+        </w:rPr>
+        <w:t>Figure 3</w:t>
+      </w:r>
+      <w:r>
+        <w:t xml:space="preserve"> shows the result of the query using an INNER JOIN to combine information from the agents and properties tables. It shows which properties are associated with each agent. This can help </w:t>
+      </w:r>
+      <w:proofErr w:type="spellStart"/>
+      <w:r>
+        <w:t>Berealty</w:t>
+      </w:r>
+      <w:proofErr w:type="spellEnd"/>
+      <w:r>
+        <w:t xml:space="preserve"> identify the properties currently managed by its agents.</w:t>
+      </w:r>
+    </w:p>
+    <w:p>
+      <w:pPr>
+        <w:jc w:val="center"/>
+        <w:rPr>
+          <w:b/>
+          <w:bCs/>
+        </w:rPr>
+      </w:pPr>
+      <w:r>
+        <w:rPr>
+          <w:b/>
+          <w:bCs/>
+        </w:rPr>
+        <w:lastRenderedPageBreak/>
+        <w:drawing>
+          <wp:inline distT="0" distB="0" distL="0" distR="0" wp14:anchorId="5BFEFFBD" wp14:editId="2989F223">
+            <wp:extent cx="5943600" cy="4320540"/>
+            <wp:effectExtent l="0" t="0" r="0" b="3810"/>
+            <wp:docPr id="586611955" name="Picture 1"/>
+            <wp:cNvGraphicFramePr>
+              <a:graphicFrameLocks xmlns:a="http://schemas.openxmlformats.org/drawingml/2006/main" noChangeAspect="1"/>
+            </wp:cNvGraphicFramePr>
+            <a:graphic xmlns:a="http://schemas.openxmlformats.org/drawingml/2006/main">
+              <a:graphicData uri="http://schemas.openxmlformats.org/drawingml/2006/picture">
+                <pic:pic xmlns:pic="http://schemas.openxmlformats.org/drawingml/2006/picture">
+                  <pic:nvPicPr>
+                    <pic:cNvPr id="586611955" name=""/>
+                    <pic:cNvPicPr/>
+                  </pic:nvPicPr>
+                  <pic:blipFill>
+                    <a:blip r:embed="rId12"/>
+                    <a:stretch>
+                      <a:fillRect/>
+                    </a:stretch>
+                  </pic:blipFill>
+                  <pic:spPr>
+                    <a:xfrm>
+                      <a:off x="0" y="0"/>
+                      <a:ext cx="5943600" cy="4320540"/>
+                    </a:xfrm>
+                    <a:prstGeom prst="rect">
+                      <a:avLst/>
+                    </a:prstGeom>
+                  </pic:spPr>
+                </pic:pic>
+              </a:graphicData>
+            </a:graphic>
+          </wp:inline>
+        </w:drawing>
+      </w:r>
+    </w:p>
+    <w:p>
+      <w:pPr>
+        <w:jc w:val="center"/>
+        <w:rPr>
+          <w:b/>
+          <w:bCs/>
+        </w:rPr>
+      </w:pPr>
+      <w:r>
+        <w:rPr>
+          <w:b/>
+          <w:bCs/>
+        </w:rPr>
+        <w:t>Figure 3</w:t>
+      </w:r>
+      <w:r>
+        <w:rPr>
+          <w:b/>
+          <w:bCs/>
+        </w:rPr>
+        <w:t>.</w:t>
+      </w:r>
+      <w:r>
+        <w:rPr>
+          <w:b/>
+          <w:bCs/>
+        </w:rPr>
+        <w:t xml:space="preserve"> Agent and Property Information Using </w:t>
+      </w:r>
+      <w:r>
+        <w:rPr>
+          <w:b/>
+          <w:bCs/>
+        </w:rPr>
+        <w:t>Inner</w:t>
+      </w:r>
+      <w:r>
+        <w:rPr>
+          <w:b/>
+          <w:bCs/>
+        </w:rPr>
+        <w:t xml:space="preserve"> J</w:t>
+      </w:r>
+      <w:r>
+        <w:rPr>
+          <w:b/>
+          <w:bCs/>
+        </w:rPr>
+        <w:t>oin</w:t>
+      </w:r>
+    </w:p>
+    <w:p>
+      <w:r>
+        <w:t xml:space="preserve">Figure 4 shows the result of the query that combines client, transaction and property information. It provides information about the transactions related to each client and the properties involved. This gives </w:t>
+      </w:r>
+      <w:proofErr w:type="spellStart"/>
+      <w:r>
+        <w:t>Berealty</w:t>
+      </w:r>
+      <w:proofErr w:type="spellEnd"/>
+      <w:r>
+        <w:t xml:space="preserve"> a clearer view of client transaction activity.</w:t>
+      </w:r>
+    </w:p>
+    <w:p>
+      <w:pPr>
+        <w:jc w:val="center"/>
+        <w:rPr>
+          <w:b/>
+          <w:bCs/>
+        </w:rPr>
+      </w:pPr>
+      <w:r>
+        <w:rPr>
+          <w:b/>
+          <w:bCs/>
+        </w:rPr>
+        <w:lastRenderedPageBreak/>
+        <w:drawing>
+          <wp:inline distT="0" distB="0" distL="0" distR="0" wp14:anchorId="0EA36E8E" wp14:editId="1707F6C6">
+            <wp:extent cx="5943600" cy="4661535"/>
+            <wp:effectExtent l="0" t="0" r="0" b="5715"/>
+            <wp:docPr id="606337977" name="Picture 1"/>
+            <wp:cNvGraphicFramePr>
+              <a:graphicFrameLocks xmlns:a="http://schemas.openxmlformats.org/drawingml/2006/main" noChangeAspect="1"/>
+            </wp:cNvGraphicFramePr>
+            <a:graphic xmlns:a="http://schemas.openxmlformats.org/drawingml/2006/main">
+              <a:graphicData uri="http://schemas.openxmlformats.org/drawingml/2006/picture">
+                <pic:pic xmlns:pic="http://schemas.openxmlformats.org/drawingml/2006/picture">
+                  <pic:nvPicPr>
+                    <pic:cNvPr id="606337977" name=""/>
+                    <pic:cNvPicPr/>
+                  </pic:nvPicPr>
+                  <pic:blipFill>
+                    <a:blip r:embed="rId13"/>
+                    <a:stretch>
+                      <a:fillRect/>
+                    </a:stretch>
+                  </pic:blipFill>
+                  <pic:spPr>
+                    <a:xfrm>
+                      <a:off x="0" y="0"/>
+                      <a:ext cx="5943600" cy="4661535"/>
+                    </a:xfrm>
+                    <a:prstGeom prst="rect">
+                      <a:avLst/>
+                    </a:prstGeom>
+                  </pic:spPr>
+                </pic:pic>
+              </a:graphicData>
+            </a:graphic>
+          </wp:inline>
+        </w:drawing>
+      </w:r>
+    </w:p>
+    <w:p>
+      <w:pPr>
+        <w:jc w:val="center"/>
+        <w:rPr>
+          <w:b/>
+          <w:bCs/>
+        </w:rPr>
+      </w:pPr>
+      <w:r>
+        <w:rPr>
+          <w:b/>
+          <w:bCs/>
+        </w:rPr>
+        <w:t>Figure 4</w:t>
+      </w:r>
+      <w:r>
+        <w:rPr>
+          <w:b/>
+          <w:bCs/>
+        </w:rPr>
+        <w:t xml:space="preserve">. </w:t>
+      </w:r>
+      <w:r>
+        <w:rPr>
+          <w:b/>
+          <w:bCs/>
+        </w:rPr>
+        <w:t>Client Transactions and Property Information</w:t>
+      </w:r>
+    </w:p>
+    <w:p>
+      <w:r>
+        <w:rPr>
+          <w:b/>
+          <w:bCs/>
+        </w:rPr>
+        <w:t>Figure 5</w:t>
+      </w:r>
+      <w:r>
+        <w:t xml:space="preserve"> shows the number of transactions handled by each agent. This query allows </w:t>
+      </w:r>
+      <w:proofErr w:type="spellStart"/>
+      <w:r>
+        <w:t>Berealty</w:t>
+      </w:r>
+      <w:proofErr w:type="spellEnd"/>
+      <w:r>
+        <w:t xml:space="preserve"> to compare the transaction activity of its agents and identify how many transactions each agent has managed.</w:t>
+      </w:r>
+    </w:p>
+    <w:p>
+      <w:pPr>
+        <w:jc w:val="center"/>
+        <w:rPr>
+          <w:b/>
+          <w:bCs/>
+        </w:rPr>
+      </w:pPr>
+      <w:r>
+        <w:rPr>
+          <w:b/>
+          <w:bCs/>
+        </w:rPr>
+        <w:lastRenderedPageBreak/>
+        <w:drawing>
+          <wp:inline distT="0" distB="0" distL="0" distR="0" wp14:anchorId="5F831B4F" wp14:editId="2C802E2F">
+            <wp:extent cx="5943600" cy="4606925"/>
+            <wp:effectExtent l="0" t="0" r="0" b="3175"/>
+            <wp:docPr id="1024937893" name="Picture 1"/>
+            <wp:cNvGraphicFramePr>
+              <a:graphicFrameLocks xmlns:a="http://schemas.openxmlformats.org/drawingml/2006/main" noChangeAspect="1"/>
+            </wp:cNvGraphicFramePr>
+            <a:graphic xmlns:a="http://schemas.openxmlformats.org/drawingml/2006/main">
+              <a:graphicData uri="http://schemas.openxmlformats.org/drawingml/2006/picture">
+                <pic:pic xmlns:pic="http://schemas.openxmlformats.org/drawingml/2006/picture">
+                  <pic:nvPicPr>
+                    <pic:cNvPr id="1024937893" name=""/>
+                    <pic:cNvPicPr/>
+                  </pic:nvPicPr>
+                  <pic:blipFill>
+                    <a:blip r:embed="rId14"/>
+                    <a:stretch>
+                      <a:fillRect/>
+                    </a:stretch>
+                  </pic:blipFill>
+                  <pic:spPr>
+                    <a:xfrm>
+                      <a:off x="0" y="0"/>
+                      <a:ext cx="5943600" cy="4606925"/>
+                    </a:xfrm>
+                    <a:prstGeom prst="rect">
+                      <a:avLst/>
+                    </a:prstGeom>
+                  </pic:spPr>
+                </pic:pic>
+              </a:graphicData>
+            </a:graphic>
+          </wp:inline>
+        </w:drawing>
+      </w:r>
+    </w:p>
+    <w:p>
+      <w:pPr>
+        <w:jc w:val="center"/>
+        <w:rPr>
+          <w:b/>
+          <w:bCs/>
+        </w:rPr>
+      </w:pPr>
+      <w:r>
+        <w:rPr>
+          <w:b/>
+          <w:bCs/>
+        </w:rPr>
+        <w:t>Figure 5</w:t>
+      </w:r>
+      <w:r>
+        <w:rPr>
+          <w:b/>
+          <w:bCs/>
+        </w:rPr>
+        <w:t>.</w:t>
+      </w:r>
+      <w:r>
+        <w:rPr>
+          <w:b/>
+          <w:bCs/>
+        </w:rPr>
+        <w:t xml:space="preserve"> Number of Transactions Handled by Each Agent</w:t>
+      </w:r>
+    </w:p>
+    <w:p>
+      <w:r>
+        <w:rPr>
+          <w:b/>
+          <w:bCs/>
+        </w:rPr>
+        <w:t>Figure 6</w:t>
+      </w:r>
+      <w:r>
+        <w:t xml:space="preserve"> shows detailed transaction information together with the related client and property information. This allows </w:t>
+      </w:r>
+      <w:proofErr w:type="spellStart"/>
+      <w:r>
+        <w:t>Berealty</w:t>
+      </w:r>
+      <w:proofErr w:type="spellEnd"/>
+      <w:r>
+        <w:t xml:space="preserve"> to review its transaction records and see the clients and properties associated with each transaction.</w:t>
+      </w:r>
+    </w:p>
+    <w:p>
+      <w:pPr>
+        <w:jc w:val="center"/>
+        <w:rPr>
+          <w:b/>
+          <w:bCs/>
+        </w:rPr>
+      </w:pPr>
+    </w:p>
+    <w:p>
+      <w:pPr>
+        <w:jc w:val="center"/>
+        <w:rPr>
+          <w:b/>
+          <w:bCs/>
+        </w:rPr>
+      </w:pPr>
+      <w:r>
+        <w:rPr>
+          <w:b/>
+          <w:bCs/>
+        </w:rPr>
+        <w:lastRenderedPageBreak/>
+        <w:drawing>
+          <wp:inline distT="0" distB="0" distL="0" distR="0" wp14:anchorId="28794A8F" wp14:editId="61A76499">
+            <wp:extent cx="5943600" cy="5168900"/>
+            <wp:effectExtent l="0" t="0" r="0" b="0"/>
+            <wp:docPr id="1899673946" name="Picture 1"/>
+            <wp:cNvGraphicFramePr>
+              <a:graphicFrameLocks xmlns:a="http://schemas.openxmlformats.org/drawingml/2006/main" noChangeAspect="1"/>
+            </wp:cNvGraphicFramePr>
+            <a:graphic xmlns:a="http://schemas.openxmlformats.org/drawingml/2006/main">
+              <a:graphicData uri="http://schemas.openxmlformats.org/drawingml/2006/picture">
+                <pic:pic xmlns:pic="http://schemas.openxmlformats.org/drawingml/2006/picture">
+                  <pic:nvPicPr>
+                    <pic:cNvPr id="1899673946" name=""/>
+                    <pic:cNvPicPr/>
+                  </pic:nvPicPr>
+                  <pic:blipFill>
+                    <a:blip r:embed="rId15"/>
+                    <a:stretch>
+                      <a:fillRect/>
+                    </a:stretch>
+                  </pic:blipFill>
+                  <pic:spPr>
+                    <a:xfrm>
+                      <a:off x="0" y="0"/>
+                      <a:ext cx="5943600" cy="5168900"/>
+                    </a:xfrm>
+                    <a:prstGeom prst="rect">
+                      <a:avLst/>
+                    </a:prstGeom>
+                  </pic:spPr>
+                </pic:pic>
+              </a:graphicData>
+            </a:graphic>
+          </wp:inline>
+        </w:drawing>
+      </w:r>
+    </w:p>
+    <w:p>
+      <w:pPr>
+        <w:jc w:val="center"/>
+        <w:rPr>
+          <w:b/>
+          <w:bCs/>
+        </w:rPr>
+      </w:pPr>
+      <w:r>
+        <w:rPr>
+          <w:b/>
+          <w:bCs/>
+        </w:rPr>
+        <w:t>Figure 6</w:t>
+      </w:r>
+      <w:r>
+        <w:rPr>
+          <w:b/>
+          <w:bCs/>
+        </w:rPr>
+        <w:t>.</w:t>
+      </w:r>
+      <w:r>
+        <w:rPr>
+          <w:b/>
+          <w:bCs/>
+        </w:rPr>
+        <w:t xml:space="preserve"> Transaction Details with Client and Property Information</w:t>
+      </w:r>
+    </w:p>
+    <w:p>
+      <w:r>
+        <w:rPr>
+          <w:b/>
+          <w:bCs/>
+        </w:rPr>
+        <w:t>Figure 7</w:t>
+      </w:r>
+      <w:r>
+        <w:t xml:space="preserve"> shows the use of a LEFT JOIN to display agents together with their related transaction information. This also allows agents without matching transaction records to remain in the result. Therefore, </w:t>
+      </w:r>
+      <w:proofErr w:type="spellStart"/>
+      <w:r>
+        <w:t>Berealty</w:t>
+      </w:r>
+      <w:proofErr w:type="spellEnd"/>
+      <w:r>
+        <w:t xml:space="preserve"> can review all agents and their transaction activity.</w:t>
+      </w:r>
+    </w:p>
+    <w:p>
+      <w:pPr>
+        <w:jc w:val="center"/>
+        <w:rPr>
+          <w:b/>
+          <w:bCs/>
+        </w:rPr>
+      </w:pPr>
+      <w:r>
+        <w:rPr>
+          <w:b/>
+          <w:bCs/>
+        </w:rPr>
+        <w:lastRenderedPageBreak/>
+        <w:drawing>
+          <wp:inline distT="0" distB="0" distL="0" distR="0" wp14:anchorId="51D074FC" wp14:editId="4524D504">
+            <wp:extent cx="5943600" cy="4799330"/>
+            <wp:effectExtent l="0" t="0" r="0" b="1270"/>
+            <wp:docPr id="1944918766" name="Picture 1"/>
+            <wp:cNvGraphicFramePr>
+              <a:graphicFrameLocks xmlns:a="http://schemas.openxmlformats.org/drawingml/2006/main" noChangeAspect="1"/>
+            </wp:cNvGraphicFramePr>
+            <a:graphic xmlns:a="http://schemas.openxmlformats.org/drawingml/2006/main">
+              <a:graphicData uri="http://schemas.openxmlformats.org/drawingml/2006/picture">
+                <pic:pic xmlns:pic="http://schemas.openxmlformats.org/drawingml/2006/picture">
+                  <pic:nvPicPr>
+                    <pic:cNvPr id="1944918766" name=""/>
+                    <pic:cNvPicPr/>
+                  </pic:nvPicPr>
+                  <pic:blipFill>
+                    <a:blip r:embed="rId16"/>
+                    <a:stretch>
+                      <a:fillRect/>
+                    </a:stretch>
+                  </pic:blipFill>
+                  <pic:spPr>
+                    <a:xfrm>
+                      <a:off x="0" y="0"/>
+                      <a:ext cx="5943600" cy="4799330"/>
+                    </a:xfrm>
+                    <a:prstGeom prst="rect">
+                      <a:avLst/>
+                    </a:prstGeom>
+                  </pic:spPr>
+                </pic:pic>
+              </a:graphicData>
+            </a:graphic>
+          </wp:inline>
+        </w:drawing>
+      </w:r>
+    </w:p>
+    <w:p>
+      <w:pPr>
+        <w:jc w:val="center"/>
+        <w:rPr>
+          <w:b/>
+          <w:bCs/>
+        </w:rPr>
+      </w:pPr>
+      <w:r>
+        <w:rPr>
+          <w:b/>
+          <w:bCs/>
+        </w:rPr>
+        <w:t>Figure 7</w:t>
+      </w:r>
+      <w:r>
+        <w:rPr>
+          <w:b/>
+          <w:bCs/>
+        </w:rPr>
+        <w:t>.</w:t>
+      </w:r>
+      <w:r>
+        <w:rPr>
+          <w:b/>
+          <w:bCs/>
+        </w:rPr>
+        <w:t xml:space="preserve"> Agents and Their Transactions Using </w:t>
+      </w:r>
+      <w:r>
+        <w:rPr>
+          <w:b/>
+          <w:bCs/>
+        </w:rPr>
+        <w:t>Left</w:t>
+      </w:r>
+      <w:r>
+        <w:rPr>
+          <w:b/>
+          <w:bCs/>
+        </w:rPr>
+        <w:t xml:space="preserve"> J</w:t>
+      </w:r>
+      <w:r>
+        <w:rPr>
+          <w:b/>
+          <w:bCs/>
+        </w:rPr>
+        <w:t>oin</w:t>
+      </w:r>
+    </w:p>
+    <w:p>
+      <w:r>
+        <w:rPr>
+          <w:b/>
+          <w:bCs/>
+        </w:rPr>
+        <w:t>Figure 8</w:t>
+      </w:r>
+      <w:r>
+        <w:t xml:space="preserve"> shows the use of a RIGHT JOIN to combine agent and transaction information. It displays records from the right-side table together with the related agent information, providing another way to examine the relationship between agents and transactions.</w:t>
+      </w:r>
+    </w:p>
+    <w:p>
+      <w:pPr>
+        <w:jc w:val="center"/>
+        <w:rPr>
+          <w:b/>
+          <w:bCs/>
+        </w:rPr>
+      </w:pPr>
+    </w:p>
+    <w:p>
+      <w:pPr>
+        <w:jc w:val="center"/>
+        <w:rPr>
+          <w:b/>
+          <w:bCs/>
+        </w:rPr>
+      </w:pPr>
+    </w:p>
+    <w:p>
+      <w:pPr>
+        <w:jc w:val="center"/>
+        <w:rPr>
+          <w:b/>
+          <w:bCs/>
+        </w:rPr>
+      </w:pPr>
+    </w:p>
+    <w:p>
+      <w:pPr>
+        <w:jc w:val="center"/>
+        <w:rPr>
+          <w:b/>
+          <w:bCs/>
+        </w:rPr>
+      </w:pPr>
+      <w:r>
+        <w:rPr>
+          <w:b/>
+          <w:bCs/>
+        </w:rPr>
+        <w:lastRenderedPageBreak/>
+        <w:drawing>
+          <wp:inline distT="0" distB="0" distL="0" distR="0" wp14:anchorId="4C5AEB68" wp14:editId="52105A34">
+            <wp:extent cx="5943600" cy="4592955"/>
+            <wp:effectExtent l="0" t="0" r="0" b="0"/>
+            <wp:docPr id="1022081098" name="Picture 1"/>
+            <wp:cNvGraphicFramePr>
+              <a:graphicFrameLocks xmlns:a="http://schemas.openxmlformats.org/drawingml/2006/main" noChangeAspect="1"/>
+            </wp:cNvGraphicFramePr>
+            <a:graphic xmlns:a="http://schemas.openxmlformats.org/drawingml/2006/main">
+              <a:graphicData uri="http://schemas.openxmlformats.org/drawingml/2006/picture">
+                <pic:pic xmlns:pic="http://schemas.openxmlformats.org/drawingml/2006/picture">
+                  <pic:nvPicPr>
+                    <pic:cNvPr id="1022081098" name=""/>
+                    <pic:cNvPicPr/>
+                  </pic:nvPicPr>
+                  <pic:blipFill>
+                    <a:blip r:embed="rId17"/>
+                    <a:stretch>
+                      <a:fillRect/>
+                    </a:stretch>
+                  </pic:blipFill>
+                  <pic:spPr>
+                    <a:xfrm>
+                      <a:off x="0" y="0"/>
+                      <a:ext cx="5943600" cy="4592955"/>
+                    </a:xfrm>
+                    <a:prstGeom prst="rect">
+                      <a:avLst/>
+                    </a:prstGeom>
+                  </pic:spPr>
+                </pic:pic>
+              </a:graphicData>
+            </a:graphic>
+          </wp:inline>
+        </w:drawing>
+      </w:r>
+    </w:p>
+    <w:p>
+      <w:pPr>
+        <w:jc w:val="center"/>
+        <w:rPr>
+          <w:b/>
+          <w:bCs/>
+        </w:rPr>
+      </w:pPr>
+      <w:r>
+        <w:rPr>
+          <w:b/>
+          <w:bCs/>
+        </w:rPr>
+        <w:t>Figure 8</w:t>
+      </w:r>
+      <w:r>
+        <w:rPr>
+          <w:b/>
+          <w:bCs/>
+        </w:rPr>
+        <w:t>.</w:t>
+      </w:r>
+      <w:r>
+        <w:rPr>
+          <w:b/>
+          <w:bCs/>
+        </w:rPr>
+        <w:t xml:space="preserve"> Agent and Transaction Information Using </w:t>
+      </w:r>
+      <w:r>
+        <w:rPr>
+          <w:b/>
+          <w:bCs/>
+        </w:rPr>
+        <w:t>Right</w:t>
+      </w:r>
+      <w:r>
+        <w:rPr>
+          <w:b/>
+          <w:bCs/>
+        </w:rPr>
+        <w:t xml:space="preserve"> J</w:t>
+      </w:r>
+      <w:r>
+        <w:rPr>
+          <w:b/>
+          <w:bCs/>
+        </w:rPr>
+        <w:t>oin</w:t>
+      </w:r>
+    </w:p>
+    <w:p>
+      <w:r>
+        <w:rPr>
+          <w:b/>
+          <w:bCs/>
+        </w:rPr>
+        <w:t>Figure 9</w:t>
+      </w:r>
+      <w:r>
+        <w:t xml:space="preserve"> shows the result of a CROSS JOIN between agents and properties. It displays all possible combinations between the two tables. This can be useful for demonstrating possible agent and property combinations in the database.</w:t>
+      </w:r>
+    </w:p>
+    <w:p/>
+    <w:p>
+      <w:pPr>
+        <w:jc w:val="center"/>
+        <w:rPr>
+          <w:b/>
+          <w:bCs/>
+        </w:rPr>
+      </w:pPr>
+      <w:r>
+        <w:rPr>
+          <w:b/>
+          <w:bCs/>
+        </w:rPr>
+        <w:lastRenderedPageBreak/>
+        <w:drawing>
+          <wp:inline distT="0" distB="0" distL="0" distR="0" wp14:anchorId="384010AA" wp14:editId="3BFF024B">
+            <wp:extent cx="5943600" cy="5478780"/>
+            <wp:effectExtent l="0" t="0" r="0" b="7620"/>
+            <wp:docPr id="1375994120" name="Picture 1"/>
+            <wp:cNvGraphicFramePr>
+              <a:graphicFrameLocks xmlns:a="http://schemas.openxmlformats.org/drawingml/2006/main" noChangeAspect="1"/>
+            </wp:cNvGraphicFramePr>
+            <a:graphic xmlns:a="http://schemas.openxmlformats.org/drawingml/2006/main">
+              <a:graphicData uri="http://schemas.openxmlformats.org/drawingml/2006/picture">
+                <pic:pic xmlns:pic="http://schemas.openxmlformats.org/drawingml/2006/picture">
+                  <pic:nvPicPr>
+                    <pic:cNvPr id="1375994120" name=""/>
+                    <pic:cNvPicPr/>
+                  </pic:nvPicPr>
+                  <pic:blipFill>
+                    <a:blip r:embed="rId18"/>
+                    <a:stretch>
+                      <a:fillRect/>
+                    </a:stretch>
+                  </pic:blipFill>
+                  <pic:spPr>
+                    <a:xfrm>
+                      <a:off x="0" y="0"/>
+                      <a:ext cx="5943600" cy="5478780"/>
+                    </a:xfrm>
+                    <a:prstGeom prst="rect">
+                      <a:avLst/>
+                    </a:prstGeom>
+                  </pic:spPr>
+                </pic:pic>
+              </a:graphicData>
+            </a:graphic>
+          </wp:inline>
+        </w:drawing>
+      </w:r>
+    </w:p>
+    <w:p>
+      <w:pPr>
+        <w:jc w:val="center"/>
+        <w:rPr>
+          <w:b/>
+          <w:bCs/>
+        </w:rPr>
+      </w:pPr>
+      <w:r>
+        <w:rPr>
+          <w:b/>
+          <w:bCs/>
+        </w:rPr>
+        <w:t>Figure 9</w:t>
+      </w:r>
+      <w:r>
+        <w:rPr>
+          <w:b/>
+          <w:bCs/>
+        </w:rPr>
+        <w:t>.</w:t>
+      </w:r>
+      <w:r>
+        <w:rPr>
+          <w:b/>
+          <w:bCs/>
+        </w:rPr>
+        <w:t xml:space="preserve"> Possible Agent and Property Combinations Using </w:t>
+      </w:r>
+      <w:r>
+        <w:rPr>
+          <w:b/>
+          <w:bCs/>
+        </w:rPr>
+        <w:t>Cross</w:t>
+      </w:r>
+      <w:r>
+        <w:rPr>
+          <w:b/>
+          <w:bCs/>
+        </w:rPr>
+        <w:t xml:space="preserve"> J</w:t>
+      </w:r>
+      <w:r>
+        <w:rPr>
+          <w:b/>
+          <w:bCs/>
+        </w:rPr>
+        <w:t>oin</w:t>
+      </w:r>
+    </w:p>
+    <w:p>
+      <w:r>
+        <w:rPr>
+          <w:b/>
+          <w:bCs/>
+        </w:rPr>
+        <w:t>Figure 10</w:t>
+      </w:r>
+      <w:r>
+        <w:t xml:space="preserve"> shows the monthly transaction report created from the transaction records. It displays the number of transactions and the total transaction amount for each month. This can help </w:t>
+      </w:r>
+      <w:proofErr w:type="spellStart"/>
+      <w:r>
+        <w:t>Berealty</w:t>
+      </w:r>
+      <w:proofErr w:type="spellEnd"/>
+      <w:r>
+        <w:t xml:space="preserve"> monitor its monthly business activity.</w:t>
+      </w:r>
+    </w:p>
+    <w:p>
+      <w:pPr>
+        <w:jc w:val="center"/>
+        <w:rPr>
+          <w:b/>
+          <w:bCs/>
+        </w:rPr>
+      </w:pPr>
+      <w:r>
+        <w:rPr>
+          <w:b/>
+          <w:bCs/>
+        </w:rPr>
+        <w:lastRenderedPageBreak/>
+        <w:drawing>
+          <wp:inline distT="0" distB="0" distL="0" distR="0" wp14:anchorId="4168A828" wp14:editId="416F7035">
+            <wp:extent cx="5943600" cy="3848735"/>
+            <wp:effectExtent l="0" t="0" r="0" b="0"/>
+            <wp:docPr id="675962988" name="Picture 1"/>
+            <wp:cNvGraphicFramePr>
+              <a:graphicFrameLocks xmlns:a="http://schemas.openxmlformats.org/drawingml/2006/main" noChangeAspect="1"/>
+            </wp:cNvGraphicFramePr>
+            <a:graphic xmlns:a="http://schemas.openxmlformats.org/drawingml/2006/main">
+              <a:graphicData uri="http://schemas.openxmlformats.org/drawingml/2006/picture">
+                <pic:pic xmlns:pic="http://schemas.openxmlformats.org/drawingml/2006/picture">
+                  <pic:nvPicPr>
+                    <pic:cNvPr id="675962988" name=""/>
+                    <pic:cNvPicPr/>
+                  </pic:nvPicPr>
+                  <pic:blipFill>
+                    <a:blip r:embed="rId19"/>
+                    <a:stretch>
+                      <a:fillRect/>
+                    </a:stretch>
+                  </pic:blipFill>
+                  <pic:spPr>
+                    <a:xfrm>
+                      <a:off x="0" y="0"/>
+                      <a:ext cx="5943600" cy="3848735"/>
+                    </a:xfrm>
+                    <a:prstGeom prst="rect">
+                      <a:avLst/>
+                    </a:prstGeom>
+                  </pic:spPr>
+                </pic:pic>
+              </a:graphicData>
+            </a:graphic>
+          </wp:inline>
+        </w:drawing>
+      </w:r>
+    </w:p>
+    <w:p>
+      <w:pPr>
+        <w:jc w:val="center"/>
+        <w:rPr>
+          <w:b/>
+          <w:bCs/>
+        </w:rPr>
+      </w:pPr>
+      <w:r>
+        <w:rPr>
+          <w:b/>
+          <w:bCs/>
+        </w:rPr>
+        <w:t>Figure 10</w:t>
+      </w:r>
+      <w:r>
+        <w:rPr>
+          <w:b/>
+          <w:bCs/>
+        </w:rPr>
+        <w:t>.</w:t>
+      </w:r>
+      <w:r>
+        <w:rPr>
+          <w:b/>
+          <w:bCs/>
+        </w:rPr>
+        <w:t xml:space="preserve"> Monthly Transaction Report</w:t>
+      </w:r>
+    </w:p>
+    <w:p>
+      <w:r>
+        <w:rPr>
+          <w:b/>
+          <w:bCs/>
+        </w:rPr>
+        <w:t>Figure 11</w:t>
+      </w:r>
+      <w:r>
+        <w:t xml:space="preserve"> shows the quarterly transaction report, where transactions are grouped into three-month periods. The report displays the number and total value of transactions for each quarter, allowing </w:t>
+      </w:r>
+      <w:proofErr w:type="spellStart"/>
+      <w:r>
+        <w:t>Berealty</w:t>
+      </w:r>
+      <w:proofErr w:type="spellEnd"/>
+      <w:r>
+        <w:t xml:space="preserve"> to compare transaction activity across different periods.</w:t>
+      </w:r>
+    </w:p>
+    <w:p>
+      <w:pPr>
+        <w:jc w:val="center"/>
+        <w:rPr>
+          <w:b/>
+          <w:bCs/>
+        </w:rPr>
+      </w:pPr>
+      <w:r>
+        <w:rPr>
+          <w:b/>
+          <w:bCs/>
+        </w:rPr>
+        <w:lastRenderedPageBreak/>
+        <w:drawing>
+          <wp:inline distT="0" distB="0" distL="0" distR="0" wp14:anchorId="37F9C956" wp14:editId="52EC2067">
+            <wp:extent cx="5943600" cy="3992880"/>
+            <wp:effectExtent l="0" t="0" r="0" b="7620"/>
+            <wp:docPr id="1355184213" name="Picture 1"/>
+            <wp:cNvGraphicFramePr>
+              <a:graphicFrameLocks xmlns:a="http://schemas.openxmlformats.org/drawingml/2006/main" noChangeAspect="1"/>
+            </wp:cNvGraphicFramePr>
+            <a:graphic xmlns:a="http://schemas.openxmlformats.org/drawingml/2006/main">
+              <a:graphicData uri="http://schemas.openxmlformats.org/drawingml/2006/picture">
+                <pic:pic xmlns:pic="http://schemas.openxmlformats.org/drawingml/2006/picture">
+                  <pic:nvPicPr>
+                    <pic:cNvPr id="1355184213" name=""/>
+                    <pic:cNvPicPr/>
+                  </pic:nvPicPr>
+                  <pic:blipFill>
+                    <a:blip r:embed="rId20"/>
+                    <a:stretch>
+                      <a:fillRect/>
+                    </a:stretch>
+                  </pic:blipFill>
+                  <pic:spPr>
+                    <a:xfrm>
+                      <a:off x="0" y="0"/>
+                      <a:ext cx="5943600" cy="3992880"/>
+                    </a:xfrm>
+                    <a:prstGeom prst="rect">
+                      <a:avLst/>
+                    </a:prstGeom>
+                  </pic:spPr>
+                </pic:pic>
+              </a:graphicData>
+            </a:graphic>
+          </wp:inline>
+        </w:drawing>
+      </w:r>
+    </w:p>
+    <w:p>
+      <w:pPr>
+        <w:jc w:val="center"/>
+        <w:rPr>
+          <w:b/>
+          <w:bCs/>
+        </w:rPr>
+      </w:pPr>
+      <w:r>
+        <w:rPr>
+          <w:b/>
+          <w:bCs/>
+        </w:rPr>
+        <w:t>Figure 11</w:t>
+      </w:r>
+      <w:r>
+        <w:rPr>
+          <w:b/>
+          <w:bCs/>
+        </w:rPr>
+        <w:t>.</w:t>
+      </w:r>
+      <w:r>
+        <w:rPr>
+          <w:b/>
+          <w:bCs/>
+        </w:rPr>
+        <w:t xml:space="preserve"> Quarterly Transaction Report</w:t>
+      </w:r>
+    </w:p>
+    <w:p>
+      <w:r>
+        <w:rPr>
+          <w:b/>
+          <w:bCs/>
+        </w:rPr>
+        <w:t>Figure 12</w:t>
+      </w:r>
+      <w:r>
+        <w:t xml:space="preserve"> shows the yearly transaction report. It provides the total number of transactions and the total transaction value for the year. This information can help </w:t>
+      </w:r>
+      <w:proofErr w:type="spellStart"/>
+      <w:r>
+        <w:t>Berealty</w:t>
+      </w:r>
+      <w:proofErr w:type="spellEnd"/>
+      <w:r>
+        <w:t xml:space="preserve"> evaluate its overall transaction activity.</w:t>
+      </w:r>
+    </w:p>
+    <w:p>
+      <w:pPr>
+        <w:jc w:val="center"/>
+        <w:rPr>
+          <w:b/>
+          <w:bCs/>
+        </w:rPr>
+      </w:pPr>
+      <w:r>
+        <w:rPr>
+          <w:b/>
+          <w:bCs/>
+        </w:rPr>
+        <w:lastRenderedPageBreak/>
+        <w:drawing>
+          <wp:inline distT="0" distB="0" distL="0" distR="0" wp14:anchorId="3CF87BD2" wp14:editId="2FFFDB21">
+            <wp:extent cx="5943600" cy="3159760"/>
+            <wp:effectExtent l="0" t="0" r="0" b="2540"/>
+            <wp:docPr id="1191765097" name="Picture 1"/>
+            <wp:cNvGraphicFramePr>
+              <a:graphicFrameLocks xmlns:a="http://schemas.openxmlformats.org/drawingml/2006/main" noChangeAspect="1"/>
+            </wp:cNvGraphicFramePr>
+            <a:graphic xmlns:a="http://schemas.openxmlformats.org/drawingml/2006/main">
+              <a:graphicData uri="http://schemas.openxmlformats.org/drawingml/2006/picture">
+                <pic:pic xmlns:pic="http://schemas.openxmlformats.org/drawingml/2006/picture">
+                  <pic:nvPicPr>
+                    <pic:cNvPr id="1191765097" name=""/>
+                    <pic:cNvPicPr/>
+                  </pic:nvPicPr>
+                  <pic:blipFill>
+                    <a:blip r:embed="rId21"/>
+                    <a:stretch>
+                      <a:fillRect/>
+                    </a:stretch>
+                  </pic:blipFill>
+                  <pic:spPr>
+                    <a:xfrm>
+                      <a:off x="0" y="0"/>
+                      <a:ext cx="5943600" cy="3159760"/>
+                    </a:xfrm>
+                    <a:prstGeom prst="rect">
+                      <a:avLst/>
+                    </a:prstGeom>
+                  </pic:spPr>
+                </pic:pic>
+              </a:graphicData>
+            </a:graphic>
+          </wp:inline>
+        </w:drawing>
+      </w:r>
+    </w:p>
+    <w:p>
+      <w:pPr>
+        <w:jc w:val="center"/>
+        <w:rPr>
+          <w:b/>
+          <w:bCs/>
+        </w:rPr>
+      </w:pPr>
+      <w:r>
+        <w:rPr>
+          <w:b/>
+          <w:bCs/>
+        </w:rPr>
+        <w:t>Figure 12</w:t>
+      </w:r>
+      <w:r>
+        <w:rPr>
+          <w:b/>
+          <w:bCs/>
+        </w:rPr>
+        <w:t>.</w:t>
+      </w:r>
+      <w:r>
+        <w:rPr>
+          <w:b/>
+          <w:bCs/>
+        </w:rPr>
+        <w:t xml:space="preserve"> Yearly Transaction Report</w:t>
+      </w:r>
+    </w:p>
+    <w:p>
+      <w:r>
+        <w:rPr>
+          <w:b/>
+          <w:bCs/>
+        </w:rPr>
+        <w:t>Figure 13</w:t>
+      </w:r>
+      <w:r>
+        <w:t xml:space="preserve"> shows a summary of transaction activity for each agent. It provides information about the number and value of transactions associated with the agents and can support the analysis of agent performance.</w:t>
+      </w:r>
+    </w:p>
+    <w:p>
+      <w:pPr>
+        <w:jc w:val="center"/>
+        <w:rPr>
+          <w:b/>
+          <w:bCs/>
+        </w:rPr>
+      </w:pPr>
+      <w:r>
+        <w:rPr>
+          <w:b/>
+          <w:bCs/>
+        </w:rPr>
+        <w:lastRenderedPageBreak/>
+        <w:drawing>
+          <wp:inline distT="0" distB="0" distL="0" distR="0" wp14:anchorId="00A90FA1" wp14:editId="6B3163BB">
+            <wp:extent cx="5943600" cy="4338320"/>
+            <wp:effectExtent l="0" t="0" r="0" b="5080"/>
+            <wp:docPr id="15075552" name="Picture 1"/>
+            <wp:cNvGraphicFramePr>
+              <a:graphicFrameLocks xmlns:a="http://schemas.openxmlformats.org/drawingml/2006/main" noChangeAspect="1"/>
+            </wp:cNvGraphicFramePr>
+            <a:graphic xmlns:a="http://schemas.openxmlformats.org/drawingml/2006/main">
+              <a:graphicData uri="http://schemas.openxmlformats.org/drawingml/2006/picture">
+                <pic:pic xmlns:pic="http://schemas.openxmlformats.org/drawingml/2006/picture">
+                  <pic:nvPicPr>
+                    <pic:cNvPr id="15075552" name=""/>
+                    <pic:cNvPicPr/>
+                  </pic:nvPicPr>
+                  <pic:blipFill>
+                    <a:blip r:embed="rId22"/>
+                    <a:stretch>
+                      <a:fillRect/>
+                    </a:stretch>
+                  </pic:blipFill>
+                  <pic:spPr>
+                    <a:xfrm>
+                      <a:off x="0" y="0"/>
+                      <a:ext cx="5943600" cy="4338320"/>
+                    </a:xfrm>
+                    <a:prstGeom prst="rect">
+                      <a:avLst/>
+                    </a:prstGeom>
+                  </pic:spPr>
+                </pic:pic>
+              </a:graphicData>
+            </a:graphic>
+          </wp:inline>
+        </w:drawing>
+      </w:r>
+    </w:p>
+    <w:p>
+      <w:pPr>
+        <w:jc w:val="center"/>
+        <w:rPr>
+          <w:b/>
+          <w:bCs/>
+        </w:rPr>
+      </w:pPr>
+      <w:r>
+        <w:rPr>
+          <w:b/>
+          <w:bCs/>
+        </w:rPr>
+        <w:t>Figure 13</w:t>
+      </w:r>
+      <w:r>
+        <w:rPr>
+          <w:b/>
+          <w:bCs/>
+        </w:rPr>
+        <w:t>.</w:t>
+      </w:r>
+      <w:r>
+        <w:rPr>
+          <w:b/>
+          <w:bCs/>
+        </w:rPr>
+        <w:t xml:space="preserve"> Agent Transaction Summary</w:t>
+      </w:r>
+    </w:p>
+    <w:p>
+      <w:r>
+        <w:rPr>
+          <w:b/>
+          <w:bCs/>
+        </w:rPr>
+        <w:t>Figure 14</w:t>
+      </w:r>
+      <w:r>
+        <w:t xml:space="preserve"> shows a summary of the transaction activity of the clients stored in the database. This allows </w:t>
+      </w:r>
+      <w:proofErr w:type="spellStart"/>
+      <w:r>
+        <w:t>Berealty</w:t>
+      </w:r>
+      <w:proofErr w:type="spellEnd"/>
+      <w:r>
+        <w:t xml:space="preserve"> to review the transactions associated with each client and understand their transaction history.</w:t>
+      </w:r>
+    </w:p>
+    <w:p>
+      <w:pPr>
+        <w:jc w:val="center"/>
+        <w:rPr>
+          <w:b/>
+          <w:bCs/>
+        </w:rPr>
+      </w:pPr>
+      <w:r>
+        <w:rPr>
+          <w:b/>
+          <w:bCs/>
+        </w:rPr>
+        <w:lastRenderedPageBreak/>
+        <w:drawing>
+          <wp:inline distT="0" distB="0" distL="0" distR="0" wp14:anchorId="166D32DF" wp14:editId="12C6E45F">
+            <wp:extent cx="5943600" cy="4838700"/>
+            <wp:effectExtent l="0" t="0" r="0" b="0"/>
+            <wp:docPr id="2041101245" name="Picture 1"/>
+            <wp:cNvGraphicFramePr>
+              <a:graphicFrameLocks xmlns:a="http://schemas.openxmlformats.org/drawingml/2006/main" noChangeAspect="1"/>
+            </wp:cNvGraphicFramePr>
+            <a:graphic xmlns:a="http://schemas.openxmlformats.org/drawingml/2006/main">
+              <a:graphicData uri="http://schemas.openxmlformats.org/drawingml/2006/picture">
+                <pic:pic xmlns:pic="http://schemas.openxmlformats.org/drawingml/2006/picture">
+                  <pic:nvPicPr>
+                    <pic:cNvPr id="2041101245" name=""/>
+                    <pic:cNvPicPr/>
+                  </pic:nvPicPr>
+                  <pic:blipFill>
+                    <a:blip r:embed="rId23"/>
+                    <a:stretch>
+                      <a:fillRect/>
+                    </a:stretch>
+                  </pic:blipFill>
+                  <pic:spPr>
+                    <a:xfrm>
+                      <a:off x="0" y="0"/>
+                      <a:ext cx="5943600" cy="4838700"/>
+                    </a:xfrm>
+                    <a:prstGeom prst="rect">
+                      <a:avLst/>
+                    </a:prstGeom>
+                  </pic:spPr>
+                </pic:pic>
+              </a:graphicData>
+            </a:graphic>
+          </wp:inline>
+        </w:drawing>
+      </w:r>
+    </w:p>
+    <w:p>
+      <w:pPr>
+        <w:jc w:val="center"/>
+        <w:rPr>
+          <w:b/>
+          <w:bCs/>
+        </w:rPr>
+      </w:pPr>
+      <w:r>
+        <w:rPr>
+          <w:b/>
+          <w:bCs/>
+        </w:rPr>
+        <w:t>Figure 14</w:t>
+      </w:r>
+      <w:r>
+        <w:rPr>
+          <w:b/>
+          <w:bCs/>
+        </w:rPr>
+        <w:t>.</w:t>
+      </w:r>
+      <w:r>
+        <w:rPr>
+          <w:b/>
+          <w:bCs/>
+        </w:rPr>
+        <w:t xml:space="preserve"> Client Transaction Summary</w:t>
+      </w:r>
+    </w:p>
+    <w:p>
+      <w:r>
+        <w:rPr>
+          <w:b/>
+          <w:bCs/>
+        </w:rPr>
+        <w:t>Figure 15</w:t>
+      </w:r>
+      <w:r>
+        <w:t xml:space="preserve"> shows a summary of the different property statuses in the database. It indicates how many properties have each status and can help </w:t>
+      </w:r>
+      <w:proofErr w:type="spellStart"/>
+      <w:r>
+        <w:t>Berealty</w:t>
+      </w:r>
+      <w:proofErr w:type="spellEnd"/>
+      <w:r>
+        <w:t xml:space="preserve"> monitor the current state of its property listings.</w:t>
+      </w:r>
+    </w:p>
+    <w:p>
+      <w:pPr>
+        <w:jc w:val="center"/>
+        <w:rPr>
+          <w:b/>
+          <w:bCs/>
+        </w:rPr>
+      </w:pPr>
+    </w:p>
+    <w:p>
+      <w:pPr>
+        <w:jc w:val="center"/>
+        <w:rPr>
+          <w:b/>
+          <w:bCs/>
+        </w:rPr>
+      </w:pPr>
+      <w:r>
+        <w:rPr>
+          <w:b/>
+          <w:bCs/>
+        </w:rPr>
+        <w:lastRenderedPageBreak/>
+        <w:drawing>
+          <wp:inline distT="0" distB="0" distL="0" distR="0" wp14:anchorId="1AE0EAF0" wp14:editId="7818D0DE">
+            <wp:extent cx="5943600" cy="2616200"/>
+            <wp:effectExtent l="0" t="0" r="0" b="0"/>
+            <wp:docPr id="1816628261" name="Picture 1"/>
+            <wp:cNvGraphicFramePr>
+              <a:graphicFrameLocks xmlns:a="http://schemas.openxmlformats.org/drawingml/2006/main" noChangeAspect="1"/>
+            </wp:cNvGraphicFramePr>
+            <a:graphic xmlns:a="http://schemas.openxmlformats.org/drawingml/2006/main">
+              <a:graphicData uri="http://schemas.openxmlformats.org/drawingml/2006/picture">
+                <pic:pic xmlns:pic="http://schemas.openxmlformats.org/drawingml/2006/picture">
+                  <pic:nvPicPr>
+                    <pic:cNvPr id="1816628261" name=""/>
+                    <pic:cNvPicPr/>
+                  </pic:nvPicPr>
+                  <pic:blipFill>
+                    <a:blip r:embed="rId24"/>
+                    <a:stretch>
+                      <a:fillRect/>
+                    </a:stretch>
+                  </pic:blipFill>
+                  <pic:spPr>
+                    <a:xfrm>
+                      <a:off x="0" y="0"/>
+                      <a:ext cx="5943600" cy="2616200"/>
+                    </a:xfrm>
+                    <a:prstGeom prst="rect">
+                      <a:avLst/>
+                    </a:prstGeom>
+                  </pic:spPr>
+                </pic:pic>
+              </a:graphicData>
+            </a:graphic>
+          </wp:inline>
+        </w:drawing>
+      </w:r>
+    </w:p>
+    <w:p>
+      <w:pPr>
+        <w:jc w:val="center"/>
+        <w:rPr>
+          <w:b/>
+          <w:bCs/>
+        </w:rPr>
+      </w:pPr>
+      <w:r>
+        <w:rPr>
+          <w:b/>
+          <w:bCs/>
+        </w:rPr>
+        <w:t>Figure 15</w:t>
+      </w:r>
+      <w:r>
+        <w:rPr>
+          <w:b/>
+          <w:bCs/>
+        </w:rPr>
+        <w:t>.</w:t>
+      </w:r>
+      <w:r>
+        <w:rPr>
+          <w:b/>
+          <w:bCs/>
+        </w:rPr>
+        <w:t xml:space="preserve"> Property Status Summary</w:t>
+      </w:r>
+    </w:p>
+    <w:p>
+      <w:r>
+        <w:rPr>
+          <w:b/>
+          <w:bCs/>
+        </w:rPr>
+        <w:t>Figure 16</w:t>
+      </w:r>
+      <w:r>
+        <w:t xml:space="preserve"> shows a summary of the different property types stored in the database. It displays the number of properties belonging to each type and helps </w:t>
+      </w:r>
+      <w:proofErr w:type="spellStart"/>
+      <w:r>
+        <w:t>Berealty</w:t>
+      </w:r>
+      <w:proofErr w:type="spellEnd"/>
+      <w:r>
+        <w:t xml:space="preserve"> understand the composition of its property portfolio.</w:t>
+      </w:r>
+    </w:p>
+    <w:p>
+      <w:pPr>
+        <w:jc w:val="center"/>
+        <w:rPr>
+          <w:b/>
+          <w:bCs/>
+        </w:rPr>
+      </w:pPr>
+      <w:r>
+        <w:rPr>
+          <w:b/>
+          <w:bCs/>
+        </w:rPr>
+        <w:drawing>
+          <wp:inline distT="0" distB="0" distL="0" distR="0" wp14:anchorId="53E495B0" wp14:editId="1FE38260">
+            <wp:extent cx="5943600" cy="3143885"/>
+            <wp:effectExtent l="0" t="0" r="0" b="0"/>
+            <wp:docPr id="803530969" name="Picture 1"/>
+            <wp:cNvGraphicFramePr>
+              <a:graphicFrameLocks xmlns:a="http://schemas.openxmlformats.org/drawingml/2006/main" noChangeAspect="1"/>
+            </wp:cNvGraphicFramePr>
+            <a:graphic xmlns:a="http://schemas.openxmlformats.org/drawingml/2006/main">
+              <a:graphicData uri="http://schemas.openxmlformats.org/drawingml/2006/picture">
+                <pic:pic xmlns:pic="http://schemas.openxmlformats.org/drawingml/2006/picture">
+                  <pic:nvPicPr>
+                    <pic:cNvPr id="803530969" name=""/>
+                    <pic:cNvPicPr/>
+                  </pic:nvPicPr>
+                  <pic:blipFill>
+                    <a:blip r:embed="rId25"/>
+                    <a:stretch>
+                      <a:fillRect/>
+                    </a:stretch>
+                  </pic:blipFill>
+                  <pic:spPr>
+                    <a:xfrm>
+                      <a:off x="0" y="0"/>
+                      <a:ext cx="5943600" cy="3143885"/>
+                    </a:xfrm>
+                    <a:prstGeom prst="rect">
+                      <a:avLst/>
+                    </a:prstGeom>
+                  </pic:spPr>
+                </pic:pic>
+              </a:graphicData>
+            </a:graphic>
+          </wp:inline>
+        </w:drawing>
+      </w:r>
+    </w:p>
+    <w:p>
+      <w:pPr>
+        <w:jc w:val="center"/>
+        <w:rPr>
+          <w:b/>
+          <w:bCs/>
+        </w:rPr>
+      </w:pPr>
+      <w:r>
+        <w:rPr>
+          <w:b/>
+          <w:bCs/>
+        </w:rPr>
+        <w:t>Figure 16</w:t>
+      </w:r>
+      <w:r>
+        <w:rPr>
+          <w:b/>
+          <w:bCs/>
+        </w:rPr>
+        <w:t>.</w:t>
+      </w:r>
+      <w:r>
+        <w:rPr>
+          <w:b/>
+          <w:bCs/>
+        </w:rPr>
+        <w:t xml:space="preserve"> Property Type Summary</w:t>
+      </w:r>
+    </w:p>
+    <w:p>
+      <w:r>
+        <w:rPr>
+          <w:b/>
+          <w:bCs/>
+        </w:rPr>
+        <w:t>Figure 17</w:t>
+      </w:r>
+      <w:r>
+        <w:t xml:space="preserve"> shows the result of the complex query that uses a subquery to calculate the average transaction amount. It identifies transactions with amounts higher than the average and displays the related property information. This can help </w:t>
+      </w:r>
+      <w:proofErr w:type="spellStart"/>
+      <w:r>
+        <w:t>Berealty</w:t>
+      </w:r>
+      <w:proofErr w:type="spellEnd"/>
+      <w:r>
+        <w:t xml:space="preserve"> identify higher-value transactions.</w:t>
+      </w:r>
+    </w:p>
+    <w:p>
+      <w:pPr>
+        <w:jc w:val="center"/>
+        <w:rPr>
+          <w:b/>
+          <w:bCs/>
+        </w:rPr>
+      </w:pPr>
+      <w:r>
+        <w:rPr>
+          <w:b/>
+          <w:bCs/>
+        </w:rPr>
+        <w:lastRenderedPageBreak/>
+        <w:drawing>
+          <wp:inline distT="0" distB="0" distL="0" distR="0" wp14:anchorId="43BF195B" wp14:editId="5B329BBC">
+            <wp:extent cx="5943600" cy="5042535"/>
+            <wp:effectExtent l="0" t="0" r="0" b="5715"/>
+            <wp:docPr id="1527334349" name="Picture 1"/>
+            <wp:cNvGraphicFramePr>
+              <a:graphicFrameLocks xmlns:a="http://schemas.openxmlformats.org/drawingml/2006/main" noChangeAspect="1"/>
+            </wp:cNvGraphicFramePr>
+            <a:graphic xmlns:a="http://schemas.openxmlformats.org/drawingml/2006/main">
+              <a:graphicData uri="http://schemas.openxmlformats.org/drawingml/2006/picture">
+                <pic:pic xmlns:pic="http://schemas.openxmlformats.org/drawingml/2006/picture">
+                  <pic:nvPicPr>
+                    <pic:cNvPr id="1527334349" name=""/>
+                    <pic:cNvPicPr/>
+                  </pic:nvPicPr>
+                  <pic:blipFill>
+                    <a:blip r:embed="rId26"/>
+                    <a:stretch>
+                      <a:fillRect/>
+                    </a:stretch>
+                  </pic:blipFill>
+                  <pic:spPr>
+                    <a:xfrm>
+                      <a:off x="0" y="0"/>
+                      <a:ext cx="5943600" cy="5042535"/>
+                    </a:xfrm>
+                    <a:prstGeom prst="rect">
+                      <a:avLst/>
+                    </a:prstGeom>
+                  </pic:spPr>
+                </pic:pic>
+              </a:graphicData>
+            </a:graphic>
+          </wp:inline>
+        </w:drawing>
+      </w:r>
+    </w:p>
+    <w:p>
+      <w:pPr>
+        <w:jc w:val="center"/>
+        <w:rPr>
+          <w:b/>
+          <w:bCs/>
+        </w:rPr>
+      </w:pPr>
+      <w:r>
+        <w:rPr>
+          <w:b/>
+          <w:bCs/>
+        </w:rPr>
+        <w:t>Figure 17</w:t>
+      </w:r>
+      <w:r>
+        <w:rPr>
+          <w:b/>
+          <w:bCs/>
+        </w:rPr>
+        <w:t>.</w:t>
+      </w:r>
+      <w:r>
+        <w:rPr>
+          <w:b/>
+          <w:bCs/>
+        </w:rPr>
+        <w:t xml:space="preserve"> Properties with Transactions Above the Average Amount</w:t>
+      </w:r>
+    </w:p>
+    <w:p>
+      <w:pPr>
+        <w:pStyle w:val="Heading2"/>
+      </w:pPr>
+      <w:r>
+        <w:t>2.5 JOIN Operations</w:t>
+      </w:r>
+    </w:p>
+    <w:p>
+      <w:r>
+        <w:t xml:space="preserve">Different JOIN operations were used to display related information from different tables in the database. </w:t>
+      </w:r>
+      <w:r>
+        <w:rPr>
+          <w:b/>
+          <w:bCs/>
+        </w:rPr>
+        <w:t>As shown in Figure 3</w:t>
+      </w:r>
+      <w:r>
+        <w:t xml:space="preserve">, INNER JOIN was used to combine related records and display agent and property information together. </w:t>
+      </w:r>
+      <w:r>
+        <w:rPr>
+          <w:b/>
+          <w:bCs/>
+        </w:rPr>
+        <w:t>Figure 5 and Figure 7</w:t>
+      </w:r>
+      <w:r>
+        <w:t xml:space="preserve"> show the use of LEFT JOIN to display records from the main table and retrieve their related transaction information. </w:t>
+      </w:r>
+      <w:r>
+        <w:rPr>
+          <w:b/>
+          <w:bCs/>
+        </w:rPr>
+        <w:t>Figure 8</w:t>
+      </w:r>
+      <w:r>
+        <w:t xml:space="preserve"> shows the use of RIGHT JOIN to display the records from the right-side table. Finally, </w:t>
+      </w:r>
+      <w:r>
+        <w:rPr>
+          <w:b/>
+          <w:bCs/>
+        </w:rPr>
+        <w:t>Figure 9</w:t>
+      </w:r>
+      <w:r>
+        <w:t xml:space="preserve"> shows the use of CROSS JOIN to display all possible combinations between two tables. These JOIN operations help to </w:t>
+      </w:r>
+      <w:r>
+        <w:t>analyze</w:t>
+      </w:r>
+      <w:r>
+        <w:t xml:space="preserve"> </w:t>
+      </w:r>
+      <w:proofErr w:type="spellStart"/>
+      <w:r>
+        <w:t>Berealty</w:t>
+      </w:r>
+      <w:proofErr w:type="spellEnd"/>
+      <w:r>
+        <w:t xml:space="preserve"> data across different tables.</w:t>
+      </w:r>
+    </w:p>
+    <w:p>
+      <w:pPr>
+        <w:pStyle w:val="Heading2"/>
+      </w:pPr>
+      <w:r>
+        <w:t>2.6 Reports</w:t>
+      </w:r>
+    </w:p>
+    <w:p>
+      <w:r>
+        <w:t xml:space="preserve">Monthly, quarterly and yearly transaction reports were created in the database. The monthly report was created to show the number of transactions and the total transaction amount for each month, as shown in </w:t>
+      </w:r>
+      <w:r>
+        <w:rPr>
+          <w:b/>
+          <w:bCs/>
+        </w:rPr>
+        <w:t>Figure 10</w:t>
+      </w:r>
+      <w:r>
+        <w:t xml:space="preserve">. The quarterly report shows the number of transactions and the total transaction amount </w:t>
+      </w:r>
+      <w:r>
+        <w:lastRenderedPageBreak/>
+        <w:t xml:space="preserve">for each three-month period, as shown in </w:t>
+      </w:r>
+      <w:r>
+        <w:rPr>
+          <w:b/>
+          <w:bCs/>
+        </w:rPr>
+        <w:t>Figure 11</w:t>
+      </w:r>
+      <w:r>
+        <w:t xml:space="preserve">. Finally, the yearly report shows the total number of transactions and the total transaction value within one year, as shown in </w:t>
+      </w:r>
+      <w:r>
+        <w:rPr>
+          <w:b/>
+          <w:bCs/>
+        </w:rPr>
+        <w:t>Figure 12</w:t>
+      </w:r>
+      <w:r>
+        <w:t xml:space="preserve">. These reports are used to help </w:t>
+      </w:r>
+      <w:proofErr w:type="spellStart"/>
+      <w:r>
+        <w:t>Berealty</w:t>
+      </w:r>
+      <w:proofErr w:type="spellEnd"/>
+      <w:r>
+        <w:t xml:space="preserve"> track its transaction activities over different time periods.</w:t>
+      </w:r>
+    </w:p>
+    <w:p>
+      <w:pPr>
+        <w:pStyle w:val="Heading2"/>
+      </w:pPr>
+      <w:r>
+        <w:t>2.7 Complex Query and Subquery</w:t>
+      </w:r>
+    </w:p>
+    <w:p>
+      <w:r>
+        <w:t xml:space="preserve">A more complex SQL query was created by using a JOIN and a subquery together. The purpose of this query is to access more detailed information. The average transaction amount is calculated using a subquery. Then, transaction records with an amount higher than this average are identified and displayed together with the related property information. The purpose of this query is to identify transactions that are above the average transaction amount, as shown in </w:t>
+      </w:r>
+      <w:r>
+        <w:rPr>
+          <w:b/>
+          <w:bCs/>
+        </w:rPr>
+        <w:t>Figure 17</w:t>
+      </w:r>
+      <w:r>
+        <w:t>.</w:t>
+      </w:r>
+    </w:p>
+    <w:p>
+      <w:pPr>
+        <w:pStyle w:val="Heading2"/>
+      </w:pPr>
+      <w:r>
+        <w:t>2.8 SQL Trigger</w:t>
+      </w:r>
+    </w:p>
+    <w:p>
+      <w:r>
+        <w:t xml:space="preserve">A trigger was created in the database to update the status of a property when a transaction is completed. The trigger checks the status of a newly added transaction. If the transaction status is Completed and the transaction type is Sale, the status of the related property is automatically updated to Sold. To test the trigger, a sample transaction was created, and as a result of the test, the property status was changed to Sold, as shown in </w:t>
+      </w:r>
+      <w:r>
+        <w:rPr>
+          <w:b/>
+          <w:bCs/>
+        </w:rPr>
+        <w:t>Figure 19</w:t>
+      </w:r>
+      <w:r>
+        <w:t>. After the test, the sample transaction was removed and the property status was changed back to Available.</w:t>
+      </w:r>
+    </w:p>
+    <w:p>
+      <w:pPr>
+        <w:jc w:val="center"/>
+      </w:pPr>
+      <w:r>
+        <w:drawing>
+          <wp:inline distT="0" distB="0" distL="0" distR="0" wp14:anchorId="3DB844A2" wp14:editId="612DDBE2">
+            <wp:extent cx="3835597" cy="3073558"/>
+            <wp:effectExtent l="0" t="0" r="0" b="0"/>
+            <wp:docPr id="560641842" name="Picture 1"/>
+            <wp:cNvGraphicFramePr>
+              <a:graphicFrameLocks xmlns:a="http://schemas.openxmlformats.org/drawingml/2006/main" noChangeAspect="1"/>
+            </wp:cNvGraphicFramePr>
+            <a:graphic xmlns:a="http://schemas.openxmlformats.org/drawingml/2006/main">
+              <a:graphicData uri="http://schemas.openxmlformats.org/drawingml/2006/picture">
+                <pic:pic xmlns:pic="http://schemas.openxmlformats.org/drawingml/2006/picture">
+                  <pic:nvPicPr>
+                    <pic:cNvPr id="560641842" name=""/>
+                    <pic:cNvPicPr/>
+                  </pic:nvPicPr>
+                  <pic:blipFill>
+                    <a:blip r:embed="rId27"/>
+                    <a:stretch>
+                      <a:fillRect/>
+                    </a:stretch>
+                  </pic:blipFill>
+                  <pic:spPr>
+                    <a:xfrm>
+                      <a:off x="0" y="0"/>
+                      <a:ext cx="3835597" cy="3073558"/>
+                    </a:xfrm>
+                    <a:prstGeom prst="rect">
+                      <a:avLst/>
+                    </a:prstGeom>
+                  </pic:spPr>
+                </pic:pic>
+              </a:graphicData>
+            </a:graphic>
+          </wp:inline>
+        </w:drawing>
+      </w:r>
+    </w:p>
+    <w:p>
+      <w:pPr>
+        <w:jc w:val="center"/>
+        <w:rPr>
+          <w:b/>
+          <w:bCs/>
+        </w:rPr>
+      </w:pPr>
+      <w:r>
+        <w:rPr>
+          <w:b/>
+          <w:bCs/>
+        </w:rPr>
+        <w:t>Figure 18</w:t>
+      </w:r>
+      <w:r>
+        <w:rPr>
+          <w:b/>
+          <w:bCs/>
+        </w:rPr>
+        <w:t>.</w:t>
+      </w:r>
+      <w:r>
+        <w:rPr>
+          <w:b/>
+          <w:bCs/>
+        </w:rPr>
+        <w:t xml:space="preserve"> SQL Trigger for Updating Property Status</w:t>
+      </w:r>
+    </w:p>
+    <w:p>
+      <w:pPr>
+        <w:jc w:val="center"/>
+      </w:pPr>
+      <w:r>
+        <w:lastRenderedPageBreak/>
+        <w:drawing>
+          <wp:inline distT="0" distB="0" distL="0" distR="0" wp14:anchorId="4DDAA7C2" wp14:editId="58628E66">
+            <wp:extent cx="5016758" cy="2425825"/>
+            <wp:effectExtent l="0" t="0" r="0" b="0"/>
+            <wp:docPr id="1940608666" name="Picture 1"/>
+            <wp:cNvGraphicFramePr>
+              <a:graphicFrameLocks xmlns:a="http://schemas.openxmlformats.org/drawingml/2006/main" noChangeAspect="1"/>
+            </wp:cNvGraphicFramePr>
+            <a:graphic xmlns:a="http://schemas.openxmlformats.org/drawingml/2006/main">
+              <a:graphicData uri="http://schemas.openxmlformats.org/drawingml/2006/picture">
+                <pic:pic xmlns:pic="http://schemas.openxmlformats.org/drawingml/2006/picture">
+                  <pic:nvPicPr>
+                    <pic:cNvPr id="1940608666" name=""/>
+                    <pic:cNvPicPr/>
+                  </pic:nvPicPr>
+                  <pic:blipFill>
+                    <a:blip r:embed="rId28"/>
+                    <a:stretch>
+                      <a:fillRect/>
+                    </a:stretch>
+                  </pic:blipFill>
+                  <pic:spPr>
+                    <a:xfrm>
+                      <a:off x="0" y="0"/>
+                      <a:ext cx="5016758" cy="2425825"/>
+                    </a:xfrm>
+                    <a:prstGeom prst="rect">
+                      <a:avLst/>
+                    </a:prstGeom>
+                  </pic:spPr>
+                </pic:pic>
+              </a:graphicData>
+            </a:graphic>
+          </wp:inline>
+        </w:drawing>
+      </w:r>
+    </w:p>
+    <w:p>
+      <w:pPr>
+        <w:jc w:val="center"/>
+        <w:rPr>
+          <w:b/>
+          <w:bCs/>
+        </w:rPr>
+      </w:pPr>
+      <w:r>
+        <w:rPr>
+          <w:b/>
+          <w:bCs/>
+        </w:rPr>
+        <w:t>Figure 19</w:t>
+      </w:r>
+      <w:r>
+        <w:rPr>
+          <w:b/>
+          <w:bCs/>
+        </w:rPr>
+        <w:t>.</w:t>
+      </w:r>
+      <w:r>
+        <w:rPr>
+          <w:b/>
+          <w:bCs/>
+        </w:rPr>
+        <w:t xml:space="preserve"> Trigger Test Result</w:t>
+      </w:r>
+    </w:p>
+    <w:p/>
+    <w:p/>
+    <w:p/>
+    <w:p/>
+    <w:p/>
+    <w:p/>
+    <w:p/>
+    <w:p/>
+    <w:p/>
+    <w:p/>
+    <w:p/>
+    <w:p/>
+    <w:p/>
+    <w:p/>
+    <w:p/>
+    <w:p>
+      <w:pPr>
+        <w:pStyle w:val="Heading1"/>
+      </w:pPr>
+      <w:r>
+        <w:lastRenderedPageBreak/>
+        <w:t>CHAPTER THREE – CAP THEOREM</w:t>
+      </w:r>
+    </w:p>
+    <w:p>
+      <w:pPr>
+        <w:shd w:val="clear" w:color="auto" w:fill="538135"/>
+      </w:pPr>
+    </w:p>
+    <w:p>
+      <w:pPr>
+        <w:pStyle w:val="Heading2"/>
+      </w:pPr>
+      <w:r>
+        <w:t>3.1 CAP Theorem</w:t>
+      </w:r>
+    </w:p>
+    <w:p>
+      <w:r>
+        <w:t xml:space="preserve">CAP is a concept related to data management in distributed systems that describes three properties: Consistency, Availability and Partition Tolerance. When a network partition occurs, the system may have to make a choice between consistency and availability. CAP Theorem is important when designing a distributed database because it helps to consider how the system will work in different situations and which properties should be </w:t>
+      </w:r>
+      <w:r>
+        <w:t>prioritized</w:t>
+      </w:r>
+      <w:r>
+        <w:t xml:space="preserve"> </w:t>
+      </w:r>
+      <w:r>
+        <w:t>(AWS, 2021)</w:t>
+      </w:r>
+      <w:r>
+        <w:t>.</w:t>
+      </w:r>
+    </w:p>
+    <w:p>
+      <w:pPr>
+        <w:pStyle w:val="Heading2"/>
+      </w:pPr>
+      <w:r>
+        <w:t>3.2 Consistency</w:t>
+      </w:r>
+    </w:p>
+    <w:p>
+      <w:r>
+        <w:t xml:space="preserve">Consistency in CAP means that the data in the database should be correct and up to date. For example, when a property is sold in the </w:t>
+      </w:r>
+      <w:proofErr w:type="spellStart"/>
+      <w:r>
+        <w:t>Berealty</w:t>
+      </w:r>
+      <w:proofErr w:type="spellEnd"/>
+      <w:r>
+        <w:t xml:space="preserve"> database, its status should be shown as Sold. Different users looking at the same property should see the same and correct status.</w:t>
+      </w:r>
+    </w:p>
+    <w:p>
+      <w:pPr>
+        <w:pStyle w:val="Heading2"/>
+      </w:pPr>
+      <w:r>
+        <w:t>3.3 Availability</w:t>
+      </w:r>
+    </w:p>
+    <w:p>
+      <w:r>
+        <w:t>Availability means that the database should be accessible and usable by users when they need it. For example, agents being able to access property, client and transaction information when they need it is related to this concept. The system should remain available so that users can access the information in the database.</w:t>
+      </w:r>
+    </w:p>
+    <w:p>
+      <w:pPr>
+        <w:pStyle w:val="Heading2"/>
+      </w:pPr>
+      <w:r>
+        <w:t>3.4 Partition Tolerance</w:t>
+      </w:r>
+    </w:p>
+    <w:p>
+      <w:r>
+        <w:t xml:space="preserve">Partition Tolerance means that a distributed system can continue to operate even when there is a problem with the network connection between different parts of the system. This concept is important for </w:t>
+      </w:r>
+      <w:proofErr w:type="spellStart"/>
+      <w:r>
+        <w:t>Berealty</w:t>
+      </w:r>
+      <w:proofErr w:type="spellEnd"/>
+      <w:r>
+        <w:t xml:space="preserve"> if the database is distributed across different servers or locations in the future. In such a situation, the system should be able to handle network problems and continue providing its services where possible (AWS, 2021).</w:t>
+      </w:r>
+    </w:p>
+    <w:p>
+      <w:pPr>
+        <w:pStyle w:val="Heading2"/>
+      </w:pPr>
+      <w:r>
+        <w:t xml:space="preserve">3.5 CAP Theorem in the </w:t>
+      </w:r>
+      <w:proofErr w:type="spellStart"/>
+      <w:r>
+        <w:t>Berealty</w:t>
+      </w:r>
+      <w:proofErr w:type="spellEnd"/>
+      <w:r>
+        <w:t xml:space="preserve"> Database</w:t>
+      </w:r>
+    </w:p>
+    <w:p>
+      <w:r>
+        <w:t xml:space="preserve">CAP Theorem is relevant to the </w:t>
+      </w:r>
+      <w:proofErr w:type="spellStart"/>
+      <w:r>
+        <w:t>Berealty</w:t>
+      </w:r>
+      <w:proofErr w:type="spellEnd"/>
+      <w:r>
+        <w:t xml:space="preserve"> database because the system needs to manage important property, client and transaction information. Consistency is particularly important because incorrect property or transaction information could cause problems for the business. Availability is also important because agents need to access property and client information when performing their daily tasks. The current </w:t>
+      </w:r>
+      <w:proofErr w:type="spellStart"/>
+      <w:r>
+        <w:t>Berealty</w:t>
+      </w:r>
+      <w:proofErr w:type="spellEnd"/>
+      <w:r>
+        <w:t xml:space="preserve"> database is implemented as a central MySQL database, so partition tolerance is not a major issue at this stage. However, if the database is expanded to a distributed system in the future, </w:t>
+      </w:r>
+      <w:proofErr w:type="spellStart"/>
+      <w:r>
+        <w:t>Berealty</w:t>
+      </w:r>
+      <w:proofErr w:type="spellEnd"/>
+      <w:r>
+        <w:t xml:space="preserve"> would need to consider the balance between consistency and availability when a network partition occurs (AWS, 2021).</w:t>
+      </w:r>
+    </w:p>
     <w:p/>
     <w:p>
       <w:pPr>
@@ -729,7 +3443,41 @@
         <w:shd w:val="clear" w:color="auto" w:fill="538135"/>
       </w:pPr>
     </w:p>
-    <w:p/>
+    <w:p>
+      <w:r>
+        <w:t xml:space="preserve">In this project, a database was designed for a fictional real estate company. A database was designed to manage all the information needed by </w:t>
+      </w:r>
+      <w:proofErr w:type="spellStart"/>
+      <w:r>
+        <w:t>Berealty</w:t>
+      </w:r>
+      <w:proofErr w:type="spellEnd"/>
+      <w:r>
+        <w:t xml:space="preserve">, a real estate company operating in Berlin, in a systematic and easy way. First, five different tables were designed according to the needs of the real estate company: agents, clients, properties, transactions and </w:t>
+      </w:r>
+      <w:proofErr w:type="spellStart"/>
+      <w:r>
+        <w:t>property_views</w:t>
+      </w:r>
+      <w:proofErr w:type="spellEnd"/>
+      <w:r>
+        <w:t xml:space="preserve">. An ER diagram was then created to clearly show the relationships between these tables. Primary keys and foreign keys were used in the ER diagram to establish the relationships between the tables. The designed structure was implemented using MySQL Workbench and sample data was added to the tables so that the database could be tested using different SQL queries. Based on this sample data, the relevant SQL queries were executed and each query provided information according to the requirements of the company. JOIN operations such as INNER JOIN, LEFT JOIN, RIGHT JOIN and CROSS JOIN were used to combine the tables that had previously been connected through primary keys and foreign keys. This allowed clear results to be produced and </w:t>
+      </w:r>
+      <w:r>
+        <w:t>analyzed</w:t>
+      </w:r>
+      <w:r>
+        <w:t xml:space="preserve">. Monthly, quarterly and yearly reports were also created to monitor the company's transaction activities. In addition, a more complex query using a JOIN and subquery was implemented, together with a trigger that automatically updates the property status after a completed sale transaction. Finally, the concepts of Consistency, Availability and Partition Tolerance were evaluated within the scope of the CAP Theorem. Overall, it was concluded that the developed database provides a structured system that can meet </w:t>
+      </w:r>
+      <w:proofErr w:type="spellStart"/>
+      <w:r>
+        <w:t>Berealty's</w:t>
+      </w:r>
+      <w:proofErr w:type="spellEnd"/>
+      <w:r>
+        <w:t xml:space="preserve"> current data management needs and can be further developed into a larger or distributed system in the future.</w:t>
+      </w:r>
+    </w:p>
     <w:p/>
     <w:p>
       <w:pPr>
@@ -760,10 +3508,189 @@
     </w:p>
     <w:p>
       <w:pPr>
+        <w:pStyle w:val="ListParagraph"/>
+        <w:numPr>
+          <w:ilvl w:val="0"/>
+          <w:numId w:val="2"/>
+        </w:numPr>
         <w:rPr>
           <w:lang w:val="el-GR"/>
         </w:rPr>
       </w:pPr>
+      <w:r>
+        <w:t>IBM (2026</w:t>
+      </w:r>
+      <w:r>
+        <w:t>a</w:t>
+      </w:r>
+      <w:r>
+        <w:t xml:space="preserve">) </w:t>
+      </w:r>
+      <w:r>
+        <w:rPr>
+          <w:i/>
+          <w:iCs/>
+        </w:rPr>
+        <w:t>What is a database?</w:t>
+      </w:r>
+      <w:r>
+        <w:t xml:space="preserve"> IBM Think.</w:t>
+      </w:r>
+    </w:p>
+    <w:p>
+      <w:pPr>
+        <w:pStyle w:val="ListParagraph"/>
+      </w:pPr>
+      <w:r>
+        <w:t xml:space="preserve">Available at: </w:t>
+      </w:r>
+      <w:hyperlink r:id="rId29" w:tgtFrame="_new" w:history="1">
+        <w:r>
+          <w:rPr>
+            <w:rStyle w:val="Hyperlink"/>
+          </w:rPr>
+          <w:t>https://w</w:t>
+        </w:r>
+        <w:r>
+          <w:rPr>
+            <w:rStyle w:val="Hyperlink"/>
+          </w:rPr>
+          <w:t>w</w:t>
+        </w:r>
+        <w:r>
+          <w:rPr>
+            <w:rStyle w:val="Hyperlink"/>
+          </w:rPr>
+          <w:t>w.ibm.com/think/topics/database</w:t>
+        </w:r>
+      </w:hyperlink>
+      <w:r>
+        <w:t xml:space="preserve"> </w:t>
+      </w:r>
+    </w:p>
+    <w:p>
+      <w:pPr>
+        <w:pStyle w:val="ListParagraph"/>
+        <w:rPr>
+          <w:lang w:val="el-GR"/>
+        </w:rPr>
+      </w:pPr>
+      <w:r>
+        <w:t>(Accessed: 13 September 2026)</w:t>
+      </w:r>
+    </w:p>
+    <w:p>
+      <w:pPr>
+        <w:pStyle w:val="ListParagraph"/>
+        <w:numPr>
+          <w:ilvl w:val="0"/>
+          <w:numId w:val="2"/>
+        </w:numPr>
+        <w:rPr>
+          <w:lang w:val="el-GR"/>
+        </w:rPr>
+      </w:pPr>
+      <w:r>
+        <w:t>IBM (2026</w:t>
+      </w:r>
+      <w:r>
+        <w:t>b</w:t>
+      </w:r>
+      <w:r>
+        <w:t xml:space="preserve">) </w:t>
+      </w:r>
+      <w:r>
+        <w:rPr>
+          <w:i/>
+          <w:iCs/>
+        </w:rPr>
+        <w:t>What is a relational database?</w:t>
+      </w:r>
+      <w:r>
+        <w:t xml:space="preserve"> IBM Think. </w:t>
+      </w:r>
+    </w:p>
+    <w:p>
+      <w:pPr>
+        <w:pStyle w:val="ListParagraph"/>
+      </w:pPr>
+      <w:r>
+        <w:t xml:space="preserve">Available at: </w:t>
+      </w:r>
+      <w:hyperlink r:id="rId30" w:tgtFrame="_new" w:history="1">
+        <w:r>
+          <w:rPr>
+            <w:rStyle w:val="Hyperlink"/>
+          </w:rPr>
+          <w:t>https:</w:t>
+        </w:r>
+        <w:r>
+          <w:rPr>
+            <w:rStyle w:val="Hyperlink"/>
+          </w:rPr>
+          <w:t>/</w:t>
+        </w:r>
+        <w:r>
+          <w:rPr>
+            <w:rStyle w:val="Hyperlink"/>
+          </w:rPr>
+          <w:t>/www.ibm.com/think/topics/relational-databases</w:t>
+        </w:r>
+      </w:hyperlink>
+    </w:p>
+    <w:p>
+      <w:pPr>
+        <w:pStyle w:val="ListParagraph"/>
+      </w:pPr>
+      <w:r>
+        <w:t>(Accessed: 13 September 2026).</w:t>
+      </w:r>
+    </w:p>
+    <w:p>
+      <w:pPr>
+        <w:pStyle w:val="ListParagraph"/>
+        <w:numPr>
+          <w:ilvl w:val="0"/>
+          <w:numId w:val="2"/>
+        </w:numPr>
+      </w:pPr>
+      <w:r>
+        <w:t xml:space="preserve">AWS (2026) </w:t>
+      </w:r>
+      <w:r>
+        <w:rPr>
+          <w:i/>
+          <w:iCs/>
+        </w:rPr>
+        <w:t>CAP theorem - Availability and Beyond: Understanding and Improving the Resilience of Distributed Systems on AWS</w:t>
+      </w:r>
+      <w:r>
+        <w:t>. AWS.</w:t>
+      </w:r>
+    </w:p>
+    <w:p>
+      <w:pPr>
+        <w:pStyle w:val="ListParagraph"/>
+      </w:pPr>
+      <w:r>
+        <w:t xml:space="preserve">Available at: </w:t>
+      </w:r>
+      <w:hyperlink r:id="rId31" w:history="1">
+        <w:r>
+          <w:rPr>
+            <w:rStyle w:val="Hyperlink"/>
+          </w:rPr>
+          <w:t>https://docs.aws.amazon.com/whitepapers/latest/availability-and-beyond-improving-resilience/cap-theorem.html</w:t>
+        </w:r>
+      </w:hyperlink>
+    </w:p>
+    <w:p>
+      <w:pPr>
+        <w:pStyle w:val="ListParagraph"/>
+      </w:pPr>
+      <w:r>
+        <w:t>(Accessed: 14 September 2026).</w:t>
+      </w:r>
     </w:p>
     <w:p>
       <w:pPr>
@@ -814,8 +3741,8 @@
       </w:pPr>
     </w:p>
     <w:sectPr>
-      <w:footerReference w:type="even" r:id="rId9"/>
-      <w:footerReference w:type="default" r:id="rId10"/>
+      <w:footerReference w:type="even" r:id="rId32"/>
+      <w:footerReference w:type="default" r:id="rId33"/>
       <w:pgSz w:w="12240" w:h="15840"/>
       <w:pgMar w:top="1440" w:right="1440" w:bottom="1440" w:left="1440" w:header="720" w:footer="720" w:gutter="0"/>
       <w:pgBorders w:display="notFirstPage" w:offsetFrom="page">
@@ -1117,8 +4044,216 @@
       </w:rPr>
     </w:lvl>
   </w:abstractNum>
+  <w:abstractNum w:abstractNumId="1" w15:restartNumberingAfterBreak="0">
+    <w:nsid w:val="1B4025F2"/>
+    <w:multiLevelType w:val="multilevel"/>
+    <w:tmpl w:val="FE4428C8"/>
+    <w:lvl w:ilvl="0">
+      <w:start w:val="1"/>
+      <w:numFmt w:val="decimal"/>
+      <w:lvlText w:val="%1"/>
+      <w:lvlJc w:val="left"/>
+      <w:pPr>
+        <w:ind w:left="420" w:hanging="420"/>
+      </w:pPr>
+      <w:rPr>
+        <w:rFonts w:hint="default"/>
+      </w:rPr>
+    </w:lvl>
+    <w:lvl w:ilvl="1">
+      <w:start w:val="1"/>
+      <w:numFmt w:val="decimal"/>
+      <w:lvlText w:val="%1.%2"/>
+      <w:lvlJc w:val="left"/>
+      <w:pPr>
+        <w:ind w:left="420" w:hanging="420"/>
+      </w:pPr>
+      <w:rPr>
+        <w:rFonts w:hint="default"/>
+      </w:rPr>
+    </w:lvl>
+    <w:lvl w:ilvl="2">
+      <w:start w:val="1"/>
+      <w:numFmt w:val="decimal"/>
+      <w:lvlText w:val="%1.%2.%3"/>
+      <w:lvlJc w:val="left"/>
+      <w:pPr>
+        <w:ind w:left="720" w:hanging="720"/>
+      </w:pPr>
+      <w:rPr>
+        <w:rFonts w:hint="default"/>
+      </w:rPr>
+    </w:lvl>
+    <w:lvl w:ilvl="3">
+      <w:start w:val="1"/>
+      <w:numFmt w:val="decimal"/>
+      <w:lvlText w:val="%1.%2.%3.%4"/>
+      <w:lvlJc w:val="left"/>
+      <w:pPr>
+        <w:ind w:left="720" w:hanging="720"/>
+      </w:pPr>
+      <w:rPr>
+        <w:rFonts w:hint="default"/>
+      </w:rPr>
+    </w:lvl>
+    <w:lvl w:ilvl="4">
+      <w:start w:val="1"/>
+      <w:numFmt w:val="decimal"/>
+      <w:lvlText w:val="%1.%2.%3.%4.%5"/>
+      <w:lvlJc w:val="left"/>
+      <w:pPr>
+        <w:ind w:left="1080" w:hanging="1080"/>
+      </w:pPr>
+      <w:rPr>
+        <w:rFonts w:hint="default"/>
+      </w:rPr>
+    </w:lvl>
+    <w:lvl w:ilvl="5">
+      <w:start w:val="1"/>
+      <w:numFmt w:val="decimal"/>
+      <w:lvlText w:val="%1.%2.%3.%4.%5.%6"/>
+      <w:lvlJc w:val="left"/>
+      <w:pPr>
+        <w:ind w:left="1080" w:hanging="1080"/>
+      </w:pPr>
+      <w:rPr>
+        <w:rFonts w:hint="default"/>
+      </w:rPr>
+    </w:lvl>
+    <w:lvl w:ilvl="6">
+      <w:start w:val="1"/>
+      <w:numFmt w:val="decimal"/>
+      <w:lvlText w:val="%1.%2.%3.%4.%5.%6.%7"/>
+      <w:lvlJc w:val="left"/>
+      <w:pPr>
+        <w:ind w:left="1440" w:hanging="1440"/>
+      </w:pPr>
+      <w:rPr>
+        <w:rFonts w:hint="default"/>
+      </w:rPr>
+    </w:lvl>
+    <w:lvl w:ilvl="7">
+      <w:start w:val="1"/>
+      <w:numFmt w:val="decimal"/>
+      <w:lvlText w:val="%1.%2.%3.%4.%5.%6.%7.%8"/>
+      <w:lvlJc w:val="left"/>
+      <w:pPr>
+        <w:ind w:left="1440" w:hanging="1440"/>
+      </w:pPr>
+      <w:rPr>
+        <w:rFonts w:hint="default"/>
+      </w:rPr>
+    </w:lvl>
+    <w:lvl w:ilvl="8">
+      <w:start w:val="1"/>
+      <w:numFmt w:val="decimal"/>
+      <w:lvlText w:val="%1.%2.%3.%4.%5.%6.%7.%8.%9"/>
+      <w:lvlJc w:val="left"/>
+      <w:pPr>
+        <w:ind w:left="1440" w:hanging="1440"/>
+      </w:pPr>
+      <w:rPr>
+        <w:rFonts w:hint="default"/>
+      </w:rPr>
+    </w:lvl>
+  </w:abstractNum>
+  <w:abstractNum w:abstractNumId="2" w15:restartNumberingAfterBreak="0">
+    <w:nsid w:val="6589799C"/>
+    <w:multiLevelType w:val="hybridMultilevel"/>
+    <w:tmpl w:val="EE4CA298"/>
+    <w:lvl w:ilvl="0" w:tplc="0409000F">
+      <w:start w:val="1"/>
+      <w:numFmt w:val="decimal"/>
+      <w:lvlText w:val="%1."/>
+      <w:lvlJc w:val="left"/>
+      <w:pPr>
+        <w:ind w:left="720" w:hanging="360"/>
+      </w:pPr>
+      <w:rPr>
+        <w:rFonts w:hint="default"/>
+      </w:rPr>
+    </w:lvl>
+    <w:lvl w:ilvl="1" w:tplc="04090019" w:tentative="1">
+      <w:start w:val="1"/>
+      <w:numFmt w:val="lowerLetter"/>
+      <w:lvlText w:val="%2."/>
+      <w:lvlJc w:val="left"/>
+      <w:pPr>
+        <w:ind w:left="1440" w:hanging="360"/>
+      </w:pPr>
+    </w:lvl>
+    <w:lvl w:ilvl="2" w:tplc="0409001B" w:tentative="1">
+      <w:start w:val="1"/>
+      <w:numFmt w:val="lowerRoman"/>
+      <w:lvlText w:val="%3."/>
+      <w:lvlJc w:val="right"/>
+      <w:pPr>
+        <w:ind w:left="2160" w:hanging="180"/>
+      </w:pPr>
+    </w:lvl>
+    <w:lvl w:ilvl="3" w:tplc="0409000F" w:tentative="1">
+      <w:start w:val="1"/>
+      <w:numFmt w:val="decimal"/>
+      <w:lvlText w:val="%4."/>
+      <w:lvlJc w:val="left"/>
+      <w:pPr>
+        <w:ind w:left="2880" w:hanging="360"/>
+      </w:pPr>
+    </w:lvl>
+    <w:lvl w:ilvl="4" w:tplc="04090019" w:tentative="1">
+      <w:start w:val="1"/>
+      <w:numFmt w:val="lowerLetter"/>
+      <w:lvlText w:val="%5."/>
+      <w:lvlJc w:val="left"/>
+      <w:pPr>
+        <w:ind w:left="3600" w:hanging="360"/>
+      </w:pPr>
+    </w:lvl>
+    <w:lvl w:ilvl="5" w:tplc="0409001B" w:tentative="1">
+      <w:start w:val="1"/>
+      <w:numFmt w:val="lowerRoman"/>
+      <w:lvlText w:val="%6."/>
+      <w:lvlJc w:val="right"/>
+      <w:pPr>
+        <w:ind w:left="4320" w:hanging="180"/>
+      </w:pPr>
+    </w:lvl>
+    <w:lvl w:ilvl="6" w:tplc="0409000F" w:tentative="1">
+      <w:start w:val="1"/>
+      <w:numFmt w:val="decimal"/>
+      <w:lvlText w:val="%7."/>
+      <w:lvlJc w:val="left"/>
+      <w:pPr>
+        <w:ind w:left="5040" w:hanging="360"/>
+      </w:pPr>
+    </w:lvl>
+    <w:lvl w:ilvl="7" w:tplc="04090019" w:tentative="1">
+      <w:start w:val="1"/>
+      <w:numFmt w:val="lowerLetter"/>
+      <w:lvlText w:val="%8."/>
+      <w:lvlJc w:val="left"/>
+      <w:pPr>
+        <w:ind w:left="5760" w:hanging="360"/>
+      </w:pPr>
+    </w:lvl>
+    <w:lvl w:ilvl="8" w:tplc="0409001B" w:tentative="1">
+      <w:start w:val="1"/>
+      <w:numFmt w:val="lowerRoman"/>
+      <w:lvlText w:val="%9."/>
+      <w:lvlJc w:val="right"/>
+      <w:pPr>
+        <w:ind w:left="6480" w:hanging="180"/>
+      </w:pPr>
+    </w:lvl>
+  </w:abstractNum>
   <w:num w:numId="1" w16cid:durableId="370811615">
     <w:abstractNumId w:val="0"/>
+  </w:num>
+  <w:num w:numId="2" w16cid:durableId="1779182814">
+    <w:abstractNumId w:val="2"/>
+  </w:num>
+  <w:num w:numId="3" w16cid:durableId="24671308">
+    <w:abstractNumId w:val="1"/>
   </w:num>
 </w:numbering>
 </file>
@@ -1898,6 +5033,80 @@
       <w:u w:val="single"/>
     </w:rPr>
   </w:style>
+  <w:style w:type="paragraph" w:styleId="ListParagraph">
+    <w:name w:val="List Paragraph"/>
+    <w:basedOn w:val="Normal"/>
+    <w:uiPriority w:val="34"/>
+    <w:qFormat/>
+    <w:rsid w:val="00DD0DC0"/>
+    <w:pPr>
+      <w:ind w:left="720"/>
+      <w:contextualSpacing/>
+    </w:pPr>
+  </w:style>
+  <w:style w:type="character" w:styleId="UnresolvedMention">
+    <w:name w:val="Unresolved Mention"/>
+    <w:basedOn w:val="DefaultParagraphFont"/>
+    <w:uiPriority w:val="99"/>
+    <w:semiHidden/>
+    <w:unhideWhenUsed/>
+    <w:rsid w:val="00DD0DC0"/>
+    <w:rPr>
+      <w:color w:val="605E5C"/>
+      <w:shd w:val="clear" w:color="auto" w:fill="E1DFDD"/>
+    </w:rPr>
+  </w:style>
+  <w:style w:type="paragraph" w:customStyle="1" w:styleId="pdq2pgselectionanchorcontainer">
+    <w:name w:val="pdq2pg_selectionanchorcontainer"/>
+    <w:basedOn w:val="Normal"/>
+    <w:rsid w:val="00D75754"/>
+    <w:pPr>
+      <w:spacing w:before="100" w:beforeAutospacing="1" w:after="100" w:afterAutospacing="1" w:line="240" w:lineRule="auto"/>
+    </w:pPr>
+    <w:rPr>
+      <w:rFonts w:ascii="Times New Roman" w:eastAsia="Times New Roman" w:hAnsi="Times New Roman"/>
+      <w:sz w:val="24"/>
+      <w:szCs w:val="24"/>
+    </w:rPr>
+  </w:style>
+  <w:style w:type="character" w:styleId="Emphasis">
+    <w:name w:val="Emphasis"/>
+    <w:basedOn w:val="DefaultParagraphFont"/>
+    <w:uiPriority w:val="20"/>
+    <w:qFormat/>
+    <w:rsid w:val="00D75754"/>
+    <w:rPr>
+      <w:i/>
+      <w:iCs/>
+    </w:rPr>
+  </w:style>
+  <w:style w:type="paragraph" w:styleId="NormalWeb">
+    <w:name w:val="Normal (Web)"/>
+    <w:basedOn w:val="Normal"/>
+    <w:uiPriority w:val="99"/>
+    <w:unhideWhenUsed/>
+    <w:rsid w:val="00D75754"/>
+    <w:pPr>
+      <w:spacing w:before="100" w:beforeAutospacing="1" w:after="100" w:afterAutospacing="1" w:line="240" w:lineRule="auto"/>
+    </w:pPr>
+    <w:rPr>
+      <w:rFonts w:ascii="Times New Roman" w:eastAsia="Times New Roman" w:hAnsi="Times New Roman"/>
+      <w:sz w:val="24"/>
+      <w:szCs w:val="24"/>
+    </w:rPr>
+  </w:style>
+  <w:style w:type="character" w:styleId="FollowedHyperlink">
+    <w:name w:val="FollowedHyperlink"/>
+    <w:basedOn w:val="DefaultParagraphFont"/>
+    <w:uiPriority w:val="99"/>
+    <w:semiHidden/>
+    <w:unhideWhenUsed/>
+    <w:rsid w:val="00D75754"/>
+    <w:rPr>
+      <w:color w:val="954F72" w:themeColor="followedHyperlink"/>
+      <w:u w:val="single"/>
+    </w:rPr>
+  </w:style>
 </w:styles>
 </file>
 
@@ -2194,4 +5403,16 @@
     </a:ext>
   </a:extLst>
 </a:theme>
+</file>
+
+<file path=customXml/item1.xml><?xml version="1.0" encoding="utf-8"?>
+<b:Sources xmlns:b="http://schemas.openxmlformats.org/officeDocument/2006/bibliography" xmlns="http://schemas.openxmlformats.org/officeDocument/2006/bibliography" SelectedStyle="\APASixthEditionOfficeOnline.xsl" StyleName="APA" Version="6"/>
+</file>
+
+<file path=customXml/itemProps1.xml><?xml version="1.0" encoding="utf-8"?>
+<ds:datastoreItem xmlns:ds="http://schemas.openxmlformats.org/officeDocument/2006/customXml" ds:itemID="{6ACF1548-1F0D-432B-82B7-400E351D7A23}">
+  <ds:schemaRefs>
+    <ds:schemaRef ds:uri="http://schemas.openxmlformats.org/officeDocument/2006/bibliography"/>
+  </ds:schemaRefs>
+</ds:datastoreItem>
 </file>
--- a/report/Berealty_Real_Estate_Database_Report.docx
+++ b/report/Berealty_Real_Estate_Database_Report.docx
@@ -405,18 +405,2967 @@
         <w:pageBreakBefore/>
       </w:pPr>
       <w:bookmarkStart w:id="0" w:name="_Toc26094232"/>
+      <w:bookmarkStart w:id="1" w:name="_Toc240311469"/>
+      <w:bookmarkStart w:id="2" w:name="_Toc240312081"/>
       <w:r>
         <w:lastRenderedPageBreak/>
         <w:t>CONTENTS</w:t>
       </w:r>
       <w:bookmarkEnd w:id="0"/>
+      <w:bookmarkEnd w:id="1"/>
+      <w:bookmarkEnd w:id="2"/>
     </w:p>
     <w:p>
       <w:pPr>
         <w:shd w:val="clear" w:color="auto" w:fill="538135"/>
       </w:pPr>
     </w:p>
-    <w:p/>
+    <w:p>
+      <w:pPr>
+        <w:pStyle w:val="TOC1"/>
+        <w:tabs>
+          <w:tab w:val="right" w:leader="dot" w:pos="9350"/>
+        </w:tabs>
+        <w:rPr>
+          <w:rFonts w:eastAsiaTheme="minorEastAsia" w:cstheme="minorBidi"/>
+          <w:b w:val="0"/>
+          <w:bCs w:val="0"/>
+          <w:caps w:val="0"/>
+          <w:noProof/>
+          <w:kern w:val="2"/>
+          <w:sz w:val="24"/>
+          <w:szCs w:val="24"/>
+          <w14:ligatures w14:val="standardContextual"/>
+        </w:rPr>
+      </w:pPr>
+      <w:r>
+        <w:rPr>
+          <w:sz w:val="24"/>
+          <w:szCs w:val="24"/>
+        </w:rPr>
+        <w:fldChar w:fldCharType="begin"/>
+      </w:r>
+      <w:r>
+        <w:rPr>
+          <w:sz w:val="24"/>
+          <w:szCs w:val="24"/>
+        </w:rPr>
+        <w:instrText xml:space="preserve"> TOC \o "1-2" \h \z \u </w:instrText>
+      </w:r>
+      <w:r>
+        <w:rPr>
+          <w:sz w:val="24"/>
+          <w:szCs w:val="24"/>
+        </w:rPr>
+        <w:fldChar w:fldCharType="separate"/>
+      </w:r>
+      <w:hyperlink w:anchor="_Toc240312081" w:history="1">
+        <w:r>
+          <w:rPr>
+            <w:rStyle w:val="Hyperlink"/>
+            <w:noProof/>
+            <w:sz w:val="24"/>
+            <w:szCs w:val="24"/>
+          </w:rPr>
+          <w:t>CONTENTS</w:t>
+        </w:r>
+        <w:r>
+          <w:rPr>
+            <w:noProof/>
+            <w:webHidden/>
+            <w:sz w:val="24"/>
+            <w:szCs w:val="24"/>
+          </w:rPr>
+          <w:tab/>
+        </w:r>
+        <w:r>
+          <w:rPr>
+            <w:noProof/>
+            <w:webHidden/>
+            <w:sz w:val="24"/>
+            <w:szCs w:val="24"/>
+          </w:rPr>
+          <w:fldChar w:fldCharType="begin"/>
+        </w:r>
+        <w:r>
+          <w:rPr>
+            <w:noProof/>
+            <w:webHidden/>
+            <w:sz w:val="24"/>
+            <w:szCs w:val="24"/>
+          </w:rPr>
+          <w:instrText xml:space="preserve"> PAGEREF _Toc240312081 \h </w:instrText>
+        </w:r>
+        <w:r>
+          <w:rPr>
+            <w:noProof/>
+            <w:webHidden/>
+            <w:sz w:val="24"/>
+            <w:szCs w:val="24"/>
+          </w:rPr>
+        </w:r>
+        <w:r>
+          <w:rPr>
+            <w:noProof/>
+            <w:webHidden/>
+            <w:sz w:val="24"/>
+            <w:szCs w:val="24"/>
+          </w:rPr>
+          <w:fldChar w:fldCharType="separate"/>
+        </w:r>
+        <w:r>
+          <w:rPr>
+            <w:noProof/>
+            <w:webHidden/>
+            <w:sz w:val="24"/>
+            <w:szCs w:val="24"/>
+          </w:rPr>
+          <w:t>2</w:t>
+        </w:r>
+        <w:r>
+          <w:rPr>
+            <w:noProof/>
+            <w:webHidden/>
+            <w:sz w:val="24"/>
+            <w:szCs w:val="24"/>
+          </w:rPr>
+          <w:fldChar w:fldCharType="end"/>
+        </w:r>
+      </w:hyperlink>
+    </w:p>
+    <w:p>
+      <w:pPr>
+        <w:pStyle w:val="TOC1"/>
+        <w:tabs>
+          <w:tab w:val="right" w:leader="dot" w:pos="9350"/>
+        </w:tabs>
+        <w:rPr>
+          <w:rFonts w:eastAsiaTheme="minorEastAsia" w:cstheme="minorBidi"/>
+          <w:b w:val="0"/>
+          <w:bCs w:val="0"/>
+          <w:caps w:val="0"/>
+          <w:noProof/>
+          <w:kern w:val="2"/>
+          <w:sz w:val="24"/>
+          <w:szCs w:val="24"/>
+          <w14:ligatures w14:val="standardContextual"/>
+        </w:rPr>
+      </w:pPr>
+      <w:hyperlink w:anchor="_Toc240312082" w:history="1">
+        <w:r>
+          <w:rPr>
+            <w:rStyle w:val="Hyperlink"/>
+            <w:noProof/>
+            <w:sz w:val="24"/>
+            <w:szCs w:val="24"/>
+          </w:rPr>
+          <w:t>INTRODUCTION</w:t>
+        </w:r>
+        <w:r>
+          <w:rPr>
+            <w:noProof/>
+            <w:webHidden/>
+            <w:sz w:val="24"/>
+            <w:szCs w:val="24"/>
+          </w:rPr>
+          <w:tab/>
+        </w:r>
+        <w:r>
+          <w:rPr>
+            <w:noProof/>
+            <w:webHidden/>
+            <w:sz w:val="24"/>
+            <w:szCs w:val="24"/>
+          </w:rPr>
+          <w:fldChar w:fldCharType="begin"/>
+        </w:r>
+        <w:r>
+          <w:rPr>
+            <w:noProof/>
+            <w:webHidden/>
+            <w:sz w:val="24"/>
+            <w:szCs w:val="24"/>
+          </w:rPr>
+          <w:instrText xml:space="preserve"> PAGEREF _Toc240312082 \h </w:instrText>
+        </w:r>
+        <w:r>
+          <w:rPr>
+            <w:noProof/>
+            <w:webHidden/>
+            <w:sz w:val="24"/>
+            <w:szCs w:val="24"/>
+          </w:rPr>
+        </w:r>
+        <w:r>
+          <w:rPr>
+            <w:noProof/>
+            <w:webHidden/>
+            <w:sz w:val="24"/>
+            <w:szCs w:val="24"/>
+          </w:rPr>
+          <w:fldChar w:fldCharType="separate"/>
+        </w:r>
+        <w:r>
+          <w:rPr>
+            <w:noProof/>
+            <w:webHidden/>
+            <w:sz w:val="24"/>
+            <w:szCs w:val="24"/>
+          </w:rPr>
+          <w:t>4</w:t>
+        </w:r>
+        <w:r>
+          <w:rPr>
+            <w:noProof/>
+            <w:webHidden/>
+            <w:sz w:val="24"/>
+            <w:szCs w:val="24"/>
+          </w:rPr>
+          <w:fldChar w:fldCharType="end"/>
+        </w:r>
+      </w:hyperlink>
+    </w:p>
+    <w:p>
+      <w:pPr>
+        <w:pStyle w:val="TOC1"/>
+        <w:tabs>
+          <w:tab w:val="left" w:pos="440"/>
+          <w:tab w:val="right" w:leader="dot" w:pos="9350"/>
+        </w:tabs>
+        <w:rPr>
+          <w:rFonts w:eastAsiaTheme="minorEastAsia" w:cstheme="minorBidi"/>
+          <w:b w:val="0"/>
+          <w:bCs w:val="0"/>
+          <w:caps w:val="0"/>
+          <w:noProof/>
+          <w:kern w:val="2"/>
+          <w:sz w:val="24"/>
+          <w:szCs w:val="24"/>
+          <w14:ligatures w14:val="standardContextual"/>
+        </w:rPr>
+      </w:pPr>
+      <w:hyperlink w:anchor="_Toc240312083" w:history="1">
+        <w:r>
+          <w:rPr>
+            <w:rStyle w:val="Hyperlink"/>
+            <w:noProof/>
+            <w:sz w:val="24"/>
+            <w:szCs w:val="24"/>
+          </w:rPr>
+          <w:t>1.</w:t>
+        </w:r>
+        <w:r>
+          <w:rPr>
+            <w:rFonts w:eastAsiaTheme="minorEastAsia" w:cstheme="minorBidi"/>
+            <w:b w:val="0"/>
+            <w:bCs w:val="0"/>
+            <w:caps w:val="0"/>
+            <w:noProof/>
+            <w:kern w:val="2"/>
+            <w:sz w:val="24"/>
+            <w:szCs w:val="24"/>
+            <w14:ligatures w14:val="standardContextual"/>
+          </w:rPr>
+          <w:tab/>
+        </w:r>
+        <w:r>
+          <w:rPr>
+            <w:rStyle w:val="Hyperlink"/>
+            <w:noProof/>
+            <w:sz w:val="24"/>
+            <w:szCs w:val="24"/>
+          </w:rPr>
+          <w:t>CHAPTER ONE -DATABASE DESIGN</w:t>
+        </w:r>
+        <w:r>
+          <w:rPr>
+            <w:noProof/>
+            <w:webHidden/>
+            <w:sz w:val="24"/>
+            <w:szCs w:val="24"/>
+          </w:rPr>
+          <w:tab/>
+        </w:r>
+        <w:r>
+          <w:rPr>
+            <w:noProof/>
+            <w:webHidden/>
+            <w:sz w:val="24"/>
+            <w:szCs w:val="24"/>
+          </w:rPr>
+          <w:fldChar w:fldCharType="begin"/>
+        </w:r>
+        <w:r>
+          <w:rPr>
+            <w:noProof/>
+            <w:webHidden/>
+            <w:sz w:val="24"/>
+            <w:szCs w:val="24"/>
+          </w:rPr>
+          <w:instrText xml:space="preserve"> PAGEREF _Toc240312083 \h </w:instrText>
+        </w:r>
+        <w:r>
+          <w:rPr>
+            <w:noProof/>
+            <w:webHidden/>
+            <w:sz w:val="24"/>
+            <w:szCs w:val="24"/>
+          </w:rPr>
+        </w:r>
+        <w:r>
+          <w:rPr>
+            <w:noProof/>
+            <w:webHidden/>
+            <w:sz w:val="24"/>
+            <w:szCs w:val="24"/>
+          </w:rPr>
+          <w:fldChar w:fldCharType="separate"/>
+        </w:r>
+        <w:r>
+          <w:rPr>
+            <w:noProof/>
+            <w:webHidden/>
+            <w:sz w:val="24"/>
+            <w:szCs w:val="24"/>
+          </w:rPr>
+          <w:t>5</w:t>
+        </w:r>
+        <w:r>
+          <w:rPr>
+            <w:noProof/>
+            <w:webHidden/>
+            <w:sz w:val="24"/>
+            <w:szCs w:val="24"/>
+          </w:rPr>
+          <w:fldChar w:fldCharType="end"/>
+        </w:r>
+      </w:hyperlink>
+    </w:p>
+    <w:p>
+      <w:pPr>
+        <w:pStyle w:val="TOC2"/>
+        <w:tabs>
+          <w:tab w:val="left" w:pos="880"/>
+          <w:tab w:val="right" w:leader="dot" w:pos="9350"/>
+        </w:tabs>
+        <w:rPr>
+          <w:rFonts w:eastAsiaTheme="minorEastAsia" w:cstheme="minorBidi"/>
+          <w:smallCaps w:val="0"/>
+          <w:noProof/>
+          <w:kern w:val="2"/>
+          <w:sz w:val="24"/>
+          <w:szCs w:val="24"/>
+          <w14:ligatures w14:val="standardContextual"/>
+        </w:rPr>
+      </w:pPr>
+      <w:hyperlink w:anchor="_Toc240312084" w:history="1">
+        <w:r>
+          <w:rPr>
+            <w:rStyle w:val="Hyperlink"/>
+            <w:noProof/>
+            <w:sz w:val="24"/>
+            <w:szCs w:val="24"/>
+          </w:rPr>
+          <w:t>1.1.</w:t>
+        </w:r>
+        <w:r>
+          <w:rPr>
+            <w:rFonts w:eastAsiaTheme="minorEastAsia" w:cstheme="minorBidi"/>
+            <w:smallCaps w:val="0"/>
+            <w:noProof/>
+            <w:kern w:val="2"/>
+            <w:sz w:val="24"/>
+            <w:szCs w:val="24"/>
+            <w14:ligatures w14:val="standardContextual"/>
+          </w:rPr>
+          <w:tab/>
+        </w:r>
+        <w:r>
+          <w:rPr>
+            <w:rStyle w:val="Hyperlink"/>
+            <w:noProof/>
+            <w:sz w:val="24"/>
+            <w:szCs w:val="24"/>
+          </w:rPr>
+          <w:t>Scope and Objectives</w:t>
+        </w:r>
+        <w:r>
+          <w:rPr>
+            <w:noProof/>
+            <w:webHidden/>
+            <w:sz w:val="24"/>
+            <w:szCs w:val="24"/>
+          </w:rPr>
+          <w:tab/>
+        </w:r>
+        <w:r>
+          <w:rPr>
+            <w:noProof/>
+            <w:webHidden/>
+            <w:sz w:val="24"/>
+            <w:szCs w:val="24"/>
+          </w:rPr>
+          <w:fldChar w:fldCharType="begin"/>
+        </w:r>
+        <w:r>
+          <w:rPr>
+            <w:noProof/>
+            <w:webHidden/>
+            <w:sz w:val="24"/>
+            <w:szCs w:val="24"/>
+          </w:rPr>
+          <w:instrText xml:space="preserve"> PAGEREF _Toc240312084 \h </w:instrText>
+        </w:r>
+        <w:r>
+          <w:rPr>
+            <w:noProof/>
+            <w:webHidden/>
+            <w:sz w:val="24"/>
+            <w:szCs w:val="24"/>
+          </w:rPr>
+        </w:r>
+        <w:r>
+          <w:rPr>
+            <w:noProof/>
+            <w:webHidden/>
+            <w:sz w:val="24"/>
+            <w:szCs w:val="24"/>
+          </w:rPr>
+          <w:fldChar w:fldCharType="separate"/>
+        </w:r>
+        <w:r>
+          <w:rPr>
+            <w:noProof/>
+            <w:webHidden/>
+            <w:sz w:val="24"/>
+            <w:szCs w:val="24"/>
+          </w:rPr>
+          <w:t>5</w:t>
+        </w:r>
+        <w:r>
+          <w:rPr>
+            <w:noProof/>
+            <w:webHidden/>
+            <w:sz w:val="24"/>
+            <w:szCs w:val="24"/>
+          </w:rPr>
+          <w:fldChar w:fldCharType="end"/>
+        </w:r>
+      </w:hyperlink>
+    </w:p>
+    <w:p>
+      <w:pPr>
+        <w:pStyle w:val="TOC2"/>
+        <w:tabs>
+          <w:tab w:val="left" w:pos="880"/>
+          <w:tab w:val="right" w:leader="dot" w:pos="9350"/>
+        </w:tabs>
+        <w:rPr>
+          <w:rFonts w:eastAsiaTheme="minorEastAsia" w:cstheme="minorBidi"/>
+          <w:smallCaps w:val="0"/>
+          <w:noProof/>
+          <w:kern w:val="2"/>
+          <w:sz w:val="24"/>
+          <w:szCs w:val="24"/>
+          <w14:ligatures w14:val="standardContextual"/>
+        </w:rPr>
+      </w:pPr>
+      <w:hyperlink w:anchor="_Toc240312085" w:history="1">
+        <w:r>
+          <w:rPr>
+            <w:rStyle w:val="Hyperlink"/>
+            <w:noProof/>
+            <w:sz w:val="24"/>
+            <w:szCs w:val="24"/>
+          </w:rPr>
+          <w:t>1.2.</w:t>
+        </w:r>
+        <w:r>
+          <w:rPr>
+            <w:rFonts w:eastAsiaTheme="minorEastAsia" w:cstheme="minorBidi"/>
+            <w:smallCaps w:val="0"/>
+            <w:noProof/>
+            <w:kern w:val="2"/>
+            <w:sz w:val="24"/>
+            <w:szCs w:val="24"/>
+            <w14:ligatures w14:val="standardContextual"/>
+          </w:rPr>
+          <w:tab/>
+        </w:r>
+        <w:r>
+          <w:rPr>
+            <w:rStyle w:val="Hyperlink"/>
+            <w:noProof/>
+            <w:sz w:val="24"/>
+            <w:szCs w:val="24"/>
+          </w:rPr>
+          <w:t>Entity-Relationship Diagram</w:t>
+        </w:r>
+        <w:r>
+          <w:rPr>
+            <w:noProof/>
+            <w:webHidden/>
+            <w:sz w:val="24"/>
+            <w:szCs w:val="24"/>
+          </w:rPr>
+          <w:tab/>
+        </w:r>
+        <w:r>
+          <w:rPr>
+            <w:noProof/>
+            <w:webHidden/>
+            <w:sz w:val="24"/>
+            <w:szCs w:val="24"/>
+          </w:rPr>
+          <w:fldChar w:fldCharType="begin"/>
+        </w:r>
+        <w:r>
+          <w:rPr>
+            <w:noProof/>
+            <w:webHidden/>
+            <w:sz w:val="24"/>
+            <w:szCs w:val="24"/>
+          </w:rPr>
+          <w:instrText xml:space="preserve"> PAGEREF _Toc240312085 \h </w:instrText>
+        </w:r>
+        <w:r>
+          <w:rPr>
+            <w:noProof/>
+            <w:webHidden/>
+            <w:sz w:val="24"/>
+            <w:szCs w:val="24"/>
+          </w:rPr>
+        </w:r>
+        <w:r>
+          <w:rPr>
+            <w:noProof/>
+            <w:webHidden/>
+            <w:sz w:val="24"/>
+            <w:szCs w:val="24"/>
+          </w:rPr>
+          <w:fldChar w:fldCharType="separate"/>
+        </w:r>
+        <w:r>
+          <w:rPr>
+            <w:noProof/>
+            <w:webHidden/>
+            <w:sz w:val="24"/>
+            <w:szCs w:val="24"/>
+          </w:rPr>
+          <w:t>5</w:t>
+        </w:r>
+        <w:r>
+          <w:rPr>
+            <w:noProof/>
+            <w:webHidden/>
+            <w:sz w:val="24"/>
+            <w:szCs w:val="24"/>
+          </w:rPr>
+          <w:fldChar w:fldCharType="end"/>
+        </w:r>
+      </w:hyperlink>
+    </w:p>
+    <w:p>
+      <w:pPr>
+        <w:pStyle w:val="TOC2"/>
+        <w:tabs>
+          <w:tab w:val="left" w:pos="880"/>
+          <w:tab w:val="right" w:leader="dot" w:pos="9350"/>
+        </w:tabs>
+        <w:rPr>
+          <w:rFonts w:eastAsiaTheme="minorEastAsia" w:cstheme="minorBidi"/>
+          <w:smallCaps w:val="0"/>
+          <w:noProof/>
+          <w:kern w:val="2"/>
+          <w:sz w:val="24"/>
+          <w:szCs w:val="24"/>
+          <w14:ligatures w14:val="standardContextual"/>
+        </w:rPr>
+      </w:pPr>
+      <w:hyperlink w:anchor="_Toc240312086" w:history="1">
+        <w:r>
+          <w:rPr>
+            <w:rStyle w:val="Hyperlink"/>
+            <w:noProof/>
+            <w:sz w:val="24"/>
+            <w:szCs w:val="24"/>
+          </w:rPr>
+          <w:t>1.3.</w:t>
+        </w:r>
+        <w:r>
+          <w:rPr>
+            <w:rFonts w:eastAsiaTheme="minorEastAsia" w:cstheme="minorBidi"/>
+            <w:smallCaps w:val="0"/>
+            <w:noProof/>
+            <w:kern w:val="2"/>
+            <w:sz w:val="24"/>
+            <w:szCs w:val="24"/>
+            <w14:ligatures w14:val="standardContextual"/>
+          </w:rPr>
+          <w:tab/>
+        </w:r>
+        <w:r>
+          <w:rPr>
+            <w:rStyle w:val="Hyperlink"/>
+            <w:noProof/>
+            <w:sz w:val="24"/>
+            <w:szCs w:val="24"/>
+          </w:rPr>
+          <w:t>Entities and Attributes</w:t>
+        </w:r>
+        <w:r>
+          <w:rPr>
+            <w:noProof/>
+            <w:webHidden/>
+            <w:sz w:val="24"/>
+            <w:szCs w:val="24"/>
+          </w:rPr>
+          <w:tab/>
+        </w:r>
+        <w:r>
+          <w:rPr>
+            <w:noProof/>
+            <w:webHidden/>
+            <w:sz w:val="24"/>
+            <w:szCs w:val="24"/>
+          </w:rPr>
+          <w:fldChar w:fldCharType="begin"/>
+        </w:r>
+        <w:r>
+          <w:rPr>
+            <w:noProof/>
+            <w:webHidden/>
+            <w:sz w:val="24"/>
+            <w:szCs w:val="24"/>
+          </w:rPr>
+          <w:instrText xml:space="preserve"> PAGEREF _Toc240312086 \h </w:instrText>
+        </w:r>
+        <w:r>
+          <w:rPr>
+            <w:noProof/>
+            <w:webHidden/>
+            <w:sz w:val="24"/>
+            <w:szCs w:val="24"/>
+          </w:rPr>
+        </w:r>
+        <w:r>
+          <w:rPr>
+            <w:noProof/>
+            <w:webHidden/>
+            <w:sz w:val="24"/>
+            <w:szCs w:val="24"/>
+          </w:rPr>
+          <w:fldChar w:fldCharType="separate"/>
+        </w:r>
+        <w:r>
+          <w:rPr>
+            <w:noProof/>
+            <w:webHidden/>
+            <w:sz w:val="24"/>
+            <w:szCs w:val="24"/>
+          </w:rPr>
+          <w:t>6</w:t>
+        </w:r>
+        <w:r>
+          <w:rPr>
+            <w:noProof/>
+            <w:webHidden/>
+            <w:sz w:val="24"/>
+            <w:szCs w:val="24"/>
+          </w:rPr>
+          <w:fldChar w:fldCharType="end"/>
+        </w:r>
+      </w:hyperlink>
+    </w:p>
+    <w:p>
+      <w:pPr>
+        <w:pStyle w:val="TOC2"/>
+        <w:tabs>
+          <w:tab w:val="left" w:pos="880"/>
+          <w:tab w:val="right" w:leader="dot" w:pos="9350"/>
+        </w:tabs>
+        <w:rPr>
+          <w:rFonts w:eastAsiaTheme="minorEastAsia" w:cstheme="minorBidi"/>
+          <w:smallCaps w:val="0"/>
+          <w:noProof/>
+          <w:kern w:val="2"/>
+          <w:sz w:val="24"/>
+          <w:szCs w:val="24"/>
+          <w14:ligatures w14:val="standardContextual"/>
+        </w:rPr>
+      </w:pPr>
+      <w:hyperlink w:anchor="_Toc240312087" w:history="1">
+        <w:r>
+          <w:rPr>
+            <w:rStyle w:val="Hyperlink"/>
+            <w:noProof/>
+            <w:sz w:val="24"/>
+            <w:szCs w:val="24"/>
+          </w:rPr>
+          <w:t>1.4.</w:t>
+        </w:r>
+        <w:r>
+          <w:rPr>
+            <w:rFonts w:eastAsiaTheme="minorEastAsia" w:cstheme="minorBidi"/>
+            <w:smallCaps w:val="0"/>
+            <w:noProof/>
+            <w:kern w:val="2"/>
+            <w:sz w:val="24"/>
+            <w:szCs w:val="24"/>
+            <w14:ligatures w14:val="standardContextual"/>
+          </w:rPr>
+          <w:tab/>
+        </w:r>
+        <w:r>
+          <w:rPr>
+            <w:rStyle w:val="Hyperlink"/>
+            <w:noProof/>
+            <w:sz w:val="24"/>
+            <w:szCs w:val="24"/>
+          </w:rPr>
+          <w:t>Relationships and Cardinalities</w:t>
+        </w:r>
+        <w:r>
+          <w:rPr>
+            <w:noProof/>
+            <w:webHidden/>
+            <w:sz w:val="24"/>
+            <w:szCs w:val="24"/>
+          </w:rPr>
+          <w:tab/>
+        </w:r>
+        <w:r>
+          <w:rPr>
+            <w:noProof/>
+            <w:webHidden/>
+            <w:sz w:val="24"/>
+            <w:szCs w:val="24"/>
+          </w:rPr>
+          <w:fldChar w:fldCharType="begin"/>
+        </w:r>
+        <w:r>
+          <w:rPr>
+            <w:noProof/>
+            <w:webHidden/>
+            <w:sz w:val="24"/>
+            <w:szCs w:val="24"/>
+          </w:rPr>
+          <w:instrText xml:space="preserve"> PAGEREF _Toc240312087 \h </w:instrText>
+        </w:r>
+        <w:r>
+          <w:rPr>
+            <w:noProof/>
+            <w:webHidden/>
+            <w:sz w:val="24"/>
+            <w:szCs w:val="24"/>
+          </w:rPr>
+        </w:r>
+        <w:r>
+          <w:rPr>
+            <w:noProof/>
+            <w:webHidden/>
+            <w:sz w:val="24"/>
+            <w:szCs w:val="24"/>
+          </w:rPr>
+          <w:fldChar w:fldCharType="separate"/>
+        </w:r>
+        <w:r>
+          <w:rPr>
+            <w:noProof/>
+            <w:webHidden/>
+            <w:sz w:val="24"/>
+            <w:szCs w:val="24"/>
+          </w:rPr>
+          <w:t>6</w:t>
+        </w:r>
+        <w:r>
+          <w:rPr>
+            <w:noProof/>
+            <w:webHidden/>
+            <w:sz w:val="24"/>
+            <w:szCs w:val="24"/>
+          </w:rPr>
+          <w:fldChar w:fldCharType="end"/>
+        </w:r>
+      </w:hyperlink>
+    </w:p>
+    <w:p>
+      <w:pPr>
+        <w:pStyle w:val="TOC2"/>
+        <w:tabs>
+          <w:tab w:val="left" w:pos="880"/>
+          <w:tab w:val="right" w:leader="dot" w:pos="9350"/>
+        </w:tabs>
+        <w:rPr>
+          <w:rFonts w:eastAsiaTheme="minorEastAsia" w:cstheme="minorBidi"/>
+          <w:smallCaps w:val="0"/>
+          <w:noProof/>
+          <w:kern w:val="2"/>
+          <w:sz w:val="24"/>
+          <w:szCs w:val="24"/>
+          <w14:ligatures w14:val="standardContextual"/>
+        </w:rPr>
+      </w:pPr>
+      <w:hyperlink w:anchor="_Toc240312088" w:history="1">
+        <w:r>
+          <w:rPr>
+            <w:rStyle w:val="Hyperlink"/>
+            <w:noProof/>
+            <w:sz w:val="24"/>
+            <w:szCs w:val="24"/>
+          </w:rPr>
+          <w:t>1.5.</w:t>
+        </w:r>
+        <w:r>
+          <w:rPr>
+            <w:rFonts w:eastAsiaTheme="minorEastAsia" w:cstheme="minorBidi"/>
+            <w:smallCaps w:val="0"/>
+            <w:noProof/>
+            <w:kern w:val="2"/>
+            <w:sz w:val="24"/>
+            <w:szCs w:val="24"/>
+            <w14:ligatures w14:val="standardContextual"/>
+          </w:rPr>
+          <w:tab/>
+        </w:r>
+        <w:r>
+          <w:rPr>
+            <w:rStyle w:val="Hyperlink"/>
+            <w:noProof/>
+            <w:sz w:val="24"/>
+            <w:szCs w:val="24"/>
+          </w:rPr>
+          <w:t>Database Normalization</w:t>
+        </w:r>
+        <w:r>
+          <w:rPr>
+            <w:noProof/>
+            <w:webHidden/>
+            <w:sz w:val="24"/>
+            <w:szCs w:val="24"/>
+          </w:rPr>
+          <w:tab/>
+        </w:r>
+        <w:r>
+          <w:rPr>
+            <w:noProof/>
+            <w:webHidden/>
+            <w:sz w:val="24"/>
+            <w:szCs w:val="24"/>
+          </w:rPr>
+          <w:fldChar w:fldCharType="begin"/>
+        </w:r>
+        <w:r>
+          <w:rPr>
+            <w:noProof/>
+            <w:webHidden/>
+            <w:sz w:val="24"/>
+            <w:szCs w:val="24"/>
+          </w:rPr>
+          <w:instrText xml:space="preserve"> PAGEREF _Toc240312088 \h </w:instrText>
+        </w:r>
+        <w:r>
+          <w:rPr>
+            <w:noProof/>
+            <w:webHidden/>
+            <w:sz w:val="24"/>
+            <w:szCs w:val="24"/>
+          </w:rPr>
+        </w:r>
+        <w:r>
+          <w:rPr>
+            <w:noProof/>
+            <w:webHidden/>
+            <w:sz w:val="24"/>
+            <w:szCs w:val="24"/>
+          </w:rPr>
+          <w:fldChar w:fldCharType="separate"/>
+        </w:r>
+        <w:r>
+          <w:rPr>
+            <w:noProof/>
+            <w:webHidden/>
+            <w:sz w:val="24"/>
+            <w:szCs w:val="24"/>
+          </w:rPr>
+          <w:t>6</w:t>
+        </w:r>
+        <w:r>
+          <w:rPr>
+            <w:noProof/>
+            <w:webHidden/>
+            <w:sz w:val="24"/>
+            <w:szCs w:val="24"/>
+          </w:rPr>
+          <w:fldChar w:fldCharType="end"/>
+        </w:r>
+      </w:hyperlink>
+    </w:p>
+    <w:p>
+      <w:pPr>
+        <w:pStyle w:val="TOC2"/>
+        <w:tabs>
+          <w:tab w:val="right" w:leader="dot" w:pos="9350"/>
+        </w:tabs>
+        <w:rPr>
+          <w:rFonts w:eastAsiaTheme="minorEastAsia" w:cstheme="minorBidi"/>
+          <w:smallCaps w:val="0"/>
+          <w:noProof/>
+          <w:kern w:val="2"/>
+          <w:sz w:val="24"/>
+          <w:szCs w:val="24"/>
+          <w14:ligatures w14:val="standardContextual"/>
+        </w:rPr>
+      </w:pPr>
+      <w:hyperlink w:anchor="_Toc240312089" w:history="1">
+        <w:r>
+          <w:rPr>
+            <w:rStyle w:val="Hyperlink"/>
+            <w:noProof/>
+            <w:sz w:val="24"/>
+            <w:szCs w:val="24"/>
+          </w:rPr>
+          <w:t>1.6 Design Rationale</w:t>
+        </w:r>
+        <w:r>
+          <w:rPr>
+            <w:noProof/>
+            <w:webHidden/>
+            <w:sz w:val="24"/>
+            <w:szCs w:val="24"/>
+          </w:rPr>
+          <w:tab/>
+        </w:r>
+        <w:r>
+          <w:rPr>
+            <w:noProof/>
+            <w:webHidden/>
+            <w:sz w:val="24"/>
+            <w:szCs w:val="24"/>
+          </w:rPr>
+          <w:fldChar w:fldCharType="begin"/>
+        </w:r>
+        <w:r>
+          <w:rPr>
+            <w:noProof/>
+            <w:webHidden/>
+            <w:sz w:val="24"/>
+            <w:szCs w:val="24"/>
+          </w:rPr>
+          <w:instrText xml:space="preserve"> PAGEREF _Toc240312089 \h </w:instrText>
+        </w:r>
+        <w:r>
+          <w:rPr>
+            <w:noProof/>
+            <w:webHidden/>
+            <w:sz w:val="24"/>
+            <w:szCs w:val="24"/>
+          </w:rPr>
+        </w:r>
+        <w:r>
+          <w:rPr>
+            <w:noProof/>
+            <w:webHidden/>
+            <w:sz w:val="24"/>
+            <w:szCs w:val="24"/>
+          </w:rPr>
+          <w:fldChar w:fldCharType="separate"/>
+        </w:r>
+        <w:r>
+          <w:rPr>
+            <w:noProof/>
+            <w:webHidden/>
+            <w:sz w:val="24"/>
+            <w:szCs w:val="24"/>
+          </w:rPr>
+          <w:t>6</w:t>
+        </w:r>
+        <w:r>
+          <w:rPr>
+            <w:noProof/>
+            <w:webHidden/>
+            <w:sz w:val="24"/>
+            <w:szCs w:val="24"/>
+          </w:rPr>
+          <w:fldChar w:fldCharType="end"/>
+        </w:r>
+      </w:hyperlink>
+    </w:p>
+    <w:p>
+      <w:pPr>
+        <w:pStyle w:val="TOC1"/>
+        <w:tabs>
+          <w:tab w:val="left" w:pos="440"/>
+          <w:tab w:val="right" w:leader="dot" w:pos="9350"/>
+        </w:tabs>
+        <w:rPr>
+          <w:rFonts w:eastAsiaTheme="minorEastAsia" w:cstheme="minorBidi"/>
+          <w:b w:val="0"/>
+          <w:bCs w:val="0"/>
+          <w:caps w:val="0"/>
+          <w:noProof/>
+          <w:kern w:val="2"/>
+          <w:sz w:val="24"/>
+          <w:szCs w:val="24"/>
+          <w14:ligatures w14:val="standardContextual"/>
+        </w:rPr>
+      </w:pPr>
+      <w:hyperlink w:anchor="_Toc240312090" w:history="1">
+        <w:r>
+          <w:rPr>
+            <w:rStyle w:val="Hyperlink"/>
+            <w:noProof/>
+            <w:sz w:val="24"/>
+            <w:szCs w:val="24"/>
+          </w:rPr>
+          <w:t>2.</w:t>
+        </w:r>
+        <w:r>
+          <w:rPr>
+            <w:rFonts w:eastAsiaTheme="minorEastAsia" w:cstheme="minorBidi"/>
+            <w:b w:val="0"/>
+            <w:bCs w:val="0"/>
+            <w:caps w:val="0"/>
+            <w:noProof/>
+            <w:kern w:val="2"/>
+            <w:sz w:val="24"/>
+            <w:szCs w:val="24"/>
+            <w14:ligatures w14:val="standardContextual"/>
+          </w:rPr>
+          <w:tab/>
+        </w:r>
+        <w:r>
+          <w:rPr>
+            <w:rStyle w:val="Hyperlink"/>
+            <w:noProof/>
+            <w:sz w:val="24"/>
+            <w:szCs w:val="24"/>
+          </w:rPr>
+          <w:t>CHAPTER TWO -DATABASE IMPLEMENTATION</w:t>
+        </w:r>
+        <w:r>
+          <w:rPr>
+            <w:noProof/>
+            <w:webHidden/>
+            <w:sz w:val="24"/>
+            <w:szCs w:val="24"/>
+          </w:rPr>
+          <w:tab/>
+        </w:r>
+        <w:r>
+          <w:rPr>
+            <w:noProof/>
+            <w:webHidden/>
+            <w:sz w:val="24"/>
+            <w:szCs w:val="24"/>
+          </w:rPr>
+          <w:fldChar w:fldCharType="begin"/>
+        </w:r>
+        <w:r>
+          <w:rPr>
+            <w:noProof/>
+            <w:webHidden/>
+            <w:sz w:val="24"/>
+            <w:szCs w:val="24"/>
+          </w:rPr>
+          <w:instrText xml:space="preserve"> PAGEREF _Toc240312090 \h </w:instrText>
+        </w:r>
+        <w:r>
+          <w:rPr>
+            <w:noProof/>
+            <w:webHidden/>
+            <w:sz w:val="24"/>
+            <w:szCs w:val="24"/>
+          </w:rPr>
+        </w:r>
+        <w:r>
+          <w:rPr>
+            <w:noProof/>
+            <w:webHidden/>
+            <w:sz w:val="24"/>
+            <w:szCs w:val="24"/>
+          </w:rPr>
+          <w:fldChar w:fldCharType="separate"/>
+        </w:r>
+        <w:r>
+          <w:rPr>
+            <w:noProof/>
+            <w:webHidden/>
+            <w:sz w:val="24"/>
+            <w:szCs w:val="24"/>
+          </w:rPr>
+          <w:t>7</w:t>
+        </w:r>
+        <w:r>
+          <w:rPr>
+            <w:noProof/>
+            <w:webHidden/>
+            <w:sz w:val="24"/>
+            <w:szCs w:val="24"/>
+          </w:rPr>
+          <w:fldChar w:fldCharType="end"/>
+        </w:r>
+      </w:hyperlink>
+    </w:p>
+    <w:p>
+      <w:pPr>
+        <w:pStyle w:val="TOC2"/>
+        <w:tabs>
+          <w:tab w:val="left" w:pos="880"/>
+          <w:tab w:val="right" w:leader="dot" w:pos="9350"/>
+        </w:tabs>
+        <w:rPr>
+          <w:rFonts w:eastAsiaTheme="minorEastAsia" w:cstheme="minorBidi"/>
+          <w:smallCaps w:val="0"/>
+          <w:noProof/>
+          <w:kern w:val="2"/>
+          <w:sz w:val="24"/>
+          <w:szCs w:val="24"/>
+          <w14:ligatures w14:val="standardContextual"/>
+        </w:rPr>
+      </w:pPr>
+      <w:hyperlink w:anchor="_Toc240312091" w:history="1">
+        <w:r>
+          <w:rPr>
+            <w:rStyle w:val="Hyperlink"/>
+            <w:noProof/>
+            <w:sz w:val="24"/>
+            <w:szCs w:val="24"/>
+          </w:rPr>
+          <w:t>2.1.</w:t>
+        </w:r>
+        <w:r>
+          <w:rPr>
+            <w:rFonts w:eastAsiaTheme="minorEastAsia" w:cstheme="minorBidi"/>
+            <w:smallCaps w:val="0"/>
+            <w:noProof/>
+            <w:kern w:val="2"/>
+            <w:sz w:val="24"/>
+            <w:szCs w:val="24"/>
+            <w14:ligatures w14:val="standardContextual"/>
+          </w:rPr>
+          <w:tab/>
+        </w:r>
+        <w:r>
+          <w:rPr>
+            <w:rStyle w:val="Hyperlink"/>
+            <w:noProof/>
+            <w:sz w:val="24"/>
+            <w:szCs w:val="24"/>
+          </w:rPr>
+          <w:t>MySQL Database Implementation</w:t>
+        </w:r>
+        <w:r>
+          <w:rPr>
+            <w:noProof/>
+            <w:webHidden/>
+            <w:sz w:val="24"/>
+            <w:szCs w:val="24"/>
+          </w:rPr>
+          <w:tab/>
+        </w:r>
+        <w:r>
+          <w:rPr>
+            <w:noProof/>
+            <w:webHidden/>
+            <w:sz w:val="24"/>
+            <w:szCs w:val="24"/>
+          </w:rPr>
+          <w:fldChar w:fldCharType="begin"/>
+        </w:r>
+        <w:r>
+          <w:rPr>
+            <w:noProof/>
+            <w:webHidden/>
+            <w:sz w:val="24"/>
+            <w:szCs w:val="24"/>
+          </w:rPr>
+          <w:instrText xml:space="preserve"> PAGEREF _Toc240312091 \h </w:instrText>
+        </w:r>
+        <w:r>
+          <w:rPr>
+            <w:noProof/>
+            <w:webHidden/>
+            <w:sz w:val="24"/>
+            <w:szCs w:val="24"/>
+          </w:rPr>
+        </w:r>
+        <w:r>
+          <w:rPr>
+            <w:noProof/>
+            <w:webHidden/>
+            <w:sz w:val="24"/>
+            <w:szCs w:val="24"/>
+          </w:rPr>
+          <w:fldChar w:fldCharType="separate"/>
+        </w:r>
+        <w:r>
+          <w:rPr>
+            <w:noProof/>
+            <w:webHidden/>
+            <w:sz w:val="24"/>
+            <w:szCs w:val="24"/>
+          </w:rPr>
+          <w:t>7</w:t>
+        </w:r>
+        <w:r>
+          <w:rPr>
+            <w:noProof/>
+            <w:webHidden/>
+            <w:sz w:val="24"/>
+            <w:szCs w:val="24"/>
+          </w:rPr>
+          <w:fldChar w:fldCharType="end"/>
+        </w:r>
+      </w:hyperlink>
+    </w:p>
+    <w:p>
+      <w:pPr>
+        <w:pStyle w:val="TOC2"/>
+        <w:tabs>
+          <w:tab w:val="left" w:pos="880"/>
+          <w:tab w:val="right" w:leader="dot" w:pos="9350"/>
+        </w:tabs>
+        <w:rPr>
+          <w:rFonts w:eastAsiaTheme="minorEastAsia" w:cstheme="minorBidi"/>
+          <w:smallCaps w:val="0"/>
+          <w:noProof/>
+          <w:kern w:val="2"/>
+          <w:sz w:val="24"/>
+          <w:szCs w:val="24"/>
+          <w14:ligatures w14:val="standardContextual"/>
+        </w:rPr>
+      </w:pPr>
+      <w:hyperlink w:anchor="_Toc240312092" w:history="1">
+        <w:r>
+          <w:rPr>
+            <w:rStyle w:val="Hyperlink"/>
+            <w:noProof/>
+            <w:sz w:val="24"/>
+            <w:szCs w:val="24"/>
+          </w:rPr>
+          <w:t>2.2.</w:t>
+        </w:r>
+        <w:r>
+          <w:rPr>
+            <w:rFonts w:eastAsiaTheme="minorEastAsia" w:cstheme="minorBidi"/>
+            <w:smallCaps w:val="0"/>
+            <w:noProof/>
+            <w:kern w:val="2"/>
+            <w:sz w:val="24"/>
+            <w:szCs w:val="24"/>
+            <w14:ligatures w14:val="standardContextual"/>
+          </w:rPr>
+          <w:tab/>
+        </w:r>
+        <w:r>
+          <w:rPr>
+            <w:rStyle w:val="Hyperlink"/>
+            <w:noProof/>
+            <w:sz w:val="24"/>
+            <w:szCs w:val="24"/>
+          </w:rPr>
+          <w:t>Tables and Constraints</w:t>
+        </w:r>
+        <w:r>
+          <w:rPr>
+            <w:noProof/>
+            <w:webHidden/>
+            <w:sz w:val="24"/>
+            <w:szCs w:val="24"/>
+          </w:rPr>
+          <w:tab/>
+        </w:r>
+        <w:r>
+          <w:rPr>
+            <w:noProof/>
+            <w:webHidden/>
+            <w:sz w:val="24"/>
+            <w:szCs w:val="24"/>
+          </w:rPr>
+          <w:fldChar w:fldCharType="begin"/>
+        </w:r>
+        <w:r>
+          <w:rPr>
+            <w:noProof/>
+            <w:webHidden/>
+            <w:sz w:val="24"/>
+            <w:szCs w:val="24"/>
+          </w:rPr>
+          <w:instrText xml:space="preserve"> PAGEREF _Toc240312092 \h </w:instrText>
+        </w:r>
+        <w:r>
+          <w:rPr>
+            <w:noProof/>
+            <w:webHidden/>
+            <w:sz w:val="24"/>
+            <w:szCs w:val="24"/>
+          </w:rPr>
+        </w:r>
+        <w:r>
+          <w:rPr>
+            <w:noProof/>
+            <w:webHidden/>
+            <w:sz w:val="24"/>
+            <w:szCs w:val="24"/>
+          </w:rPr>
+          <w:fldChar w:fldCharType="separate"/>
+        </w:r>
+        <w:r>
+          <w:rPr>
+            <w:noProof/>
+            <w:webHidden/>
+            <w:sz w:val="24"/>
+            <w:szCs w:val="24"/>
+          </w:rPr>
+          <w:t>7</w:t>
+        </w:r>
+        <w:r>
+          <w:rPr>
+            <w:noProof/>
+            <w:webHidden/>
+            <w:sz w:val="24"/>
+            <w:szCs w:val="24"/>
+          </w:rPr>
+          <w:fldChar w:fldCharType="end"/>
+        </w:r>
+      </w:hyperlink>
+    </w:p>
+    <w:p>
+      <w:pPr>
+        <w:pStyle w:val="TOC2"/>
+        <w:tabs>
+          <w:tab w:val="left" w:pos="880"/>
+          <w:tab w:val="right" w:leader="dot" w:pos="9350"/>
+        </w:tabs>
+        <w:rPr>
+          <w:rFonts w:eastAsiaTheme="minorEastAsia" w:cstheme="minorBidi"/>
+          <w:smallCaps w:val="0"/>
+          <w:noProof/>
+          <w:kern w:val="2"/>
+          <w:sz w:val="24"/>
+          <w:szCs w:val="24"/>
+          <w14:ligatures w14:val="standardContextual"/>
+        </w:rPr>
+      </w:pPr>
+      <w:hyperlink w:anchor="_Toc240312093" w:history="1">
+        <w:r>
+          <w:rPr>
+            <w:rStyle w:val="Hyperlink"/>
+            <w:noProof/>
+            <w:sz w:val="24"/>
+            <w:szCs w:val="24"/>
+          </w:rPr>
+          <w:t>2.3.</w:t>
+        </w:r>
+        <w:r>
+          <w:rPr>
+            <w:rFonts w:eastAsiaTheme="minorEastAsia" w:cstheme="minorBidi"/>
+            <w:smallCaps w:val="0"/>
+            <w:noProof/>
+            <w:kern w:val="2"/>
+            <w:sz w:val="24"/>
+            <w:szCs w:val="24"/>
+            <w14:ligatures w14:val="standardContextual"/>
+          </w:rPr>
+          <w:tab/>
+        </w:r>
+        <w:r>
+          <w:rPr>
+            <w:rStyle w:val="Hyperlink"/>
+            <w:noProof/>
+            <w:sz w:val="24"/>
+            <w:szCs w:val="24"/>
+          </w:rPr>
+          <w:t>Sample Data</w:t>
+        </w:r>
+        <w:r>
+          <w:rPr>
+            <w:noProof/>
+            <w:webHidden/>
+            <w:sz w:val="24"/>
+            <w:szCs w:val="24"/>
+          </w:rPr>
+          <w:tab/>
+        </w:r>
+        <w:r>
+          <w:rPr>
+            <w:noProof/>
+            <w:webHidden/>
+            <w:sz w:val="24"/>
+            <w:szCs w:val="24"/>
+          </w:rPr>
+          <w:fldChar w:fldCharType="begin"/>
+        </w:r>
+        <w:r>
+          <w:rPr>
+            <w:noProof/>
+            <w:webHidden/>
+            <w:sz w:val="24"/>
+            <w:szCs w:val="24"/>
+          </w:rPr>
+          <w:instrText xml:space="preserve"> PAGEREF _Toc240312093 \h </w:instrText>
+        </w:r>
+        <w:r>
+          <w:rPr>
+            <w:noProof/>
+            <w:webHidden/>
+            <w:sz w:val="24"/>
+            <w:szCs w:val="24"/>
+          </w:rPr>
+        </w:r>
+        <w:r>
+          <w:rPr>
+            <w:noProof/>
+            <w:webHidden/>
+            <w:sz w:val="24"/>
+            <w:szCs w:val="24"/>
+          </w:rPr>
+          <w:fldChar w:fldCharType="separate"/>
+        </w:r>
+        <w:r>
+          <w:rPr>
+            <w:noProof/>
+            <w:webHidden/>
+            <w:sz w:val="24"/>
+            <w:szCs w:val="24"/>
+          </w:rPr>
+          <w:t>7</w:t>
+        </w:r>
+        <w:r>
+          <w:rPr>
+            <w:noProof/>
+            <w:webHidden/>
+            <w:sz w:val="24"/>
+            <w:szCs w:val="24"/>
+          </w:rPr>
+          <w:fldChar w:fldCharType="end"/>
+        </w:r>
+      </w:hyperlink>
+    </w:p>
+    <w:p>
+      <w:pPr>
+        <w:pStyle w:val="TOC2"/>
+        <w:tabs>
+          <w:tab w:val="left" w:pos="880"/>
+          <w:tab w:val="right" w:leader="dot" w:pos="9350"/>
+        </w:tabs>
+        <w:rPr>
+          <w:rFonts w:eastAsiaTheme="minorEastAsia" w:cstheme="minorBidi"/>
+          <w:smallCaps w:val="0"/>
+          <w:noProof/>
+          <w:kern w:val="2"/>
+          <w:sz w:val="24"/>
+          <w:szCs w:val="24"/>
+          <w14:ligatures w14:val="standardContextual"/>
+        </w:rPr>
+      </w:pPr>
+      <w:hyperlink w:anchor="_Toc240312094" w:history="1">
+        <w:r>
+          <w:rPr>
+            <w:rStyle w:val="Hyperlink"/>
+            <w:noProof/>
+            <w:sz w:val="24"/>
+            <w:szCs w:val="24"/>
+          </w:rPr>
+          <w:t>2.4.</w:t>
+        </w:r>
+        <w:r>
+          <w:rPr>
+            <w:rFonts w:eastAsiaTheme="minorEastAsia" w:cstheme="minorBidi"/>
+            <w:smallCaps w:val="0"/>
+            <w:noProof/>
+            <w:kern w:val="2"/>
+            <w:sz w:val="24"/>
+            <w:szCs w:val="24"/>
+            <w14:ligatures w14:val="standardContextual"/>
+          </w:rPr>
+          <w:tab/>
+        </w:r>
+        <w:r>
+          <w:rPr>
+            <w:rStyle w:val="Hyperlink"/>
+            <w:noProof/>
+            <w:sz w:val="24"/>
+            <w:szCs w:val="24"/>
+          </w:rPr>
+          <w:t>SQL Queries</w:t>
+        </w:r>
+        <w:r>
+          <w:rPr>
+            <w:noProof/>
+            <w:webHidden/>
+            <w:sz w:val="24"/>
+            <w:szCs w:val="24"/>
+          </w:rPr>
+          <w:tab/>
+        </w:r>
+        <w:r>
+          <w:rPr>
+            <w:noProof/>
+            <w:webHidden/>
+            <w:sz w:val="24"/>
+            <w:szCs w:val="24"/>
+          </w:rPr>
+          <w:fldChar w:fldCharType="begin"/>
+        </w:r>
+        <w:r>
+          <w:rPr>
+            <w:noProof/>
+            <w:webHidden/>
+            <w:sz w:val="24"/>
+            <w:szCs w:val="24"/>
+          </w:rPr>
+          <w:instrText xml:space="preserve"> PAGEREF _Toc240312094 \h </w:instrText>
+        </w:r>
+        <w:r>
+          <w:rPr>
+            <w:noProof/>
+            <w:webHidden/>
+            <w:sz w:val="24"/>
+            <w:szCs w:val="24"/>
+          </w:rPr>
+        </w:r>
+        <w:r>
+          <w:rPr>
+            <w:noProof/>
+            <w:webHidden/>
+            <w:sz w:val="24"/>
+            <w:szCs w:val="24"/>
+          </w:rPr>
+          <w:fldChar w:fldCharType="separate"/>
+        </w:r>
+        <w:r>
+          <w:rPr>
+            <w:noProof/>
+            <w:webHidden/>
+            <w:sz w:val="24"/>
+            <w:szCs w:val="24"/>
+          </w:rPr>
+          <w:t>8</w:t>
+        </w:r>
+        <w:r>
+          <w:rPr>
+            <w:noProof/>
+            <w:webHidden/>
+            <w:sz w:val="24"/>
+            <w:szCs w:val="24"/>
+          </w:rPr>
+          <w:fldChar w:fldCharType="end"/>
+        </w:r>
+      </w:hyperlink>
+    </w:p>
+    <w:p>
+      <w:pPr>
+        <w:pStyle w:val="TOC2"/>
+        <w:tabs>
+          <w:tab w:val="left" w:pos="880"/>
+          <w:tab w:val="right" w:leader="dot" w:pos="9350"/>
+        </w:tabs>
+        <w:rPr>
+          <w:rFonts w:eastAsiaTheme="minorEastAsia" w:cstheme="minorBidi"/>
+          <w:smallCaps w:val="0"/>
+          <w:noProof/>
+          <w:kern w:val="2"/>
+          <w:sz w:val="24"/>
+          <w:szCs w:val="24"/>
+          <w14:ligatures w14:val="standardContextual"/>
+        </w:rPr>
+      </w:pPr>
+      <w:hyperlink w:anchor="_Toc240312095" w:history="1">
+        <w:r>
+          <w:rPr>
+            <w:rStyle w:val="Hyperlink"/>
+            <w:noProof/>
+            <w:sz w:val="24"/>
+            <w:szCs w:val="24"/>
+          </w:rPr>
+          <w:t>2.5.</w:t>
+        </w:r>
+        <w:r>
+          <w:rPr>
+            <w:rFonts w:eastAsiaTheme="minorEastAsia" w:cstheme="minorBidi"/>
+            <w:smallCaps w:val="0"/>
+            <w:noProof/>
+            <w:kern w:val="2"/>
+            <w:sz w:val="24"/>
+            <w:szCs w:val="24"/>
+            <w14:ligatures w14:val="standardContextual"/>
+          </w:rPr>
+          <w:tab/>
+        </w:r>
+        <w:r>
+          <w:rPr>
+            <w:rStyle w:val="Hyperlink"/>
+            <w:noProof/>
+            <w:sz w:val="24"/>
+            <w:szCs w:val="24"/>
+          </w:rPr>
+          <w:t>JOIN Operations</w:t>
+        </w:r>
+        <w:r>
+          <w:rPr>
+            <w:noProof/>
+            <w:webHidden/>
+            <w:sz w:val="24"/>
+            <w:szCs w:val="24"/>
+          </w:rPr>
+          <w:tab/>
+        </w:r>
+        <w:r>
+          <w:rPr>
+            <w:noProof/>
+            <w:webHidden/>
+            <w:sz w:val="24"/>
+            <w:szCs w:val="24"/>
+          </w:rPr>
+          <w:fldChar w:fldCharType="begin"/>
+        </w:r>
+        <w:r>
+          <w:rPr>
+            <w:noProof/>
+            <w:webHidden/>
+            <w:sz w:val="24"/>
+            <w:szCs w:val="24"/>
+          </w:rPr>
+          <w:instrText xml:space="preserve"> PAGEREF _Toc240312095 \h </w:instrText>
+        </w:r>
+        <w:r>
+          <w:rPr>
+            <w:noProof/>
+            <w:webHidden/>
+            <w:sz w:val="24"/>
+            <w:szCs w:val="24"/>
+          </w:rPr>
+        </w:r>
+        <w:r>
+          <w:rPr>
+            <w:noProof/>
+            <w:webHidden/>
+            <w:sz w:val="24"/>
+            <w:szCs w:val="24"/>
+          </w:rPr>
+          <w:fldChar w:fldCharType="separate"/>
+        </w:r>
+        <w:r>
+          <w:rPr>
+            <w:noProof/>
+            <w:webHidden/>
+            <w:sz w:val="24"/>
+            <w:szCs w:val="24"/>
+          </w:rPr>
+          <w:t>23</w:t>
+        </w:r>
+        <w:r>
+          <w:rPr>
+            <w:noProof/>
+            <w:webHidden/>
+            <w:sz w:val="24"/>
+            <w:szCs w:val="24"/>
+          </w:rPr>
+          <w:fldChar w:fldCharType="end"/>
+        </w:r>
+      </w:hyperlink>
+    </w:p>
+    <w:p>
+      <w:pPr>
+        <w:pStyle w:val="TOC2"/>
+        <w:tabs>
+          <w:tab w:val="left" w:pos="880"/>
+          <w:tab w:val="right" w:leader="dot" w:pos="9350"/>
+        </w:tabs>
+        <w:rPr>
+          <w:rFonts w:eastAsiaTheme="minorEastAsia" w:cstheme="minorBidi"/>
+          <w:smallCaps w:val="0"/>
+          <w:noProof/>
+          <w:kern w:val="2"/>
+          <w:sz w:val="24"/>
+          <w:szCs w:val="24"/>
+          <w14:ligatures w14:val="standardContextual"/>
+        </w:rPr>
+      </w:pPr>
+      <w:hyperlink w:anchor="_Toc240312096" w:history="1">
+        <w:r>
+          <w:rPr>
+            <w:rStyle w:val="Hyperlink"/>
+            <w:noProof/>
+            <w:sz w:val="24"/>
+            <w:szCs w:val="24"/>
+          </w:rPr>
+          <w:t>2.6.</w:t>
+        </w:r>
+        <w:r>
+          <w:rPr>
+            <w:rFonts w:eastAsiaTheme="minorEastAsia" w:cstheme="minorBidi"/>
+            <w:smallCaps w:val="0"/>
+            <w:noProof/>
+            <w:kern w:val="2"/>
+            <w:sz w:val="24"/>
+            <w:szCs w:val="24"/>
+            <w14:ligatures w14:val="standardContextual"/>
+          </w:rPr>
+          <w:tab/>
+        </w:r>
+        <w:r>
+          <w:rPr>
+            <w:rStyle w:val="Hyperlink"/>
+            <w:noProof/>
+            <w:sz w:val="24"/>
+            <w:szCs w:val="24"/>
+          </w:rPr>
+          <w:t>Reports</w:t>
+        </w:r>
+        <w:r>
+          <w:rPr>
+            <w:noProof/>
+            <w:webHidden/>
+            <w:sz w:val="24"/>
+            <w:szCs w:val="24"/>
+          </w:rPr>
+          <w:tab/>
+        </w:r>
+        <w:r>
+          <w:rPr>
+            <w:noProof/>
+            <w:webHidden/>
+            <w:sz w:val="24"/>
+            <w:szCs w:val="24"/>
+          </w:rPr>
+          <w:fldChar w:fldCharType="begin"/>
+        </w:r>
+        <w:r>
+          <w:rPr>
+            <w:noProof/>
+            <w:webHidden/>
+            <w:sz w:val="24"/>
+            <w:szCs w:val="24"/>
+          </w:rPr>
+          <w:instrText xml:space="preserve"> PAGEREF _Toc240312096 \h </w:instrText>
+        </w:r>
+        <w:r>
+          <w:rPr>
+            <w:noProof/>
+            <w:webHidden/>
+            <w:sz w:val="24"/>
+            <w:szCs w:val="24"/>
+          </w:rPr>
+        </w:r>
+        <w:r>
+          <w:rPr>
+            <w:noProof/>
+            <w:webHidden/>
+            <w:sz w:val="24"/>
+            <w:szCs w:val="24"/>
+          </w:rPr>
+          <w:fldChar w:fldCharType="separate"/>
+        </w:r>
+        <w:r>
+          <w:rPr>
+            <w:noProof/>
+            <w:webHidden/>
+            <w:sz w:val="24"/>
+            <w:szCs w:val="24"/>
+          </w:rPr>
+          <w:t>23</w:t>
+        </w:r>
+        <w:r>
+          <w:rPr>
+            <w:noProof/>
+            <w:webHidden/>
+            <w:sz w:val="24"/>
+            <w:szCs w:val="24"/>
+          </w:rPr>
+          <w:fldChar w:fldCharType="end"/>
+        </w:r>
+      </w:hyperlink>
+    </w:p>
+    <w:p>
+      <w:pPr>
+        <w:pStyle w:val="TOC2"/>
+        <w:tabs>
+          <w:tab w:val="left" w:pos="880"/>
+          <w:tab w:val="right" w:leader="dot" w:pos="9350"/>
+        </w:tabs>
+        <w:rPr>
+          <w:rFonts w:eastAsiaTheme="minorEastAsia" w:cstheme="minorBidi"/>
+          <w:smallCaps w:val="0"/>
+          <w:noProof/>
+          <w:kern w:val="2"/>
+          <w:sz w:val="24"/>
+          <w:szCs w:val="24"/>
+          <w14:ligatures w14:val="standardContextual"/>
+        </w:rPr>
+      </w:pPr>
+      <w:hyperlink w:anchor="_Toc240312097" w:history="1">
+        <w:r>
+          <w:rPr>
+            <w:rStyle w:val="Hyperlink"/>
+            <w:noProof/>
+            <w:sz w:val="24"/>
+            <w:szCs w:val="24"/>
+          </w:rPr>
+          <w:t>2.7.</w:t>
+        </w:r>
+        <w:r>
+          <w:rPr>
+            <w:rFonts w:eastAsiaTheme="minorEastAsia" w:cstheme="minorBidi"/>
+            <w:smallCaps w:val="0"/>
+            <w:noProof/>
+            <w:kern w:val="2"/>
+            <w:sz w:val="24"/>
+            <w:szCs w:val="24"/>
+            <w14:ligatures w14:val="standardContextual"/>
+          </w:rPr>
+          <w:tab/>
+        </w:r>
+        <w:r>
+          <w:rPr>
+            <w:rStyle w:val="Hyperlink"/>
+            <w:noProof/>
+            <w:sz w:val="24"/>
+            <w:szCs w:val="24"/>
+          </w:rPr>
+          <w:t>Complex Query and Subquery</w:t>
+        </w:r>
+        <w:r>
+          <w:rPr>
+            <w:noProof/>
+            <w:webHidden/>
+            <w:sz w:val="24"/>
+            <w:szCs w:val="24"/>
+          </w:rPr>
+          <w:tab/>
+        </w:r>
+        <w:r>
+          <w:rPr>
+            <w:noProof/>
+            <w:webHidden/>
+            <w:sz w:val="24"/>
+            <w:szCs w:val="24"/>
+          </w:rPr>
+          <w:fldChar w:fldCharType="begin"/>
+        </w:r>
+        <w:r>
+          <w:rPr>
+            <w:noProof/>
+            <w:webHidden/>
+            <w:sz w:val="24"/>
+            <w:szCs w:val="24"/>
+          </w:rPr>
+          <w:instrText xml:space="preserve"> PAGEREF _Toc240312097 \h </w:instrText>
+        </w:r>
+        <w:r>
+          <w:rPr>
+            <w:noProof/>
+            <w:webHidden/>
+            <w:sz w:val="24"/>
+            <w:szCs w:val="24"/>
+          </w:rPr>
+        </w:r>
+        <w:r>
+          <w:rPr>
+            <w:noProof/>
+            <w:webHidden/>
+            <w:sz w:val="24"/>
+            <w:szCs w:val="24"/>
+          </w:rPr>
+          <w:fldChar w:fldCharType="separate"/>
+        </w:r>
+        <w:r>
+          <w:rPr>
+            <w:noProof/>
+            <w:webHidden/>
+            <w:sz w:val="24"/>
+            <w:szCs w:val="24"/>
+          </w:rPr>
+          <w:t>23</w:t>
+        </w:r>
+        <w:r>
+          <w:rPr>
+            <w:noProof/>
+            <w:webHidden/>
+            <w:sz w:val="24"/>
+            <w:szCs w:val="24"/>
+          </w:rPr>
+          <w:fldChar w:fldCharType="end"/>
+        </w:r>
+      </w:hyperlink>
+    </w:p>
+    <w:p>
+      <w:pPr>
+        <w:pStyle w:val="TOC2"/>
+        <w:tabs>
+          <w:tab w:val="left" w:pos="880"/>
+          <w:tab w:val="right" w:leader="dot" w:pos="9350"/>
+        </w:tabs>
+        <w:rPr>
+          <w:rFonts w:eastAsiaTheme="minorEastAsia" w:cstheme="minorBidi"/>
+          <w:smallCaps w:val="0"/>
+          <w:noProof/>
+          <w:kern w:val="2"/>
+          <w:sz w:val="24"/>
+          <w:szCs w:val="24"/>
+          <w14:ligatures w14:val="standardContextual"/>
+        </w:rPr>
+      </w:pPr>
+      <w:hyperlink w:anchor="_Toc240312098" w:history="1">
+        <w:r>
+          <w:rPr>
+            <w:rStyle w:val="Hyperlink"/>
+            <w:noProof/>
+            <w:sz w:val="24"/>
+            <w:szCs w:val="24"/>
+          </w:rPr>
+          <w:t>2.8.</w:t>
+        </w:r>
+        <w:r>
+          <w:rPr>
+            <w:rFonts w:eastAsiaTheme="minorEastAsia" w:cstheme="minorBidi"/>
+            <w:smallCaps w:val="0"/>
+            <w:noProof/>
+            <w:kern w:val="2"/>
+            <w:sz w:val="24"/>
+            <w:szCs w:val="24"/>
+            <w14:ligatures w14:val="standardContextual"/>
+          </w:rPr>
+          <w:tab/>
+        </w:r>
+        <w:r>
+          <w:rPr>
+            <w:rStyle w:val="Hyperlink"/>
+            <w:noProof/>
+            <w:sz w:val="24"/>
+            <w:szCs w:val="24"/>
+          </w:rPr>
+          <w:t>SQL Trigger</w:t>
+        </w:r>
+        <w:r>
+          <w:rPr>
+            <w:noProof/>
+            <w:webHidden/>
+            <w:sz w:val="24"/>
+            <w:szCs w:val="24"/>
+          </w:rPr>
+          <w:tab/>
+        </w:r>
+        <w:r>
+          <w:rPr>
+            <w:noProof/>
+            <w:webHidden/>
+            <w:sz w:val="24"/>
+            <w:szCs w:val="24"/>
+          </w:rPr>
+          <w:fldChar w:fldCharType="begin"/>
+        </w:r>
+        <w:r>
+          <w:rPr>
+            <w:noProof/>
+            <w:webHidden/>
+            <w:sz w:val="24"/>
+            <w:szCs w:val="24"/>
+          </w:rPr>
+          <w:instrText xml:space="preserve"> PAGEREF _Toc240312098 \h </w:instrText>
+        </w:r>
+        <w:r>
+          <w:rPr>
+            <w:noProof/>
+            <w:webHidden/>
+            <w:sz w:val="24"/>
+            <w:szCs w:val="24"/>
+          </w:rPr>
+        </w:r>
+        <w:r>
+          <w:rPr>
+            <w:noProof/>
+            <w:webHidden/>
+            <w:sz w:val="24"/>
+            <w:szCs w:val="24"/>
+          </w:rPr>
+          <w:fldChar w:fldCharType="separate"/>
+        </w:r>
+        <w:r>
+          <w:rPr>
+            <w:noProof/>
+            <w:webHidden/>
+            <w:sz w:val="24"/>
+            <w:szCs w:val="24"/>
+          </w:rPr>
+          <w:t>23</w:t>
+        </w:r>
+        <w:r>
+          <w:rPr>
+            <w:noProof/>
+            <w:webHidden/>
+            <w:sz w:val="24"/>
+            <w:szCs w:val="24"/>
+          </w:rPr>
+          <w:fldChar w:fldCharType="end"/>
+        </w:r>
+      </w:hyperlink>
+    </w:p>
+    <w:p>
+      <w:pPr>
+        <w:pStyle w:val="TOC1"/>
+        <w:tabs>
+          <w:tab w:val="left" w:pos="440"/>
+          <w:tab w:val="right" w:leader="dot" w:pos="9350"/>
+        </w:tabs>
+        <w:rPr>
+          <w:rFonts w:eastAsiaTheme="minorEastAsia" w:cstheme="minorBidi"/>
+          <w:b w:val="0"/>
+          <w:bCs w:val="0"/>
+          <w:caps w:val="0"/>
+          <w:noProof/>
+          <w:kern w:val="2"/>
+          <w:sz w:val="24"/>
+          <w:szCs w:val="24"/>
+          <w14:ligatures w14:val="standardContextual"/>
+        </w:rPr>
+      </w:pPr>
+      <w:hyperlink w:anchor="_Toc240312099" w:history="1">
+        <w:r>
+          <w:rPr>
+            <w:rStyle w:val="Hyperlink"/>
+            <w:noProof/>
+            <w:sz w:val="24"/>
+            <w:szCs w:val="24"/>
+          </w:rPr>
+          <w:t>3.</w:t>
+        </w:r>
+        <w:r>
+          <w:rPr>
+            <w:rFonts w:eastAsiaTheme="minorEastAsia" w:cstheme="minorBidi"/>
+            <w:b w:val="0"/>
+            <w:bCs w:val="0"/>
+            <w:caps w:val="0"/>
+            <w:noProof/>
+            <w:kern w:val="2"/>
+            <w:sz w:val="24"/>
+            <w:szCs w:val="24"/>
+            <w14:ligatures w14:val="standardContextual"/>
+          </w:rPr>
+          <w:tab/>
+        </w:r>
+        <w:r>
+          <w:rPr>
+            <w:rStyle w:val="Hyperlink"/>
+            <w:noProof/>
+            <w:sz w:val="24"/>
+            <w:szCs w:val="24"/>
+          </w:rPr>
+          <w:t>CHAPTER THREE – CAP THEOREM</w:t>
+        </w:r>
+        <w:r>
+          <w:rPr>
+            <w:noProof/>
+            <w:webHidden/>
+            <w:sz w:val="24"/>
+            <w:szCs w:val="24"/>
+          </w:rPr>
+          <w:tab/>
+        </w:r>
+        <w:r>
+          <w:rPr>
+            <w:noProof/>
+            <w:webHidden/>
+            <w:sz w:val="24"/>
+            <w:szCs w:val="24"/>
+          </w:rPr>
+          <w:fldChar w:fldCharType="begin"/>
+        </w:r>
+        <w:r>
+          <w:rPr>
+            <w:noProof/>
+            <w:webHidden/>
+            <w:sz w:val="24"/>
+            <w:szCs w:val="24"/>
+          </w:rPr>
+          <w:instrText xml:space="preserve"> PAGEREF _Toc240312099 \h </w:instrText>
+        </w:r>
+        <w:r>
+          <w:rPr>
+            <w:noProof/>
+            <w:webHidden/>
+            <w:sz w:val="24"/>
+            <w:szCs w:val="24"/>
+          </w:rPr>
+        </w:r>
+        <w:r>
+          <w:rPr>
+            <w:noProof/>
+            <w:webHidden/>
+            <w:sz w:val="24"/>
+            <w:szCs w:val="24"/>
+          </w:rPr>
+          <w:fldChar w:fldCharType="separate"/>
+        </w:r>
+        <w:r>
+          <w:rPr>
+            <w:noProof/>
+            <w:webHidden/>
+            <w:sz w:val="24"/>
+            <w:szCs w:val="24"/>
+          </w:rPr>
+          <w:t>25</w:t>
+        </w:r>
+        <w:r>
+          <w:rPr>
+            <w:noProof/>
+            <w:webHidden/>
+            <w:sz w:val="24"/>
+            <w:szCs w:val="24"/>
+          </w:rPr>
+          <w:fldChar w:fldCharType="end"/>
+        </w:r>
+      </w:hyperlink>
+    </w:p>
+    <w:p>
+      <w:pPr>
+        <w:pStyle w:val="TOC2"/>
+        <w:tabs>
+          <w:tab w:val="left" w:pos="880"/>
+          <w:tab w:val="right" w:leader="dot" w:pos="9350"/>
+        </w:tabs>
+        <w:rPr>
+          <w:rFonts w:eastAsiaTheme="minorEastAsia" w:cstheme="minorBidi"/>
+          <w:smallCaps w:val="0"/>
+          <w:noProof/>
+          <w:kern w:val="2"/>
+          <w:sz w:val="24"/>
+          <w:szCs w:val="24"/>
+          <w14:ligatures w14:val="standardContextual"/>
+        </w:rPr>
+      </w:pPr>
+      <w:hyperlink w:anchor="_Toc240312100" w:history="1">
+        <w:r>
+          <w:rPr>
+            <w:rStyle w:val="Hyperlink"/>
+            <w:noProof/>
+            <w:sz w:val="24"/>
+            <w:szCs w:val="24"/>
+          </w:rPr>
+          <w:t>3.1.</w:t>
+        </w:r>
+        <w:r>
+          <w:rPr>
+            <w:rFonts w:eastAsiaTheme="minorEastAsia" w:cstheme="minorBidi"/>
+            <w:smallCaps w:val="0"/>
+            <w:noProof/>
+            <w:kern w:val="2"/>
+            <w:sz w:val="24"/>
+            <w:szCs w:val="24"/>
+            <w14:ligatures w14:val="standardContextual"/>
+          </w:rPr>
+          <w:tab/>
+        </w:r>
+        <w:r>
+          <w:rPr>
+            <w:rStyle w:val="Hyperlink"/>
+            <w:noProof/>
+            <w:sz w:val="24"/>
+            <w:szCs w:val="24"/>
+          </w:rPr>
+          <w:t>CAP Theorem</w:t>
+        </w:r>
+        <w:r>
+          <w:rPr>
+            <w:noProof/>
+            <w:webHidden/>
+            <w:sz w:val="24"/>
+            <w:szCs w:val="24"/>
+          </w:rPr>
+          <w:tab/>
+        </w:r>
+        <w:r>
+          <w:rPr>
+            <w:noProof/>
+            <w:webHidden/>
+            <w:sz w:val="24"/>
+            <w:szCs w:val="24"/>
+          </w:rPr>
+          <w:fldChar w:fldCharType="begin"/>
+        </w:r>
+        <w:r>
+          <w:rPr>
+            <w:noProof/>
+            <w:webHidden/>
+            <w:sz w:val="24"/>
+            <w:szCs w:val="24"/>
+          </w:rPr>
+          <w:instrText xml:space="preserve"> PAGEREF _Toc240312100 \h </w:instrText>
+        </w:r>
+        <w:r>
+          <w:rPr>
+            <w:noProof/>
+            <w:webHidden/>
+            <w:sz w:val="24"/>
+            <w:szCs w:val="24"/>
+          </w:rPr>
+        </w:r>
+        <w:r>
+          <w:rPr>
+            <w:noProof/>
+            <w:webHidden/>
+            <w:sz w:val="24"/>
+            <w:szCs w:val="24"/>
+          </w:rPr>
+          <w:fldChar w:fldCharType="separate"/>
+        </w:r>
+        <w:r>
+          <w:rPr>
+            <w:noProof/>
+            <w:webHidden/>
+            <w:sz w:val="24"/>
+            <w:szCs w:val="24"/>
+          </w:rPr>
+          <w:t>25</w:t>
+        </w:r>
+        <w:r>
+          <w:rPr>
+            <w:noProof/>
+            <w:webHidden/>
+            <w:sz w:val="24"/>
+            <w:szCs w:val="24"/>
+          </w:rPr>
+          <w:fldChar w:fldCharType="end"/>
+        </w:r>
+      </w:hyperlink>
+    </w:p>
+    <w:p>
+      <w:pPr>
+        <w:pStyle w:val="TOC2"/>
+        <w:tabs>
+          <w:tab w:val="left" w:pos="880"/>
+          <w:tab w:val="right" w:leader="dot" w:pos="9350"/>
+        </w:tabs>
+        <w:rPr>
+          <w:rFonts w:eastAsiaTheme="minorEastAsia" w:cstheme="minorBidi"/>
+          <w:smallCaps w:val="0"/>
+          <w:noProof/>
+          <w:kern w:val="2"/>
+          <w:sz w:val="24"/>
+          <w:szCs w:val="24"/>
+          <w14:ligatures w14:val="standardContextual"/>
+        </w:rPr>
+      </w:pPr>
+      <w:hyperlink w:anchor="_Toc240312101" w:history="1">
+        <w:r>
+          <w:rPr>
+            <w:rStyle w:val="Hyperlink"/>
+            <w:noProof/>
+            <w:sz w:val="24"/>
+            <w:szCs w:val="24"/>
+          </w:rPr>
+          <w:t>3.2.</w:t>
+        </w:r>
+        <w:r>
+          <w:rPr>
+            <w:rFonts w:eastAsiaTheme="minorEastAsia" w:cstheme="minorBidi"/>
+            <w:smallCaps w:val="0"/>
+            <w:noProof/>
+            <w:kern w:val="2"/>
+            <w:sz w:val="24"/>
+            <w:szCs w:val="24"/>
+            <w14:ligatures w14:val="standardContextual"/>
+          </w:rPr>
+          <w:tab/>
+        </w:r>
+        <w:r>
+          <w:rPr>
+            <w:rStyle w:val="Hyperlink"/>
+            <w:noProof/>
+            <w:sz w:val="24"/>
+            <w:szCs w:val="24"/>
+          </w:rPr>
+          <w:t>Consistency</w:t>
+        </w:r>
+        <w:r>
+          <w:rPr>
+            <w:noProof/>
+            <w:webHidden/>
+            <w:sz w:val="24"/>
+            <w:szCs w:val="24"/>
+          </w:rPr>
+          <w:tab/>
+        </w:r>
+        <w:r>
+          <w:rPr>
+            <w:noProof/>
+            <w:webHidden/>
+            <w:sz w:val="24"/>
+            <w:szCs w:val="24"/>
+          </w:rPr>
+          <w:fldChar w:fldCharType="begin"/>
+        </w:r>
+        <w:r>
+          <w:rPr>
+            <w:noProof/>
+            <w:webHidden/>
+            <w:sz w:val="24"/>
+            <w:szCs w:val="24"/>
+          </w:rPr>
+          <w:instrText xml:space="preserve"> PAGEREF _Toc240312101 \h </w:instrText>
+        </w:r>
+        <w:r>
+          <w:rPr>
+            <w:noProof/>
+            <w:webHidden/>
+            <w:sz w:val="24"/>
+            <w:szCs w:val="24"/>
+          </w:rPr>
+        </w:r>
+        <w:r>
+          <w:rPr>
+            <w:noProof/>
+            <w:webHidden/>
+            <w:sz w:val="24"/>
+            <w:szCs w:val="24"/>
+          </w:rPr>
+          <w:fldChar w:fldCharType="separate"/>
+        </w:r>
+        <w:r>
+          <w:rPr>
+            <w:noProof/>
+            <w:webHidden/>
+            <w:sz w:val="24"/>
+            <w:szCs w:val="24"/>
+          </w:rPr>
+          <w:t>25</w:t>
+        </w:r>
+        <w:r>
+          <w:rPr>
+            <w:noProof/>
+            <w:webHidden/>
+            <w:sz w:val="24"/>
+            <w:szCs w:val="24"/>
+          </w:rPr>
+          <w:fldChar w:fldCharType="end"/>
+        </w:r>
+      </w:hyperlink>
+    </w:p>
+    <w:p>
+      <w:pPr>
+        <w:pStyle w:val="TOC2"/>
+        <w:tabs>
+          <w:tab w:val="left" w:pos="880"/>
+          <w:tab w:val="right" w:leader="dot" w:pos="9350"/>
+        </w:tabs>
+        <w:rPr>
+          <w:rFonts w:eastAsiaTheme="minorEastAsia" w:cstheme="minorBidi"/>
+          <w:smallCaps w:val="0"/>
+          <w:noProof/>
+          <w:kern w:val="2"/>
+          <w:sz w:val="24"/>
+          <w:szCs w:val="24"/>
+          <w14:ligatures w14:val="standardContextual"/>
+        </w:rPr>
+      </w:pPr>
+      <w:hyperlink w:anchor="_Toc240312102" w:history="1">
+        <w:r>
+          <w:rPr>
+            <w:rStyle w:val="Hyperlink"/>
+            <w:noProof/>
+            <w:sz w:val="24"/>
+            <w:szCs w:val="24"/>
+          </w:rPr>
+          <w:t>3.3.</w:t>
+        </w:r>
+        <w:r>
+          <w:rPr>
+            <w:rFonts w:eastAsiaTheme="minorEastAsia" w:cstheme="minorBidi"/>
+            <w:smallCaps w:val="0"/>
+            <w:noProof/>
+            <w:kern w:val="2"/>
+            <w:sz w:val="24"/>
+            <w:szCs w:val="24"/>
+            <w14:ligatures w14:val="standardContextual"/>
+          </w:rPr>
+          <w:tab/>
+        </w:r>
+        <w:r>
+          <w:rPr>
+            <w:rStyle w:val="Hyperlink"/>
+            <w:noProof/>
+            <w:sz w:val="24"/>
+            <w:szCs w:val="24"/>
+          </w:rPr>
+          <w:t>Availability</w:t>
+        </w:r>
+        <w:r>
+          <w:rPr>
+            <w:noProof/>
+            <w:webHidden/>
+            <w:sz w:val="24"/>
+            <w:szCs w:val="24"/>
+          </w:rPr>
+          <w:tab/>
+        </w:r>
+        <w:r>
+          <w:rPr>
+            <w:noProof/>
+            <w:webHidden/>
+            <w:sz w:val="24"/>
+            <w:szCs w:val="24"/>
+          </w:rPr>
+          <w:fldChar w:fldCharType="begin"/>
+        </w:r>
+        <w:r>
+          <w:rPr>
+            <w:noProof/>
+            <w:webHidden/>
+            <w:sz w:val="24"/>
+            <w:szCs w:val="24"/>
+          </w:rPr>
+          <w:instrText xml:space="preserve"> PAGEREF _Toc240312102 \h </w:instrText>
+        </w:r>
+        <w:r>
+          <w:rPr>
+            <w:noProof/>
+            <w:webHidden/>
+            <w:sz w:val="24"/>
+            <w:szCs w:val="24"/>
+          </w:rPr>
+        </w:r>
+        <w:r>
+          <w:rPr>
+            <w:noProof/>
+            <w:webHidden/>
+            <w:sz w:val="24"/>
+            <w:szCs w:val="24"/>
+          </w:rPr>
+          <w:fldChar w:fldCharType="separate"/>
+        </w:r>
+        <w:r>
+          <w:rPr>
+            <w:noProof/>
+            <w:webHidden/>
+            <w:sz w:val="24"/>
+            <w:szCs w:val="24"/>
+          </w:rPr>
+          <w:t>25</w:t>
+        </w:r>
+        <w:r>
+          <w:rPr>
+            <w:noProof/>
+            <w:webHidden/>
+            <w:sz w:val="24"/>
+            <w:szCs w:val="24"/>
+          </w:rPr>
+          <w:fldChar w:fldCharType="end"/>
+        </w:r>
+      </w:hyperlink>
+    </w:p>
+    <w:p>
+      <w:pPr>
+        <w:pStyle w:val="TOC2"/>
+        <w:tabs>
+          <w:tab w:val="left" w:pos="880"/>
+          <w:tab w:val="right" w:leader="dot" w:pos="9350"/>
+        </w:tabs>
+        <w:rPr>
+          <w:rFonts w:eastAsiaTheme="minorEastAsia" w:cstheme="minorBidi"/>
+          <w:smallCaps w:val="0"/>
+          <w:noProof/>
+          <w:kern w:val="2"/>
+          <w:sz w:val="24"/>
+          <w:szCs w:val="24"/>
+          <w14:ligatures w14:val="standardContextual"/>
+        </w:rPr>
+      </w:pPr>
+      <w:hyperlink w:anchor="_Toc240312103" w:history="1">
+        <w:r>
+          <w:rPr>
+            <w:rStyle w:val="Hyperlink"/>
+            <w:noProof/>
+            <w:sz w:val="24"/>
+            <w:szCs w:val="24"/>
+          </w:rPr>
+          <w:t>3.4.</w:t>
+        </w:r>
+        <w:r>
+          <w:rPr>
+            <w:rFonts w:eastAsiaTheme="minorEastAsia" w:cstheme="minorBidi"/>
+            <w:smallCaps w:val="0"/>
+            <w:noProof/>
+            <w:kern w:val="2"/>
+            <w:sz w:val="24"/>
+            <w:szCs w:val="24"/>
+            <w14:ligatures w14:val="standardContextual"/>
+          </w:rPr>
+          <w:tab/>
+        </w:r>
+        <w:r>
+          <w:rPr>
+            <w:rStyle w:val="Hyperlink"/>
+            <w:noProof/>
+            <w:sz w:val="24"/>
+            <w:szCs w:val="24"/>
+          </w:rPr>
+          <w:t>Partition Tolerance</w:t>
+        </w:r>
+        <w:r>
+          <w:rPr>
+            <w:noProof/>
+            <w:webHidden/>
+            <w:sz w:val="24"/>
+            <w:szCs w:val="24"/>
+          </w:rPr>
+          <w:tab/>
+        </w:r>
+        <w:r>
+          <w:rPr>
+            <w:noProof/>
+            <w:webHidden/>
+            <w:sz w:val="24"/>
+            <w:szCs w:val="24"/>
+          </w:rPr>
+          <w:fldChar w:fldCharType="begin"/>
+        </w:r>
+        <w:r>
+          <w:rPr>
+            <w:noProof/>
+            <w:webHidden/>
+            <w:sz w:val="24"/>
+            <w:szCs w:val="24"/>
+          </w:rPr>
+          <w:instrText xml:space="preserve"> PAGEREF _Toc240312103 \h </w:instrText>
+        </w:r>
+        <w:r>
+          <w:rPr>
+            <w:noProof/>
+            <w:webHidden/>
+            <w:sz w:val="24"/>
+            <w:szCs w:val="24"/>
+          </w:rPr>
+        </w:r>
+        <w:r>
+          <w:rPr>
+            <w:noProof/>
+            <w:webHidden/>
+            <w:sz w:val="24"/>
+            <w:szCs w:val="24"/>
+          </w:rPr>
+          <w:fldChar w:fldCharType="separate"/>
+        </w:r>
+        <w:r>
+          <w:rPr>
+            <w:noProof/>
+            <w:webHidden/>
+            <w:sz w:val="24"/>
+            <w:szCs w:val="24"/>
+          </w:rPr>
+          <w:t>25</w:t>
+        </w:r>
+        <w:r>
+          <w:rPr>
+            <w:noProof/>
+            <w:webHidden/>
+            <w:sz w:val="24"/>
+            <w:szCs w:val="24"/>
+          </w:rPr>
+          <w:fldChar w:fldCharType="end"/>
+        </w:r>
+      </w:hyperlink>
+    </w:p>
+    <w:p>
+      <w:pPr>
+        <w:pStyle w:val="TOC2"/>
+        <w:tabs>
+          <w:tab w:val="left" w:pos="880"/>
+          <w:tab w:val="right" w:leader="dot" w:pos="9350"/>
+        </w:tabs>
+        <w:rPr>
+          <w:rFonts w:eastAsiaTheme="minorEastAsia" w:cstheme="minorBidi"/>
+          <w:smallCaps w:val="0"/>
+          <w:noProof/>
+          <w:kern w:val="2"/>
+          <w:sz w:val="24"/>
+          <w:szCs w:val="24"/>
+          <w14:ligatures w14:val="standardContextual"/>
+        </w:rPr>
+      </w:pPr>
+      <w:hyperlink w:anchor="_Toc240312104" w:history="1">
+        <w:r>
+          <w:rPr>
+            <w:rStyle w:val="Hyperlink"/>
+            <w:noProof/>
+            <w:sz w:val="24"/>
+            <w:szCs w:val="24"/>
+          </w:rPr>
+          <w:t>3.5.</w:t>
+        </w:r>
+        <w:r>
+          <w:rPr>
+            <w:rFonts w:eastAsiaTheme="minorEastAsia" w:cstheme="minorBidi"/>
+            <w:smallCaps w:val="0"/>
+            <w:noProof/>
+            <w:kern w:val="2"/>
+            <w:sz w:val="24"/>
+            <w:szCs w:val="24"/>
+            <w14:ligatures w14:val="standardContextual"/>
+          </w:rPr>
+          <w:tab/>
+        </w:r>
+        <w:r>
+          <w:rPr>
+            <w:rStyle w:val="Hyperlink"/>
+            <w:noProof/>
+            <w:sz w:val="24"/>
+            <w:szCs w:val="24"/>
+          </w:rPr>
+          <w:t>CAP Theorem in the Berealty Database</w:t>
+        </w:r>
+        <w:r>
+          <w:rPr>
+            <w:noProof/>
+            <w:webHidden/>
+            <w:sz w:val="24"/>
+            <w:szCs w:val="24"/>
+          </w:rPr>
+          <w:tab/>
+        </w:r>
+        <w:r>
+          <w:rPr>
+            <w:noProof/>
+            <w:webHidden/>
+            <w:sz w:val="24"/>
+            <w:szCs w:val="24"/>
+          </w:rPr>
+          <w:fldChar w:fldCharType="begin"/>
+        </w:r>
+        <w:r>
+          <w:rPr>
+            <w:noProof/>
+            <w:webHidden/>
+            <w:sz w:val="24"/>
+            <w:szCs w:val="24"/>
+          </w:rPr>
+          <w:instrText xml:space="preserve"> PAGEREF _Toc240312104 \h </w:instrText>
+        </w:r>
+        <w:r>
+          <w:rPr>
+            <w:noProof/>
+            <w:webHidden/>
+            <w:sz w:val="24"/>
+            <w:szCs w:val="24"/>
+          </w:rPr>
+        </w:r>
+        <w:r>
+          <w:rPr>
+            <w:noProof/>
+            <w:webHidden/>
+            <w:sz w:val="24"/>
+            <w:szCs w:val="24"/>
+          </w:rPr>
+          <w:fldChar w:fldCharType="separate"/>
+        </w:r>
+        <w:r>
+          <w:rPr>
+            <w:noProof/>
+            <w:webHidden/>
+            <w:sz w:val="24"/>
+            <w:szCs w:val="24"/>
+          </w:rPr>
+          <w:t>25</w:t>
+        </w:r>
+        <w:r>
+          <w:rPr>
+            <w:noProof/>
+            <w:webHidden/>
+            <w:sz w:val="24"/>
+            <w:szCs w:val="24"/>
+          </w:rPr>
+          <w:fldChar w:fldCharType="end"/>
+        </w:r>
+      </w:hyperlink>
+    </w:p>
+    <w:p>
+      <w:pPr>
+        <w:pStyle w:val="TOC1"/>
+        <w:tabs>
+          <w:tab w:val="right" w:leader="dot" w:pos="9350"/>
+        </w:tabs>
+        <w:rPr>
+          <w:rFonts w:eastAsiaTheme="minorEastAsia" w:cstheme="minorBidi"/>
+          <w:b w:val="0"/>
+          <w:bCs w:val="0"/>
+          <w:caps w:val="0"/>
+          <w:noProof/>
+          <w:kern w:val="2"/>
+          <w:sz w:val="24"/>
+          <w:szCs w:val="24"/>
+          <w14:ligatures w14:val="standardContextual"/>
+        </w:rPr>
+      </w:pPr>
+      <w:hyperlink w:anchor="_Toc240312105" w:history="1">
+        <w:r>
+          <w:rPr>
+            <w:rStyle w:val="Hyperlink"/>
+            <w:noProof/>
+            <w:sz w:val="24"/>
+            <w:szCs w:val="24"/>
+          </w:rPr>
+          <w:t>CONCLUDING REMARKS</w:t>
+        </w:r>
+        <w:r>
+          <w:rPr>
+            <w:noProof/>
+            <w:webHidden/>
+            <w:sz w:val="24"/>
+            <w:szCs w:val="24"/>
+          </w:rPr>
+          <w:tab/>
+        </w:r>
+        <w:r>
+          <w:rPr>
+            <w:noProof/>
+            <w:webHidden/>
+            <w:sz w:val="24"/>
+            <w:szCs w:val="24"/>
+          </w:rPr>
+          <w:fldChar w:fldCharType="begin"/>
+        </w:r>
+        <w:r>
+          <w:rPr>
+            <w:noProof/>
+            <w:webHidden/>
+            <w:sz w:val="24"/>
+            <w:szCs w:val="24"/>
+          </w:rPr>
+          <w:instrText xml:space="preserve"> PAGEREF _Toc240312105 \h </w:instrText>
+        </w:r>
+        <w:r>
+          <w:rPr>
+            <w:noProof/>
+            <w:webHidden/>
+            <w:sz w:val="24"/>
+            <w:szCs w:val="24"/>
+          </w:rPr>
+        </w:r>
+        <w:r>
+          <w:rPr>
+            <w:noProof/>
+            <w:webHidden/>
+            <w:sz w:val="24"/>
+            <w:szCs w:val="24"/>
+          </w:rPr>
+          <w:fldChar w:fldCharType="separate"/>
+        </w:r>
+        <w:r>
+          <w:rPr>
+            <w:noProof/>
+            <w:webHidden/>
+            <w:sz w:val="24"/>
+            <w:szCs w:val="24"/>
+          </w:rPr>
+          <w:t>26</w:t>
+        </w:r>
+        <w:r>
+          <w:rPr>
+            <w:noProof/>
+            <w:webHidden/>
+            <w:sz w:val="24"/>
+            <w:szCs w:val="24"/>
+          </w:rPr>
+          <w:fldChar w:fldCharType="end"/>
+        </w:r>
+      </w:hyperlink>
+    </w:p>
+    <w:p>
+      <w:pPr>
+        <w:pStyle w:val="TOC1"/>
+        <w:tabs>
+          <w:tab w:val="right" w:leader="dot" w:pos="9350"/>
+        </w:tabs>
+        <w:rPr>
+          <w:rFonts w:eastAsiaTheme="minorEastAsia" w:cstheme="minorBidi"/>
+          <w:b w:val="0"/>
+          <w:bCs w:val="0"/>
+          <w:caps w:val="0"/>
+          <w:noProof/>
+          <w:kern w:val="2"/>
+          <w:sz w:val="24"/>
+          <w:szCs w:val="24"/>
+          <w14:ligatures w14:val="standardContextual"/>
+        </w:rPr>
+      </w:pPr>
+      <w:hyperlink w:anchor="_Toc240312106" w:history="1">
+        <w:r>
+          <w:rPr>
+            <w:rStyle w:val="Hyperlink"/>
+            <w:noProof/>
+            <w:sz w:val="24"/>
+            <w:szCs w:val="24"/>
+            <w:lang w:val="el-GR"/>
+          </w:rPr>
+          <w:t>BIBLIOGRAPHY</w:t>
+        </w:r>
+        <w:r>
+          <w:rPr>
+            <w:noProof/>
+            <w:webHidden/>
+            <w:sz w:val="24"/>
+            <w:szCs w:val="24"/>
+          </w:rPr>
+          <w:tab/>
+        </w:r>
+        <w:r>
+          <w:rPr>
+            <w:noProof/>
+            <w:webHidden/>
+            <w:sz w:val="24"/>
+            <w:szCs w:val="24"/>
+          </w:rPr>
+          <w:fldChar w:fldCharType="begin"/>
+        </w:r>
+        <w:r>
+          <w:rPr>
+            <w:noProof/>
+            <w:webHidden/>
+            <w:sz w:val="24"/>
+            <w:szCs w:val="24"/>
+          </w:rPr>
+          <w:instrText xml:space="preserve"> PAGEREF _Toc240312106 \h </w:instrText>
+        </w:r>
+        <w:r>
+          <w:rPr>
+            <w:noProof/>
+            <w:webHidden/>
+            <w:sz w:val="24"/>
+            <w:szCs w:val="24"/>
+          </w:rPr>
+        </w:r>
+        <w:r>
+          <w:rPr>
+            <w:noProof/>
+            <w:webHidden/>
+            <w:sz w:val="24"/>
+            <w:szCs w:val="24"/>
+          </w:rPr>
+          <w:fldChar w:fldCharType="separate"/>
+        </w:r>
+        <w:r>
+          <w:rPr>
+            <w:noProof/>
+            <w:webHidden/>
+            <w:sz w:val="24"/>
+            <w:szCs w:val="24"/>
+          </w:rPr>
+          <w:t>27</w:t>
+        </w:r>
+        <w:r>
+          <w:rPr>
+            <w:noProof/>
+            <w:webHidden/>
+            <w:sz w:val="24"/>
+            <w:szCs w:val="24"/>
+          </w:rPr>
+          <w:fldChar w:fldCharType="end"/>
+        </w:r>
+      </w:hyperlink>
+    </w:p>
+    <w:p>
+      <w:pPr>
+        <w:pStyle w:val="TOC1"/>
+        <w:tabs>
+          <w:tab w:val="right" w:leader="dot" w:pos="9350"/>
+        </w:tabs>
+        <w:rPr>
+          <w:rFonts w:eastAsiaTheme="minorEastAsia" w:cstheme="minorBidi"/>
+          <w:b w:val="0"/>
+          <w:bCs w:val="0"/>
+          <w:caps w:val="0"/>
+          <w:noProof/>
+          <w:kern w:val="2"/>
+          <w:sz w:val="24"/>
+          <w:szCs w:val="24"/>
+          <w14:ligatures w14:val="standardContextual"/>
+        </w:rPr>
+      </w:pPr>
+      <w:hyperlink w:anchor="_Toc240312107" w:history="1">
+        <w:r>
+          <w:rPr>
+            <w:rStyle w:val="Hyperlink"/>
+            <w:noProof/>
+            <w:sz w:val="24"/>
+            <w:szCs w:val="24"/>
+            <w:lang w:val="el-GR"/>
+          </w:rPr>
+          <w:t>APPENDIX</w:t>
+        </w:r>
+        <w:r>
+          <w:rPr>
+            <w:noProof/>
+            <w:webHidden/>
+            <w:sz w:val="24"/>
+            <w:szCs w:val="24"/>
+          </w:rPr>
+          <w:tab/>
+        </w:r>
+        <w:r>
+          <w:rPr>
+            <w:noProof/>
+            <w:webHidden/>
+            <w:sz w:val="24"/>
+            <w:szCs w:val="24"/>
+          </w:rPr>
+          <w:fldChar w:fldCharType="begin"/>
+        </w:r>
+        <w:r>
+          <w:rPr>
+            <w:noProof/>
+            <w:webHidden/>
+            <w:sz w:val="24"/>
+            <w:szCs w:val="24"/>
+          </w:rPr>
+          <w:instrText xml:space="preserve"> PAGEREF _Toc240312107 \h </w:instrText>
+        </w:r>
+        <w:r>
+          <w:rPr>
+            <w:noProof/>
+            <w:webHidden/>
+            <w:sz w:val="24"/>
+            <w:szCs w:val="24"/>
+          </w:rPr>
+        </w:r>
+        <w:r>
+          <w:rPr>
+            <w:noProof/>
+            <w:webHidden/>
+            <w:sz w:val="24"/>
+            <w:szCs w:val="24"/>
+          </w:rPr>
+          <w:fldChar w:fldCharType="separate"/>
+        </w:r>
+        <w:r>
+          <w:rPr>
+            <w:noProof/>
+            <w:webHidden/>
+            <w:sz w:val="24"/>
+            <w:szCs w:val="24"/>
+          </w:rPr>
+          <w:t>28</w:t>
+        </w:r>
+        <w:r>
+          <w:rPr>
+            <w:noProof/>
+            <w:webHidden/>
+            <w:sz w:val="24"/>
+            <w:szCs w:val="24"/>
+          </w:rPr>
+          <w:fldChar w:fldCharType="end"/>
+        </w:r>
+      </w:hyperlink>
+    </w:p>
+    <w:p>
+      <w:r>
+        <w:rPr>
+          <w:sz w:val="24"/>
+          <w:szCs w:val="24"/>
+        </w:rPr>
+        <w:fldChar w:fldCharType="end"/>
+      </w:r>
+    </w:p>
     <w:p>
       <w:pPr>
         <w:keepNext/>
@@ -534,11 +3483,6 @@
           <w:right w:val="single" w:sz="4" w:space="4" w:color="auto"/>
         </w:pBdr>
         <w:spacing w:line="360" w:lineRule="auto"/>
-        <w:jc w:val="both"/>
-        <w:rPr>
-          <w:rFonts w:ascii="Times" w:hAnsi="Times"/>
-          <w:b/>
-        </w:rPr>
       </w:pPr>
     </w:p>
     <w:p>
@@ -551,6 +3495,27 @@
         </w:pBdr>
         <w:spacing w:line="360" w:lineRule="auto"/>
       </w:pPr>
+      <w:r>
+        <w:t>Name and Surname (Capital letters):</w:t>
+      </w:r>
+      <w:r>
+        <w:t xml:space="preserve"> ECE SARUHAN</w:t>
+      </w:r>
+      <w:r>
+        <w:tab/>
+      </w:r>
+      <w:r>
+        <w:tab/>
+      </w:r>
+      <w:r>
+        <w:tab/>
+      </w:r>
+      <w:r>
+        <w:tab/>
+      </w:r>
+      <w:r>
+        <w:tab/>
+      </w:r>
     </w:p>
     <w:p>
       <w:pPr>
@@ -562,27 +3527,6 @@
         </w:pBdr>
         <w:spacing w:line="360" w:lineRule="auto"/>
       </w:pPr>
-      <w:r>
-        <w:t>Name and Surname (Capital letters):</w:t>
-      </w:r>
-      <w:r>
-        <w:tab/>
-      </w:r>
-      <w:r>
-        <w:tab/>
-      </w:r>
-      <w:r>
-        <w:tab/>
-      </w:r>
-      <w:r>
-        <w:tab/>
-      </w:r>
-      <w:r>
-        <w:tab/>
-      </w:r>
-      <w:r>
-        <w:tab/>
-      </w:r>
     </w:p>
     <w:p>
       <w:pPr>
@@ -605,9 +3549,6 @@
         </w:pBdr>
         <w:spacing w:line="360" w:lineRule="auto"/>
       </w:pPr>
-      <w:r>
-        <w:t>.......................................................................................................................................</w:t>
-      </w:r>
     </w:p>
     <w:p>
       <w:pPr>
@@ -618,7 +3559,19 @@
           <w:right w:val="single" w:sz="4" w:space="4" w:color="auto"/>
         </w:pBdr>
         <w:spacing w:line="360" w:lineRule="auto"/>
-      </w:pPr>
+        <w:rPr>
+          <w:rFonts w:ascii="Cambria Bold" w:hAnsi="Cambria Bold"/>
+        </w:rPr>
+      </w:pPr>
+      <w:r>
+        <w:t xml:space="preserve">Date: </w:t>
+      </w:r>
+      <w:r>
+        <w:t>20/09/2026</w:t>
+      </w:r>
+      <w:r>
+        <w:t xml:space="preserve"> </w:t>
+      </w:r>
     </w:p>
     <w:p>
       <w:pPr>
@@ -629,23 +3582,6 @@
           <w:right w:val="single" w:sz="4" w:space="4" w:color="auto"/>
         </w:pBdr>
         <w:spacing w:line="360" w:lineRule="auto"/>
-        <w:rPr>
-          <w:rFonts w:ascii="Cambria Bold" w:hAnsi="Cambria Bold"/>
-        </w:rPr>
-      </w:pPr>
-      <w:r>
-        <w:t xml:space="preserve">Date: ........................./........../......... </w:t>
-      </w:r>
-    </w:p>
-    <w:p>
-      <w:pPr>
-        <w:pBdr>
-          <w:top w:val="single" w:sz="4" w:space="0" w:color="auto"/>
-          <w:left w:val="single" w:sz="4" w:space="4" w:color="auto"/>
-          <w:bottom w:val="single" w:sz="4" w:space="1" w:color="auto"/>
-          <w:right w:val="single" w:sz="4" w:space="4" w:color="auto"/>
-        </w:pBdr>
-        <w:spacing w:line="360" w:lineRule="auto"/>
       </w:pPr>
     </w:p>
     <w:p>
@@ -654,12 +3590,16 @@
         <w:keepLines/>
         <w:pageBreakBefore/>
       </w:pPr>
-      <w:bookmarkStart w:id="1" w:name="_Toc26094235"/>
+      <w:bookmarkStart w:id="3" w:name="_Toc26094235"/>
+      <w:bookmarkStart w:id="4" w:name="_Toc240311470"/>
+      <w:bookmarkStart w:id="5" w:name="_Toc240312082"/>
       <w:r>
         <w:lastRenderedPageBreak/>
         <w:t>INTRODUCTION</w:t>
       </w:r>
-      <w:bookmarkEnd w:id="1"/>
+      <w:bookmarkEnd w:id="3"/>
+      <w:bookmarkEnd w:id="4"/>
+      <w:bookmarkEnd w:id="5"/>
     </w:p>
     <w:p>
       <w:pPr>
@@ -719,13 +3659,19 @@
         <w:pStyle w:val="Heading1"/>
         <w:keepLines/>
         <w:pageBreakBefore/>
-      </w:pPr>
-      <w:bookmarkStart w:id="2" w:name="_Toc26094236"/>
+        <w:numPr>
+          <w:ilvl w:val="0"/>
+          <w:numId w:val="7"/>
+        </w:numPr>
+      </w:pPr>
+      <w:bookmarkStart w:id="6" w:name="_Toc26094236"/>
+      <w:bookmarkStart w:id="7" w:name="_Toc240311471"/>
+      <w:bookmarkStart w:id="8" w:name="_Toc240312083"/>
       <w:r>
         <w:lastRenderedPageBreak/>
         <w:t>CHAPTER ONE</w:t>
       </w:r>
-      <w:bookmarkEnd w:id="2"/>
+      <w:bookmarkEnd w:id="6"/>
       <w:r>
         <w:t xml:space="preserve"> </w:t>
       </w:r>
@@ -735,6 +3681,8 @@
       <w:r>
         <w:t>DATABASE DESIGN</w:t>
       </w:r>
+      <w:bookmarkEnd w:id="7"/>
+      <w:bookmarkEnd w:id="8"/>
     </w:p>
     <w:p>
       <w:pPr>
@@ -746,12 +3694,16 @@
         <w:pStyle w:val="Heading2"/>
         <w:numPr>
           <w:ilvl w:val="1"/>
-          <w:numId w:val="3"/>
+          <w:numId w:val="6"/>
         </w:numPr>
       </w:pPr>
+      <w:bookmarkStart w:id="9" w:name="_Toc240311472"/>
+      <w:bookmarkStart w:id="10" w:name="_Toc240312084"/>
       <w:r>
         <w:t>Scope and Objectives</w:t>
       </w:r>
+      <w:bookmarkEnd w:id="9"/>
+      <w:bookmarkEnd w:id="10"/>
     </w:p>
     <w:p>
       <w:r>
@@ -771,12 +3723,16 @@
         <w:pStyle w:val="Heading2"/>
         <w:numPr>
           <w:ilvl w:val="1"/>
-          <w:numId w:val="3"/>
+          <w:numId w:val="6"/>
         </w:numPr>
       </w:pPr>
+      <w:bookmarkStart w:id="11" w:name="_Toc240311473"/>
+      <w:bookmarkStart w:id="12" w:name="_Toc240312085"/>
       <w:r>
         <w:t>Entity-Relationship Diagram</w:t>
       </w:r>
+      <w:bookmarkEnd w:id="11"/>
+      <w:bookmarkEnd w:id="12"/>
     </w:p>
     <w:p>
       <w:r>
@@ -894,15 +3850,38 @@
     </w:p>
     <w:p>
       <w:pPr>
+        <w:jc w:val="center"/>
+        <w:rPr>
+          <w:b/>
+          <w:bCs/>
+        </w:rPr>
+      </w:pPr>
+    </w:p>
+    <w:p>
+      <w:pPr>
+        <w:jc w:val="center"/>
+        <w:rPr>
+          <w:b/>
+          <w:bCs/>
+        </w:rPr>
+      </w:pPr>
+    </w:p>
+    <w:p>
+      <w:pPr>
         <w:pStyle w:val="Heading2"/>
         <w:numPr>
           <w:ilvl w:val="1"/>
-          <w:numId w:val="3"/>
+          <w:numId w:val="6"/>
         </w:numPr>
       </w:pPr>
-      <w:r>
+      <w:bookmarkStart w:id="13" w:name="_Toc240311474"/>
+      <w:bookmarkStart w:id="14" w:name="_Toc240312086"/>
+      <w:r>
+        <w:lastRenderedPageBreak/>
         <w:t>Entities and Attributes</w:t>
       </w:r>
+      <w:bookmarkEnd w:id="13"/>
+      <w:bookmarkEnd w:id="14"/>
     </w:p>
     <w:p>
       <w:r>
@@ -912,11 +3891,7 @@
         <w:t xml:space="preserve"> </w:t>
       </w:r>
       <w:r>
-        <w:t xml:space="preserve">and their relationships can be seen in the ER diagram. The agents table stores personal information about the agents, while the clients table stores personal information about the clients. The properties table contains information about each property, such as its address, type and price. The transactions table contains the transactions carried out </w:t>
-      </w:r>
-      <w:r>
-        <w:lastRenderedPageBreak/>
-        <w:t xml:space="preserve">for each property, including the transaction date, amount and status. Finally, the </w:t>
+        <w:t xml:space="preserve">and their relationships can be seen in the ER diagram. The agents table stores personal information about the agents, while the clients table stores personal information about the clients. The properties table contains information about each property, such as its address, type and price. The transactions table contains the transactions carried out for each property, including the transaction date, amount and status. Finally, the </w:t>
       </w:r>
       <w:proofErr w:type="spellStart"/>
       <w:r>
@@ -932,12 +3907,16 @@
         <w:pStyle w:val="Heading2"/>
         <w:numPr>
           <w:ilvl w:val="1"/>
-          <w:numId w:val="3"/>
+          <w:numId w:val="6"/>
         </w:numPr>
       </w:pPr>
+      <w:bookmarkStart w:id="15" w:name="_Toc240311475"/>
+      <w:bookmarkStart w:id="16" w:name="_Toc240312087"/>
       <w:r>
         <w:t>Relationships and Cardinalities</w:t>
       </w:r>
+      <w:bookmarkEnd w:id="15"/>
+      <w:bookmarkEnd w:id="16"/>
     </w:p>
     <w:p>
       <w:pPr>
@@ -1022,15 +4001,19 @@
         <w:pStyle w:val="Heading2"/>
         <w:numPr>
           <w:ilvl w:val="1"/>
-          <w:numId w:val="3"/>
+          <w:numId w:val="6"/>
         </w:numPr>
       </w:pPr>
+      <w:bookmarkStart w:id="17" w:name="_Toc240311476"/>
+      <w:bookmarkStart w:id="18" w:name="_Toc240312088"/>
       <w:r>
         <w:t xml:space="preserve">Database </w:t>
       </w:r>
       <w:r>
         <w:t>Normalization</w:t>
       </w:r>
+      <w:bookmarkEnd w:id="17"/>
+      <w:bookmarkEnd w:id="18"/>
     </w:p>
     <w:p>
       <w:r>
@@ -1049,9 +4032,13 @@
       <w:pPr>
         <w:pStyle w:val="Heading2"/>
       </w:pPr>
+      <w:bookmarkStart w:id="19" w:name="_Toc240311477"/>
+      <w:bookmarkStart w:id="20" w:name="_Toc240312089"/>
       <w:r>
         <w:t>1.6 Design Rationale</w:t>
       </w:r>
+      <w:bookmarkEnd w:id="19"/>
+      <w:bookmarkEnd w:id="20"/>
     </w:p>
     <w:p>
       <w:r>
@@ -1088,19 +4075,27 @@
         <w:pStyle w:val="Heading1"/>
         <w:keepLines/>
         <w:pageBreakBefore/>
-      </w:pPr>
-      <w:bookmarkStart w:id="3" w:name="_Toc26094237"/>
+        <w:numPr>
+          <w:ilvl w:val="0"/>
+          <w:numId w:val="6"/>
+        </w:numPr>
+      </w:pPr>
+      <w:bookmarkStart w:id="21" w:name="_Toc26094237"/>
+      <w:bookmarkStart w:id="22" w:name="_Toc240311478"/>
+      <w:bookmarkStart w:id="23" w:name="_Toc240312090"/>
       <w:r>
         <w:lastRenderedPageBreak/>
         <w:t>CHAPTER TWO</w:t>
       </w:r>
-      <w:bookmarkEnd w:id="3"/>
+      <w:bookmarkEnd w:id="21"/>
       <w:r>
         <w:t xml:space="preserve"> -</w:t>
       </w:r>
       <w:r>
         <w:t>DATABASE IMPLEMENTATION</w:t>
       </w:r>
+      <w:bookmarkEnd w:id="22"/>
+      <w:bookmarkEnd w:id="23"/>
     </w:p>
     <w:p>
       <w:pPr>
@@ -1110,10 +4105,18 @@
     <w:p>
       <w:pPr>
         <w:pStyle w:val="Heading2"/>
-      </w:pPr>
-      <w:r>
-        <w:t>2.1 MySQL Database Implementation</w:t>
-      </w:r>
+        <w:numPr>
+          <w:ilvl w:val="1"/>
+          <w:numId w:val="6"/>
+        </w:numPr>
+      </w:pPr>
+      <w:bookmarkStart w:id="24" w:name="_Toc240311479"/>
+      <w:bookmarkStart w:id="25" w:name="_Toc240312091"/>
+      <w:r>
+        <w:t>MySQL Database Implementation</w:t>
+      </w:r>
+      <w:bookmarkEnd w:id="24"/>
+      <w:bookmarkEnd w:id="25"/>
     </w:p>
     <w:p>
       <w:r>
@@ -1153,10 +4156,18 @@
     <w:p>
       <w:pPr>
         <w:pStyle w:val="Heading2"/>
-      </w:pPr>
-      <w:r>
-        <w:t>2.2 Tables and Constraints</w:t>
-      </w:r>
+        <w:numPr>
+          <w:ilvl w:val="1"/>
+          <w:numId w:val="6"/>
+        </w:numPr>
+      </w:pPr>
+      <w:bookmarkStart w:id="26" w:name="_Toc240311480"/>
+      <w:bookmarkStart w:id="27" w:name="_Toc240312092"/>
+      <w:r>
+        <w:t>Tables and Constraints</w:t>
+      </w:r>
+      <w:bookmarkEnd w:id="26"/>
+      <w:bookmarkEnd w:id="27"/>
     </w:p>
     <w:p>
       <w:r>
@@ -1188,10 +4199,18 @@
     <w:p>
       <w:pPr>
         <w:pStyle w:val="Heading2"/>
-      </w:pPr>
-      <w:r>
-        <w:t>2.3 Sample Data</w:t>
-      </w:r>
+        <w:numPr>
+          <w:ilvl w:val="1"/>
+          <w:numId w:val="6"/>
+        </w:numPr>
+      </w:pPr>
+      <w:bookmarkStart w:id="28" w:name="_Toc240311481"/>
+      <w:bookmarkStart w:id="29" w:name="_Toc240312093"/>
+      <w:r>
+        <w:t>Sample Data</w:t>
+      </w:r>
+      <w:bookmarkEnd w:id="28"/>
+      <w:bookmarkEnd w:id="29"/>
     </w:p>
     <w:p>
       <w:r>
@@ -1242,13 +4261,31 @@
         <w:t xml:space="preserve"> table. These sample data were used to test the necessary functions and operations of the database.</w:t>
       </w:r>
     </w:p>
+    <w:p/>
+    <w:p/>
+    <w:p/>
+    <w:p/>
+    <w:p/>
+    <w:p/>
+    <w:p/>
+    <w:p/>
+    <w:p/>
     <w:p>
       <w:pPr>
         <w:pStyle w:val="Heading2"/>
-      </w:pPr>
-      <w:r>
-        <w:t>2.4 SQL Queries</w:t>
-      </w:r>
+        <w:numPr>
+          <w:ilvl w:val="1"/>
+          <w:numId w:val="6"/>
+        </w:numPr>
+      </w:pPr>
+      <w:bookmarkStart w:id="30" w:name="_Toc240311482"/>
+      <w:bookmarkStart w:id="31" w:name="_Toc240312094"/>
+      <w:r>
+        <w:lastRenderedPageBreak/>
+        <w:t>SQL Queries</w:t>
+      </w:r>
+      <w:bookmarkEnd w:id="30"/>
+      <w:bookmarkEnd w:id="31"/>
     </w:p>
     <w:p>
       <w:r>
@@ -1270,17 +4307,15 @@
         <w:t xml:space="preserve"> database. It displays details such as the property address, type, price and current status. This query allows the agency to view important property information in one result.</w:t>
       </w:r>
     </w:p>
-    <w:p/>
-    <w:p>
-      <w:pPr>
-        <w:jc w:val="center"/>
-      </w:pPr>
-      <w:r>
-        <w:lastRenderedPageBreak/>
+    <w:p>
+      <w:pPr>
+        <w:jc w:val="center"/>
+      </w:pPr>
+      <w:r>
         <w:drawing>
-          <wp:inline distT="0" distB="0" distL="0" distR="0" wp14:anchorId="537D9322" wp14:editId="53036587">
-            <wp:extent cx="5943600" cy="4052570"/>
-            <wp:effectExtent l="0" t="0" r="0" b="5080"/>
+          <wp:inline distT="0" distB="0" distL="0" distR="0" wp14:anchorId="537D9322" wp14:editId="0715AA86">
+            <wp:extent cx="6633825" cy="4394200"/>
+            <wp:effectExtent l="0" t="0" r="0" b="6350"/>
             <wp:docPr id="1008443564" name="Picture 1"/>
             <wp:cNvGraphicFramePr>
               <a:graphicFrameLocks xmlns:a="http://schemas.openxmlformats.org/drawingml/2006/main" noChangeAspect="1"/>
@@ -1301,7 +4336,7 @@
                   <pic:spPr>
                     <a:xfrm>
                       <a:off x="0" y="0"/>
-                      <a:ext cx="5943600" cy="4052570"/>
+                      <a:ext cx="6642137" cy="4399706"/>
                     </a:xfrm>
                     <a:prstGeom prst="rect">
                       <a:avLst/>
@@ -1345,11 +4380,75 @@
       </w:r>
     </w:p>
     <w:p>
-      <w:r>
-        <w:rPr>
-          <w:b/>
-          <w:bCs/>
-        </w:rPr>
+      <w:pPr>
+        <w:jc w:val="center"/>
+        <w:rPr>
+          <w:b/>
+          <w:bCs/>
+        </w:rPr>
+      </w:pPr>
+    </w:p>
+    <w:p>
+      <w:pPr>
+        <w:jc w:val="center"/>
+        <w:rPr>
+          <w:b/>
+          <w:bCs/>
+        </w:rPr>
+      </w:pPr>
+    </w:p>
+    <w:p>
+      <w:pPr>
+        <w:jc w:val="center"/>
+        <w:rPr>
+          <w:b/>
+          <w:bCs/>
+        </w:rPr>
+      </w:pPr>
+    </w:p>
+    <w:p>
+      <w:pPr>
+        <w:jc w:val="center"/>
+        <w:rPr>
+          <w:b/>
+          <w:bCs/>
+        </w:rPr>
+      </w:pPr>
+    </w:p>
+    <w:p>
+      <w:pPr>
+        <w:jc w:val="center"/>
+        <w:rPr>
+          <w:b/>
+          <w:bCs/>
+        </w:rPr>
+      </w:pPr>
+    </w:p>
+    <w:p>
+      <w:pPr>
+        <w:jc w:val="center"/>
+        <w:rPr>
+          <w:b/>
+          <w:bCs/>
+        </w:rPr>
+      </w:pPr>
+    </w:p>
+    <w:p>
+      <w:pPr>
+        <w:jc w:val="center"/>
+        <w:rPr>
+          <w:b/>
+          <w:bCs/>
+        </w:rPr>
+      </w:pPr>
+    </w:p>
+    <w:p>
+      <w:r>
+        <w:rPr>
+          <w:b/>
+          <w:bCs/>
+        </w:rPr>
+        <w:lastRenderedPageBreak/>
         <w:t>Figure 3</w:t>
       </w:r>
       <w:r>
@@ -1377,11 +4476,10 @@
           <w:b/>
           <w:bCs/>
         </w:rPr>
-        <w:lastRenderedPageBreak/>
         <w:drawing>
-          <wp:inline distT="0" distB="0" distL="0" distR="0" wp14:anchorId="5BFEFFBD" wp14:editId="2989F223">
-            <wp:extent cx="5943600" cy="4320540"/>
-            <wp:effectExtent l="0" t="0" r="0" b="3810"/>
+          <wp:inline distT="0" distB="0" distL="0" distR="0" wp14:anchorId="5BFEFFBD" wp14:editId="4D502607">
+            <wp:extent cx="6490439" cy="4718050"/>
+            <wp:effectExtent l="0" t="0" r="5715" b="6350"/>
             <wp:docPr id="586611955" name="Picture 1"/>
             <wp:cNvGraphicFramePr>
               <a:graphicFrameLocks xmlns:a="http://schemas.openxmlformats.org/drawingml/2006/main" noChangeAspect="1"/>
@@ -1402,7 +4500,7 @@
                   <pic:spPr>
                     <a:xfrm>
                       <a:off x="0" y="0"/>
-                      <a:ext cx="5943600" cy="4320540"/>
+                      <a:ext cx="6492822" cy="4719782"/>
                     </a:xfrm>
                     <a:prstGeom prst="rect">
                       <a:avLst/>
@@ -1467,8 +4565,79 @@
       </w:r>
     </w:p>
     <w:p>
-      <w:r>
-        <w:t xml:space="preserve">Figure 4 shows the result of the query that combines client, transaction and property information. It provides information about the transactions related to each client and the properties involved. This gives </w:t>
+      <w:pPr>
+        <w:jc w:val="center"/>
+        <w:rPr>
+          <w:b/>
+          <w:bCs/>
+        </w:rPr>
+      </w:pPr>
+    </w:p>
+    <w:p>
+      <w:pPr>
+        <w:jc w:val="center"/>
+        <w:rPr>
+          <w:b/>
+          <w:bCs/>
+        </w:rPr>
+      </w:pPr>
+    </w:p>
+    <w:p>
+      <w:pPr>
+        <w:jc w:val="center"/>
+        <w:rPr>
+          <w:b/>
+          <w:bCs/>
+        </w:rPr>
+      </w:pPr>
+    </w:p>
+    <w:p>
+      <w:pPr>
+        <w:jc w:val="center"/>
+        <w:rPr>
+          <w:b/>
+          <w:bCs/>
+        </w:rPr>
+      </w:pPr>
+    </w:p>
+    <w:p>
+      <w:pPr>
+        <w:jc w:val="center"/>
+        <w:rPr>
+          <w:b/>
+          <w:bCs/>
+        </w:rPr>
+      </w:pPr>
+    </w:p>
+    <w:p>
+      <w:pPr>
+        <w:jc w:val="center"/>
+        <w:rPr>
+          <w:b/>
+          <w:bCs/>
+        </w:rPr>
+      </w:pPr>
+    </w:p>
+    <w:p>
+      <w:pPr>
+        <w:jc w:val="center"/>
+        <w:rPr>
+          <w:b/>
+          <w:bCs/>
+        </w:rPr>
+      </w:pPr>
+    </w:p>
+    <w:p>
+      <w:r>
+        <w:rPr>
+          <w:b/>
+          <w:bCs/>
+        </w:rPr>
+        <w:lastRenderedPageBreak/>
+        <w:t>Figure 4</w:t>
+      </w:r>
+      <w:r>
+        <w:t xml:space="preserve"> shows the result of the query that combines client, transaction and property information. It provides information about the transactions related to each client and the properties involved. This gives </w:t>
       </w:r>
       <w:proofErr w:type="spellStart"/>
       <w:r>
@@ -1492,11 +4661,10 @@
           <w:b/>
           <w:bCs/>
         </w:rPr>
-        <w:lastRenderedPageBreak/>
         <w:drawing>
-          <wp:inline distT="0" distB="0" distL="0" distR="0" wp14:anchorId="0EA36E8E" wp14:editId="1707F6C6">
-            <wp:extent cx="5943600" cy="4661535"/>
-            <wp:effectExtent l="0" t="0" r="0" b="5715"/>
+          <wp:inline distT="0" distB="0" distL="0" distR="0" wp14:anchorId="0EA36E8E" wp14:editId="187CD39E">
+            <wp:extent cx="6550024" cy="5137150"/>
+            <wp:effectExtent l="0" t="0" r="3810" b="6350"/>
             <wp:docPr id="606337977" name="Picture 1"/>
             <wp:cNvGraphicFramePr>
               <a:graphicFrameLocks xmlns:a="http://schemas.openxmlformats.org/drawingml/2006/main" noChangeAspect="1"/>
@@ -1517,7 +4685,7 @@
                   <pic:spPr>
                     <a:xfrm>
                       <a:off x="0" y="0"/>
-                      <a:ext cx="5943600" cy="4661535"/>
+                      <a:ext cx="6559795" cy="5144813"/>
                     </a:xfrm>
                     <a:prstGeom prst="rect">
                       <a:avLst/>
@@ -1561,11 +4729,66 @@
       </w:r>
     </w:p>
     <w:p>
-      <w:r>
-        <w:rPr>
-          <w:b/>
-          <w:bCs/>
-        </w:rPr>
+      <w:pPr>
+        <w:jc w:val="center"/>
+        <w:rPr>
+          <w:b/>
+          <w:bCs/>
+        </w:rPr>
+      </w:pPr>
+    </w:p>
+    <w:p>
+      <w:pPr>
+        <w:jc w:val="center"/>
+        <w:rPr>
+          <w:b/>
+          <w:bCs/>
+        </w:rPr>
+      </w:pPr>
+    </w:p>
+    <w:p>
+      <w:pPr>
+        <w:jc w:val="center"/>
+        <w:rPr>
+          <w:b/>
+          <w:bCs/>
+        </w:rPr>
+      </w:pPr>
+    </w:p>
+    <w:p>
+      <w:pPr>
+        <w:jc w:val="center"/>
+        <w:rPr>
+          <w:b/>
+          <w:bCs/>
+        </w:rPr>
+      </w:pPr>
+    </w:p>
+    <w:p>
+      <w:pPr>
+        <w:jc w:val="center"/>
+        <w:rPr>
+          <w:b/>
+          <w:bCs/>
+        </w:rPr>
+      </w:pPr>
+    </w:p>
+    <w:p>
+      <w:pPr>
+        <w:jc w:val="center"/>
+        <w:rPr>
+          <w:b/>
+          <w:bCs/>
+        </w:rPr>
+      </w:pPr>
+    </w:p>
+    <w:p>
+      <w:r>
+        <w:rPr>
+          <w:b/>
+          <w:bCs/>
+        </w:rPr>
+        <w:lastRenderedPageBreak/>
         <w:t>Figure 5</w:t>
       </w:r>
       <w:r>
@@ -1593,11 +4816,10 @@
           <w:b/>
           <w:bCs/>
         </w:rPr>
-        <w:lastRenderedPageBreak/>
         <w:drawing>
-          <wp:inline distT="0" distB="0" distL="0" distR="0" wp14:anchorId="5F831B4F" wp14:editId="2C802E2F">
-            <wp:extent cx="5943600" cy="4606925"/>
-            <wp:effectExtent l="0" t="0" r="0" b="3175"/>
+          <wp:inline distT="0" distB="0" distL="0" distR="0" wp14:anchorId="5F831B4F" wp14:editId="6C2BB300">
+            <wp:extent cx="6439241" cy="4991100"/>
+            <wp:effectExtent l="0" t="0" r="0" b="0"/>
             <wp:docPr id="1024937893" name="Picture 1"/>
             <wp:cNvGraphicFramePr>
               <a:graphicFrameLocks xmlns:a="http://schemas.openxmlformats.org/drawingml/2006/main" noChangeAspect="1"/>
@@ -1618,7 +4840,7 @@
                   <pic:spPr>
                     <a:xfrm>
                       <a:off x="0" y="0"/>
-                      <a:ext cx="5943600" cy="4606925"/>
+                      <a:ext cx="6442968" cy="4993989"/>
                     </a:xfrm>
                     <a:prstGeom prst="rect">
                       <a:avLst/>
@@ -1662,11 +4884,66 @@
       </w:r>
     </w:p>
     <w:p>
-      <w:r>
-        <w:rPr>
-          <w:b/>
-          <w:bCs/>
-        </w:rPr>
+      <w:pPr>
+        <w:jc w:val="center"/>
+        <w:rPr>
+          <w:b/>
+          <w:bCs/>
+        </w:rPr>
+      </w:pPr>
+    </w:p>
+    <w:p>
+      <w:pPr>
+        <w:jc w:val="center"/>
+        <w:rPr>
+          <w:b/>
+          <w:bCs/>
+        </w:rPr>
+      </w:pPr>
+    </w:p>
+    <w:p>
+      <w:pPr>
+        <w:jc w:val="center"/>
+        <w:rPr>
+          <w:b/>
+          <w:bCs/>
+        </w:rPr>
+      </w:pPr>
+    </w:p>
+    <w:p>
+      <w:pPr>
+        <w:jc w:val="center"/>
+        <w:rPr>
+          <w:b/>
+          <w:bCs/>
+        </w:rPr>
+      </w:pPr>
+    </w:p>
+    <w:p>
+      <w:pPr>
+        <w:jc w:val="center"/>
+        <w:rPr>
+          <w:b/>
+          <w:bCs/>
+        </w:rPr>
+      </w:pPr>
+    </w:p>
+    <w:p>
+      <w:pPr>
+        <w:jc w:val="center"/>
+        <w:rPr>
+          <w:b/>
+          <w:bCs/>
+        </w:rPr>
+      </w:pPr>
+    </w:p>
+    <w:p>
+      <w:r>
+        <w:rPr>
+          <w:b/>
+          <w:bCs/>
+        </w:rPr>
+        <w:lastRenderedPageBreak/>
         <w:t>Figure 6</w:t>
       </w:r>
       <w:r>
@@ -1703,10 +4980,9 @@
           <w:b/>
           <w:bCs/>
         </w:rPr>
-        <w:lastRenderedPageBreak/>
         <w:drawing>
-          <wp:inline distT="0" distB="0" distL="0" distR="0" wp14:anchorId="28794A8F" wp14:editId="61A76499">
-            <wp:extent cx="5943600" cy="5168900"/>
+          <wp:inline distT="0" distB="0" distL="0" distR="0" wp14:anchorId="28794A8F" wp14:editId="28C7C563">
+            <wp:extent cx="6578850" cy="5721350"/>
             <wp:effectExtent l="0" t="0" r="0" b="0"/>
             <wp:docPr id="1899673946" name="Picture 1"/>
             <wp:cNvGraphicFramePr>
@@ -1728,7 +5004,7 @@
                   <pic:spPr>
                     <a:xfrm>
                       <a:off x="0" y="0"/>
-                      <a:ext cx="5943600" cy="5168900"/>
+                      <a:ext cx="6584215" cy="5726016"/>
                     </a:xfrm>
                     <a:prstGeom prst="rect">
                       <a:avLst/>
@@ -1772,6 +5048,42 @@
       </w:r>
     </w:p>
     <w:p>
+      <w:pPr>
+        <w:jc w:val="center"/>
+        <w:rPr>
+          <w:b/>
+          <w:bCs/>
+        </w:rPr>
+      </w:pPr>
+    </w:p>
+    <w:p>
+      <w:pPr>
+        <w:jc w:val="center"/>
+        <w:rPr>
+          <w:b/>
+          <w:bCs/>
+        </w:rPr>
+      </w:pPr>
+    </w:p>
+    <w:p>
+      <w:pPr>
+        <w:jc w:val="center"/>
+        <w:rPr>
+          <w:b/>
+          <w:bCs/>
+        </w:rPr>
+      </w:pPr>
+    </w:p>
+    <w:p>
+      <w:pPr>
+        <w:jc w:val="center"/>
+        <w:rPr>
+          <w:b/>
+          <w:bCs/>
+        </w:rPr>
+      </w:pPr>
+    </w:p>
+    <w:p>
       <w:r>
         <w:rPr>
           <w:b/>
@@ -1804,11 +5116,10 @@
           <w:b/>
           <w:bCs/>
         </w:rPr>
-        <w:lastRenderedPageBreak/>
         <w:drawing>
-          <wp:inline distT="0" distB="0" distL="0" distR="0" wp14:anchorId="51D074FC" wp14:editId="4524D504">
-            <wp:extent cx="5943600" cy="4799330"/>
-            <wp:effectExtent l="0" t="0" r="0" b="1270"/>
+          <wp:inline distT="0" distB="0" distL="0" distR="0" wp14:anchorId="51D074FC" wp14:editId="52E3C6B0">
+            <wp:extent cx="6652931" cy="5372100"/>
+            <wp:effectExtent l="0" t="0" r="0" b="0"/>
             <wp:docPr id="1944918766" name="Picture 1"/>
             <wp:cNvGraphicFramePr>
               <a:graphicFrameLocks xmlns:a="http://schemas.openxmlformats.org/drawingml/2006/main" noChangeAspect="1"/>
@@ -1829,7 +5140,7 @@
                   <pic:spPr>
                     <a:xfrm>
                       <a:off x="0" y="0"/>
-                      <a:ext cx="5943600" cy="4799330"/>
+                      <a:ext cx="6654797" cy="5373607"/>
                     </a:xfrm>
                     <a:prstGeom prst="rect">
                       <a:avLst/>
@@ -1894,6 +5205,60 @@
       </w:r>
     </w:p>
     <w:p>
+      <w:pPr>
+        <w:jc w:val="center"/>
+        <w:rPr>
+          <w:b/>
+          <w:bCs/>
+        </w:rPr>
+      </w:pPr>
+    </w:p>
+    <w:p>
+      <w:pPr>
+        <w:jc w:val="center"/>
+        <w:rPr>
+          <w:b/>
+          <w:bCs/>
+        </w:rPr>
+      </w:pPr>
+    </w:p>
+    <w:p>
+      <w:pPr>
+        <w:jc w:val="center"/>
+        <w:rPr>
+          <w:b/>
+          <w:bCs/>
+        </w:rPr>
+      </w:pPr>
+    </w:p>
+    <w:p>
+      <w:pPr>
+        <w:jc w:val="center"/>
+        <w:rPr>
+          <w:b/>
+          <w:bCs/>
+        </w:rPr>
+      </w:pPr>
+    </w:p>
+    <w:p>
+      <w:pPr>
+        <w:jc w:val="center"/>
+        <w:rPr>
+          <w:b/>
+          <w:bCs/>
+        </w:rPr>
+      </w:pPr>
+    </w:p>
+    <w:p>
+      <w:pPr>
+        <w:jc w:val="center"/>
+        <w:rPr>
+          <w:b/>
+          <w:bCs/>
+        </w:rPr>
+      </w:pPr>
+    </w:p>
+    <w:p>
       <w:r>
         <w:rPr>
           <w:b/>
@@ -1913,43 +5278,15 @@
           <w:bCs/>
         </w:rPr>
       </w:pPr>
-    </w:p>
-    <w:p>
-      <w:pPr>
-        <w:jc w:val="center"/>
-        <w:rPr>
-          <w:b/>
-          <w:bCs/>
-        </w:rPr>
-      </w:pPr>
-    </w:p>
-    <w:p>
-      <w:pPr>
-        <w:jc w:val="center"/>
-        <w:rPr>
-          <w:b/>
-          <w:bCs/>
-        </w:rPr>
-      </w:pPr>
-    </w:p>
-    <w:p>
-      <w:pPr>
-        <w:jc w:val="center"/>
-        <w:rPr>
-          <w:b/>
-          <w:bCs/>
-        </w:rPr>
-      </w:pPr>
-      <w:r>
-        <w:rPr>
-          <w:b/>
-          <w:bCs/>
-        </w:rPr>
-        <w:lastRenderedPageBreak/>
+      <w:r>
+        <w:rPr>
+          <w:b/>
+          <w:bCs/>
+        </w:rPr>
         <w:drawing>
-          <wp:inline distT="0" distB="0" distL="0" distR="0" wp14:anchorId="4C5AEB68" wp14:editId="52105A34">
-            <wp:extent cx="5943600" cy="4592955"/>
-            <wp:effectExtent l="0" t="0" r="0" b="0"/>
+          <wp:inline distT="0" distB="0" distL="0" distR="0" wp14:anchorId="4C5AEB68" wp14:editId="15503E66">
+            <wp:extent cx="6573870" cy="5080000"/>
+            <wp:effectExtent l="0" t="0" r="0" b="6350"/>
             <wp:docPr id="1022081098" name="Picture 1"/>
             <wp:cNvGraphicFramePr>
               <a:graphicFrameLocks xmlns:a="http://schemas.openxmlformats.org/drawingml/2006/main" noChangeAspect="1"/>
@@ -1970,7 +5307,7 @@
                   <pic:spPr>
                     <a:xfrm>
                       <a:off x="0" y="0"/>
-                      <a:ext cx="5943600" cy="4592955"/>
+                      <a:ext cx="6578529" cy="5083600"/>
                     </a:xfrm>
                     <a:prstGeom prst="rect">
                       <a:avLst/>
@@ -2035,36 +5372,70 @@
       </w:r>
     </w:p>
     <w:p>
-      <w:r>
-        <w:rPr>
-          <w:b/>
-          <w:bCs/>
-        </w:rPr>
+      <w:pPr>
+        <w:jc w:val="center"/>
+        <w:rPr>
+          <w:b/>
+          <w:bCs/>
+        </w:rPr>
+      </w:pPr>
+    </w:p>
+    <w:p>
+      <w:pPr>
+        <w:jc w:val="center"/>
+        <w:rPr>
+          <w:b/>
+          <w:bCs/>
+        </w:rPr>
+      </w:pPr>
+    </w:p>
+    <w:p>
+      <w:pPr>
+        <w:jc w:val="center"/>
+        <w:rPr>
+          <w:b/>
+          <w:bCs/>
+        </w:rPr>
+      </w:pPr>
+    </w:p>
+    <w:p>
+      <w:pPr>
+        <w:rPr>
+          <w:b/>
+          <w:bCs/>
+        </w:rPr>
+      </w:pPr>
+    </w:p>
+    <w:p>
+      <w:r>
+        <w:rPr>
+          <w:b/>
+          <w:bCs/>
+        </w:rPr>
+        <w:lastRenderedPageBreak/>
         <w:t>Figure 9</w:t>
       </w:r>
       <w:r>
         <w:t xml:space="preserve"> shows the result of a CROSS JOIN between agents and properties. It displays all possible combinations between the two tables. This can be useful for demonstrating possible agent and property combinations in the database.</w:t>
       </w:r>
     </w:p>
-    <w:p/>
-    <w:p>
-      <w:pPr>
-        <w:jc w:val="center"/>
-        <w:rPr>
-          <w:b/>
-          <w:bCs/>
-        </w:rPr>
-      </w:pPr>
-      <w:r>
-        <w:rPr>
-          <w:b/>
-          <w:bCs/>
-        </w:rPr>
-        <w:lastRenderedPageBreak/>
+    <w:p>
+      <w:pPr>
+        <w:jc w:val="center"/>
+        <w:rPr>
+          <w:b/>
+          <w:bCs/>
+        </w:rPr>
+      </w:pPr>
+      <w:r>
+        <w:rPr>
+          <w:b/>
+          <w:bCs/>
+        </w:rPr>
         <w:drawing>
-          <wp:inline distT="0" distB="0" distL="0" distR="0" wp14:anchorId="384010AA" wp14:editId="3BFF024B">
-            <wp:extent cx="5943600" cy="5478780"/>
-            <wp:effectExtent l="0" t="0" r="0" b="7620"/>
+          <wp:inline distT="0" distB="0" distL="0" distR="0" wp14:anchorId="384010AA" wp14:editId="5E8D3FD4">
+            <wp:extent cx="6482299" cy="5975350"/>
+            <wp:effectExtent l="0" t="0" r="0" b="6350"/>
             <wp:docPr id="1375994120" name="Picture 1"/>
             <wp:cNvGraphicFramePr>
               <a:graphicFrameLocks xmlns:a="http://schemas.openxmlformats.org/drawingml/2006/main" noChangeAspect="1"/>
@@ -2085,7 +5456,7 @@
                   <pic:spPr>
                     <a:xfrm>
                       <a:off x="0" y="0"/>
-                      <a:ext cx="5943600" cy="5478780"/>
+                      <a:ext cx="6486257" cy="5978999"/>
                     </a:xfrm>
                     <a:prstGeom prst="rect">
                       <a:avLst/>
@@ -2150,6 +5521,42 @@
       </w:r>
     </w:p>
     <w:p>
+      <w:pPr>
+        <w:jc w:val="center"/>
+        <w:rPr>
+          <w:b/>
+          <w:bCs/>
+        </w:rPr>
+      </w:pPr>
+    </w:p>
+    <w:p>
+      <w:pPr>
+        <w:jc w:val="center"/>
+        <w:rPr>
+          <w:b/>
+          <w:bCs/>
+        </w:rPr>
+      </w:pPr>
+    </w:p>
+    <w:p>
+      <w:pPr>
+        <w:jc w:val="center"/>
+        <w:rPr>
+          <w:b/>
+          <w:bCs/>
+        </w:rPr>
+      </w:pPr>
+    </w:p>
+    <w:p>
+      <w:pPr>
+        <w:jc w:val="center"/>
+        <w:rPr>
+          <w:b/>
+          <w:bCs/>
+        </w:rPr>
+      </w:pPr>
+    </w:p>
+    <w:p>
       <w:r>
         <w:rPr>
           <w:b/>
@@ -2182,10 +5589,9 @@
           <w:b/>
           <w:bCs/>
         </w:rPr>
-        <w:lastRenderedPageBreak/>
         <w:drawing>
-          <wp:inline distT="0" distB="0" distL="0" distR="0" wp14:anchorId="4168A828" wp14:editId="416F7035">
-            <wp:extent cx="5943600" cy="3848735"/>
+          <wp:inline distT="0" distB="0" distL="0" distR="0" wp14:anchorId="4168A828" wp14:editId="552F74B7">
+            <wp:extent cx="6654800" cy="4309267"/>
             <wp:effectExtent l="0" t="0" r="0" b="0"/>
             <wp:docPr id="675962988" name="Picture 1"/>
             <wp:cNvGraphicFramePr>
@@ -2207,7 +5613,7 @@
                   <pic:spPr>
                     <a:xfrm>
                       <a:off x="0" y="0"/>
-                      <a:ext cx="5943600" cy="3848735"/>
+                      <a:ext cx="6657887" cy="4311266"/>
                     </a:xfrm>
                     <a:prstGeom prst="rect">
                       <a:avLst/>
@@ -2251,11 +5657,74 @@
       </w:r>
     </w:p>
     <w:p>
-      <w:r>
-        <w:rPr>
-          <w:b/>
-          <w:bCs/>
-        </w:rPr>
+      <w:pPr>
+        <w:jc w:val="center"/>
+        <w:rPr>
+          <w:b/>
+          <w:bCs/>
+        </w:rPr>
+      </w:pPr>
+    </w:p>
+    <w:p>
+      <w:pPr>
+        <w:jc w:val="center"/>
+        <w:rPr>
+          <w:b/>
+          <w:bCs/>
+        </w:rPr>
+      </w:pPr>
+    </w:p>
+    <w:p>
+      <w:pPr>
+        <w:jc w:val="center"/>
+        <w:rPr>
+          <w:b/>
+          <w:bCs/>
+        </w:rPr>
+      </w:pPr>
+    </w:p>
+    <w:p>
+      <w:pPr>
+        <w:jc w:val="center"/>
+        <w:rPr>
+          <w:b/>
+          <w:bCs/>
+        </w:rPr>
+      </w:pPr>
+    </w:p>
+    <w:p>
+      <w:pPr>
+        <w:jc w:val="center"/>
+        <w:rPr>
+          <w:b/>
+          <w:bCs/>
+        </w:rPr>
+      </w:pPr>
+    </w:p>
+    <w:p>
+      <w:pPr>
+        <w:jc w:val="center"/>
+        <w:rPr>
+          <w:b/>
+          <w:bCs/>
+        </w:rPr>
+      </w:pPr>
+    </w:p>
+    <w:p>
+      <w:pPr>
+        <w:rPr>
+          <w:b/>
+          <w:bCs/>
+        </w:rPr>
+      </w:pPr>
+    </w:p>
+    <w:p>
+      <w:r>
+        <w:rPr>
+          <w:b/>
+          <w:bCs/>
+        </w:rPr>
+        <w:lastRenderedPageBreak/>
         <w:t>Figure 11</w:t>
       </w:r>
       <w:r>
@@ -2283,11 +5752,10 @@
           <w:b/>
           <w:bCs/>
         </w:rPr>
-        <w:lastRenderedPageBreak/>
         <w:drawing>
-          <wp:inline distT="0" distB="0" distL="0" distR="0" wp14:anchorId="37F9C956" wp14:editId="52EC2067">
-            <wp:extent cx="5943600" cy="3992880"/>
-            <wp:effectExtent l="0" t="0" r="0" b="7620"/>
+          <wp:inline distT="0" distB="0" distL="0" distR="0" wp14:anchorId="37F9C956" wp14:editId="51B8929D">
+            <wp:extent cx="6673317" cy="4483100"/>
+            <wp:effectExtent l="0" t="0" r="0" b="0"/>
             <wp:docPr id="1355184213" name="Picture 1"/>
             <wp:cNvGraphicFramePr>
               <a:graphicFrameLocks xmlns:a="http://schemas.openxmlformats.org/drawingml/2006/main" noChangeAspect="1"/>
@@ -2308,7 +5776,7 @@
                   <pic:spPr>
                     <a:xfrm>
                       <a:off x="0" y="0"/>
-                      <a:ext cx="5943600" cy="3992880"/>
+                      <a:ext cx="6678193" cy="4486376"/>
                     </a:xfrm>
                     <a:prstGeom prst="rect">
                       <a:avLst/>
@@ -2352,11 +5820,84 @@
       </w:r>
     </w:p>
     <w:p>
-      <w:r>
-        <w:rPr>
-          <w:b/>
-          <w:bCs/>
-        </w:rPr>
+      <w:pPr>
+        <w:jc w:val="center"/>
+        <w:rPr>
+          <w:b/>
+          <w:bCs/>
+        </w:rPr>
+      </w:pPr>
+    </w:p>
+    <w:p>
+      <w:pPr>
+        <w:jc w:val="center"/>
+        <w:rPr>
+          <w:b/>
+          <w:bCs/>
+        </w:rPr>
+      </w:pPr>
+    </w:p>
+    <w:p>
+      <w:pPr>
+        <w:jc w:val="center"/>
+        <w:rPr>
+          <w:b/>
+          <w:bCs/>
+        </w:rPr>
+      </w:pPr>
+    </w:p>
+    <w:p>
+      <w:pPr>
+        <w:jc w:val="center"/>
+        <w:rPr>
+          <w:b/>
+          <w:bCs/>
+        </w:rPr>
+      </w:pPr>
+    </w:p>
+    <w:p>
+      <w:pPr>
+        <w:jc w:val="center"/>
+        <w:rPr>
+          <w:b/>
+          <w:bCs/>
+        </w:rPr>
+      </w:pPr>
+    </w:p>
+    <w:p>
+      <w:pPr>
+        <w:jc w:val="center"/>
+        <w:rPr>
+          <w:b/>
+          <w:bCs/>
+        </w:rPr>
+      </w:pPr>
+    </w:p>
+    <w:p>
+      <w:pPr>
+        <w:jc w:val="center"/>
+        <w:rPr>
+          <w:b/>
+          <w:bCs/>
+        </w:rPr>
+      </w:pPr>
+    </w:p>
+    <w:p>
+      <w:pPr>
+        <w:jc w:val="center"/>
+        <w:rPr>
+          <w:b/>
+          <w:bCs/>
+        </w:rPr>
+      </w:pPr>
+    </w:p>
+    <w:p>
+      <w:r>
+        <w:rPr>
+          <w:b/>
+          <w:bCs/>
+        </w:rPr>
+        <w:lastRenderedPageBreak/>
         <w:t>Figure 12</w:t>
       </w:r>
       <w:r>
@@ -2384,11 +5925,10 @@
           <w:b/>
           <w:bCs/>
         </w:rPr>
-        <w:lastRenderedPageBreak/>
         <w:drawing>
-          <wp:inline distT="0" distB="0" distL="0" distR="0" wp14:anchorId="3CF87BD2" wp14:editId="2FFFDB21">
-            <wp:extent cx="5943600" cy="3159760"/>
-            <wp:effectExtent l="0" t="0" r="0" b="2540"/>
+          <wp:inline distT="0" distB="0" distL="0" distR="0" wp14:anchorId="3CF87BD2" wp14:editId="5B2CD565">
+            <wp:extent cx="6223101" cy="3308350"/>
+            <wp:effectExtent l="0" t="0" r="6350" b="6350"/>
             <wp:docPr id="1191765097" name="Picture 1"/>
             <wp:cNvGraphicFramePr>
               <a:graphicFrameLocks xmlns:a="http://schemas.openxmlformats.org/drawingml/2006/main" noChangeAspect="1"/>
@@ -2409,7 +5949,7 @@
                   <pic:spPr>
                     <a:xfrm>
                       <a:off x="0" y="0"/>
-                      <a:ext cx="5943600" cy="3159760"/>
+                      <a:ext cx="6232065" cy="3313116"/>
                     </a:xfrm>
                     <a:prstGeom prst="rect">
                       <a:avLst/>
@@ -2453,11 +5993,111 @@
       </w:r>
     </w:p>
     <w:p>
-      <w:r>
-        <w:rPr>
-          <w:b/>
-          <w:bCs/>
-        </w:rPr>
+      <w:pPr>
+        <w:jc w:val="center"/>
+        <w:rPr>
+          <w:b/>
+          <w:bCs/>
+        </w:rPr>
+      </w:pPr>
+    </w:p>
+    <w:p>
+      <w:pPr>
+        <w:jc w:val="center"/>
+        <w:rPr>
+          <w:b/>
+          <w:bCs/>
+        </w:rPr>
+      </w:pPr>
+    </w:p>
+    <w:p>
+      <w:pPr>
+        <w:jc w:val="center"/>
+        <w:rPr>
+          <w:b/>
+          <w:bCs/>
+        </w:rPr>
+      </w:pPr>
+    </w:p>
+    <w:p>
+      <w:pPr>
+        <w:jc w:val="center"/>
+        <w:rPr>
+          <w:b/>
+          <w:bCs/>
+        </w:rPr>
+      </w:pPr>
+    </w:p>
+    <w:p>
+      <w:pPr>
+        <w:jc w:val="center"/>
+        <w:rPr>
+          <w:b/>
+          <w:bCs/>
+        </w:rPr>
+      </w:pPr>
+    </w:p>
+    <w:p>
+      <w:pPr>
+        <w:jc w:val="center"/>
+        <w:rPr>
+          <w:b/>
+          <w:bCs/>
+        </w:rPr>
+      </w:pPr>
+    </w:p>
+    <w:p>
+      <w:pPr>
+        <w:jc w:val="center"/>
+        <w:rPr>
+          <w:b/>
+          <w:bCs/>
+        </w:rPr>
+      </w:pPr>
+    </w:p>
+    <w:p>
+      <w:pPr>
+        <w:jc w:val="center"/>
+        <w:rPr>
+          <w:b/>
+          <w:bCs/>
+        </w:rPr>
+      </w:pPr>
+    </w:p>
+    <w:p>
+      <w:pPr>
+        <w:jc w:val="center"/>
+        <w:rPr>
+          <w:b/>
+          <w:bCs/>
+        </w:rPr>
+      </w:pPr>
+    </w:p>
+    <w:p>
+      <w:pPr>
+        <w:jc w:val="center"/>
+        <w:rPr>
+          <w:b/>
+          <w:bCs/>
+        </w:rPr>
+      </w:pPr>
+    </w:p>
+    <w:p>
+      <w:pPr>
+        <w:jc w:val="center"/>
+        <w:rPr>
+          <w:b/>
+          <w:bCs/>
+        </w:rPr>
+      </w:pPr>
+    </w:p>
+    <w:p>
+      <w:r>
+        <w:rPr>
+          <w:b/>
+          <w:bCs/>
+        </w:rPr>
+        <w:lastRenderedPageBreak/>
         <w:t>Figure 13</w:t>
       </w:r>
       <w:r>
@@ -2477,11 +6117,10 @@
           <w:b/>
           <w:bCs/>
         </w:rPr>
-        <w:lastRenderedPageBreak/>
         <w:drawing>
-          <wp:inline distT="0" distB="0" distL="0" distR="0" wp14:anchorId="00A90FA1" wp14:editId="6B3163BB">
-            <wp:extent cx="5943600" cy="4338320"/>
-            <wp:effectExtent l="0" t="0" r="0" b="5080"/>
+          <wp:inline distT="0" distB="0" distL="0" distR="0" wp14:anchorId="00A90FA1" wp14:editId="13E6EE87">
+            <wp:extent cx="6437740" cy="4699000"/>
+            <wp:effectExtent l="0" t="0" r="1270" b="6350"/>
             <wp:docPr id="15075552" name="Picture 1"/>
             <wp:cNvGraphicFramePr>
               <a:graphicFrameLocks xmlns:a="http://schemas.openxmlformats.org/drawingml/2006/main" noChangeAspect="1"/>
@@ -2502,7 +6141,7 @@
                   <pic:spPr>
                     <a:xfrm>
                       <a:off x="0" y="0"/>
-                      <a:ext cx="5943600" cy="4338320"/>
+                      <a:ext cx="6440888" cy="4701298"/>
                     </a:xfrm>
                     <a:prstGeom prst="rect">
                       <a:avLst/>
@@ -2546,11 +6185,74 @@
       </w:r>
     </w:p>
     <w:p>
-      <w:r>
-        <w:rPr>
-          <w:b/>
-          <w:bCs/>
-        </w:rPr>
+      <w:pPr>
+        <w:jc w:val="center"/>
+        <w:rPr>
+          <w:b/>
+          <w:bCs/>
+        </w:rPr>
+      </w:pPr>
+    </w:p>
+    <w:p>
+      <w:pPr>
+        <w:jc w:val="center"/>
+        <w:rPr>
+          <w:b/>
+          <w:bCs/>
+        </w:rPr>
+      </w:pPr>
+    </w:p>
+    <w:p>
+      <w:pPr>
+        <w:jc w:val="center"/>
+        <w:rPr>
+          <w:b/>
+          <w:bCs/>
+        </w:rPr>
+      </w:pPr>
+    </w:p>
+    <w:p>
+      <w:pPr>
+        <w:jc w:val="center"/>
+        <w:rPr>
+          <w:b/>
+          <w:bCs/>
+        </w:rPr>
+      </w:pPr>
+    </w:p>
+    <w:p>
+      <w:pPr>
+        <w:jc w:val="center"/>
+        <w:rPr>
+          <w:b/>
+          <w:bCs/>
+        </w:rPr>
+      </w:pPr>
+    </w:p>
+    <w:p>
+      <w:pPr>
+        <w:jc w:val="center"/>
+        <w:rPr>
+          <w:b/>
+          <w:bCs/>
+        </w:rPr>
+      </w:pPr>
+    </w:p>
+    <w:p>
+      <w:pPr>
+        <w:rPr>
+          <w:b/>
+          <w:bCs/>
+        </w:rPr>
+      </w:pPr>
+    </w:p>
+    <w:p>
+      <w:r>
+        <w:rPr>
+          <w:b/>
+          <w:bCs/>
+        </w:rPr>
+        <w:lastRenderedPageBreak/>
         <w:t>Figure 14</w:t>
       </w:r>
       <w:r>
@@ -2578,10 +6280,9 @@
           <w:b/>
           <w:bCs/>
         </w:rPr>
-        <w:lastRenderedPageBreak/>
         <w:drawing>
-          <wp:inline distT="0" distB="0" distL="0" distR="0" wp14:anchorId="166D32DF" wp14:editId="12C6E45F">
-            <wp:extent cx="5943600" cy="4838700"/>
+          <wp:inline distT="0" distB="0" distL="0" distR="0" wp14:anchorId="166D32DF" wp14:editId="4B6E2BC5">
+            <wp:extent cx="6481800" cy="5276850"/>
             <wp:effectExtent l="0" t="0" r="0" b="0"/>
             <wp:docPr id="2041101245" name="Picture 1"/>
             <wp:cNvGraphicFramePr>
@@ -2603,7 +6304,7 @@
                   <pic:spPr>
                     <a:xfrm>
                       <a:off x="0" y="0"/>
-                      <a:ext cx="5943600" cy="4838700"/>
+                      <a:ext cx="6485668" cy="5279999"/>
                     </a:xfrm>
                     <a:prstGeom prst="rect">
                       <a:avLst/>
@@ -2647,11 +6348,57 @@
       </w:r>
     </w:p>
     <w:p>
-      <w:r>
-        <w:rPr>
-          <w:b/>
-          <w:bCs/>
-        </w:rPr>
+      <w:pPr>
+        <w:jc w:val="center"/>
+        <w:rPr>
+          <w:b/>
+          <w:bCs/>
+        </w:rPr>
+      </w:pPr>
+    </w:p>
+    <w:p>
+      <w:pPr>
+        <w:jc w:val="center"/>
+        <w:rPr>
+          <w:b/>
+          <w:bCs/>
+        </w:rPr>
+      </w:pPr>
+    </w:p>
+    <w:p>
+      <w:pPr>
+        <w:jc w:val="center"/>
+        <w:rPr>
+          <w:b/>
+          <w:bCs/>
+        </w:rPr>
+      </w:pPr>
+    </w:p>
+    <w:p>
+      <w:pPr>
+        <w:jc w:val="center"/>
+        <w:rPr>
+          <w:b/>
+          <w:bCs/>
+        </w:rPr>
+      </w:pPr>
+    </w:p>
+    <w:p>
+      <w:pPr>
+        <w:jc w:val="center"/>
+        <w:rPr>
+          <w:b/>
+          <w:bCs/>
+        </w:rPr>
+      </w:pPr>
+    </w:p>
+    <w:p>
+      <w:r>
+        <w:rPr>
+          <w:b/>
+          <w:bCs/>
+        </w:rPr>
+        <w:lastRenderedPageBreak/>
         <w:t>Figure 15</w:t>
       </w:r>
       <w:r>
@@ -2674,21 +6421,11 @@
           <w:bCs/>
         </w:rPr>
       </w:pPr>
-    </w:p>
-    <w:p>
-      <w:pPr>
-        <w:jc w:val="center"/>
-        <w:rPr>
-          <w:b/>
-          <w:bCs/>
-        </w:rPr>
-      </w:pPr>
-      <w:r>
-        <w:rPr>
-          <w:b/>
-          <w:bCs/>
-        </w:rPr>
-        <w:lastRenderedPageBreak/>
+      <w:r>
+        <w:rPr>
+          <w:b/>
+          <w:bCs/>
+        </w:rPr>
         <w:drawing>
           <wp:inline distT="0" distB="0" distL="0" distR="0" wp14:anchorId="1AE0EAF0" wp14:editId="7818D0DE">
             <wp:extent cx="5943600" cy="2616200"/>
@@ -2862,6 +6599,7 @@
           <w:b/>
           <w:bCs/>
         </w:rPr>
+        <w:lastRenderedPageBreak/>
         <w:t>Figure 17</w:t>
       </w:r>
       <w:r>
@@ -2889,7 +6627,6 @@
           <w:b/>
           <w:bCs/>
         </w:rPr>
-        <w:lastRenderedPageBreak/>
         <w:drawing>
           <wp:inline distT="0" distB="0" distL="0" distR="0" wp14:anchorId="43BF195B" wp14:editId="5B329BBC">
             <wp:extent cx="5943600" cy="5042535"/>
@@ -2959,11 +6696,65 @@
     </w:p>
     <w:p>
       <w:pPr>
+        <w:jc w:val="center"/>
+        <w:rPr>
+          <w:b/>
+          <w:bCs/>
+        </w:rPr>
+      </w:pPr>
+    </w:p>
+    <w:p>
+      <w:pPr>
+        <w:jc w:val="center"/>
+        <w:rPr>
+          <w:b/>
+          <w:bCs/>
+        </w:rPr>
+      </w:pPr>
+    </w:p>
+    <w:p>
+      <w:pPr>
+        <w:jc w:val="center"/>
+        <w:rPr>
+          <w:b/>
+          <w:bCs/>
+        </w:rPr>
+      </w:pPr>
+    </w:p>
+    <w:p>
+      <w:pPr>
+        <w:jc w:val="center"/>
+        <w:rPr>
+          <w:b/>
+          <w:bCs/>
+        </w:rPr>
+      </w:pPr>
+    </w:p>
+    <w:p>
+      <w:pPr>
+        <w:jc w:val="center"/>
+        <w:rPr>
+          <w:b/>
+          <w:bCs/>
+        </w:rPr>
+      </w:pPr>
+    </w:p>
+    <w:p>
+      <w:pPr>
         <w:pStyle w:val="Heading2"/>
-      </w:pPr>
-      <w:r>
-        <w:t>2.5 JOIN Operations</w:t>
-      </w:r>
+        <w:numPr>
+          <w:ilvl w:val="1"/>
+          <w:numId w:val="6"/>
+        </w:numPr>
+      </w:pPr>
+      <w:bookmarkStart w:id="32" w:name="_Toc240311483"/>
+      <w:bookmarkStart w:id="33" w:name="_Toc240312095"/>
+      <w:r>
+        <w:lastRenderedPageBreak/>
+        <w:t>JOIN Operations</w:t>
+      </w:r>
+      <w:bookmarkEnd w:id="32"/>
+      <w:bookmarkEnd w:id="33"/>
     </w:p>
     <w:p>
       <w:r>
@@ -3027,10 +6818,18 @@
     <w:p>
       <w:pPr>
         <w:pStyle w:val="Heading2"/>
-      </w:pPr>
-      <w:r>
-        <w:t>2.6 Reports</w:t>
-      </w:r>
+        <w:numPr>
+          <w:ilvl w:val="1"/>
+          <w:numId w:val="6"/>
+        </w:numPr>
+      </w:pPr>
+      <w:bookmarkStart w:id="34" w:name="_Toc240311484"/>
+      <w:bookmarkStart w:id="35" w:name="_Toc240312096"/>
+      <w:r>
+        <w:t>Reports</w:t>
+      </w:r>
+      <w:bookmarkEnd w:id="34"/>
+      <w:bookmarkEnd w:id="35"/>
     </w:p>
     <w:p>
       <w:r>
@@ -3044,92 +6843,105 @@
         <w:t>Figure 10</w:t>
       </w:r>
       <w:r>
-        <w:t xml:space="preserve">. The quarterly report shows the number of transactions and the total transaction amount </w:t>
-      </w:r>
+        <w:t xml:space="preserve">. The quarterly report shows the number of transactions and the total transaction amount for each three-month period, as shown in </w:t>
+      </w:r>
+      <w:r>
+        <w:rPr>
+          <w:b/>
+          <w:bCs/>
+        </w:rPr>
+        <w:t>Figure 11</w:t>
+      </w:r>
+      <w:r>
+        <w:t xml:space="preserve">. Finally, the yearly report shows the total number of transactions and the total transaction value within one year, as shown in </w:t>
+      </w:r>
+      <w:r>
+        <w:rPr>
+          <w:b/>
+          <w:bCs/>
+        </w:rPr>
+        <w:t>Figure 12</w:t>
+      </w:r>
+      <w:r>
+        <w:t xml:space="preserve">. These reports are used to help </w:t>
+      </w:r>
+      <w:proofErr w:type="spellStart"/>
+      <w:r>
+        <w:t>Berealty</w:t>
+      </w:r>
+      <w:proofErr w:type="spellEnd"/>
+      <w:r>
+        <w:t xml:space="preserve"> track its transaction activities over different time periods.</w:t>
+      </w:r>
+    </w:p>
+    <w:p>
+      <w:pPr>
+        <w:pStyle w:val="Heading2"/>
+        <w:numPr>
+          <w:ilvl w:val="1"/>
+          <w:numId w:val="6"/>
+        </w:numPr>
+      </w:pPr>
+      <w:bookmarkStart w:id="36" w:name="_Toc240311485"/>
+      <w:bookmarkStart w:id="37" w:name="_Toc240312097"/>
+      <w:r>
+        <w:t>Complex Query and Subquery</w:t>
+      </w:r>
+      <w:bookmarkEnd w:id="36"/>
+      <w:bookmarkEnd w:id="37"/>
+    </w:p>
+    <w:p>
+      <w:r>
+        <w:t xml:space="preserve">A more complex SQL query was created by using a JOIN and a subquery together. The purpose of this query is to access more detailed information. The average transaction amount is calculated using a subquery. Then, transaction records with an amount higher than this average are identified and displayed together with the related property information. The purpose of this query is to identify transactions that are above the average transaction amount, as shown in </w:t>
+      </w:r>
+      <w:r>
+        <w:rPr>
+          <w:b/>
+          <w:bCs/>
+        </w:rPr>
+        <w:t>Figure 17</w:t>
+      </w:r>
+      <w:r>
+        <w:t>.</w:t>
+      </w:r>
+    </w:p>
+    <w:p>
+      <w:pPr>
+        <w:pStyle w:val="Heading2"/>
+        <w:numPr>
+          <w:ilvl w:val="1"/>
+          <w:numId w:val="6"/>
+        </w:numPr>
+      </w:pPr>
+      <w:bookmarkStart w:id="38" w:name="_Toc240311486"/>
+      <w:bookmarkStart w:id="39" w:name="_Toc240312098"/>
+      <w:r>
+        <w:t>SQL Trigger</w:t>
+      </w:r>
+      <w:bookmarkEnd w:id="38"/>
+      <w:bookmarkEnd w:id="39"/>
+    </w:p>
+    <w:p>
+      <w:r>
+        <w:t xml:space="preserve">A trigger was created in the database to update the status of a property when a transaction is completed. The trigger checks the status of a newly added transaction. If the transaction status is Completed and the transaction type is Sale, the status of the related property is automatically updated to Sold. To test the trigger, a sample transaction was created, and as a result of the test, the property status was changed to Sold, as shown in </w:t>
+      </w:r>
+      <w:r>
+        <w:rPr>
+          <w:b/>
+          <w:bCs/>
+        </w:rPr>
+        <w:t>Figure 19</w:t>
+      </w:r>
+      <w:r>
+        <w:t>. After the test, the sample transaction was removed and the property status was changed back to Available.</w:t>
+      </w:r>
+    </w:p>
+    <w:p>
+      <w:pPr>
+        <w:jc w:val="center"/>
+      </w:pPr>
       <w:r>
         <w:lastRenderedPageBreak/>
-        <w:t xml:space="preserve">for each three-month period, as shown in </w:t>
-      </w:r>
-      <w:r>
-        <w:rPr>
-          <w:b/>
-          <w:bCs/>
-        </w:rPr>
-        <w:t>Figure 11</w:t>
-      </w:r>
-      <w:r>
-        <w:t xml:space="preserve">. Finally, the yearly report shows the total number of transactions and the total transaction value within one year, as shown in </w:t>
-      </w:r>
-      <w:r>
-        <w:rPr>
-          <w:b/>
-          <w:bCs/>
-        </w:rPr>
-        <w:t>Figure 12</w:t>
-      </w:r>
-      <w:r>
-        <w:t xml:space="preserve">. These reports are used to help </w:t>
-      </w:r>
-      <w:proofErr w:type="spellStart"/>
-      <w:r>
-        <w:t>Berealty</w:t>
-      </w:r>
-      <w:proofErr w:type="spellEnd"/>
-      <w:r>
-        <w:t xml:space="preserve"> track its transaction activities over different time periods.</w:t>
-      </w:r>
-    </w:p>
-    <w:p>
-      <w:pPr>
-        <w:pStyle w:val="Heading2"/>
-      </w:pPr>
-      <w:r>
-        <w:t>2.7 Complex Query and Subquery</w:t>
-      </w:r>
-    </w:p>
-    <w:p>
-      <w:r>
-        <w:t xml:space="preserve">A more complex SQL query was created by using a JOIN and a subquery together. The purpose of this query is to access more detailed information. The average transaction amount is calculated using a subquery. Then, transaction records with an amount higher than this average are identified and displayed together with the related property information. The purpose of this query is to identify transactions that are above the average transaction amount, as shown in </w:t>
-      </w:r>
-      <w:r>
-        <w:rPr>
-          <w:b/>
-          <w:bCs/>
-        </w:rPr>
-        <w:t>Figure 17</w:t>
-      </w:r>
-      <w:r>
-        <w:t>.</w:t>
-      </w:r>
-    </w:p>
-    <w:p>
-      <w:pPr>
-        <w:pStyle w:val="Heading2"/>
-      </w:pPr>
-      <w:r>
-        <w:t>2.8 SQL Trigger</w:t>
-      </w:r>
-    </w:p>
-    <w:p>
-      <w:r>
-        <w:t xml:space="preserve">A trigger was created in the database to update the status of a property when a transaction is completed. The trigger checks the status of a newly added transaction. If the transaction status is Completed and the transaction type is Sale, the status of the related property is automatically updated to Sold. To test the trigger, a sample transaction was created, and as a result of the test, the property status was changed to Sold, as shown in </w:t>
-      </w:r>
-      <w:r>
-        <w:rPr>
-          <w:b/>
-          <w:bCs/>
-        </w:rPr>
-        <w:t>Figure 19</w:t>
-      </w:r>
-      <w:r>
-        <w:t>. After the test, the sample transaction was removed and the property status was changed back to Available.</w:t>
-      </w:r>
-    </w:p>
-    <w:p>
-      <w:pPr>
-        <w:jc w:val="center"/>
-      </w:pPr>
-      <w:r>
         <w:drawing>
           <wp:inline distT="0" distB="0" distL="0" distR="0" wp14:anchorId="3DB844A2" wp14:editId="612DDBE2">
             <wp:extent cx="3835597" cy="3073558"/>
@@ -3202,7 +7014,6 @@
         <w:jc w:val="center"/>
       </w:pPr>
       <w:r>
-        <w:lastRenderedPageBreak/>
         <w:drawing>
           <wp:inline distT="0" distB="0" distL="0" distR="0" wp14:anchorId="4DDAA7C2" wp14:editId="58628E66">
             <wp:extent cx="5016758" cy="2425825"/>
@@ -3274,25 +7085,22 @@
     <w:p/>
     <w:p/>
     <w:p/>
-    <w:p/>
-    <w:p/>
-    <w:p/>
-    <w:p/>
-    <w:p/>
-    <w:p/>
-    <w:p/>
-    <w:p/>
-    <w:p/>
-    <w:p/>
-    <w:p/>
     <w:p>
       <w:pPr>
         <w:pStyle w:val="Heading1"/>
-      </w:pPr>
+        <w:numPr>
+          <w:ilvl w:val="0"/>
+          <w:numId w:val="6"/>
+        </w:numPr>
+      </w:pPr>
+      <w:bookmarkStart w:id="40" w:name="_Toc240311487"/>
+      <w:bookmarkStart w:id="41" w:name="_Toc240312099"/>
       <w:r>
         <w:lastRenderedPageBreak/>
         <w:t>CHAPTER THREE – CAP THEOREM</w:t>
       </w:r>
+      <w:bookmarkEnd w:id="40"/>
+      <w:bookmarkEnd w:id="41"/>
     </w:p>
     <w:p>
       <w:pPr>
@@ -3302,10 +7110,18 @@
     <w:p>
       <w:pPr>
         <w:pStyle w:val="Heading2"/>
-      </w:pPr>
-      <w:r>
-        <w:t>3.1 CAP Theorem</w:t>
-      </w:r>
+        <w:numPr>
+          <w:ilvl w:val="1"/>
+          <w:numId w:val="6"/>
+        </w:numPr>
+      </w:pPr>
+      <w:bookmarkStart w:id="42" w:name="_Toc240311488"/>
+      <w:bookmarkStart w:id="43" w:name="_Toc240312100"/>
+      <w:r>
+        <w:t>CAP Theorem</w:t>
+      </w:r>
+      <w:bookmarkEnd w:id="42"/>
+      <w:bookmarkEnd w:id="43"/>
     </w:p>
     <w:p>
       <w:r>
@@ -3318,7 +7134,13 @@
         <w:t xml:space="preserve"> </w:t>
       </w:r>
       <w:r>
-        <w:t>(AWS, 2021)</w:t>
+        <w:t>(AWS, 202</w:t>
+      </w:r>
+      <w:r>
+        <w:t>6</w:t>
+      </w:r>
+      <w:r>
+        <w:t>)</w:t>
       </w:r>
       <w:r>
         <w:t>.</w:t>
@@ -3327,10 +7149,18 @@
     <w:p>
       <w:pPr>
         <w:pStyle w:val="Heading2"/>
-      </w:pPr>
-      <w:r>
-        <w:t>3.2 Consistency</w:t>
-      </w:r>
+        <w:numPr>
+          <w:ilvl w:val="1"/>
+          <w:numId w:val="6"/>
+        </w:numPr>
+      </w:pPr>
+      <w:bookmarkStart w:id="44" w:name="_Toc240311489"/>
+      <w:bookmarkStart w:id="45" w:name="_Toc240312101"/>
+      <w:r>
+        <w:t>Consistency</w:t>
+      </w:r>
+      <w:bookmarkEnd w:id="44"/>
+      <w:bookmarkEnd w:id="45"/>
     </w:p>
     <w:p>
       <w:r>
@@ -3348,10 +7178,18 @@
     <w:p>
       <w:pPr>
         <w:pStyle w:val="Heading2"/>
-      </w:pPr>
-      <w:r>
-        <w:t>3.3 Availability</w:t>
-      </w:r>
+        <w:numPr>
+          <w:ilvl w:val="1"/>
+          <w:numId w:val="6"/>
+        </w:numPr>
+      </w:pPr>
+      <w:bookmarkStart w:id="46" w:name="_Toc240311490"/>
+      <w:bookmarkStart w:id="47" w:name="_Toc240312102"/>
+      <w:r>
+        <w:t>Availability</w:t>
+      </w:r>
+      <w:bookmarkEnd w:id="46"/>
+      <w:bookmarkEnd w:id="47"/>
     </w:p>
     <w:p>
       <w:r>
@@ -3361,10 +7199,18 @@
     <w:p>
       <w:pPr>
         <w:pStyle w:val="Heading2"/>
-      </w:pPr>
-      <w:r>
-        <w:t>3.4 Partition Tolerance</w:t>
-      </w:r>
+        <w:numPr>
+          <w:ilvl w:val="1"/>
+          <w:numId w:val="6"/>
+        </w:numPr>
+      </w:pPr>
+      <w:bookmarkStart w:id="48" w:name="_Toc240311491"/>
+      <w:bookmarkStart w:id="49" w:name="_Toc240312103"/>
+      <w:r>
+        <w:t>Partition Tolerance</w:t>
+      </w:r>
+      <w:bookmarkEnd w:id="48"/>
+      <w:bookmarkEnd w:id="49"/>
     </w:p>
     <w:p>
       <w:r>
@@ -3376,15 +7222,27 @@
       </w:r>
       <w:proofErr w:type="spellEnd"/>
       <w:r>
-        <w:t xml:space="preserve"> if the database is distributed across different servers or locations in the future. In such a situation, the system should be able to handle network problems and continue providing its services where possible (AWS, 2021).</w:t>
+        <w:t xml:space="preserve"> if the database is distributed across different servers or locations in the future. In such a situation, the system should be able to handle network problems and continue providing its services where possible (AWS, 202</w:t>
+      </w:r>
+      <w:r>
+        <w:t>6</w:t>
+      </w:r>
+      <w:r>
+        <w:t>).</w:t>
       </w:r>
     </w:p>
     <w:p>
       <w:pPr>
         <w:pStyle w:val="Heading2"/>
-      </w:pPr>
-      <w:r>
-        <w:t xml:space="preserve">3.5 CAP Theorem in the </w:t>
+        <w:numPr>
+          <w:ilvl w:val="1"/>
+          <w:numId w:val="6"/>
+        </w:numPr>
+      </w:pPr>
+      <w:bookmarkStart w:id="50" w:name="_Toc240311492"/>
+      <w:bookmarkStart w:id="51" w:name="_Toc240312104"/>
+      <w:r>
+        <w:t xml:space="preserve">CAP Theorem in the </w:t>
       </w:r>
       <w:proofErr w:type="spellStart"/>
       <w:r>
@@ -3394,6 +7252,8 @@
       <w:r>
         <w:t xml:space="preserve"> Database</w:t>
       </w:r>
+      <w:bookmarkEnd w:id="50"/>
+      <w:bookmarkEnd w:id="51"/>
     </w:p>
     <w:p>
       <w:r>
@@ -3421,7 +7281,13 @@
       </w:r>
       <w:proofErr w:type="spellEnd"/>
       <w:r>
-        <w:t xml:space="preserve"> would need to consider the balance between consistency and availability when a network partition occurs (AWS, 2021).</w:t>
+        <w:t xml:space="preserve"> would need to consider the balance between consistency and availability when a network partition occurs (AWS, 202</w:t>
+      </w:r>
+      <w:r>
+        <w:t>6</w:t>
+      </w:r>
+      <w:r>
+        <w:t>).</w:t>
       </w:r>
     </w:p>
     <w:p/>
@@ -3431,12 +7297,16 @@
         <w:keepLines/>
         <w:pageBreakBefore/>
       </w:pPr>
-      <w:bookmarkStart w:id="4" w:name="_Toc26094243"/>
+      <w:bookmarkStart w:id="52" w:name="_Toc26094243"/>
+      <w:bookmarkStart w:id="53" w:name="_Toc240311493"/>
+      <w:bookmarkStart w:id="54" w:name="_Toc240312105"/>
       <w:r>
         <w:lastRenderedPageBreak/>
         <w:t>CONCLUDING REMARKS</w:t>
       </w:r>
-      <w:bookmarkEnd w:id="4"/>
+      <w:bookmarkEnd w:id="52"/>
+      <w:bookmarkEnd w:id="53"/>
+      <w:bookmarkEnd w:id="54"/>
     </w:p>
     <w:p>
       <w:pPr>
@@ -3488,7 +7358,9 @@
           <w:lang w:val="el-GR"/>
         </w:rPr>
       </w:pPr>
-      <w:bookmarkStart w:id="5" w:name="_Toc26094244"/>
+      <w:bookmarkStart w:id="55" w:name="_Toc26094244"/>
+      <w:bookmarkStart w:id="56" w:name="_Toc240311494"/>
+      <w:bookmarkStart w:id="57" w:name="_Toc240312106"/>
       <w:r>
         <w:rPr>
           <w:lang w:val="el-GR"/>
@@ -3496,7 +7368,9 @@
         <w:lastRenderedPageBreak/>
         <w:t>BIBLIOGRAPHY</w:t>
       </w:r>
-      <w:bookmarkEnd w:id="5"/>
+      <w:bookmarkEnd w:id="55"/>
+      <w:bookmarkEnd w:id="56"/>
+      <w:bookmarkEnd w:id="57"/>
     </w:p>
     <w:p>
       <w:pPr>
@@ -3705,7 +7579,9 @@
         <w:keepLines/>
         <w:pageBreakBefore/>
       </w:pPr>
-      <w:bookmarkStart w:id="6" w:name="_Toc26094245"/>
+      <w:bookmarkStart w:id="58" w:name="_Toc26094245"/>
+      <w:bookmarkStart w:id="59" w:name="_Toc240311495"/>
+      <w:bookmarkStart w:id="60" w:name="_Toc240312107"/>
       <w:r>
         <w:rPr>
           <w:lang w:val="el-GR"/>
@@ -3713,9 +7589,11 @@
         <w:lastRenderedPageBreak/>
         <w:t>APPENDIX</w:t>
       </w:r>
-      <w:bookmarkEnd w:id="6"/>
-      <w:r>
-        <w:t xml:space="preserve"> (if necessary)</w:t>
+      <w:bookmarkEnd w:id="58"/>
+      <w:bookmarkEnd w:id="59"/>
+      <w:bookmarkEnd w:id="60"/>
+      <w:r>
+        <w:t xml:space="preserve"> </w:t>
       </w:r>
     </w:p>
     <w:p>
@@ -3727,19 +7605,86 @@
       </w:pPr>
     </w:p>
     <w:p>
-      <w:pPr>
-        <w:rPr>
-          <w:lang w:val="el-GR"/>
-        </w:rPr>
-      </w:pPr>
-    </w:p>
-    <w:p>
-      <w:pPr>
-        <w:rPr>
-          <w:lang w:val="el-GR"/>
-        </w:rPr>
-      </w:pPr>
-    </w:p>
+      <w:r>
+        <w:t xml:space="preserve">The complete SQL implementation of the </w:t>
+      </w:r>
+      <w:proofErr w:type="spellStart"/>
+      <w:r>
+        <w:t>Berealty</w:t>
+      </w:r>
+      <w:proofErr w:type="spellEnd"/>
+      <w:r>
+        <w:t xml:space="preserve"> database is provided in the project GitHub repository. The repository contains the SQL scripts for database creation, table creation, sample data insertion and query implementation. These files allow the database structure and SQL operations presented in this report to be reproduced.</w:t>
+      </w:r>
+    </w:p>
+    <w:p>
+      <w:r>
+        <w:rPr>
+          <w:b/>
+          <w:bCs/>
+        </w:rPr>
+        <w:t>GitHub Repository:</w:t>
+      </w:r>
+      <w:r>
+        <w:br/>
+        <w:t>https://github.com/ecesaruhan/Berealty_Real_Estate_Database</w:t>
+      </w:r>
+    </w:p>
+    <w:p>
+      <w:r>
+        <w:rPr>
+          <w:b/>
+          <w:bCs/>
+        </w:rPr>
+        <w:t>SQL Files Included in the Repository</w:t>
+      </w:r>
+    </w:p>
+    <w:p>
+      <w:pPr>
+        <w:numPr>
+          <w:ilvl w:val="0"/>
+          <w:numId w:val="4"/>
+        </w:numPr>
+      </w:pPr>
+      <w:r>
+        <w:t xml:space="preserve">01_create_database.sql – Database creation </w:t>
+      </w:r>
+    </w:p>
+    <w:p>
+      <w:pPr>
+        <w:numPr>
+          <w:ilvl w:val="0"/>
+          <w:numId w:val="4"/>
+        </w:numPr>
+      </w:pPr>
+      <w:r>
+        <w:t xml:space="preserve">02_create_tables.sql – Table creation, relationships and trigger </w:t>
+      </w:r>
+    </w:p>
+    <w:p>
+      <w:pPr>
+        <w:numPr>
+          <w:ilvl w:val="0"/>
+          <w:numId w:val="4"/>
+        </w:numPr>
+      </w:pPr>
+      <w:r>
+        <w:t xml:space="preserve">03_insert_data.sql – Sample data </w:t>
+      </w:r>
+    </w:p>
+    <w:p>
+      <w:pPr>
+        <w:numPr>
+          <w:ilvl w:val="0"/>
+          <w:numId w:val="4"/>
+        </w:numPr>
+      </w:pPr>
+      <w:r>
+        <w:t>04_queries.sql – SQL queries and reports</w:t>
+      </w:r>
+    </w:p>
+    <w:p/>
+    <w:p/>
     <w:sectPr>
       <w:footerReference w:type="even" r:id="rId32"/>
       <w:footerReference w:type="default" r:id="rId33"/>
@@ -4045,6 +7990,363 @@
     </w:lvl>
   </w:abstractNum>
   <w:abstractNum w:abstractNumId="1" w15:restartNumberingAfterBreak="0">
+    <w:nsid w:val="03EE74B8"/>
+    <w:multiLevelType w:val="multilevel"/>
+    <w:tmpl w:val="CE30ACBA"/>
+    <w:lvl w:ilvl="0">
+      <w:start w:val="1"/>
+      <w:numFmt w:val="decimal"/>
+      <w:lvlText w:val="%1."/>
+      <w:lvlJc w:val="left"/>
+      <w:pPr>
+        <w:ind w:left="450" w:hanging="450"/>
+      </w:pPr>
+      <w:rPr>
+        <w:rFonts w:hint="default"/>
+      </w:rPr>
+    </w:lvl>
+    <w:lvl w:ilvl="1">
+      <w:start w:val="1"/>
+      <w:numFmt w:val="decimal"/>
+      <w:lvlText w:val="%1.%2."/>
+      <w:lvlJc w:val="left"/>
+      <w:pPr>
+        <w:ind w:left="720" w:hanging="720"/>
+      </w:pPr>
+      <w:rPr>
+        <w:rFonts w:hint="default"/>
+      </w:rPr>
+    </w:lvl>
+    <w:lvl w:ilvl="2">
+      <w:start w:val="1"/>
+      <w:numFmt w:val="decimal"/>
+      <w:lvlText w:val="%1.%2.%3."/>
+      <w:lvlJc w:val="left"/>
+      <w:pPr>
+        <w:ind w:left="720" w:hanging="720"/>
+      </w:pPr>
+      <w:rPr>
+        <w:rFonts w:hint="default"/>
+      </w:rPr>
+    </w:lvl>
+    <w:lvl w:ilvl="3">
+      <w:start w:val="1"/>
+      <w:numFmt w:val="decimal"/>
+      <w:lvlText w:val="%1.%2.%3.%4."/>
+      <w:lvlJc w:val="left"/>
+      <w:pPr>
+        <w:ind w:left="1080" w:hanging="1080"/>
+      </w:pPr>
+      <w:rPr>
+        <w:rFonts w:hint="default"/>
+      </w:rPr>
+    </w:lvl>
+    <w:lvl w:ilvl="4">
+      <w:start w:val="1"/>
+      <w:numFmt w:val="decimal"/>
+      <w:lvlText w:val="%1.%2.%3.%4.%5."/>
+      <w:lvlJc w:val="left"/>
+      <w:pPr>
+        <w:ind w:left="1080" w:hanging="1080"/>
+      </w:pPr>
+      <w:rPr>
+        <w:rFonts w:hint="default"/>
+      </w:rPr>
+    </w:lvl>
+    <w:lvl w:ilvl="5">
+      <w:start w:val="1"/>
+      <w:numFmt w:val="decimal"/>
+      <w:lvlText w:val="%1.%2.%3.%4.%5.%6."/>
+      <w:lvlJc w:val="left"/>
+      <w:pPr>
+        <w:ind w:left="1440" w:hanging="1440"/>
+      </w:pPr>
+      <w:rPr>
+        <w:rFonts w:hint="default"/>
+      </w:rPr>
+    </w:lvl>
+    <w:lvl w:ilvl="6">
+      <w:start w:val="1"/>
+      <w:numFmt w:val="decimal"/>
+      <w:lvlText w:val="%1.%2.%3.%4.%5.%6.%7."/>
+      <w:lvlJc w:val="left"/>
+      <w:pPr>
+        <w:ind w:left="1800" w:hanging="1800"/>
+      </w:pPr>
+      <w:rPr>
+        <w:rFonts w:hint="default"/>
+      </w:rPr>
+    </w:lvl>
+    <w:lvl w:ilvl="7">
+      <w:start w:val="1"/>
+      <w:numFmt w:val="decimal"/>
+      <w:lvlText w:val="%1.%2.%3.%4.%5.%6.%7.%8."/>
+      <w:lvlJc w:val="left"/>
+      <w:pPr>
+        <w:ind w:left="1800" w:hanging="1800"/>
+      </w:pPr>
+      <w:rPr>
+        <w:rFonts w:hint="default"/>
+      </w:rPr>
+    </w:lvl>
+    <w:lvl w:ilvl="8">
+      <w:start w:val="1"/>
+      <w:numFmt w:val="decimal"/>
+      <w:lvlText w:val="%1.%2.%3.%4.%5.%6.%7.%8.%9."/>
+      <w:lvlJc w:val="left"/>
+      <w:pPr>
+        <w:ind w:left="2160" w:hanging="2160"/>
+      </w:pPr>
+      <w:rPr>
+        <w:rFonts w:hint="default"/>
+      </w:rPr>
+    </w:lvl>
+  </w:abstractNum>
+  <w:abstractNum w:abstractNumId="2" w15:restartNumberingAfterBreak="0">
+    <w:nsid w:val="129A54E7"/>
+    <w:multiLevelType w:val="multilevel"/>
+    <w:tmpl w:val="CE30ACBA"/>
+    <w:lvl w:ilvl="0">
+      <w:start w:val="1"/>
+      <w:numFmt w:val="decimal"/>
+      <w:lvlText w:val="%1."/>
+      <w:lvlJc w:val="left"/>
+      <w:pPr>
+        <w:ind w:left="450" w:hanging="450"/>
+      </w:pPr>
+      <w:rPr>
+        <w:rFonts w:hint="default"/>
+      </w:rPr>
+    </w:lvl>
+    <w:lvl w:ilvl="1">
+      <w:start w:val="1"/>
+      <w:numFmt w:val="decimal"/>
+      <w:lvlText w:val="%1.%2."/>
+      <w:lvlJc w:val="left"/>
+      <w:pPr>
+        <w:ind w:left="720" w:hanging="720"/>
+      </w:pPr>
+      <w:rPr>
+        <w:rFonts w:hint="default"/>
+      </w:rPr>
+    </w:lvl>
+    <w:lvl w:ilvl="2">
+      <w:start w:val="1"/>
+      <w:numFmt w:val="decimal"/>
+      <w:lvlText w:val="%1.%2.%3."/>
+      <w:lvlJc w:val="left"/>
+      <w:pPr>
+        <w:ind w:left="720" w:hanging="720"/>
+      </w:pPr>
+      <w:rPr>
+        <w:rFonts w:hint="default"/>
+      </w:rPr>
+    </w:lvl>
+    <w:lvl w:ilvl="3">
+      <w:start w:val="1"/>
+      <w:numFmt w:val="decimal"/>
+      <w:lvlText w:val="%1.%2.%3.%4."/>
+      <w:lvlJc w:val="left"/>
+      <w:pPr>
+        <w:ind w:left="1080" w:hanging="1080"/>
+      </w:pPr>
+      <w:rPr>
+        <w:rFonts w:hint="default"/>
+      </w:rPr>
+    </w:lvl>
+    <w:lvl w:ilvl="4">
+      <w:start w:val="1"/>
+      <w:numFmt w:val="decimal"/>
+      <w:lvlText w:val="%1.%2.%3.%4.%5."/>
+      <w:lvlJc w:val="left"/>
+      <w:pPr>
+        <w:ind w:left="1080" w:hanging="1080"/>
+      </w:pPr>
+      <w:rPr>
+        <w:rFonts w:hint="default"/>
+      </w:rPr>
+    </w:lvl>
+    <w:lvl w:ilvl="5">
+      <w:start w:val="1"/>
+      <w:numFmt w:val="decimal"/>
+      <w:lvlText w:val="%1.%2.%3.%4.%5.%6."/>
+      <w:lvlJc w:val="left"/>
+      <w:pPr>
+        <w:ind w:left="1440" w:hanging="1440"/>
+      </w:pPr>
+      <w:rPr>
+        <w:rFonts w:hint="default"/>
+      </w:rPr>
+    </w:lvl>
+    <w:lvl w:ilvl="6">
+      <w:start w:val="1"/>
+      <w:numFmt w:val="decimal"/>
+      <w:lvlText w:val="%1.%2.%3.%4.%5.%6.%7."/>
+      <w:lvlJc w:val="left"/>
+      <w:pPr>
+        <w:ind w:left="1800" w:hanging="1800"/>
+      </w:pPr>
+      <w:rPr>
+        <w:rFonts w:hint="default"/>
+      </w:rPr>
+    </w:lvl>
+    <w:lvl w:ilvl="7">
+      <w:start w:val="1"/>
+      <w:numFmt w:val="decimal"/>
+      <w:lvlText w:val="%1.%2.%3.%4.%5.%6.%7.%8."/>
+      <w:lvlJc w:val="left"/>
+      <w:pPr>
+        <w:ind w:left="1800" w:hanging="1800"/>
+      </w:pPr>
+      <w:rPr>
+        <w:rFonts w:hint="default"/>
+      </w:rPr>
+    </w:lvl>
+    <w:lvl w:ilvl="8">
+      <w:start w:val="1"/>
+      <w:numFmt w:val="decimal"/>
+      <w:lvlText w:val="%1.%2.%3.%4.%5.%6.%7.%8.%9."/>
+      <w:lvlJc w:val="left"/>
+      <w:pPr>
+        <w:ind w:left="2160" w:hanging="2160"/>
+      </w:pPr>
+      <w:rPr>
+        <w:rFonts w:hint="default"/>
+      </w:rPr>
+    </w:lvl>
+  </w:abstractNum>
+  <w:abstractNum w:abstractNumId="3" w15:restartNumberingAfterBreak="0">
+    <w:nsid w:val="1723454E"/>
+    <w:multiLevelType w:val="multilevel"/>
+    <w:tmpl w:val="1D36229C"/>
+    <w:lvl w:ilvl="0">
+      <w:start w:val="1"/>
+      <w:numFmt w:val="decimal"/>
+      <w:lvlText w:val="%1."/>
+      <w:lvlJc w:val="left"/>
+      <w:pPr>
+        <w:ind w:left="360" w:hanging="360"/>
+      </w:pPr>
+      <w:rPr>
+        <w:rFonts w:eastAsia="Calibri" w:cstheme="minorHAnsi" w:hint="default"/>
+        <w:color w:val="0563C1"/>
+        <w:u w:val="single"/>
+      </w:rPr>
+    </w:lvl>
+    <w:lvl w:ilvl="1">
+      <w:start w:val="1"/>
+      <w:numFmt w:val="decimal"/>
+      <w:lvlText w:val="%1.%2."/>
+      <w:lvlJc w:val="left"/>
+      <w:pPr>
+        <w:ind w:left="580" w:hanging="360"/>
+      </w:pPr>
+      <w:rPr>
+        <w:rFonts w:eastAsia="Calibri" w:cstheme="minorHAnsi" w:hint="default"/>
+        <w:color w:val="0563C1"/>
+        <w:u w:val="single"/>
+      </w:rPr>
+    </w:lvl>
+    <w:lvl w:ilvl="2">
+      <w:start w:val="1"/>
+      <w:numFmt w:val="decimal"/>
+      <w:lvlText w:val="%1.%2.%3."/>
+      <w:lvlJc w:val="left"/>
+      <w:pPr>
+        <w:ind w:left="1160" w:hanging="720"/>
+      </w:pPr>
+      <w:rPr>
+        <w:rFonts w:eastAsia="Calibri" w:cstheme="minorHAnsi" w:hint="default"/>
+        <w:color w:val="0563C1"/>
+        <w:u w:val="single"/>
+      </w:rPr>
+    </w:lvl>
+    <w:lvl w:ilvl="3">
+      <w:start w:val="1"/>
+      <w:numFmt w:val="decimal"/>
+      <w:lvlText w:val="%1.%2.%3.%4."/>
+      <w:lvlJc w:val="left"/>
+      <w:pPr>
+        <w:ind w:left="1380" w:hanging="720"/>
+      </w:pPr>
+      <w:rPr>
+        <w:rFonts w:eastAsia="Calibri" w:cstheme="minorHAnsi" w:hint="default"/>
+        <w:color w:val="0563C1"/>
+        <w:u w:val="single"/>
+      </w:rPr>
+    </w:lvl>
+    <w:lvl w:ilvl="4">
+      <w:start w:val="1"/>
+      <w:numFmt w:val="decimal"/>
+      <w:lvlText w:val="%1.%2.%3.%4.%5."/>
+      <w:lvlJc w:val="left"/>
+      <w:pPr>
+        <w:ind w:left="1960" w:hanging="1080"/>
+      </w:pPr>
+      <w:rPr>
+        <w:rFonts w:eastAsia="Calibri" w:cstheme="minorHAnsi" w:hint="default"/>
+        <w:color w:val="0563C1"/>
+        <w:u w:val="single"/>
+      </w:rPr>
+    </w:lvl>
+    <w:lvl w:ilvl="5">
+      <w:start w:val="1"/>
+      <w:numFmt w:val="decimal"/>
+      <w:lvlText w:val="%1.%2.%3.%4.%5.%6."/>
+      <w:lvlJc w:val="left"/>
+      <w:pPr>
+        <w:ind w:left="2180" w:hanging="1080"/>
+      </w:pPr>
+      <w:rPr>
+        <w:rFonts w:eastAsia="Calibri" w:cstheme="minorHAnsi" w:hint="default"/>
+        <w:color w:val="0563C1"/>
+        <w:u w:val="single"/>
+      </w:rPr>
+    </w:lvl>
+    <w:lvl w:ilvl="6">
+      <w:start w:val="1"/>
+      <w:numFmt w:val="decimal"/>
+      <w:lvlText w:val="%1.%2.%3.%4.%5.%6.%7."/>
+      <w:lvlJc w:val="left"/>
+      <w:pPr>
+        <w:ind w:left="2760" w:hanging="1440"/>
+      </w:pPr>
+      <w:rPr>
+        <w:rFonts w:eastAsia="Calibri" w:cstheme="minorHAnsi" w:hint="default"/>
+        <w:color w:val="0563C1"/>
+        <w:u w:val="single"/>
+      </w:rPr>
+    </w:lvl>
+    <w:lvl w:ilvl="7">
+      <w:start w:val="1"/>
+      <w:numFmt w:val="decimal"/>
+      <w:lvlText w:val="%1.%2.%3.%4.%5.%6.%7.%8."/>
+      <w:lvlJc w:val="left"/>
+      <w:pPr>
+        <w:ind w:left="2980" w:hanging="1440"/>
+      </w:pPr>
+      <w:rPr>
+        <w:rFonts w:eastAsia="Calibri" w:cstheme="minorHAnsi" w:hint="default"/>
+        <w:color w:val="0563C1"/>
+        <w:u w:val="single"/>
+      </w:rPr>
+    </w:lvl>
+    <w:lvl w:ilvl="8">
+      <w:start w:val="1"/>
+      <w:numFmt w:val="decimal"/>
+      <w:lvlText w:val="%1.%2.%3.%4.%5.%6.%7.%8.%9."/>
+      <w:lvlJc w:val="left"/>
+      <w:pPr>
+        <w:ind w:left="3560" w:hanging="1800"/>
+      </w:pPr>
+      <w:rPr>
+        <w:rFonts w:eastAsia="Calibri" w:cstheme="minorHAnsi" w:hint="default"/>
+        <w:color w:val="0563C1"/>
+        <w:u w:val="single"/>
+      </w:rPr>
+    </w:lvl>
+  </w:abstractNum>
+  <w:abstractNum w:abstractNumId="4" w15:restartNumberingAfterBreak="0">
     <w:nsid w:val="1B4025F2"/>
     <w:multiLevelType w:val="multilevel"/>
     <w:tmpl w:val="FE4428C8"/>
@@ -4157,7 +8459,269 @@
       </w:rPr>
     </w:lvl>
   </w:abstractNum>
-  <w:abstractNum w:abstractNumId="2" w15:restartNumberingAfterBreak="0">
+  <w:abstractNum w:abstractNumId="5" w15:restartNumberingAfterBreak="0">
+    <w:nsid w:val="34B7127D"/>
+    <w:multiLevelType w:val="multilevel"/>
+    <w:tmpl w:val="06A2D68C"/>
+    <w:lvl w:ilvl="0">
+      <w:start w:val="1"/>
+      <w:numFmt w:val="bullet"/>
+      <w:lvlText w:val=""/>
+      <w:lvlJc w:val="left"/>
+      <w:pPr>
+        <w:tabs>
+          <w:tab w:val="num" w:pos="720"/>
+        </w:tabs>
+        <w:ind w:left="720" w:hanging="360"/>
+      </w:pPr>
+      <w:rPr>
+        <w:rFonts w:ascii="Symbol" w:hAnsi="Symbol" w:hint="default"/>
+        <w:sz w:val="20"/>
+      </w:rPr>
+    </w:lvl>
+    <w:lvl w:ilvl="1" w:tentative="1">
+      <w:start w:val="1"/>
+      <w:numFmt w:val="bullet"/>
+      <w:lvlText w:val="o"/>
+      <w:lvlJc w:val="left"/>
+      <w:pPr>
+        <w:tabs>
+          <w:tab w:val="num" w:pos="1440"/>
+        </w:tabs>
+        <w:ind w:left="1440" w:hanging="360"/>
+      </w:pPr>
+      <w:rPr>
+        <w:rFonts w:ascii="Courier New" w:hAnsi="Courier New" w:hint="default"/>
+        <w:sz w:val="20"/>
+      </w:rPr>
+    </w:lvl>
+    <w:lvl w:ilvl="2" w:tentative="1">
+      <w:start w:val="1"/>
+      <w:numFmt w:val="bullet"/>
+      <w:lvlText w:val=""/>
+      <w:lvlJc w:val="left"/>
+      <w:pPr>
+        <w:tabs>
+          <w:tab w:val="num" w:pos="2160"/>
+        </w:tabs>
+        <w:ind w:left="2160" w:hanging="360"/>
+      </w:pPr>
+      <w:rPr>
+        <w:rFonts w:ascii="Wingdings" w:hAnsi="Wingdings" w:hint="default"/>
+        <w:sz w:val="20"/>
+      </w:rPr>
+    </w:lvl>
+    <w:lvl w:ilvl="3" w:tentative="1">
+      <w:start w:val="1"/>
+      <w:numFmt w:val="bullet"/>
+      <w:lvlText w:val=""/>
+      <w:lvlJc w:val="left"/>
+      <w:pPr>
+        <w:tabs>
+          <w:tab w:val="num" w:pos="2880"/>
+        </w:tabs>
+        <w:ind w:left="2880" w:hanging="360"/>
+      </w:pPr>
+      <w:rPr>
+        <w:rFonts w:ascii="Wingdings" w:hAnsi="Wingdings" w:hint="default"/>
+        <w:sz w:val="20"/>
+      </w:rPr>
+    </w:lvl>
+    <w:lvl w:ilvl="4" w:tentative="1">
+      <w:start w:val="1"/>
+      <w:numFmt w:val="bullet"/>
+      <w:lvlText w:val=""/>
+      <w:lvlJc w:val="left"/>
+      <w:pPr>
+        <w:tabs>
+          <w:tab w:val="num" w:pos="3600"/>
+        </w:tabs>
+        <w:ind w:left="3600" w:hanging="360"/>
+      </w:pPr>
+      <w:rPr>
+        <w:rFonts w:ascii="Wingdings" w:hAnsi="Wingdings" w:hint="default"/>
+        <w:sz w:val="20"/>
+      </w:rPr>
+    </w:lvl>
+    <w:lvl w:ilvl="5" w:tentative="1">
+      <w:start w:val="1"/>
+      <w:numFmt w:val="bullet"/>
+      <w:lvlText w:val=""/>
+      <w:lvlJc w:val="left"/>
+      <w:pPr>
+        <w:tabs>
+          <w:tab w:val="num" w:pos="4320"/>
+        </w:tabs>
+        <w:ind w:left="4320" w:hanging="360"/>
+      </w:pPr>
+      <w:rPr>
+        <w:rFonts w:ascii="Wingdings" w:hAnsi="Wingdings" w:hint="default"/>
+        <w:sz w:val="20"/>
+      </w:rPr>
+    </w:lvl>
+    <w:lvl w:ilvl="6" w:tentative="1">
+      <w:start w:val="1"/>
+      <w:numFmt w:val="bullet"/>
+      <w:lvlText w:val=""/>
+      <w:lvlJc w:val="left"/>
+      <w:pPr>
+        <w:tabs>
+          <w:tab w:val="num" w:pos="5040"/>
+        </w:tabs>
+        <w:ind w:left="5040" w:hanging="360"/>
+      </w:pPr>
+      <w:rPr>
+        <w:rFonts w:ascii="Wingdings" w:hAnsi="Wingdings" w:hint="default"/>
+        <w:sz w:val="20"/>
+      </w:rPr>
+    </w:lvl>
+    <w:lvl w:ilvl="7" w:tentative="1">
+      <w:start w:val="1"/>
+      <w:numFmt w:val="bullet"/>
+      <w:lvlText w:val=""/>
+      <w:lvlJc w:val="left"/>
+      <w:pPr>
+        <w:tabs>
+          <w:tab w:val="num" w:pos="5760"/>
+        </w:tabs>
+        <w:ind w:left="5760" w:hanging="360"/>
+      </w:pPr>
+      <w:rPr>
+        <w:rFonts w:ascii="Wingdings" w:hAnsi="Wingdings" w:hint="default"/>
+        <w:sz w:val="20"/>
+      </w:rPr>
+    </w:lvl>
+    <w:lvl w:ilvl="8" w:tentative="1">
+      <w:start w:val="1"/>
+      <w:numFmt w:val="bullet"/>
+      <w:lvlText w:val=""/>
+      <w:lvlJc w:val="left"/>
+      <w:pPr>
+        <w:tabs>
+          <w:tab w:val="num" w:pos="6480"/>
+        </w:tabs>
+        <w:ind w:left="6480" w:hanging="360"/>
+      </w:pPr>
+      <w:rPr>
+        <w:rFonts w:ascii="Wingdings" w:hAnsi="Wingdings" w:hint="default"/>
+        <w:sz w:val="20"/>
+      </w:rPr>
+    </w:lvl>
+  </w:abstractNum>
+  <w:abstractNum w:abstractNumId="6" w15:restartNumberingAfterBreak="0">
+    <w:nsid w:val="35EF3F4B"/>
+    <w:multiLevelType w:val="multilevel"/>
+    <w:tmpl w:val="CE30ACBA"/>
+    <w:lvl w:ilvl="0">
+      <w:start w:val="1"/>
+      <w:numFmt w:val="decimal"/>
+      <w:lvlText w:val="%1."/>
+      <w:lvlJc w:val="left"/>
+      <w:pPr>
+        <w:ind w:left="450" w:hanging="450"/>
+      </w:pPr>
+      <w:rPr>
+        <w:rFonts w:hint="default"/>
+      </w:rPr>
+    </w:lvl>
+    <w:lvl w:ilvl="1">
+      <w:start w:val="1"/>
+      <w:numFmt w:val="decimal"/>
+      <w:lvlText w:val="%1.%2."/>
+      <w:lvlJc w:val="left"/>
+      <w:pPr>
+        <w:ind w:left="720" w:hanging="720"/>
+      </w:pPr>
+      <w:rPr>
+        <w:rFonts w:hint="default"/>
+      </w:rPr>
+    </w:lvl>
+    <w:lvl w:ilvl="2">
+      <w:start w:val="1"/>
+      <w:numFmt w:val="decimal"/>
+      <w:lvlText w:val="%1.%2.%3."/>
+      <w:lvlJc w:val="left"/>
+      <w:pPr>
+        <w:ind w:left="720" w:hanging="720"/>
+      </w:pPr>
+      <w:rPr>
+        <w:rFonts w:hint="default"/>
+      </w:rPr>
+    </w:lvl>
+    <w:lvl w:ilvl="3">
+      <w:start w:val="1"/>
+      <w:numFmt w:val="decimal"/>
+      <w:lvlText w:val="%1.%2.%3.%4."/>
+      <w:lvlJc w:val="left"/>
+      <w:pPr>
+        <w:ind w:left="1080" w:hanging="1080"/>
+      </w:pPr>
+      <w:rPr>
+        <w:rFonts w:hint="default"/>
+      </w:rPr>
+    </w:lvl>
+    <w:lvl w:ilvl="4">
+      <w:start w:val="1"/>
+      <w:numFmt w:val="decimal"/>
+      <w:lvlText w:val="%1.%2.%3.%4.%5."/>
+      <w:lvlJc w:val="left"/>
+      <w:pPr>
+        <w:ind w:left="1080" w:hanging="1080"/>
+      </w:pPr>
+      <w:rPr>
+        <w:rFonts w:hint="default"/>
+      </w:rPr>
+    </w:lvl>
+    <w:lvl w:ilvl="5">
+      <w:start w:val="1"/>
+      <w:numFmt w:val="decimal"/>
+      <w:lvlText w:val="%1.%2.%3.%4.%5.%6."/>
+      <w:lvlJc w:val="left"/>
+      <w:pPr>
+        <w:ind w:left="1440" w:hanging="1440"/>
+      </w:pPr>
+      <w:rPr>
+        <w:rFonts w:hint="default"/>
+      </w:rPr>
+    </w:lvl>
+    <w:lvl w:ilvl="6">
+      <w:start w:val="1"/>
+      <w:numFmt w:val="decimal"/>
+      <w:lvlText w:val="%1.%2.%3.%4.%5.%6.%7."/>
+      <w:lvlJc w:val="left"/>
+      <w:pPr>
+        <w:ind w:left="1800" w:hanging="1800"/>
+      </w:pPr>
+      <w:rPr>
+        <w:rFonts w:hint="default"/>
+      </w:rPr>
+    </w:lvl>
+    <w:lvl w:ilvl="7">
+      <w:start w:val="1"/>
+      <w:numFmt w:val="decimal"/>
+      <w:lvlText w:val="%1.%2.%3.%4.%5.%6.%7.%8."/>
+      <w:lvlJc w:val="left"/>
+      <w:pPr>
+        <w:ind w:left="1800" w:hanging="1800"/>
+      </w:pPr>
+      <w:rPr>
+        <w:rFonts w:hint="default"/>
+      </w:rPr>
+    </w:lvl>
+    <w:lvl w:ilvl="8">
+      <w:start w:val="1"/>
+      <w:numFmt w:val="decimal"/>
+      <w:lvlText w:val="%1.%2.%3.%4.%5.%6.%7.%8.%9."/>
+      <w:lvlJc w:val="left"/>
+      <w:pPr>
+        <w:ind w:left="2160" w:hanging="2160"/>
+      </w:pPr>
+      <w:rPr>
+        <w:rFonts w:hint="default"/>
+      </w:rPr>
+    </w:lvl>
+  </w:abstractNum>
+  <w:abstractNum w:abstractNumId="7" w15:restartNumberingAfterBreak="0">
     <w:nsid w:val="6589799C"/>
     <w:multiLevelType w:val="hybridMultilevel"/>
     <w:tmpl w:val="EE4CA298"/>
@@ -4250,10 +8814,25 @@
     <w:abstractNumId w:val="0"/>
   </w:num>
   <w:num w:numId="2" w16cid:durableId="1779182814">
-    <w:abstractNumId w:val="2"/>
+    <w:abstractNumId w:val="7"/>
   </w:num>
   <w:num w:numId="3" w16cid:durableId="24671308">
+    <w:abstractNumId w:val="4"/>
+  </w:num>
+  <w:num w:numId="4" w16cid:durableId="871259730">
+    <w:abstractNumId w:val="5"/>
+  </w:num>
+  <w:num w:numId="5" w16cid:durableId="280841964">
+    <w:abstractNumId w:val="3"/>
+  </w:num>
+  <w:num w:numId="6" w16cid:durableId="2027711650">
+    <w:abstractNumId w:val="6"/>
+  </w:num>
+  <w:num w:numId="7" w16cid:durableId="152332615">
     <w:abstractNumId w:val="1"/>
+  </w:num>
+  <w:num w:numId="8" w16cid:durableId="1524247314">
+    <w:abstractNumId w:val="2"/>
   </w:num>
 </w:numbering>
 </file>
@@ -4844,14 +9423,15 @@
     <w:unhideWhenUsed/>
     <w:rsid w:val="00D54A78"/>
     <w:pPr>
-      <w:spacing w:before="360" w:after="360"/>
+      <w:spacing w:before="120" w:after="120"/>
     </w:pPr>
     <w:rPr>
-      <w:rFonts w:cs="Calibri"/>
+      <w:rFonts w:asciiTheme="minorHAnsi" w:hAnsiTheme="minorHAnsi" w:cstheme="minorHAnsi"/>
       <w:b/>
       <w:bCs/>
       <w:caps/>
-      <w:u w:val="single"/>
+      <w:sz w:val="20"/>
+      <w:szCs w:val="20"/>
     </w:rPr>
   </w:style>
   <w:style w:type="paragraph" w:styleId="TOC2">
@@ -4864,12 +9444,13 @@
     <w:rsid w:val="00D54A78"/>
     <w:pPr>
       <w:spacing w:after="0"/>
+      <w:ind w:left="220"/>
     </w:pPr>
     <w:rPr>
-      <w:rFonts w:cs="Calibri"/>
-      <w:b/>
-      <w:bCs/>
+      <w:rFonts w:asciiTheme="minorHAnsi" w:hAnsiTheme="minorHAnsi" w:cstheme="minorHAnsi"/>
       <w:smallCaps/>
+      <w:sz w:val="20"/>
+      <w:szCs w:val="20"/>
     </w:rPr>
   </w:style>
   <w:style w:type="paragraph" w:styleId="TOC3">
@@ -4882,10 +9463,14 @@
     <w:rsid w:val="00D54A78"/>
     <w:pPr>
       <w:spacing w:after="0"/>
+      <w:ind w:left="440"/>
     </w:pPr>
     <w:rPr>
-      <w:rFonts w:cs="Calibri"/>
-      <w:smallCaps/>
+      <w:rFonts w:asciiTheme="minorHAnsi" w:hAnsiTheme="minorHAnsi" w:cstheme="minorHAnsi"/>
+      <w:i/>
+      <w:iCs/>
+      <w:sz w:val="20"/>
+      <w:szCs w:val="20"/>
     </w:rPr>
   </w:style>
   <w:style w:type="paragraph" w:styleId="TOC4">
@@ -4898,9 +9483,12 @@
     <w:rsid w:val="00D54A78"/>
     <w:pPr>
       <w:spacing w:after="0"/>
+      <w:ind w:left="660"/>
     </w:pPr>
     <w:rPr>
-      <w:rFonts w:cs="Calibri"/>
+      <w:rFonts w:asciiTheme="minorHAnsi" w:hAnsiTheme="minorHAnsi" w:cstheme="minorHAnsi"/>
+      <w:sz w:val="18"/>
+      <w:szCs w:val="18"/>
     </w:rPr>
   </w:style>
   <w:style w:type="paragraph" w:styleId="TOC5">
@@ -4913,9 +9501,12 @@
     <w:rsid w:val="00D54A78"/>
     <w:pPr>
       <w:spacing w:after="0"/>
+      <w:ind w:left="880"/>
     </w:pPr>
     <w:rPr>
-      <w:rFonts w:cs="Calibri"/>
+      <w:rFonts w:asciiTheme="minorHAnsi" w:hAnsiTheme="minorHAnsi" w:cstheme="minorHAnsi"/>
+      <w:sz w:val="18"/>
+      <w:szCs w:val="18"/>
     </w:rPr>
   </w:style>
   <w:style w:type="paragraph" w:styleId="TOC6">
@@ -4928,9 +9519,12 @@
     <w:rsid w:val="00D54A78"/>
     <w:pPr>
       <w:spacing w:after="0"/>
+      <w:ind w:left="1100"/>
     </w:pPr>
     <w:rPr>
-      <w:rFonts w:cs="Calibri"/>
+      <w:rFonts w:asciiTheme="minorHAnsi" w:hAnsiTheme="minorHAnsi" w:cstheme="minorHAnsi"/>
+      <w:sz w:val="18"/>
+      <w:szCs w:val="18"/>
     </w:rPr>
   </w:style>
   <w:style w:type="paragraph" w:styleId="TOC7">
@@ -4943,9 +9537,12 @@
     <w:rsid w:val="00D54A78"/>
     <w:pPr>
       <w:spacing w:after="0"/>
+      <w:ind w:left="1320"/>
     </w:pPr>
     <w:rPr>
-      <w:rFonts w:cs="Calibri"/>
+      <w:rFonts w:asciiTheme="minorHAnsi" w:hAnsiTheme="minorHAnsi" w:cstheme="minorHAnsi"/>
+      <w:sz w:val="18"/>
+      <w:szCs w:val="18"/>
     </w:rPr>
   </w:style>
   <w:style w:type="paragraph" w:styleId="TOC8">
@@ -4958,9 +9555,12 @@
     <w:rsid w:val="00D54A78"/>
     <w:pPr>
       <w:spacing w:after="0"/>
+      <w:ind w:left="1540"/>
     </w:pPr>
     <w:rPr>
-      <w:rFonts w:cs="Calibri"/>
+      <w:rFonts w:asciiTheme="minorHAnsi" w:hAnsiTheme="minorHAnsi" w:cstheme="minorHAnsi"/>
+      <w:sz w:val="18"/>
+      <w:szCs w:val="18"/>
     </w:rPr>
   </w:style>
   <w:style w:type="paragraph" w:styleId="TOC9">
@@ -4973,9 +9573,12 @@
     <w:rsid w:val="00D54A78"/>
     <w:pPr>
       <w:spacing w:after="0"/>
+      <w:ind w:left="1760"/>
     </w:pPr>
     <w:rPr>
-      <w:rFonts w:cs="Calibri"/>
+      <w:rFonts w:asciiTheme="minorHAnsi" w:hAnsiTheme="minorHAnsi" w:cstheme="minorHAnsi"/>
+      <w:sz w:val="18"/>
+      <w:szCs w:val="18"/>
     </w:rPr>
   </w:style>
   <w:style w:type="character" w:customStyle="1" w:styleId="Heading1Char">

--- a/report/Berealty_Real_Estate_Database_Report.docx
+++ b/report/Berealty_Real_Estate_Database_Report.docx
@@ -433,30 +433,30 @@
           <w:caps w:val="0"/>
           <w:noProof/>
           <w:kern w:val="2"/>
+          <w:sz w:val="22"/>
+          <w:szCs w:val="22"/>
+          <w14:ligatures w14:val="standardContextual"/>
+        </w:rPr>
+      </w:pPr>
+      <w:r>
+        <w:rPr>
           <w:sz w:val="24"/>
           <w:szCs w:val="24"/>
-          <w14:ligatures w14:val="standardContextual"/>
-        </w:rPr>
-      </w:pPr>
+        </w:rPr>
+        <w:fldChar w:fldCharType="begin"/>
+      </w:r>
       <w:r>
         <w:rPr>
           <w:sz w:val="24"/>
           <w:szCs w:val="24"/>
         </w:rPr>
-        <w:fldChar w:fldCharType="begin"/>
+        <w:instrText xml:space="preserve"> TOC \o "1-2" \h \z \u </w:instrText>
       </w:r>
       <w:r>
         <w:rPr>
           <w:sz w:val="24"/>
           <w:szCs w:val="24"/>
         </w:rPr>
-        <w:instrText xml:space="preserve"> TOC \o "1-2" \h \z \u </w:instrText>
-      </w:r>
-      <w:r>
-        <w:rPr>
-          <w:sz w:val="24"/>
-          <w:szCs w:val="24"/>
-        </w:rPr>
         <w:fldChar w:fldCharType="separate"/>
       </w:r>
       <w:hyperlink w:anchor="_Toc240312081" w:history="1">
@@ -464,8 +464,8 @@
           <w:rPr>
             <w:rStyle w:val="Hyperlink"/>
             <w:noProof/>
-            <w:sz w:val="24"/>
-            <w:szCs w:val="24"/>
+            <w:sz w:val="22"/>
+            <w:szCs w:val="22"/>
           </w:rPr>
           <w:t>CONTENTS</w:t>
         </w:r>
@@ -473,8 +473,8 @@
           <w:rPr>
             <w:noProof/>
             <w:webHidden/>
-            <w:sz w:val="24"/>
-            <w:szCs w:val="24"/>
+            <w:sz w:val="22"/>
+            <w:szCs w:val="22"/>
           </w:rPr>
           <w:tab/>
         </w:r>
@@ -482,8 +482,8 @@
           <w:rPr>
             <w:noProof/>
             <w:webHidden/>
-            <w:sz w:val="24"/>
-            <w:szCs w:val="24"/>
+            <w:sz w:val="22"/>
+            <w:szCs w:val="22"/>
           </w:rPr>
           <w:fldChar w:fldCharType="begin"/>
         </w:r>
@@ -491,8 +491,8 @@
           <w:rPr>
             <w:noProof/>
             <w:webHidden/>
-            <w:sz w:val="24"/>
-            <w:szCs w:val="24"/>
+            <w:sz w:val="22"/>
+            <w:szCs w:val="22"/>
           </w:rPr>
           <w:instrText xml:space="preserve"> PAGEREF _Toc240312081 \h </w:instrText>
         </w:r>
@@ -500,16 +500,16 @@
           <w:rPr>
             <w:noProof/>
             <w:webHidden/>
-            <w:sz w:val="24"/>
-            <w:szCs w:val="24"/>
-          </w:rPr>
-        </w:r>
-        <w:r>
-          <w:rPr>
-            <w:noProof/>
-            <w:webHidden/>
-            <w:sz w:val="24"/>
-            <w:szCs w:val="24"/>
+            <w:sz w:val="22"/>
+            <w:szCs w:val="22"/>
+          </w:rPr>
+        </w:r>
+        <w:r>
+          <w:rPr>
+            <w:noProof/>
+            <w:webHidden/>
+            <w:sz w:val="22"/>
+            <w:szCs w:val="22"/>
           </w:rPr>
           <w:fldChar w:fldCharType="separate"/>
         </w:r>
@@ -517,8 +517,8 @@
           <w:rPr>
             <w:noProof/>
             <w:webHidden/>
-            <w:sz w:val="24"/>
-            <w:szCs w:val="24"/>
+            <w:sz w:val="22"/>
+            <w:szCs w:val="22"/>
           </w:rPr>
           <w:t>2</w:t>
         </w:r>
@@ -526,8 +526,8 @@
           <w:rPr>
             <w:noProof/>
             <w:webHidden/>
-            <w:sz w:val="24"/>
-            <w:szCs w:val="24"/>
+            <w:sz w:val="22"/>
+            <w:szCs w:val="22"/>
           </w:rPr>
           <w:fldChar w:fldCharType="end"/>
         </w:r>
@@ -546,8 +546,8 @@
           <w:caps w:val="0"/>
           <w:noProof/>
           <w:kern w:val="2"/>
-          <w:sz w:val="24"/>
-          <w:szCs w:val="24"/>
+          <w:sz w:val="22"/>
+          <w:szCs w:val="22"/>
           <w14:ligatures w14:val="standardContextual"/>
         </w:rPr>
       </w:pPr>
@@ -556,8 +556,8 @@
           <w:rPr>
             <w:rStyle w:val="Hyperlink"/>
             <w:noProof/>
-            <w:sz w:val="24"/>
-            <w:szCs w:val="24"/>
+            <w:sz w:val="22"/>
+            <w:szCs w:val="22"/>
           </w:rPr>
           <w:t>INTRODUCTION</w:t>
         </w:r>
@@ -565,8 +565,8 @@
           <w:rPr>
             <w:noProof/>
             <w:webHidden/>
-            <w:sz w:val="24"/>
-            <w:szCs w:val="24"/>
+            <w:sz w:val="22"/>
+            <w:szCs w:val="22"/>
           </w:rPr>
           <w:tab/>
         </w:r>
@@ -574,8 +574,8 @@
           <w:rPr>
             <w:noProof/>
             <w:webHidden/>
-            <w:sz w:val="24"/>
-            <w:szCs w:val="24"/>
+            <w:sz w:val="22"/>
+            <w:szCs w:val="22"/>
           </w:rPr>
           <w:fldChar w:fldCharType="begin"/>
         </w:r>
@@ -583,8 +583,8 @@
           <w:rPr>
             <w:noProof/>
             <w:webHidden/>
-            <w:sz w:val="24"/>
-            <w:szCs w:val="24"/>
+            <w:sz w:val="22"/>
+            <w:szCs w:val="22"/>
           </w:rPr>
           <w:instrText xml:space="preserve"> PAGEREF _Toc240312082 \h </w:instrText>
         </w:r>
@@ -592,16 +592,16 @@
           <w:rPr>
             <w:noProof/>
             <w:webHidden/>
-            <w:sz w:val="24"/>
-            <w:szCs w:val="24"/>
-          </w:rPr>
-        </w:r>
-        <w:r>
-          <w:rPr>
-            <w:noProof/>
-            <w:webHidden/>
-            <w:sz w:val="24"/>
-            <w:szCs w:val="24"/>
+            <w:sz w:val="22"/>
+            <w:szCs w:val="22"/>
+          </w:rPr>
+        </w:r>
+        <w:r>
+          <w:rPr>
+            <w:noProof/>
+            <w:webHidden/>
+            <w:sz w:val="22"/>
+            <w:szCs w:val="22"/>
           </w:rPr>
           <w:fldChar w:fldCharType="separate"/>
         </w:r>
@@ -609,8 +609,8 @@
           <w:rPr>
             <w:noProof/>
             <w:webHidden/>
-            <w:sz w:val="24"/>
-            <w:szCs w:val="24"/>
+            <w:sz w:val="22"/>
+            <w:szCs w:val="22"/>
           </w:rPr>
           <w:t>4</w:t>
         </w:r>
@@ -618,8 +618,8 @@
           <w:rPr>
             <w:noProof/>
             <w:webHidden/>
-            <w:sz w:val="24"/>
-            <w:szCs w:val="24"/>
+            <w:sz w:val="22"/>
+            <w:szCs w:val="22"/>
           </w:rPr>
           <w:fldChar w:fldCharType="end"/>
         </w:r>
@@ -639,8 +639,8 @@
           <w:caps w:val="0"/>
           <w:noProof/>
           <w:kern w:val="2"/>
-          <w:sz w:val="24"/>
-          <w:szCs w:val="24"/>
+          <w:sz w:val="22"/>
+          <w:szCs w:val="22"/>
           <w14:ligatures w14:val="standardContextual"/>
         </w:rPr>
       </w:pPr>
@@ -649,8 +649,8 @@
           <w:rPr>
             <w:rStyle w:val="Hyperlink"/>
             <w:noProof/>
-            <w:sz w:val="24"/>
-            <w:szCs w:val="24"/>
+            <w:sz w:val="22"/>
+            <w:szCs w:val="22"/>
           </w:rPr>
           <w:t>1.</w:t>
         </w:r>
@@ -662,8 +662,8 @@
             <w:caps w:val="0"/>
             <w:noProof/>
             <w:kern w:val="2"/>
-            <w:sz w:val="24"/>
-            <w:szCs w:val="24"/>
+            <w:sz w:val="22"/>
+            <w:szCs w:val="22"/>
             <w14:ligatures w14:val="standardContextual"/>
           </w:rPr>
           <w:tab/>
@@ -672,8 +672,8 @@
           <w:rPr>
             <w:rStyle w:val="Hyperlink"/>
             <w:noProof/>
-            <w:sz w:val="24"/>
-            <w:szCs w:val="24"/>
+            <w:sz w:val="22"/>
+            <w:szCs w:val="22"/>
           </w:rPr>
           <w:t>CHAPTER ONE -DATABASE DESIGN</w:t>
         </w:r>
@@ -681,8 +681,8 @@
           <w:rPr>
             <w:noProof/>
             <w:webHidden/>
-            <w:sz w:val="24"/>
-            <w:szCs w:val="24"/>
+            <w:sz w:val="22"/>
+            <w:szCs w:val="22"/>
           </w:rPr>
           <w:tab/>
         </w:r>
@@ -690,8 +690,8 @@
           <w:rPr>
             <w:noProof/>
             <w:webHidden/>
-            <w:sz w:val="24"/>
-            <w:szCs w:val="24"/>
+            <w:sz w:val="22"/>
+            <w:szCs w:val="22"/>
           </w:rPr>
           <w:fldChar w:fldCharType="begin"/>
         </w:r>
@@ -699,8 +699,8 @@
           <w:rPr>
             <w:noProof/>
             <w:webHidden/>
-            <w:sz w:val="24"/>
-            <w:szCs w:val="24"/>
+            <w:sz w:val="22"/>
+            <w:szCs w:val="22"/>
           </w:rPr>
           <w:instrText xml:space="preserve"> PAGEREF _Toc240312083 \h </w:instrText>
         </w:r>
@@ -708,16 +708,16 @@
           <w:rPr>
             <w:noProof/>
             <w:webHidden/>
-            <w:sz w:val="24"/>
-            <w:szCs w:val="24"/>
-          </w:rPr>
-        </w:r>
-        <w:r>
-          <w:rPr>
-            <w:noProof/>
-            <w:webHidden/>
-            <w:sz w:val="24"/>
-            <w:szCs w:val="24"/>
+            <w:sz w:val="22"/>
+            <w:szCs w:val="22"/>
+          </w:rPr>
+        </w:r>
+        <w:r>
+          <w:rPr>
+            <w:noProof/>
+            <w:webHidden/>
+            <w:sz w:val="22"/>
+            <w:szCs w:val="22"/>
           </w:rPr>
           <w:fldChar w:fldCharType="separate"/>
         </w:r>
@@ -725,8 +725,8 @@
           <w:rPr>
             <w:noProof/>
             <w:webHidden/>
-            <w:sz w:val="24"/>
-            <w:szCs w:val="24"/>
+            <w:sz w:val="22"/>
+            <w:szCs w:val="22"/>
           </w:rPr>
           <w:t>5</w:t>
         </w:r>
@@ -734,8 +734,8 @@
           <w:rPr>
             <w:noProof/>
             <w:webHidden/>
-            <w:sz w:val="24"/>
-            <w:szCs w:val="24"/>
+            <w:sz w:val="22"/>
+            <w:szCs w:val="22"/>
           </w:rPr>
           <w:fldChar w:fldCharType="end"/>
         </w:r>
@@ -753,8 +753,8 @@
           <w:smallCaps w:val="0"/>
           <w:noProof/>
           <w:kern w:val="2"/>
-          <w:sz w:val="24"/>
-          <w:szCs w:val="24"/>
+          <w:sz w:val="22"/>
+          <w:szCs w:val="22"/>
           <w14:ligatures w14:val="standardContextual"/>
         </w:rPr>
       </w:pPr>
@@ -763,8 +763,8 @@
           <w:rPr>
             <w:rStyle w:val="Hyperlink"/>
             <w:noProof/>
-            <w:sz w:val="24"/>
-            <w:szCs w:val="24"/>
+            <w:sz w:val="22"/>
+            <w:szCs w:val="22"/>
           </w:rPr>
           <w:t>1.1.</w:t>
         </w:r>
@@ -774,8 +774,8 @@
             <w:smallCaps w:val="0"/>
             <w:noProof/>
             <w:kern w:val="2"/>
-            <w:sz w:val="24"/>
-            <w:szCs w:val="24"/>
+            <w:sz w:val="22"/>
+            <w:szCs w:val="22"/>
             <w14:ligatures w14:val="standardContextual"/>
           </w:rPr>
           <w:tab/>
@@ -784,8 +784,8 @@
           <w:rPr>
             <w:rStyle w:val="Hyperlink"/>
             <w:noProof/>
-            <w:sz w:val="24"/>
-            <w:szCs w:val="24"/>
+            <w:sz w:val="22"/>
+            <w:szCs w:val="22"/>
           </w:rPr>
           <w:t>Scope and Objectives</w:t>
         </w:r>
@@ -793,8 +793,8 @@
           <w:rPr>
             <w:noProof/>
             <w:webHidden/>
-            <w:sz w:val="24"/>
-            <w:szCs w:val="24"/>
+            <w:sz w:val="22"/>
+            <w:szCs w:val="22"/>
           </w:rPr>
           <w:tab/>
         </w:r>
@@ -802,8 +802,8 @@
           <w:rPr>
             <w:noProof/>
             <w:webHidden/>
-            <w:sz w:val="24"/>
-            <w:szCs w:val="24"/>
+            <w:sz w:val="22"/>
+            <w:szCs w:val="22"/>
           </w:rPr>
           <w:fldChar w:fldCharType="begin"/>
         </w:r>
@@ -811,8 +811,8 @@
           <w:rPr>
             <w:noProof/>
             <w:webHidden/>
-            <w:sz w:val="24"/>
-            <w:szCs w:val="24"/>
+            <w:sz w:val="22"/>
+            <w:szCs w:val="22"/>
           </w:rPr>
           <w:instrText xml:space="preserve"> PAGEREF _Toc240312084 \h </w:instrText>
         </w:r>
@@ -820,16 +820,16 @@
           <w:rPr>
             <w:noProof/>
             <w:webHidden/>
-            <w:sz w:val="24"/>
-            <w:szCs w:val="24"/>
-          </w:rPr>
-        </w:r>
-        <w:r>
-          <w:rPr>
-            <w:noProof/>
-            <w:webHidden/>
-            <w:sz w:val="24"/>
-            <w:szCs w:val="24"/>
+            <w:sz w:val="22"/>
+            <w:szCs w:val="22"/>
+          </w:rPr>
+        </w:r>
+        <w:r>
+          <w:rPr>
+            <w:noProof/>
+            <w:webHidden/>
+            <w:sz w:val="22"/>
+            <w:szCs w:val="22"/>
           </w:rPr>
           <w:fldChar w:fldCharType="separate"/>
         </w:r>
@@ -837,8 +837,8 @@
           <w:rPr>
             <w:noProof/>
             <w:webHidden/>
-            <w:sz w:val="24"/>
-            <w:szCs w:val="24"/>
+            <w:sz w:val="22"/>
+            <w:szCs w:val="22"/>
           </w:rPr>
           <w:t>5</w:t>
         </w:r>
@@ -846,8 +846,8 @@
           <w:rPr>
             <w:noProof/>
             <w:webHidden/>
-            <w:sz w:val="24"/>
-            <w:szCs w:val="24"/>
+            <w:sz w:val="22"/>
+            <w:szCs w:val="22"/>
           </w:rPr>
           <w:fldChar w:fldCharType="end"/>
         </w:r>
@@ -865,8 +865,8 @@
           <w:smallCaps w:val="0"/>
           <w:noProof/>
           <w:kern w:val="2"/>
-          <w:sz w:val="24"/>
-          <w:szCs w:val="24"/>
+          <w:sz w:val="22"/>
+          <w:szCs w:val="22"/>
           <w14:ligatures w14:val="standardContextual"/>
         </w:rPr>
       </w:pPr>
@@ -875,8 +875,8 @@
           <w:rPr>
             <w:rStyle w:val="Hyperlink"/>
             <w:noProof/>
-            <w:sz w:val="24"/>
-            <w:szCs w:val="24"/>
+            <w:sz w:val="22"/>
+            <w:szCs w:val="22"/>
           </w:rPr>
           <w:t>1.2.</w:t>
         </w:r>
@@ -886,8 +886,8 @@
             <w:smallCaps w:val="0"/>
             <w:noProof/>
             <w:kern w:val="2"/>
-            <w:sz w:val="24"/>
-            <w:szCs w:val="24"/>
+            <w:sz w:val="22"/>
+            <w:szCs w:val="22"/>
             <w14:ligatures w14:val="standardContextual"/>
           </w:rPr>
           <w:tab/>
@@ -896,8 +896,8 @@
           <w:rPr>
             <w:rStyle w:val="Hyperlink"/>
             <w:noProof/>
-            <w:sz w:val="24"/>
-            <w:szCs w:val="24"/>
+            <w:sz w:val="22"/>
+            <w:szCs w:val="22"/>
           </w:rPr>
           <w:t>Entity-Relationship Diagram</w:t>
         </w:r>
@@ -905,8 +905,8 @@
           <w:rPr>
             <w:noProof/>
             <w:webHidden/>
-            <w:sz w:val="24"/>
-            <w:szCs w:val="24"/>
+            <w:sz w:val="22"/>
+            <w:szCs w:val="22"/>
           </w:rPr>
           <w:tab/>
         </w:r>
@@ -914,8 +914,8 @@
           <w:rPr>
             <w:noProof/>
             <w:webHidden/>
-            <w:sz w:val="24"/>
-            <w:szCs w:val="24"/>
+            <w:sz w:val="22"/>
+            <w:szCs w:val="22"/>
           </w:rPr>
           <w:fldChar w:fldCharType="begin"/>
         </w:r>
@@ -923,8 +923,8 @@
           <w:rPr>
             <w:noProof/>
             <w:webHidden/>
-            <w:sz w:val="24"/>
-            <w:szCs w:val="24"/>
+            <w:sz w:val="22"/>
+            <w:szCs w:val="22"/>
           </w:rPr>
           <w:instrText xml:space="preserve"> PAGEREF _Toc240312085 \h </w:instrText>
         </w:r>
@@ -932,16 +932,16 @@
           <w:rPr>
             <w:noProof/>
             <w:webHidden/>
-            <w:sz w:val="24"/>
-            <w:szCs w:val="24"/>
-          </w:rPr>
-        </w:r>
-        <w:r>
-          <w:rPr>
-            <w:noProof/>
-            <w:webHidden/>
-            <w:sz w:val="24"/>
-            <w:szCs w:val="24"/>
+            <w:sz w:val="22"/>
+            <w:szCs w:val="22"/>
+          </w:rPr>
+        </w:r>
+        <w:r>
+          <w:rPr>
+            <w:noProof/>
+            <w:webHidden/>
+            <w:sz w:val="22"/>
+            <w:szCs w:val="22"/>
           </w:rPr>
           <w:fldChar w:fldCharType="separate"/>
         </w:r>
@@ -949,8 +949,8 @@
           <w:rPr>
             <w:noProof/>
             <w:webHidden/>
-            <w:sz w:val="24"/>
-            <w:szCs w:val="24"/>
+            <w:sz w:val="22"/>
+            <w:szCs w:val="22"/>
           </w:rPr>
           <w:t>5</w:t>
         </w:r>
@@ -958,8 +958,8 @@
           <w:rPr>
             <w:noProof/>
             <w:webHidden/>
-            <w:sz w:val="24"/>
-            <w:szCs w:val="24"/>
+            <w:sz w:val="22"/>
+            <w:szCs w:val="22"/>
           </w:rPr>
           <w:fldChar w:fldCharType="end"/>
         </w:r>
@@ -977,8 +977,8 @@
           <w:smallCaps w:val="0"/>
           <w:noProof/>
           <w:kern w:val="2"/>
-          <w:sz w:val="24"/>
-          <w:szCs w:val="24"/>
+          <w:sz w:val="22"/>
+          <w:szCs w:val="22"/>
           <w14:ligatures w14:val="standardContextual"/>
         </w:rPr>
       </w:pPr>
@@ -987,8 +987,8 @@
           <w:rPr>
             <w:rStyle w:val="Hyperlink"/>
             <w:noProof/>
-            <w:sz w:val="24"/>
-            <w:szCs w:val="24"/>
+            <w:sz w:val="22"/>
+            <w:szCs w:val="22"/>
           </w:rPr>
           <w:t>1.3.</w:t>
         </w:r>
@@ -998,8 +998,8 @@
             <w:smallCaps w:val="0"/>
             <w:noProof/>
             <w:kern w:val="2"/>
-            <w:sz w:val="24"/>
-            <w:szCs w:val="24"/>
+            <w:sz w:val="22"/>
+            <w:szCs w:val="22"/>
             <w14:ligatures w14:val="standardContextual"/>
           </w:rPr>
           <w:tab/>
@@ -1008,8 +1008,8 @@
           <w:rPr>
             <w:rStyle w:val="Hyperlink"/>
             <w:noProof/>
-            <w:sz w:val="24"/>
-            <w:szCs w:val="24"/>
+            <w:sz w:val="22"/>
+            <w:szCs w:val="22"/>
           </w:rPr>
           <w:t>Entities and Attributes</w:t>
         </w:r>
@@ -1017,8 +1017,8 @@
           <w:rPr>
             <w:noProof/>
             <w:webHidden/>
-            <w:sz w:val="24"/>
-            <w:szCs w:val="24"/>
+            <w:sz w:val="22"/>
+            <w:szCs w:val="22"/>
           </w:rPr>
           <w:tab/>
         </w:r>
@@ -1026,8 +1026,8 @@
           <w:rPr>
             <w:noProof/>
             <w:webHidden/>
-            <w:sz w:val="24"/>
-            <w:szCs w:val="24"/>
+            <w:sz w:val="22"/>
+            <w:szCs w:val="22"/>
           </w:rPr>
           <w:fldChar w:fldCharType="begin"/>
         </w:r>
@@ -1035,8 +1035,8 @@
           <w:rPr>
             <w:noProof/>
             <w:webHidden/>
-            <w:sz w:val="24"/>
-            <w:szCs w:val="24"/>
+            <w:sz w:val="22"/>
+            <w:szCs w:val="22"/>
           </w:rPr>
           <w:instrText xml:space="preserve"> PAGEREF _Toc240312086 \h </w:instrText>
         </w:r>
@@ -1044,16 +1044,16 @@
           <w:rPr>
             <w:noProof/>
             <w:webHidden/>
-            <w:sz w:val="24"/>
-            <w:szCs w:val="24"/>
-          </w:rPr>
-        </w:r>
-        <w:r>
-          <w:rPr>
-            <w:noProof/>
-            <w:webHidden/>
-            <w:sz w:val="24"/>
-            <w:szCs w:val="24"/>
+            <w:sz w:val="22"/>
+            <w:szCs w:val="22"/>
+          </w:rPr>
+        </w:r>
+        <w:r>
+          <w:rPr>
+            <w:noProof/>
+            <w:webHidden/>
+            <w:sz w:val="22"/>
+            <w:szCs w:val="22"/>
           </w:rPr>
           <w:fldChar w:fldCharType="separate"/>
         </w:r>
@@ -1061,8 +1061,8 @@
           <w:rPr>
             <w:noProof/>
             <w:webHidden/>
-            <w:sz w:val="24"/>
-            <w:szCs w:val="24"/>
+            <w:sz w:val="22"/>
+            <w:szCs w:val="22"/>
           </w:rPr>
           <w:t>6</w:t>
         </w:r>
@@ -1070,8 +1070,8 @@
           <w:rPr>
             <w:noProof/>
             <w:webHidden/>
-            <w:sz w:val="24"/>
-            <w:szCs w:val="24"/>
+            <w:sz w:val="22"/>
+            <w:szCs w:val="22"/>
           </w:rPr>
           <w:fldChar w:fldCharType="end"/>
         </w:r>
@@ -1089,8 +1089,8 @@
           <w:smallCaps w:val="0"/>
           <w:noProof/>
           <w:kern w:val="2"/>
-          <w:sz w:val="24"/>
-          <w:szCs w:val="24"/>
+          <w:sz w:val="22"/>
+          <w:szCs w:val="22"/>
           <w14:ligatures w14:val="standardContextual"/>
         </w:rPr>
       </w:pPr>
@@ -1099,8 +1099,8 @@
           <w:rPr>
             <w:rStyle w:val="Hyperlink"/>
             <w:noProof/>
-            <w:sz w:val="24"/>
-            <w:szCs w:val="24"/>
+            <w:sz w:val="22"/>
+            <w:szCs w:val="22"/>
           </w:rPr>
           <w:t>1.4.</w:t>
         </w:r>
@@ -1110,8 +1110,8 @@
             <w:smallCaps w:val="0"/>
             <w:noProof/>
             <w:kern w:val="2"/>
-            <w:sz w:val="24"/>
-            <w:szCs w:val="24"/>
+            <w:sz w:val="22"/>
+            <w:szCs w:val="22"/>
             <w14:ligatures w14:val="standardContextual"/>
           </w:rPr>
           <w:tab/>
@@ -1120,8 +1120,8 @@
           <w:rPr>
             <w:rStyle w:val="Hyperlink"/>
             <w:noProof/>
-            <w:sz w:val="24"/>
-            <w:szCs w:val="24"/>
+            <w:sz w:val="22"/>
+            <w:szCs w:val="22"/>
           </w:rPr>
           <w:t>Relationships and Cardinalities</w:t>
         </w:r>
@@ -1129,8 +1129,8 @@
           <w:rPr>
             <w:noProof/>
             <w:webHidden/>
-            <w:sz w:val="24"/>
-            <w:szCs w:val="24"/>
+            <w:sz w:val="22"/>
+            <w:szCs w:val="22"/>
           </w:rPr>
           <w:tab/>
         </w:r>
@@ -1138,8 +1138,8 @@
           <w:rPr>
             <w:noProof/>
             <w:webHidden/>
-            <w:sz w:val="24"/>
-            <w:szCs w:val="24"/>
+            <w:sz w:val="22"/>
+            <w:szCs w:val="22"/>
           </w:rPr>
           <w:fldChar w:fldCharType="begin"/>
         </w:r>
@@ -1147,8 +1147,8 @@
           <w:rPr>
             <w:noProof/>
             <w:webHidden/>
-            <w:sz w:val="24"/>
-            <w:szCs w:val="24"/>
+            <w:sz w:val="22"/>
+            <w:szCs w:val="22"/>
           </w:rPr>
           <w:instrText xml:space="preserve"> PAGEREF _Toc240312087 \h </w:instrText>
         </w:r>
@@ -1156,16 +1156,16 @@
           <w:rPr>
             <w:noProof/>
             <w:webHidden/>
-            <w:sz w:val="24"/>
-            <w:szCs w:val="24"/>
-          </w:rPr>
-        </w:r>
-        <w:r>
-          <w:rPr>
-            <w:noProof/>
-            <w:webHidden/>
-            <w:sz w:val="24"/>
-            <w:szCs w:val="24"/>
+            <w:sz w:val="22"/>
+            <w:szCs w:val="22"/>
+          </w:rPr>
+        </w:r>
+        <w:r>
+          <w:rPr>
+            <w:noProof/>
+            <w:webHidden/>
+            <w:sz w:val="22"/>
+            <w:szCs w:val="22"/>
           </w:rPr>
           <w:fldChar w:fldCharType="separate"/>
         </w:r>
@@ -1173,8 +1173,8 @@
           <w:rPr>
             <w:noProof/>
             <w:webHidden/>
-            <w:sz w:val="24"/>
-            <w:szCs w:val="24"/>
+            <w:sz w:val="22"/>
+            <w:szCs w:val="22"/>
           </w:rPr>
           <w:t>6</w:t>
         </w:r>
@@ -1182,8 +1182,8 @@
           <w:rPr>
             <w:noProof/>
             <w:webHidden/>
-            <w:sz w:val="24"/>
-            <w:szCs w:val="24"/>
+            <w:sz w:val="22"/>
+            <w:szCs w:val="22"/>
           </w:rPr>
           <w:fldChar w:fldCharType="end"/>
         </w:r>
@@ -1201,8 +1201,8 @@
           <w:smallCaps w:val="0"/>
           <w:noProof/>
           <w:kern w:val="2"/>
-          <w:sz w:val="24"/>
-          <w:szCs w:val="24"/>
+          <w:sz w:val="22"/>
+          <w:szCs w:val="22"/>
           <w14:ligatures w14:val="standardContextual"/>
         </w:rPr>
       </w:pPr>
@@ -1211,8 +1211,8 @@
           <w:rPr>
             <w:rStyle w:val="Hyperlink"/>
             <w:noProof/>
-            <w:sz w:val="24"/>
-            <w:szCs w:val="24"/>
+            <w:sz w:val="22"/>
+            <w:szCs w:val="22"/>
           </w:rPr>
           <w:t>1.5.</w:t>
         </w:r>
@@ -1222,8 +1222,8 @@
             <w:smallCaps w:val="0"/>
             <w:noProof/>
             <w:kern w:val="2"/>
-            <w:sz w:val="24"/>
-            <w:szCs w:val="24"/>
+            <w:sz w:val="22"/>
+            <w:szCs w:val="22"/>
             <w14:ligatures w14:val="standardContextual"/>
           </w:rPr>
           <w:tab/>
@@ -1232,8 +1232,8 @@
           <w:rPr>
             <w:rStyle w:val="Hyperlink"/>
             <w:noProof/>
-            <w:sz w:val="24"/>
-            <w:szCs w:val="24"/>
+            <w:sz w:val="22"/>
+            <w:szCs w:val="22"/>
           </w:rPr>
           <w:t>Database Normalization</w:t>
         </w:r>
@@ -1241,8 +1241,8 @@
           <w:rPr>
             <w:noProof/>
             <w:webHidden/>
-            <w:sz w:val="24"/>
-            <w:szCs w:val="24"/>
+            <w:sz w:val="22"/>
+            <w:szCs w:val="22"/>
           </w:rPr>
           <w:tab/>
         </w:r>
@@ -1250,8 +1250,8 @@
           <w:rPr>
             <w:noProof/>
             <w:webHidden/>
-            <w:sz w:val="24"/>
-            <w:szCs w:val="24"/>
+            <w:sz w:val="22"/>
+            <w:szCs w:val="22"/>
           </w:rPr>
           <w:fldChar w:fldCharType="begin"/>
         </w:r>
@@ -1259,8 +1259,8 @@
           <w:rPr>
             <w:noProof/>
             <w:webHidden/>
-            <w:sz w:val="24"/>
-            <w:szCs w:val="24"/>
+            <w:sz w:val="22"/>
+            <w:szCs w:val="22"/>
           </w:rPr>
           <w:instrText xml:space="preserve"> PAGEREF _Toc240312088 \h </w:instrText>
         </w:r>
@@ -1268,16 +1268,16 @@
           <w:rPr>
             <w:noProof/>
             <w:webHidden/>
-            <w:sz w:val="24"/>
-            <w:szCs w:val="24"/>
-          </w:rPr>
-        </w:r>
-        <w:r>
-          <w:rPr>
-            <w:noProof/>
-            <w:webHidden/>
-            <w:sz w:val="24"/>
-            <w:szCs w:val="24"/>
+            <w:sz w:val="22"/>
+            <w:szCs w:val="22"/>
+          </w:rPr>
+        </w:r>
+        <w:r>
+          <w:rPr>
+            <w:noProof/>
+            <w:webHidden/>
+            <w:sz w:val="22"/>
+            <w:szCs w:val="22"/>
           </w:rPr>
           <w:fldChar w:fldCharType="separate"/>
         </w:r>
@@ -1285,8 +1285,8 @@
           <w:rPr>
             <w:noProof/>
             <w:webHidden/>
-            <w:sz w:val="24"/>
-            <w:szCs w:val="24"/>
+            <w:sz w:val="22"/>
+            <w:szCs w:val="22"/>
           </w:rPr>
           <w:t>6</w:t>
         </w:r>
@@ -1294,8 +1294,8 @@
           <w:rPr>
             <w:noProof/>
             <w:webHidden/>
-            <w:sz w:val="24"/>
-            <w:szCs w:val="24"/>
+            <w:sz w:val="22"/>
+            <w:szCs w:val="22"/>
           </w:rPr>
           <w:fldChar w:fldCharType="end"/>
         </w:r>
@@ -1312,8 +1312,8 @@
           <w:smallCaps w:val="0"/>
           <w:noProof/>
           <w:kern w:val="2"/>
-          <w:sz w:val="24"/>
-          <w:szCs w:val="24"/>
+          <w:sz w:val="22"/>
+          <w:szCs w:val="22"/>
           <w14:ligatures w14:val="standardContextual"/>
         </w:rPr>
       </w:pPr>
@@ -1322,8 +1322,8 @@
           <w:rPr>
             <w:rStyle w:val="Hyperlink"/>
             <w:noProof/>
-            <w:sz w:val="24"/>
-            <w:szCs w:val="24"/>
+            <w:sz w:val="22"/>
+            <w:szCs w:val="22"/>
           </w:rPr>
           <w:t>1.6 Design Rationale</w:t>
         </w:r>
@@ -1331,8 +1331,8 @@
           <w:rPr>
             <w:noProof/>
             <w:webHidden/>
-            <w:sz w:val="24"/>
-            <w:szCs w:val="24"/>
+            <w:sz w:val="22"/>
+            <w:szCs w:val="22"/>
           </w:rPr>
           <w:tab/>
         </w:r>
@@ -1340,8 +1340,8 @@
           <w:rPr>
             <w:noProof/>
             <w:webHidden/>
-            <w:sz w:val="24"/>
-            <w:szCs w:val="24"/>
+            <w:sz w:val="22"/>
+            <w:szCs w:val="22"/>
           </w:rPr>
           <w:fldChar w:fldCharType="begin"/>
         </w:r>
@@ -1349,8 +1349,8 @@
           <w:rPr>
             <w:noProof/>
             <w:webHidden/>
-            <w:sz w:val="24"/>
-            <w:szCs w:val="24"/>
+            <w:sz w:val="22"/>
+            <w:szCs w:val="22"/>
           </w:rPr>
           <w:instrText xml:space="preserve"> PAGEREF _Toc240312089 \h </w:instrText>
         </w:r>
@@ -1358,16 +1358,16 @@
           <w:rPr>
             <w:noProof/>
             <w:webHidden/>
-            <w:sz w:val="24"/>
-            <w:szCs w:val="24"/>
-          </w:rPr>
-        </w:r>
-        <w:r>
-          <w:rPr>
-            <w:noProof/>
-            <w:webHidden/>
-            <w:sz w:val="24"/>
-            <w:szCs w:val="24"/>
+            <w:sz w:val="22"/>
+            <w:szCs w:val="22"/>
+          </w:rPr>
+        </w:r>
+        <w:r>
+          <w:rPr>
+            <w:noProof/>
+            <w:webHidden/>
+            <w:sz w:val="22"/>
+            <w:szCs w:val="22"/>
           </w:rPr>
           <w:fldChar w:fldCharType="separate"/>
         </w:r>
@@ -1375,17 +1375,17 @@
           <w:rPr>
             <w:noProof/>
             <w:webHidden/>
-            <w:sz w:val="24"/>
-            <w:szCs w:val="24"/>
-          </w:rPr>
-          <w:t>6</w:t>
-        </w:r>
-        <w:r>
-          <w:rPr>
-            <w:noProof/>
-            <w:webHidden/>
-            <w:sz w:val="24"/>
-            <w:szCs w:val="24"/>
+            <w:sz w:val="22"/>
+            <w:szCs w:val="22"/>
+          </w:rPr>
+          <w:t>7</w:t>
+        </w:r>
+        <w:r>
+          <w:rPr>
+            <w:noProof/>
+            <w:webHidden/>
+            <w:sz w:val="22"/>
+            <w:szCs w:val="22"/>
           </w:rPr>
           <w:fldChar w:fldCharType="end"/>
         </w:r>
@@ -1405,8 +1405,8 @@
           <w:caps w:val="0"/>
           <w:noProof/>
           <w:kern w:val="2"/>
-          <w:sz w:val="24"/>
-          <w:szCs w:val="24"/>
+          <w:sz w:val="22"/>
+          <w:szCs w:val="22"/>
           <w14:ligatures w14:val="standardContextual"/>
         </w:rPr>
       </w:pPr>
@@ -1415,8 +1415,8 @@
           <w:rPr>
             <w:rStyle w:val="Hyperlink"/>
             <w:noProof/>
-            <w:sz w:val="24"/>
-            <w:szCs w:val="24"/>
+            <w:sz w:val="22"/>
+            <w:szCs w:val="22"/>
           </w:rPr>
           <w:t>2.</w:t>
         </w:r>
@@ -1428,8 +1428,8 @@
             <w:caps w:val="0"/>
             <w:noProof/>
             <w:kern w:val="2"/>
-            <w:sz w:val="24"/>
-            <w:szCs w:val="24"/>
+            <w:sz w:val="22"/>
+            <w:szCs w:val="22"/>
             <w14:ligatures w14:val="standardContextual"/>
           </w:rPr>
           <w:tab/>
@@ -1438,8 +1438,8 @@
           <w:rPr>
             <w:rStyle w:val="Hyperlink"/>
             <w:noProof/>
-            <w:sz w:val="24"/>
-            <w:szCs w:val="24"/>
+            <w:sz w:val="22"/>
+            <w:szCs w:val="22"/>
           </w:rPr>
           <w:t>CHAPTER TWO -DATABASE IMPLEMENTATION</w:t>
         </w:r>
@@ -1447,8 +1447,8 @@
           <w:rPr>
             <w:noProof/>
             <w:webHidden/>
-            <w:sz w:val="24"/>
-            <w:szCs w:val="24"/>
+            <w:sz w:val="22"/>
+            <w:szCs w:val="22"/>
           </w:rPr>
           <w:tab/>
         </w:r>
@@ -1456,8 +1456,8 @@
           <w:rPr>
             <w:noProof/>
             <w:webHidden/>
-            <w:sz w:val="24"/>
-            <w:szCs w:val="24"/>
+            <w:sz w:val="22"/>
+            <w:szCs w:val="22"/>
           </w:rPr>
           <w:fldChar w:fldCharType="begin"/>
         </w:r>
@@ -1465,8 +1465,8 @@
           <w:rPr>
             <w:noProof/>
             <w:webHidden/>
-            <w:sz w:val="24"/>
-            <w:szCs w:val="24"/>
+            <w:sz w:val="22"/>
+            <w:szCs w:val="22"/>
           </w:rPr>
           <w:instrText xml:space="preserve"> PAGEREF _Toc240312090 \h </w:instrText>
         </w:r>
@@ -1474,16 +1474,16 @@
           <w:rPr>
             <w:noProof/>
             <w:webHidden/>
-            <w:sz w:val="24"/>
-            <w:szCs w:val="24"/>
-          </w:rPr>
-        </w:r>
-        <w:r>
-          <w:rPr>
-            <w:noProof/>
-            <w:webHidden/>
-            <w:sz w:val="24"/>
-            <w:szCs w:val="24"/>
+            <w:sz w:val="22"/>
+            <w:szCs w:val="22"/>
+          </w:rPr>
+        </w:r>
+        <w:r>
+          <w:rPr>
+            <w:noProof/>
+            <w:webHidden/>
+            <w:sz w:val="22"/>
+            <w:szCs w:val="22"/>
           </w:rPr>
           <w:fldChar w:fldCharType="separate"/>
         </w:r>
@@ -1491,17 +1491,17 @@
           <w:rPr>
             <w:noProof/>
             <w:webHidden/>
-            <w:sz w:val="24"/>
-            <w:szCs w:val="24"/>
-          </w:rPr>
-          <w:t>7</w:t>
-        </w:r>
-        <w:r>
-          <w:rPr>
-            <w:noProof/>
-            <w:webHidden/>
-            <w:sz w:val="24"/>
-            <w:szCs w:val="24"/>
+            <w:sz w:val="22"/>
+            <w:szCs w:val="22"/>
+          </w:rPr>
+          <w:t>8</w:t>
+        </w:r>
+        <w:r>
+          <w:rPr>
+            <w:noProof/>
+            <w:webHidden/>
+            <w:sz w:val="22"/>
+            <w:szCs w:val="22"/>
           </w:rPr>
           <w:fldChar w:fldCharType="end"/>
         </w:r>
@@ -1519,8 +1519,8 @@
           <w:smallCaps w:val="0"/>
           <w:noProof/>
           <w:kern w:val="2"/>
-          <w:sz w:val="24"/>
-          <w:szCs w:val="24"/>
+          <w:sz w:val="22"/>
+          <w:szCs w:val="22"/>
           <w14:ligatures w14:val="standardContextual"/>
         </w:rPr>
       </w:pPr>
@@ -1529,8 +1529,8 @@
           <w:rPr>
             <w:rStyle w:val="Hyperlink"/>
             <w:noProof/>
-            <w:sz w:val="24"/>
-            <w:szCs w:val="24"/>
+            <w:sz w:val="22"/>
+            <w:szCs w:val="22"/>
           </w:rPr>
           <w:t>2.1.</w:t>
         </w:r>
@@ -1540,8 +1540,8 @@
             <w:smallCaps w:val="0"/>
             <w:noProof/>
             <w:kern w:val="2"/>
-            <w:sz w:val="24"/>
-            <w:szCs w:val="24"/>
+            <w:sz w:val="22"/>
+            <w:szCs w:val="22"/>
             <w14:ligatures w14:val="standardContextual"/>
           </w:rPr>
           <w:tab/>
@@ -1550,8 +1550,8 @@
           <w:rPr>
             <w:rStyle w:val="Hyperlink"/>
             <w:noProof/>
-            <w:sz w:val="24"/>
-            <w:szCs w:val="24"/>
+            <w:sz w:val="22"/>
+            <w:szCs w:val="22"/>
           </w:rPr>
           <w:t>MySQL Database Implementation</w:t>
         </w:r>
@@ -1559,8 +1559,8 @@
           <w:rPr>
             <w:noProof/>
             <w:webHidden/>
-            <w:sz w:val="24"/>
-            <w:szCs w:val="24"/>
+            <w:sz w:val="22"/>
+            <w:szCs w:val="22"/>
           </w:rPr>
           <w:tab/>
         </w:r>
@@ -1568,8 +1568,8 @@
           <w:rPr>
             <w:noProof/>
             <w:webHidden/>
-            <w:sz w:val="24"/>
-            <w:szCs w:val="24"/>
+            <w:sz w:val="22"/>
+            <w:szCs w:val="22"/>
           </w:rPr>
           <w:fldChar w:fldCharType="begin"/>
         </w:r>
@@ -1577,8 +1577,8 @@
           <w:rPr>
             <w:noProof/>
             <w:webHidden/>
-            <w:sz w:val="24"/>
-            <w:szCs w:val="24"/>
+            <w:sz w:val="22"/>
+            <w:szCs w:val="22"/>
           </w:rPr>
           <w:instrText xml:space="preserve"> PAGEREF _Toc240312091 \h </w:instrText>
         </w:r>
@@ -1586,16 +1586,16 @@
           <w:rPr>
             <w:noProof/>
             <w:webHidden/>
-            <w:sz w:val="24"/>
-            <w:szCs w:val="24"/>
-          </w:rPr>
-        </w:r>
-        <w:r>
-          <w:rPr>
-            <w:noProof/>
-            <w:webHidden/>
-            <w:sz w:val="24"/>
-            <w:szCs w:val="24"/>
+            <w:sz w:val="22"/>
+            <w:szCs w:val="22"/>
+          </w:rPr>
+        </w:r>
+        <w:r>
+          <w:rPr>
+            <w:noProof/>
+            <w:webHidden/>
+            <w:sz w:val="22"/>
+            <w:szCs w:val="22"/>
           </w:rPr>
           <w:fldChar w:fldCharType="separate"/>
         </w:r>
@@ -1603,17 +1603,17 @@
           <w:rPr>
             <w:noProof/>
             <w:webHidden/>
-            <w:sz w:val="24"/>
-            <w:szCs w:val="24"/>
-          </w:rPr>
-          <w:t>7</w:t>
-        </w:r>
-        <w:r>
-          <w:rPr>
-            <w:noProof/>
-            <w:webHidden/>
-            <w:sz w:val="24"/>
-            <w:szCs w:val="24"/>
+            <w:sz w:val="22"/>
+            <w:szCs w:val="22"/>
+          </w:rPr>
+          <w:t>8</w:t>
+        </w:r>
+        <w:r>
+          <w:rPr>
+            <w:noProof/>
+            <w:webHidden/>
+            <w:sz w:val="22"/>
+            <w:szCs w:val="22"/>
           </w:rPr>
           <w:fldChar w:fldCharType="end"/>
         </w:r>
@@ -1631,8 +1631,8 @@
           <w:smallCaps w:val="0"/>
           <w:noProof/>
           <w:kern w:val="2"/>
-          <w:sz w:val="24"/>
-          <w:szCs w:val="24"/>
+          <w:sz w:val="22"/>
+          <w:szCs w:val="22"/>
           <w14:ligatures w14:val="standardContextual"/>
         </w:rPr>
       </w:pPr>
@@ -1641,8 +1641,8 @@
           <w:rPr>
             <w:rStyle w:val="Hyperlink"/>
             <w:noProof/>
-            <w:sz w:val="24"/>
-            <w:szCs w:val="24"/>
+            <w:sz w:val="22"/>
+            <w:szCs w:val="22"/>
           </w:rPr>
           <w:t>2.2.</w:t>
         </w:r>
@@ -1652,8 +1652,8 @@
             <w:smallCaps w:val="0"/>
             <w:noProof/>
             <w:kern w:val="2"/>
-            <w:sz w:val="24"/>
-            <w:szCs w:val="24"/>
+            <w:sz w:val="22"/>
+            <w:szCs w:val="22"/>
             <w14:ligatures w14:val="standardContextual"/>
           </w:rPr>
           <w:tab/>
@@ -1662,8 +1662,8 @@
           <w:rPr>
             <w:rStyle w:val="Hyperlink"/>
             <w:noProof/>
-            <w:sz w:val="24"/>
-            <w:szCs w:val="24"/>
+            <w:sz w:val="22"/>
+            <w:szCs w:val="22"/>
           </w:rPr>
           <w:t>Tables and Constraints</w:t>
         </w:r>
@@ -1671,8 +1671,8 @@
           <w:rPr>
             <w:noProof/>
             <w:webHidden/>
-            <w:sz w:val="24"/>
-            <w:szCs w:val="24"/>
+            <w:sz w:val="22"/>
+            <w:szCs w:val="22"/>
           </w:rPr>
           <w:tab/>
         </w:r>
@@ -1680,8 +1680,8 @@
           <w:rPr>
             <w:noProof/>
             <w:webHidden/>
-            <w:sz w:val="24"/>
-            <w:szCs w:val="24"/>
+            <w:sz w:val="22"/>
+            <w:szCs w:val="22"/>
           </w:rPr>
           <w:fldChar w:fldCharType="begin"/>
         </w:r>
@@ -1689,8 +1689,8 @@
           <w:rPr>
             <w:noProof/>
             <w:webHidden/>
-            <w:sz w:val="24"/>
-            <w:szCs w:val="24"/>
+            <w:sz w:val="22"/>
+            <w:szCs w:val="22"/>
           </w:rPr>
           <w:instrText xml:space="preserve"> PAGEREF _Toc240312092 \h </w:instrText>
         </w:r>
@@ -1698,16 +1698,16 @@
           <w:rPr>
             <w:noProof/>
             <w:webHidden/>
-            <w:sz w:val="24"/>
-            <w:szCs w:val="24"/>
-          </w:rPr>
-        </w:r>
-        <w:r>
-          <w:rPr>
-            <w:noProof/>
-            <w:webHidden/>
-            <w:sz w:val="24"/>
-            <w:szCs w:val="24"/>
+            <w:sz w:val="22"/>
+            <w:szCs w:val="22"/>
+          </w:rPr>
+        </w:r>
+        <w:r>
+          <w:rPr>
+            <w:noProof/>
+            <w:webHidden/>
+            <w:sz w:val="22"/>
+            <w:szCs w:val="22"/>
           </w:rPr>
           <w:fldChar w:fldCharType="separate"/>
         </w:r>
@@ -1715,17 +1715,17 @@
           <w:rPr>
             <w:noProof/>
             <w:webHidden/>
-            <w:sz w:val="24"/>
-            <w:szCs w:val="24"/>
-          </w:rPr>
-          <w:t>7</w:t>
-        </w:r>
-        <w:r>
-          <w:rPr>
-            <w:noProof/>
-            <w:webHidden/>
-            <w:sz w:val="24"/>
-            <w:szCs w:val="24"/>
+            <w:sz w:val="22"/>
+            <w:szCs w:val="22"/>
+          </w:rPr>
+          <w:t>8</w:t>
+        </w:r>
+        <w:r>
+          <w:rPr>
+            <w:noProof/>
+            <w:webHidden/>
+            <w:sz w:val="22"/>
+            <w:szCs w:val="22"/>
           </w:rPr>
           <w:fldChar w:fldCharType="end"/>
         </w:r>
@@ -1743,8 +1743,8 @@
           <w:smallCaps w:val="0"/>
           <w:noProof/>
           <w:kern w:val="2"/>
-          <w:sz w:val="24"/>
-          <w:szCs w:val="24"/>
+          <w:sz w:val="22"/>
+          <w:szCs w:val="22"/>
           <w14:ligatures w14:val="standardContextual"/>
         </w:rPr>
       </w:pPr>
@@ -1753,8 +1753,8 @@
           <w:rPr>
             <w:rStyle w:val="Hyperlink"/>
             <w:noProof/>
-            <w:sz w:val="24"/>
-            <w:szCs w:val="24"/>
+            <w:sz w:val="22"/>
+            <w:szCs w:val="22"/>
           </w:rPr>
           <w:t>2.3.</w:t>
         </w:r>
@@ -1764,8 +1764,8 @@
             <w:smallCaps w:val="0"/>
             <w:noProof/>
             <w:kern w:val="2"/>
-            <w:sz w:val="24"/>
-            <w:szCs w:val="24"/>
+            <w:sz w:val="22"/>
+            <w:szCs w:val="22"/>
             <w14:ligatures w14:val="standardContextual"/>
           </w:rPr>
           <w:tab/>
@@ -1774,8 +1774,8 @@
           <w:rPr>
             <w:rStyle w:val="Hyperlink"/>
             <w:noProof/>
-            <w:sz w:val="24"/>
-            <w:szCs w:val="24"/>
+            <w:sz w:val="22"/>
+            <w:szCs w:val="22"/>
           </w:rPr>
           <w:t>Sample Data</w:t>
         </w:r>
@@ -1783,8 +1783,8 @@
           <w:rPr>
             <w:noProof/>
             <w:webHidden/>
-            <w:sz w:val="24"/>
-            <w:szCs w:val="24"/>
+            <w:sz w:val="22"/>
+            <w:szCs w:val="22"/>
           </w:rPr>
           <w:tab/>
         </w:r>
@@ -1792,8 +1792,8 @@
           <w:rPr>
             <w:noProof/>
             <w:webHidden/>
-            <w:sz w:val="24"/>
-            <w:szCs w:val="24"/>
+            <w:sz w:val="22"/>
+            <w:szCs w:val="22"/>
           </w:rPr>
           <w:fldChar w:fldCharType="begin"/>
         </w:r>
@@ -1801,8 +1801,8 @@
           <w:rPr>
             <w:noProof/>
             <w:webHidden/>
-            <w:sz w:val="24"/>
-            <w:szCs w:val="24"/>
+            <w:sz w:val="22"/>
+            <w:szCs w:val="22"/>
           </w:rPr>
           <w:instrText xml:space="preserve"> PAGEREF _Toc240312093 \h </w:instrText>
         </w:r>
@@ -1810,16 +1810,16 @@
           <w:rPr>
             <w:noProof/>
             <w:webHidden/>
-            <w:sz w:val="24"/>
-            <w:szCs w:val="24"/>
-          </w:rPr>
-        </w:r>
-        <w:r>
-          <w:rPr>
-            <w:noProof/>
-            <w:webHidden/>
-            <w:sz w:val="24"/>
-            <w:szCs w:val="24"/>
+            <w:sz w:val="22"/>
+            <w:szCs w:val="22"/>
+          </w:rPr>
+        </w:r>
+        <w:r>
+          <w:rPr>
+            <w:noProof/>
+            <w:webHidden/>
+            <w:sz w:val="22"/>
+            <w:szCs w:val="22"/>
           </w:rPr>
           <w:fldChar w:fldCharType="separate"/>
         </w:r>
@@ -1827,17 +1827,17 @@
           <w:rPr>
             <w:noProof/>
             <w:webHidden/>
-            <w:sz w:val="24"/>
-            <w:szCs w:val="24"/>
-          </w:rPr>
-          <w:t>7</w:t>
-        </w:r>
-        <w:r>
-          <w:rPr>
-            <w:noProof/>
-            <w:webHidden/>
-            <w:sz w:val="24"/>
-            <w:szCs w:val="24"/>
+            <w:sz w:val="22"/>
+            <w:szCs w:val="22"/>
+          </w:rPr>
+          <w:t>8</w:t>
+        </w:r>
+        <w:r>
+          <w:rPr>
+            <w:noProof/>
+            <w:webHidden/>
+            <w:sz w:val="22"/>
+            <w:szCs w:val="22"/>
           </w:rPr>
           <w:fldChar w:fldCharType="end"/>
         </w:r>
@@ -1855,8 +1855,8 @@
           <w:smallCaps w:val="0"/>
           <w:noProof/>
           <w:kern w:val="2"/>
-          <w:sz w:val="24"/>
-          <w:szCs w:val="24"/>
+          <w:sz w:val="22"/>
+          <w:szCs w:val="22"/>
           <w14:ligatures w14:val="standardContextual"/>
         </w:rPr>
       </w:pPr>
@@ -1865,8 +1865,8 @@
           <w:rPr>
             <w:rStyle w:val="Hyperlink"/>
             <w:noProof/>
-            <w:sz w:val="24"/>
-            <w:szCs w:val="24"/>
+            <w:sz w:val="22"/>
+            <w:szCs w:val="22"/>
           </w:rPr>
           <w:t>2.4.</w:t>
         </w:r>
@@ -1876,8 +1876,8 @@
             <w:smallCaps w:val="0"/>
             <w:noProof/>
             <w:kern w:val="2"/>
-            <w:sz w:val="24"/>
-            <w:szCs w:val="24"/>
+            <w:sz w:val="22"/>
+            <w:szCs w:val="22"/>
             <w14:ligatures w14:val="standardContextual"/>
           </w:rPr>
           <w:tab/>
@@ -1886,8 +1886,8 @@
           <w:rPr>
             <w:rStyle w:val="Hyperlink"/>
             <w:noProof/>
-            <w:sz w:val="24"/>
-            <w:szCs w:val="24"/>
+            <w:sz w:val="22"/>
+            <w:szCs w:val="22"/>
           </w:rPr>
           <w:t>SQL Queries</w:t>
         </w:r>
@@ -1895,8 +1895,8 @@
           <w:rPr>
             <w:noProof/>
             <w:webHidden/>
-            <w:sz w:val="24"/>
-            <w:szCs w:val="24"/>
+            <w:sz w:val="22"/>
+            <w:szCs w:val="22"/>
           </w:rPr>
           <w:tab/>
         </w:r>
@@ -1904,8 +1904,8 @@
           <w:rPr>
             <w:noProof/>
             <w:webHidden/>
-            <w:sz w:val="24"/>
-            <w:szCs w:val="24"/>
+            <w:sz w:val="22"/>
+            <w:szCs w:val="22"/>
           </w:rPr>
           <w:fldChar w:fldCharType="begin"/>
         </w:r>
@@ -1913,8 +1913,8 @@
           <w:rPr>
             <w:noProof/>
             <w:webHidden/>
-            <w:sz w:val="24"/>
-            <w:szCs w:val="24"/>
+            <w:sz w:val="22"/>
+            <w:szCs w:val="22"/>
           </w:rPr>
           <w:instrText xml:space="preserve"> PAGEREF _Toc240312094 \h </w:instrText>
         </w:r>
@@ -1922,16 +1922,16 @@
           <w:rPr>
             <w:noProof/>
             <w:webHidden/>
-            <w:sz w:val="24"/>
-            <w:szCs w:val="24"/>
-          </w:rPr>
-        </w:r>
-        <w:r>
-          <w:rPr>
-            <w:noProof/>
-            <w:webHidden/>
-            <w:sz w:val="24"/>
-            <w:szCs w:val="24"/>
+            <w:sz w:val="22"/>
+            <w:szCs w:val="22"/>
+          </w:rPr>
+        </w:r>
+        <w:r>
+          <w:rPr>
+            <w:noProof/>
+            <w:webHidden/>
+            <w:sz w:val="22"/>
+            <w:szCs w:val="22"/>
           </w:rPr>
           <w:fldChar w:fldCharType="separate"/>
         </w:r>
@@ -1939,17 +1939,17 @@
           <w:rPr>
             <w:noProof/>
             <w:webHidden/>
-            <w:sz w:val="24"/>
-            <w:szCs w:val="24"/>
-          </w:rPr>
-          <w:t>8</w:t>
-        </w:r>
-        <w:r>
-          <w:rPr>
-            <w:noProof/>
-            <w:webHidden/>
-            <w:sz w:val="24"/>
-            <w:szCs w:val="24"/>
+            <w:sz w:val="22"/>
+            <w:szCs w:val="22"/>
+          </w:rPr>
+          <w:t>9</w:t>
+        </w:r>
+        <w:r>
+          <w:rPr>
+            <w:noProof/>
+            <w:webHidden/>
+            <w:sz w:val="22"/>
+            <w:szCs w:val="22"/>
           </w:rPr>
           <w:fldChar w:fldCharType="end"/>
         </w:r>
@@ -1967,8 +1967,8 @@
           <w:smallCaps w:val="0"/>
           <w:noProof/>
           <w:kern w:val="2"/>
-          <w:sz w:val="24"/>
-          <w:szCs w:val="24"/>
+          <w:sz w:val="22"/>
+          <w:szCs w:val="22"/>
           <w14:ligatures w14:val="standardContextual"/>
         </w:rPr>
       </w:pPr>
@@ -1977,8 +1977,8 @@
           <w:rPr>
             <w:rStyle w:val="Hyperlink"/>
             <w:noProof/>
-            <w:sz w:val="24"/>
-            <w:szCs w:val="24"/>
+            <w:sz w:val="22"/>
+            <w:szCs w:val="22"/>
           </w:rPr>
           <w:t>2.5.</w:t>
         </w:r>
@@ -1988,8 +1988,8 @@
             <w:smallCaps w:val="0"/>
             <w:noProof/>
             <w:kern w:val="2"/>
-            <w:sz w:val="24"/>
-            <w:szCs w:val="24"/>
+            <w:sz w:val="22"/>
+            <w:szCs w:val="22"/>
             <w14:ligatures w14:val="standardContextual"/>
           </w:rPr>
           <w:tab/>
@@ -1998,8 +1998,8 @@
           <w:rPr>
             <w:rStyle w:val="Hyperlink"/>
             <w:noProof/>
-            <w:sz w:val="24"/>
-            <w:szCs w:val="24"/>
+            <w:sz w:val="22"/>
+            <w:szCs w:val="22"/>
           </w:rPr>
           <w:t>JOIN Operations</w:t>
         </w:r>
@@ -2007,8 +2007,8 @@
           <w:rPr>
             <w:noProof/>
             <w:webHidden/>
-            <w:sz w:val="24"/>
-            <w:szCs w:val="24"/>
+            <w:sz w:val="22"/>
+            <w:szCs w:val="22"/>
           </w:rPr>
           <w:tab/>
         </w:r>
@@ -2016,8 +2016,8 @@
           <w:rPr>
             <w:noProof/>
             <w:webHidden/>
-            <w:sz w:val="24"/>
-            <w:szCs w:val="24"/>
+            <w:sz w:val="22"/>
+            <w:szCs w:val="22"/>
           </w:rPr>
           <w:fldChar w:fldCharType="begin"/>
         </w:r>
@@ -2025,8 +2025,8 @@
           <w:rPr>
             <w:noProof/>
             <w:webHidden/>
-            <w:sz w:val="24"/>
-            <w:szCs w:val="24"/>
+            <w:sz w:val="22"/>
+            <w:szCs w:val="22"/>
           </w:rPr>
           <w:instrText xml:space="preserve"> PAGEREF _Toc240312095 \h </w:instrText>
         </w:r>
@@ -2034,16 +2034,16 @@
           <w:rPr>
             <w:noProof/>
             <w:webHidden/>
-            <w:sz w:val="24"/>
-            <w:szCs w:val="24"/>
-          </w:rPr>
-        </w:r>
-        <w:r>
-          <w:rPr>
-            <w:noProof/>
-            <w:webHidden/>
-            <w:sz w:val="24"/>
-            <w:szCs w:val="24"/>
+            <w:sz w:val="22"/>
+            <w:szCs w:val="22"/>
+          </w:rPr>
+        </w:r>
+        <w:r>
+          <w:rPr>
+            <w:noProof/>
+            <w:webHidden/>
+            <w:sz w:val="22"/>
+            <w:szCs w:val="22"/>
           </w:rPr>
           <w:fldChar w:fldCharType="separate"/>
         </w:r>
@@ -2051,17 +2051,17 @@
           <w:rPr>
             <w:noProof/>
             <w:webHidden/>
-            <w:sz w:val="24"/>
-            <w:szCs w:val="24"/>
-          </w:rPr>
-          <w:t>23</w:t>
-        </w:r>
-        <w:r>
-          <w:rPr>
-            <w:noProof/>
-            <w:webHidden/>
-            <w:sz w:val="24"/>
-            <w:szCs w:val="24"/>
+            <w:sz w:val="22"/>
+            <w:szCs w:val="22"/>
+          </w:rPr>
+          <w:t>24</w:t>
+        </w:r>
+        <w:r>
+          <w:rPr>
+            <w:noProof/>
+            <w:webHidden/>
+            <w:sz w:val="22"/>
+            <w:szCs w:val="22"/>
           </w:rPr>
           <w:fldChar w:fldCharType="end"/>
         </w:r>
@@ -2079,8 +2079,8 @@
           <w:smallCaps w:val="0"/>
           <w:noProof/>
           <w:kern w:val="2"/>
-          <w:sz w:val="24"/>
-          <w:szCs w:val="24"/>
+          <w:sz w:val="22"/>
+          <w:szCs w:val="22"/>
           <w14:ligatures w14:val="standardContextual"/>
         </w:rPr>
       </w:pPr>
@@ -2089,8 +2089,8 @@
           <w:rPr>
             <w:rStyle w:val="Hyperlink"/>
             <w:noProof/>
-            <w:sz w:val="24"/>
-            <w:szCs w:val="24"/>
+            <w:sz w:val="22"/>
+            <w:szCs w:val="22"/>
           </w:rPr>
           <w:t>2.6.</w:t>
         </w:r>
@@ -2100,8 +2100,8 @@
             <w:smallCaps w:val="0"/>
             <w:noProof/>
             <w:kern w:val="2"/>
-            <w:sz w:val="24"/>
-            <w:szCs w:val="24"/>
+            <w:sz w:val="22"/>
+            <w:szCs w:val="22"/>
             <w14:ligatures w14:val="standardContextual"/>
           </w:rPr>
           <w:tab/>
@@ -2110,8 +2110,8 @@
           <w:rPr>
             <w:rStyle w:val="Hyperlink"/>
             <w:noProof/>
-            <w:sz w:val="24"/>
-            <w:szCs w:val="24"/>
+            <w:sz w:val="22"/>
+            <w:szCs w:val="22"/>
           </w:rPr>
           <w:t>Reports</w:t>
         </w:r>
@@ -2119,8 +2119,8 @@
           <w:rPr>
             <w:noProof/>
             <w:webHidden/>
-            <w:sz w:val="24"/>
-            <w:szCs w:val="24"/>
+            <w:sz w:val="22"/>
+            <w:szCs w:val="22"/>
           </w:rPr>
           <w:tab/>
         </w:r>
@@ -2128,8 +2128,8 @@
           <w:rPr>
             <w:noProof/>
             <w:webHidden/>
-            <w:sz w:val="24"/>
-            <w:szCs w:val="24"/>
+            <w:sz w:val="22"/>
+            <w:szCs w:val="22"/>
           </w:rPr>
           <w:fldChar w:fldCharType="begin"/>
         </w:r>
@@ -2137,8 +2137,8 @@
           <w:rPr>
             <w:noProof/>
             <w:webHidden/>
-            <w:sz w:val="24"/>
-            <w:szCs w:val="24"/>
+            <w:sz w:val="22"/>
+            <w:szCs w:val="22"/>
           </w:rPr>
           <w:instrText xml:space="preserve"> PAGEREF _Toc240312096 \h </w:instrText>
         </w:r>
@@ -2146,16 +2146,16 @@
           <w:rPr>
             <w:noProof/>
             <w:webHidden/>
-            <w:sz w:val="24"/>
-            <w:szCs w:val="24"/>
-          </w:rPr>
-        </w:r>
-        <w:r>
-          <w:rPr>
-            <w:noProof/>
-            <w:webHidden/>
-            <w:sz w:val="24"/>
-            <w:szCs w:val="24"/>
+            <w:sz w:val="22"/>
+            <w:szCs w:val="22"/>
+          </w:rPr>
+        </w:r>
+        <w:r>
+          <w:rPr>
+            <w:noProof/>
+            <w:webHidden/>
+            <w:sz w:val="22"/>
+            <w:szCs w:val="22"/>
           </w:rPr>
           <w:fldChar w:fldCharType="separate"/>
         </w:r>
@@ -2163,17 +2163,17 @@
           <w:rPr>
             <w:noProof/>
             <w:webHidden/>
-            <w:sz w:val="24"/>
-            <w:szCs w:val="24"/>
-          </w:rPr>
-          <w:t>23</w:t>
-        </w:r>
-        <w:r>
-          <w:rPr>
-            <w:noProof/>
-            <w:webHidden/>
-            <w:sz w:val="24"/>
-            <w:szCs w:val="24"/>
+            <w:sz w:val="22"/>
+            <w:szCs w:val="22"/>
+          </w:rPr>
+          <w:t>24</w:t>
+        </w:r>
+        <w:r>
+          <w:rPr>
+            <w:noProof/>
+            <w:webHidden/>
+            <w:sz w:val="22"/>
+            <w:szCs w:val="22"/>
           </w:rPr>
           <w:fldChar w:fldCharType="end"/>
         </w:r>
@@ -2191,8 +2191,8 @@
           <w:smallCaps w:val="0"/>
           <w:noProof/>
           <w:kern w:val="2"/>
-          <w:sz w:val="24"/>
-          <w:szCs w:val="24"/>
+          <w:sz w:val="22"/>
+          <w:szCs w:val="22"/>
           <w14:ligatures w14:val="standardContextual"/>
         </w:rPr>
       </w:pPr>
@@ -2201,8 +2201,8 @@
           <w:rPr>
             <w:rStyle w:val="Hyperlink"/>
             <w:noProof/>
-            <w:sz w:val="24"/>
-            <w:szCs w:val="24"/>
+            <w:sz w:val="22"/>
+            <w:szCs w:val="22"/>
           </w:rPr>
           <w:t>2.7.</w:t>
         </w:r>
@@ -2212,8 +2212,8 @@
             <w:smallCaps w:val="0"/>
             <w:noProof/>
             <w:kern w:val="2"/>
-            <w:sz w:val="24"/>
-            <w:szCs w:val="24"/>
+            <w:sz w:val="22"/>
+            <w:szCs w:val="22"/>
             <w14:ligatures w14:val="standardContextual"/>
           </w:rPr>
           <w:tab/>
@@ -2222,8 +2222,8 @@
           <w:rPr>
             <w:rStyle w:val="Hyperlink"/>
             <w:noProof/>
-            <w:sz w:val="24"/>
-            <w:szCs w:val="24"/>
+            <w:sz w:val="22"/>
+            <w:szCs w:val="22"/>
           </w:rPr>
           <w:t>Complex Query and Subquery</w:t>
         </w:r>
@@ -2231,8 +2231,8 @@
           <w:rPr>
             <w:noProof/>
             <w:webHidden/>
-            <w:sz w:val="24"/>
-            <w:szCs w:val="24"/>
+            <w:sz w:val="22"/>
+            <w:szCs w:val="22"/>
           </w:rPr>
           <w:tab/>
         </w:r>
@@ -2240,8 +2240,8 @@
           <w:rPr>
             <w:noProof/>
             <w:webHidden/>
-            <w:sz w:val="24"/>
-            <w:szCs w:val="24"/>
+            <w:sz w:val="22"/>
+            <w:szCs w:val="22"/>
           </w:rPr>
           <w:fldChar w:fldCharType="begin"/>
         </w:r>
@@ -2249,8 +2249,8 @@
           <w:rPr>
             <w:noProof/>
             <w:webHidden/>
-            <w:sz w:val="24"/>
-            <w:szCs w:val="24"/>
+            <w:sz w:val="22"/>
+            <w:szCs w:val="22"/>
           </w:rPr>
           <w:instrText xml:space="preserve"> PAGEREF _Toc240312097 \h </w:instrText>
         </w:r>
@@ -2258,16 +2258,16 @@
           <w:rPr>
             <w:noProof/>
             <w:webHidden/>
-            <w:sz w:val="24"/>
-            <w:szCs w:val="24"/>
-          </w:rPr>
-        </w:r>
-        <w:r>
-          <w:rPr>
-            <w:noProof/>
-            <w:webHidden/>
-            <w:sz w:val="24"/>
-            <w:szCs w:val="24"/>
+            <w:sz w:val="22"/>
+            <w:szCs w:val="22"/>
+          </w:rPr>
+        </w:r>
+        <w:r>
+          <w:rPr>
+            <w:noProof/>
+            <w:webHidden/>
+            <w:sz w:val="22"/>
+            <w:szCs w:val="22"/>
           </w:rPr>
           <w:fldChar w:fldCharType="separate"/>
         </w:r>
@@ -2275,17 +2275,17 @@
           <w:rPr>
             <w:noProof/>
             <w:webHidden/>
-            <w:sz w:val="24"/>
-            <w:szCs w:val="24"/>
-          </w:rPr>
-          <w:t>23</w:t>
-        </w:r>
-        <w:r>
-          <w:rPr>
-            <w:noProof/>
-            <w:webHidden/>
-            <w:sz w:val="24"/>
-            <w:szCs w:val="24"/>
+            <w:sz w:val="22"/>
+            <w:szCs w:val="22"/>
+          </w:rPr>
+          <w:t>24</w:t>
+        </w:r>
+        <w:r>
+          <w:rPr>
+            <w:noProof/>
+            <w:webHidden/>
+            <w:sz w:val="22"/>
+            <w:szCs w:val="22"/>
           </w:rPr>
           <w:fldChar w:fldCharType="end"/>
         </w:r>
@@ -2303,8 +2303,8 @@
           <w:smallCaps w:val="0"/>
           <w:noProof/>
           <w:kern w:val="2"/>
-          <w:sz w:val="24"/>
-          <w:szCs w:val="24"/>
+          <w:sz w:val="22"/>
+          <w:szCs w:val="22"/>
           <w14:ligatures w14:val="standardContextual"/>
         </w:rPr>
       </w:pPr>
@@ -2313,8 +2313,8 @@
           <w:rPr>
             <w:rStyle w:val="Hyperlink"/>
             <w:noProof/>
-            <w:sz w:val="24"/>
-            <w:szCs w:val="24"/>
+            <w:sz w:val="22"/>
+            <w:szCs w:val="22"/>
           </w:rPr>
           <w:t>2.8.</w:t>
         </w:r>
@@ -2324,8 +2324,8 @@
             <w:smallCaps w:val="0"/>
             <w:noProof/>
             <w:kern w:val="2"/>
-            <w:sz w:val="24"/>
-            <w:szCs w:val="24"/>
+            <w:sz w:val="22"/>
+            <w:szCs w:val="22"/>
             <w14:ligatures w14:val="standardContextual"/>
           </w:rPr>
           <w:tab/>
@@ -2334,8 +2334,8 @@
           <w:rPr>
             <w:rStyle w:val="Hyperlink"/>
             <w:noProof/>
-            <w:sz w:val="24"/>
-            <w:szCs w:val="24"/>
+            <w:sz w:val="22"/>
+            <w:szCs w:val="22"/>
           </w:rPr>
           <w:t>SQL Trigger</w:t>
         </w:r>
@@ -2343,8 +2343,8 @@
           <w:rPr>
             <w:noProof/>
             <w:webHidden/>
-            <w:sz w:val="24"/>
-            <w:szCs w:val="24"/>
+            <w:sz w:val="22"/>
+            <w:szCs w:val="22"/>
           </w:rPr>
           <w:tab/>
         </w:r>
@@ -2352,8 +2352,8 @@
           <w:rPr>
             <w:noProof/>
             <w:webHidden/>
-            <w:sz w:val="24"/>
-            <w:szCs w:val="24"/>
+            <w:sz w:val="22"/>
+            <w:szCs w:val="22"/>
           </w:rPr>
           <w:fldChar w:fldCharType="begin"/>
         </w:r>
@@ -2361,8 +2361,8 @@
           <w:rPr>
             <w:noProof/>
             <w:webHidden/>
-            <w:sz w:val="24"/>
-            <w:szCs w:val="24"/>
+            <w:sz w:val="22"/>
+            <w:szCs w:val="22"/>
           </w:rPr>
           <w:instrText xml:space="preserve"> PAGEREF _Toc240312098 \h </w:instrText>
         </w:r>
@@ -2370,16 +2370,16 @@
           <w:rPr>
             <w:noProof/>
             <w:webHidden/>
-            <w:sz w:val="24"/>
-            <w:szCs w:val="24"/>
-          </w:rPr>
-        </w:r>
-        <w:r>
-          <w:rPr>
-            <w:noProof/>
-            <w:webHidden/>
-            <w:sz w:val="24"/>
-            <w:szCs w:val="24"/>
+            <w:sz w:val="22"/>
+            <w:szCs w:val="22"/>
+          </w:rPr>
+        </w:r>
+        <w:r>
+          <w:rPr>
+            <w:noProof/>
+            <w:webHidden/>
+            <w:sz w:val="22"/>
+            <w:szCs w:val="22"/>
           </w:rPr>
           <w:fldChar w:fldCharType="separate"/>
         </w:r>
@@ -2387,17 +2387,17 @@
           <w:rPr>
             <w:noProof/>
             <w:webHidden/>
-            <w:sz w:val="24"/>
-            <w:szCs w:val="24"/>
-          </w:rPr>
-          <w:t>23</w:t>
-        </w:r>
-        <w:r>
-          <w:rPr>
-            <w:noProof/>
-            <w:webHidden/>
-            <w:sz w:val="24"/>
-            <w:szCs w:val="24"/>
+            <w:sz w:val="22"/>
+            <w:szCs w:val="22"/>
+          </w:rPr>
+          <w:t>24</w:t>
+        </w:r>
+        <w:r>
+          <w:rPr>
+            <w:noProof/>
+            <w:webHidden/>
+            <w:sz w:val="22"/>
+            <w:szCs w:val="22"/>
           </w:rPr>
           <w:fldChar w:fldCharType="end"/>
         </w:r>
@@ -2417,8 +2417,8 @@
           <w:caps w:val="0"/>
           <w:noProof/>
           <w:kern w:val="2"/>
-          <w:sz w:val="24"/>
-          <w:szCs w:val="24"/>
+          <w:sz w:val="22"/>
+          <w:szCs w:val="22"/>
           <w14:ligatures w14:val="standardContextual"/>
         </w:rPr>
       </w:pPr>
@@ -2427,8 +2427,8 @@
           <w:rPr>
             <w:rStyle w:val="Hyperlink"/>
             <w:noProof/>
-            <w:sz w:val="24"/>
-            <w:szCs w:val="24"/>
+            <w:sz w:val="22"/>
+            <w:szCs w:val="22"/>
           </w:rPr>
           <w:t>3.</w:t>
         </w:r>
@@ -2440,8 +2440,8 @@
             <w:caps w:val="0"/>
             <w:noProof/>
             <w:kern w:val="2"/>
-            <w:sz w:val="24"/>
-            <w:szCs w:val="24"/>
+            <w:sz w:val="22"/>
+            <w:szCs w:val="22"/>
             <w14:ligatures w14:val="standardContextual"/>
           </w:rPr>
           <w:tab/>
@@ -2450,8 +2450,8 @@
           <w:rPr>
             <w:rStyle w:val="Hyperlink"/>
             <w:noProof/>
-            <w:sz w:val="24"/>
-            <w:szCs w:val="24"/>
+            <w:sz w:val="22"/>
+            <w:szCs w:val="22"/>
           </w:rPr>
           <w:t>CHAPTER THREE – CAP THEOREM</w:t>
         </w:r>
@@ -2459,8 +2459,8 @@
           <w:rPr>
             <w:noProof/>
             <w:webHidden/>
-            <w:sz w:val="24"/>
-            <w:szCs w:val="24"/>
+            <w:sz w:val="22"/>
+            <w:szCs w:val="22"/>
           </w:rPr>
           <w:tab/>
         </w:r>
@@ -2468,8 +2468,8 @@
           <w:rPr>
             <w:noProof/>
             <w:webHidden/>
-            <w:sz w:val="24"/>
-            <w:szCs w:val="24"/>
+            <w:sz w:val="22"/>
+            <w:szCs w:val="22"/>
           </w:rPr>
           <w:fldChar w:fldCharType="begin"/>
         </w:r>
@@ -2477,8 +2477,8 @@
           <w:rPr>
             <w:noProof/>
             <w:webHidden/>
-            <w:sz w:val="24"/>
-            <w:szCs w:val="24"/>
+            <w:sz w:val="22"/>
+            <w:szCs w:val="22"/>
           </w:rPr>
           <w:instrText xml:space="preserve"> PAGEREF _Toc240312099 \h </w:instrText>
         </w:r>
@@ -2486,16 +2486,16 @@
           <w:rPr>
             <w:noProof/>
             <w:webHidden/>
-            <w:sz w:val="24"/>
-            <w:szCs w:val="24"/>
-          </w:rPr>
-        </w:r>
-        <w:r>
-          <w:rPr>
-            <w:noProof/>
-            <w:webHidden/>
-            <w:sz w:val="24"/>
-            <w:szCs w:val="24"/>
+            <w:sz w:val="22"/>
+            <w:szCs w:val="22"/>
+          </w:rPr>
+        </w:r>
+        <w:r>
+          <w:rPr>
+            <w:noProof/>
+            <w:webHidden/>
+            <w:sz w:val="22"/>
+            <w:szCs w:val="22"/>
           </w:rPr>
           <w:fldChar w:fldCharType="separate"/>
         </w:r>
@@ -2503,17 +2503,17 @@
           <w:rPr>
             <w:noProof/>
             <w:webHidden/>
-            <w:sz w:val="24"/>
-            <w:szCs w:val="24"/>
-          </w:rPr>
-          <w:t>25</w:t>
-        </w:r>
-        <w:r>
-          <w:rPr>
-            <w:noProof/>
-            <w:webHidden/>
-            <w:sz w:val="24"/>
-            <w:szCs w:val="24"/>
+            <w:sz w:val="22"/>
+            <w:szCs w:val="22"/>
+          </w:rPr>
+          <w:t>26</w:t>
+        </w:r>
+        <w:r>
+          <w:rPr>
+            <w:noProof/>
+            <w:webHidden/>
+            <w:sz w:val="22"/>
+            <w:szCs w:val="22"/>
           </w:rPr>
           <w:fldChar w:fldCharType="end"/>
         </w:r>
@@ -2531,8 +2531,8 @@
           <w:smallCaps w:val="0"/>
           <w:noProof/>
           <w:kern w:val="2"/>
-          <w:sz w:val="24"/>
-          <w:szCs w:val="24"/>
+          <w:sz w:val="22"/>
+          <w:szCs w:val="22"/>
           <w14:ligatures w14:val="standardContextual"/>
         </w:rPr>
       </w:pPr>
@@ -2541,8 +2541,8 @@
           <w:rPr>
             <w:rStyle w:val="Hyperlink"/>
             <w:noProof/>
-            <w:sz w:val="24"/>
-            <w:szCs w:val="24"/>
+            <w:sz w:val="22"/>
+            <w:szCs w:val="22"/>
           </w:rPr>
           <w:t>3.1.</w:t>
         </w:r>
@@ -2552,8 +2552,8 @@
             <w:smallCaps w:val="0"/>
             <w:noProof/>
             <w:kern w:val="2"/>
-            <w:sz w:val="24"/>
-            <w:szCs w:val="24"/>
+            <w:sz w:val="22"/>
+            <w:szCs w:val="22"/>
             <w14:ligatures w14:val="standardContextual"/>
           </w:rPr>
           <w:tab/>
@@ -2562,8 +2562,8 @@
           <w:rPr>
             <w:rStyle w:val="Hyperlink"/>
             <w:noProof/>
-            <w:sz w:val="24"/>
-            <w:szCs w:val="24"/>
+            <w:sz w:val="22"/>
+            <w:szCs w:val="22"/>
           </w:rPr>
           <w:t>CAP Theorem</w:t>
         </w:r>
@@ -2571,8 +2571,8 @@
           <w:rPr>
             <w:noProof/>
             <w:webHidden/>
-            <w:sz w:val="24"/>
-            <w:szCs w:val="24"/>
+            <w:sz w:val="22"/>
+            <w:szCs w:val="22"/>
           </w:rPr>
           <w:tab/>
         </w:r>
@@ -2580,8 +2580,8 @@
           <w:rPr>
             <w:noProof/>
             <w:webHidden/>
-            <w:sz w:val="24"/>
-            <w:szCs w:val="24"/>
+            <w:sz w:val="22"/>
+            <w:szCs w:val="22"/>
           </w:rPr>
           <w:fldChar w:fldCharType="begin"/>
         </w:r>
@@ -2589,8 +2589,8 @@
           <w:rPr>
             <w:noProof/>
             <w:webHidden/>
-            <w:sz w:val="24"/>
-            <w:szCs w:val="24"/>
+            <w:sz w:val="22"/>
+            <w:szCs w:val="22"/>
           </w:rPr>
           <w:instrText xml:space="preserve"> PAGEREF _Toc240312100 \h </w:instrText>
         </w:r>
@@ -2598,16 +2598,16 @@
           <w:rPr>
             <w:noProof/>
             <w:webHidden/>
-            <w:sz w:val="24"/>
-            <w:szCs w:val="24"/>
-          </w:rPr>
-        </w:r>
-        <w:r>
-          <w:rPr>
-            <w:noProof/>
-            <w:webHidden/>
-            <w:sz w:val="24"/>
-            <w:szCs w:val="24"/>
+            <w:sz w:val="22"/>
+            <w:szCs w:val="22"/>
+          </w:rPr>
+        </w:r>
+        <w:r>
+          <w:rPr>
+            <w:noProof/>
+            <w:webHidden/>
+            <w:sz w:val="22"/>
+            <w:szCs w:val="22"/>
           </w:rPr>
           <w:fldChar w:fldCharType="separate"/>
         </w:r>
@@ -2615,17 +2615,17 @@
           <w:rPr>
             <w:noProof/>
             <w:webHidden/>
-            <w:sz w:val="24"/>
-            <w:szCs w:val="24"/>
-          </w:rPr>
-          <w:t>25</w:t>
-        </w:r>
-        <w:r>
-          <w:rPr>
-            <w:noProof/>
-            <w:webHidden/>
-            <w:sz w:val="24"/>
-            <w:szCs w:val="24"/>
+            <w:sz w:val="22"/>
+            <w:szCs w:val="22"/>
+          </w:rPr>
+          <w:t>26</w:t>
+        </w:r>
+        <w:r>
+          <w:rPr>
+            <w:noProof/>
+            <w:webHidden/>
+            <w:sz w:val="22"/>
+            <w:szCs w:val="22"/>
           </w:rPr>
           <w:fldChar w:fldCharType="end"/>
         </w:r>
@@ -2643,8 +2643,8 @@
           <w:smallCaps w:val="0"/>
           <w:noProof/>
           <w:kern w:val="2"/>
-          <w:sz w:val="24"/>
-          <w:szCs w:val="24"/>
+          <w:sz w:val="22"/>
+          <w:szCs w:val="22"/>
           <w14:ligatures w14:val="standardContextual"/>
         </w:rPr>
       </w:pPr>
@@ -2653,8 +2653,8 @@
           <w:rPr>
             <w:rStyle w:val="Hyperlink"/>
             <w:noProof/>
-            <w:sz w:val="24"/>
-            <w:szCs w:val="24"/>
+            <w:sz w:val="22"/>
+            <w:szCs w:val="22"/>
           </w:rPr>
           <w:t>3.2.</w:t>
         </w:r>
@@ -2664,8 +2664,8 @@
             <w:smallCaps w:val="0"/>
             <w:noProof/>
             <w:kern w:val="2"/>
-            <w:sz w:val="24"/>
-            <w:szCs w:val="24"/>
+            <w:sz w:val="22"/>
+            <w:szCs w:val="22"/>
             <w14:ligatures w14:val="standardContextual"/>
           </w:rPr>
           <w:tab/>
@@ -2674,8 +2674,8 @@
           <w:rPr>
             <w:rStyle w:val="Hyperlink"/>
             <w:noProof/>
-            <w:sz w:val="24"/>
-            <w:szCs w:val="24"/>
+            <w:sz w:val="22"/>
+            <w:szCs w:val="22"/>
           </w:rPr>
           <w:t>Consistency</w:t>
         </w:r>
@@ -2683,8 +2683,8 @@
           <w:rPr>
             <w:noProof/>
             <w:webHidden/>
-            <w:sz w:val="24"/>
-            <w:szCs w:val="24"/>
+            <w:sz w:val="22"/>
+            <w:szCs w:val="22"/>
           </w:rPr>
           <w:tab/>
         </w:r>
@@ -2692,8 +2692,8 @@
           <w:rPr>
             <w:noProof/>
             <w:webHidden/>
-            <w:sz w:val="24"/>
-            <w:szCs w:val="24"/>
+            <w:sz w:val="22"/>
+            <w:szCs w:val="22"/>
           </w:rPr>
           <w:fldChar w:fldCharType="begin"/>
         </w:r>
@@ -2701,8 +2701,8 @@
           <w:rPr>
             <w:noProof/>
             <w:webHidden/>
-            <w:sz w:val="24"/>
-            <w:szCs w:val="24"/>
+            <w:sz w:val="22"/>
+            <w:szCs w:val="22"/>
           </w:rPr>
           <w:instrText xml:space="preserve"> PAGEREF _Toc240312101 \h </w:instrText>
         </w:r>
@@ -2710,16 +2710,16 @@
           <w:rPr>
             <w:noProof/>
             <w:webHidden/>
-            <w:sz w:val="24"/>
-            <w:szCs w:val="24"/>
-          </w:rPr>
-        </w:r>
-        <w:r>
-          <w:rPr>
-            <w:noProof/>
-            <w:webHidden/>
-            <w:sz w:val="24"/>
-            <w:szCs w:val="24"/>
+            <w:sz w:val="22"/>
+            <w:szCs w:val="22"/>
+          </w:rPr>
+        </w:r>
+        <w:r>
+          <w:rPr>
+            <w:noProof/>
+            <w:webHidden/>
+            <w:sz w:val="22"/>
+            <w:szCs w:val="22"/>
           </w:rPr>
           <w:fldChar w:fldCharType="separate"/>
         </w:r>
@@ -2727,17 +2727,17 @@
           <w:rPr>
             <w:noProof/>
             <w:webHidden/>
-            <w:sz w:val="24"/>
-            <w:szCs w:val="24"/>
-          </w:rPr>
-          <w:t>25</w:t>
-        </w:r>
-        <w:r>
-          <w:rPr>
-            <w:noProof/>
-            <w:webHidden/>
-            <w:sz w:val="24"/>
-            <w:szCs w:val="24"/>
+            <w:sz w:val="22"/>
+            <w:szCs w:val="22"/>
+          </w:rPr>
+          <w:t>26</w:t>
+        </w:r>
+        <w:r>
+          <w:rPr>
+            <w:noProof/>
+            <w:webHidden/>
+            <w:sz w:val="22"/>
+            <w:szCs w:val="22"/>
           </w:rPr>
           <w:fldChar w:fldCharType="end"/>
         </w:r>
@@ -2755,8 +2755,8 @@
           <w:smallCaps w:val="0"/>
           <w:noProof/>
           <w:kern w:val="2"/>
-          <w:sz w:val="24"/>
-          <w:szCs w:val="24"/>
+          <w:sz w:val="22"/>
+          <w:szCs w:val="22"/>
           <w14:ligatures w14:val="standardContextual"/>
         </w:rPr>
       </w:pPr>
@@ -2765,8 +2765,8 @@
           <w:rPr>
             <w:rStyle w:val="Hyperlink"/>
             <w:noProof/>
-            <w:sz w:val="24"/>
-            <w:szCs w:val="24"/>
+            <w:sz w:val="22"/>
+            <w:szCs w:val="22"/>
           </w:rPr>
           <w:t>3.3.</w:t>
         </w:r>
@@ -2776,8 +2776,8 @@
             <w:smallCaps w:val="0"/>
             <w:noProof/>
             <w:kern w:val="2"/>
-            <w:sz w:val="24"/>
-            <w:szCs w:val="24"/>
+            <w:sz w:val="22"/>
+            <w:szCs w:val="22"/>
             <w14:ligatures w14:val="standardContextual"/>
           </w:rPr>
           <w:tab/>
@@ -2786,8 +2786,8 @@
           <w:rPr>
             <w:rStyle w:val="Hyperlink"/>
             <w:noProof/>
-            <w:sz w:val="24"/>
-            <w:szCs w:val="24"/>
+            <w:sz w:val="22"/>
+            <w:szCs w:val="22"/>
           </w:rPr>
           <w:t>Availability</w:t>
         </w:r>
@@ -2795,8 +2795,8 @@
           <w:rPr>
             <w:noProof/>
             <w:webHidden/>
-            <w:sz w:val="24"/>
-            <w:szCs w:val="24"/>
+            <w:sz w:val="22"/>
+            <w:szCs w:val="22"/>
           </w:rPr>
           <w:tab/>
         </w:r>
@@ -2804,8 +2804,8 @@
           <w:rPr>
             <w:noProof/>
             <w:webHidden/>
-            <w:sz w:val="24"/>
-            <w:szCs w:val="24"/>
+            <w:sz w:val="22"/>
+            <w:szCs w:val="22"/>
           </w:rPr>
           <w:fldChar w:fldCharType="begin"/>
         </w:r>
@@ -2813,8 +2813,8 @@
           <w:rPr>
             <w:noProof/>
             <w:webHidden/>
-            <w:sz w:val="24"/>
-            <w:szCs w:val="24"/>
+            <w:sz w:val="22"/>
+            <w:szCs w:val="22"/>
           </w:rPr>
           <w:instrText xml:space="preserve"> PAGEREF _Toc240312102 \h </w:instrText>
         </w:r>
@@ -2822,16 +2822,16 @@
           <w:rPr>
             <w:noProof/>
             <w:webHidden/>
-            <w:sz w:val="24"/>
-            <w:szCs w:val="24"/>
-          </w:rPr>
-        </w:r>
-        <w:r>
-          <w:rPr>
-            <w:noProof/>
-            <w:webHidden/>
-            <w:sz w:val="24"/>
-            <w:szCs w:val="24"/>
+            <w:sz w:val="22"/>
+            <w:szCs w:val="22"/>
+          </w:rPr>
+        </w:r>
+        <w:r>
+          <w:rPr>
+            <w:noProof/>
+            <w:webHidden/>
+            <w:sz w:val="22"/>
+            <w:szCs w:val="22"/>
           </w:rPr>
           <w:fldChar w:fldCharType="separate"/>
         </w:r>
@@ -2839,17 +2839,17 @@
           <w:rPr>
             <w:noProof/>
             <w:webHidden/>
-            <w:sz w:val="24"/>
-            <w:szCs w:val="24"/>
-          </w:rPr>
-          <w:t>25</w:t>
-        </w:r>
-        <w:r>
-          <w:rPr>
-            <w:noProof/>
-            <w:webHidden/>
-            <w:sz w:val="24"/>
-            <w:szCs w:val="24"/>
+            <w:sz w:val="22"/>
+            <w:szCs w:val="22"/>
+          </w:rPr>
+          <w:t>26</w:t>
+        </w:r>
+        <w:r>
+          <w:rPr>
+            <w:noProof/>
+            <w:webHidden/>
+            <w:sz w:val="22"/>
+            <w:szCs w:val="22"/>
           </w:rPr>
           <w:fldChar w:fldCharType="end"/>
         </w:r>
@@ -2867,8 +2867,8 @@
           <w:smallCaps w:val="0"/>
           <w:noProof/>
           <w:kern w:val="2"/>
-          <w:sz w:val="24"/>
-          <w:szCs w:val="24"/>
+          <w:sz w:val="22"/>
+          <w:szCs w:val="22"/>
           <w14:ligatures w14:val="standardContextual"/>
         </w:rPr>
       </w:pPr>
@@ -2877,8 +2877,8 @@
           <w:rPr>
             <w:rStyle w:val="Hyperlink"/>
             <w:noProof/>
-            <w:sz w:val="24"/>
-            <w:szCs w:val="24"/>
+            <w:sz w:val="22"/>
+            <w:szCs w:val="22"/>
           </w:rPr>
           <w:t>3.4.</w:t>
         </w:r>
@@ -2888,8 +2888,8 @@
             <w:smallCaps w:val="0"/>
             <w:noProof/>
             <w:kern w:val="2"/>
-            <w:sz w:val="24"/>
-            <w:szCs w:val="24"/>
+            <w:sz w:val="22"/>
+            <w:szCs w:val="22"/>
             <w14:ligatures w14:val="standardContextual"/>
           </w:rPr>
           <w:tab/>
@@ -2898,8 +2898,8 @@
           <w:rPr>
             <w:rStyle w:val="Hyperlink"/>
             <w:noProof/>
-            <w:sz w:val="24"/>
-            <w:szCs w:val="24"/>
+            <w:sz w:val="22"/>
+            <w:szCs w:val="22"/>
           </w:rPr>
           <w:t>Partition Tolerance</w:t>
         </w:r>
@@ -2907,8 +2907,8 @@
           <w:rPr>
             <w:noProof/>
             <w:webHidden/>
-            <w:sz w:val="24"/>
-            <w:szCs w:val="24"/>
+            <w:sz w:val="22"/>
+            <w:szCs w:val="22"/>
           </w:rPr>
           <w:tab/>
         </w:r>
@@ -2916,8 +2916,8 @@
           <w:rPr>
             <w:noProof/>
             <w:webHidden/>
-            <w:sz w:val="24"/>
-            <w:szCs w:val="24"/>
+            <w:sz w:val="22"/>
+            <w:szCs w:val="22"/>
           </w:rPr>
           <w:fldChar w:fldCharType="begin"/>
         </w:r>
@@ -2925,8 +2925,8 @@
           <w:rPr>
             <w:noProof/>
             <w:webHidden/>
-            <w:sz w:val="24"/>
-            <w:szCs w:val="24"/>
+            <w:sz w:val="22"/>
+            <w:szCs w:val="22"/>
           </w:rPr>
           <w:instrText xml:space="preserve"> PAGEREF _Toc240312103 \h </w:instrText>
         </w:r>
@@ -2934,16 +2934,16 @@
           <w:rPr>
             <w:noProof/>
             <w:webHidden/>
-            <w:sz w:val="24"/>
-            <w:szCs w:val="24"/>
-          </w:rPr>
-        </w:r>
-        <w:r>
-          <w:rPr>
-            <w:noProof/>
-            <w:webHidden/>
-            <w:sz w:val="24"/>
-            <w:szCs w:val="24"/>
+            <w:sz w:val="22"/>
+            <w:szCs w:val="22"/>
+          </w:rPr>
+        </w:r>
+        <w:r>
+          <w:rPr>
+            <w:noProof/>
+            <w:webHidden/>
+            <w:sz w:val="22"/>
+            <w:szCs w:val="22"/>
           </w:rPr>
           <w:fldChar w:fldCharType="separate"/>
         </w:r>
@@ -2951,17 +2951,17 @@
           <w:rPr>
             <w:noProof/>
             <w:webHidden/>
-            <w:sz w:val="24"/>
-            <w:szCs w:val="24"/>
-          </w:rPr>
-          <w:t>25</w:t>
-        </w:r>
-        <w:r>
-          <w:rPr>
-            <w:noProof/>
-            <w:webHidden/>
-            <w:sz w:val="24"/>
-            <w:szCs w:val="24"/>
+            <w:sz w:val="22"/>
+            <w:szCs w:val="22"/>
+          </w:rPr>
+          <w:t>26</w:t>
+        </w:r>
+        <w:r>
+          <w:rPr>
+            <w:noProof/>
+            <w:webHidden/>
+            <w:sz w:val="22"/>
+            <w:szCs w:val="22"/>
           </w:rPr>
           <w:fldChar w:fldCharType="end"/>
         </w:r>
@@ -2979,8 +2979,8 @@
           <w:smallCaps w:val="0"/>
           <w:noProof/>
           <w:kern w:val="2"/>
-          <w:sz w:val="24"/>
-          <w:szCs w:val="24"/>
+          <w:sz w:val="22"/>
+          <w:szCs w:val="22"/>
           <w14:ligatures w14:val="standardContextual"/>
         </w:rPr>
       </w:pPr>
@@ -2989,8 +2989,8 @@
           <w:rPr>
             <w:rStyle w:val="Hyperlink"/>
             <w:noProof/>
-            <w:sz w:val="24"/>
-            <w:szCs w:val="24"/>
+            <w:sz w:val="22"/>
+            <w:szCs w:val="22"/>
           </w:rPr>
           <w:t>3.5.</w:t>
         </w:r>
@@ -3000,8 +3000,8 @@
             <w:smallCaps w:val="0"/>
             <w:noProof/>
             <w:kern w:val="2"/>
-            <w:sz w:val="24"/>
-            <w:szCs w:val="24"/>
+            <w:sz w:val="22"/>
+            <w:szCs w:val="22"/>
             <w14:ligatures w14:val="standardContextual"/>
           </w:rPr>
           <w:tab/>
@@ -3010,8 +3010,8 @@
           <w:rPr>
             <w:rStyle w:val="Hyperlink"/>
             <w:noProof/>
-            <w:sz w:val="24"/>
-            <w:szCs w:val="24"/>
+            <w:sz w:val="22"/>
+            <w:szCs w:val="22"/>
           </w:rPr>
           <w:t>CAP Theorem in the Berealty Database</w:t>
         </w:r>
@@ -3019,8 +3019,8 @@
           <w:rPr>
             <w:noProof/>
             <w:webHidden/>
-            <w:sz w:val="24"/>
-            <w:szCs w:val="24"/>
+            <w:sz w:val="22"/>
+            <w:szCs w:val="22"/>
           </w:rPr>
           <w:tab/>
         </w:r>
@@ -3028,8 +3028,8 @@
           <w:rPr>
             <w:noProof/>
             <w:webHidden/>
-            <w:sz w:val="24"/>
-            <w:szCs w:val="24"/>
+            <w:sz w:val="22"/>
+            <w:szCs w:val="22"/>
           </w:rPr>
           <w:fldChar w:fldCharType="begin"/>
         </w:r>
@@ -3037,8 +3037,8 @@
           <w:rPr>
             <w:noProof/>
             <w:webHidden/>
-            <w:sz w:val="24"/>
-            <w:szCs w:val="24"/>
+            <w:sz w:val="22"/>
+            <w:szCs w:val="22"/>
           </w:rPr>
           <w:instrText xml:space="preserve"> PAGEREF _Toc240312104 \h </w:instrText>
         </w:r>
@@ -3046,16 +3046,16 @@
           <w:rPr>
             <w:noProof/>
             <w:webHidden/>
-            <w:sz w:val="24"/>
-            <w:szCs w:val="24"/>
-          </w:rPr>
-        </w:r>
-        <w:r>
-          <w:rPr>
-            <w:noProof/>
-            <w:webHidden/>
-            <w:sz w:val="24"/>
-            <w:szCs w:val="24"/>
+            <w:sz w:val="22"/>
+            <w:szCs w:val="22"/>
+          </w:rPr>
+        </w:r>
+        <w:r>
+          <w:rPr>
+            <w:noProof/>
+            <w:webHidden/>
+            <w:sz w:val="22"/>
+            <w:szCs w:val="22"/>
           </w:rPr>
           <w:fldChar w:fldCharType="separate"/>
         </w:r>
@@ -3063,17 +3063,17 @@
           <w:rPr>
             <w:noProof/>
             <w:webHidden/>
-            <w:sz w:val="24"/>
-            <w:szCs w:val="24"/>
-          </w:rPr>
-          <w:t>25</w:t>
-        </w:r>
-        <w:r>
-          <w:rPr>
-            <w:noProof/>
-            <w:webHidden/>
-            <w:sz w:val="24"/>
-            <w:szCs w:val="24"/>
+            <w:sz w:val="22"/>
+            <w:szCs w:val="22"/>
+          </w:rPr>
+          <w:t>26</w:t>
+        </w:r>
+        <w:r>
+          <w:rPr>
+            <w:noProof/>
+            <w:webHidden/>
+            <w:sz w:val="22"/>
+            <w:szCs w:val="22"/>
           </w:rPr>
           <w:fldChar w:fldCharType="end"/>
         </w:r>
@@ -3092,8 +3092,8 @@
           <w:caps w:val="0"/>
           <w:noProof/>
           <w:kern w:val="2"/>
-          <w:sz w:val="24"/>
-          <w:szCs w:val="24"/>
+          <w:sz w:val="22"/>
+          <w:szCs w:val="22"/>
           <w14:ligatures w14:val="standardContextual"/>
         </w:rPr>
       </w:pPr>
@@ -3102,8 +3102,8 @@
           <w:rPr>
             <w:rStyle w:val="Hyperlink"/>
             <w:noProof/>
-            <w:sz w:val="24"/>
-            <w:szCs w:val="24"/>
+            <w:sz w:val="22"/>
+            <w:szCs w:val="22"/>
           </w:rPr>
           <w:t>CONCLUDING REMARKS</w:t>
         </w:r>
@@ -3111,8 +3111,8 @@
           <w:rPr>
             <w:noProof/>
             <w:webHidden/>
-            <w:sz w:val="24"/>
-            <w:szCs w:val="24"/>
+            <w:sz w:val="22"/>
+            <w:szCs w:val="22"/>
           </w:rPr>
           <w:tab/>
         </w:r>
@@ -3120,8 +3120,8 @@
           <w:rPr>
             <w:noProof/>
             <w:webHidden/>
-            <w:sz w:val="24"/>
-            <w:szCs w:val="24"/>
+            <w:sz w:val="22"/>
+            <w:szCs w:val="22"/>
           </w:rPr>
           <w:fldChar w:fldCharType="begin"/>
         </w:r>
@@ -3129,8 +3129,8 @@
           <w:rPr>
             <w:noProof/>
             <w:webHidden/>
-            <w:sz w:val="24"/>
-            <w:szCs w:val="24"/>
+            <w:sz w:val="22"/>
+            <w:szCs w:val="22"/>
           </w:rPr>
           <w:instrText xml:space="preserve"> PAGEREF _Toc240312105 \h </w:instrText>
         </w:r>
@@ -3138,16 +3138,16 @@
           <w:rPr>
             <w:noProof/>
             <w:webHidden/>
-            <w:sz w:val="24"/>
-            <w:szCs w:val="24"/>
-          </w:rPr>
-        </w:r>
-        <w:r>
-          <w:rPr>
-            <w:noProof/>
-            <w:webHidden/>
-            <w:sz w:val="24"/>
-            <w:szCs w:val="24"/>
+            <w:sz w:val="22"/>
+            <w:szCs w:val="22"/>
+          </w:rPr>
+        </w:r>
+        <w:r>
+          <w:rPr>
+            <w:noProof/>
+            <w:webHidden/>
+            <w:sz w:val="22"/>
+            <w:szCs w:val="22"/>
           </w:rPr>
           <w:fldChar w:fldCharType="separate"/>
         </w:r>
@@ -3155,17 +3155,17 @@
           <w:rPr>
             <w:noProof/>
             <w:webHidden/>
-            <w:sz w:val="24"/>
-            <w:szCs w:val="24"/>
-          </w:rPr>
-          <w:t>26</w:t>
-        </w:r>
-        <w:r>
-          <w:rPr>
-            <w:noProof/>
-            <w:webHidden/>
-            <w:sz w:val="24"/>
-            <w:szCs w:val="24"/>
+            <w:sz w:val="22"/>
+            <w:szCs w:val="22"/>
+          </w:rPr>
+          <w:t>27</w:t>
+        </w:r>
+        <w:r>
+          <w:rPr>
+            <w:noProof/>
+            <w:webHidden/>
+            <w:sz w:val="22"/>
+            <w:szCs w:val="22"/>
           </w:rPr>
           <w:fldChar w:fldCharType="end"/>
         </w:r>
@@ -3184,8 +3184,8 @@
           <w:caps w:val="0"/>
           <w:noProof/>
           <w:kern w:val="2"/>
-          <w:sz w:val="24"/>
-          <w:szCs w:val="24"/>
+          <w:sz w:val="22"/>
+          <w:szCs w:val="22"/>
           <w14:ligatures w14:val="standardContextual"/>
         </w:rPr>
       </w:pPr>
@@ -3194,8 +3194,8 @@
           <w:rPr>
             <w:rStyle w:val="Hyperlink"/>
             <w:noProof/>
-            <w:sz w:val="24"/>
-            <w:szCs w:val="24"/>
+            <w:sz w:val="22"/>
+            <w:szCs w:val="22"/>
             <w:lang w:val="el-GR"/>
           </w:rPr>
           <w:t>BIBLIOGRAPHY</w:t>
@@ -3204,8 +3204,8 @@
           <w:rPr>
             <w:noProof/>
             <w:webHidden/>
-            <w:sz w:val="24"/>
-            <w:szCs w:val="24"/>
+            <w:sz w:val="22"/>
+            <w:szCs w:val="22"/>
           </w:rPr>
           <w:tab/>
         </w:r>
@@ -3213,8 +3213,8 @@
           <w:rPr>
             <w:noProof/>
             <w:webHidden/>
-            <w:sz w:val="24"/>
-            <w:szCs w:val="24"/>
+            <w:sz w:val="22"/>
+            <w:szCs w:val="22"/>
           </w:rPr>
           <w:fldChar w:fldCharType="begin"/>
         </w:r>
@@ -3222,8 +3222,8 @@
           <w:rPr>
             <w:noProof/>
             <w:webHidden/>
-            <w:sz w:val="24"/>
-            <w:szCs w:val="24"/>
+            <w:sz w:val="22"/>
+            <w:szCs w:val="22"/>
           </w:rPr>
           <w:instrText xml:space="preserve"> PAGEREF _Toc240312106 \h </w:instrText>
         </w:r>
@@ -3231,16 +3231,16 @@
           <w:rPr>
             <w:noProof/>
             <w:webHidden/>
-            <w:sz w:val="24"/>
-            <w:szCs w:val="24"/>
-          </w:rPr>
-        </w:r>
-        <w:r>
-          <w:rPr>
-            <w:noProof/>
-            <w:webHidden/>
-            <w:sz w:val="24"/>
-            <w:szCs w:val="24"/>
+            <w:sz w:val="22"/>
+            <w:szCs w:val="22"/>
+          </w:rPr>
+        </w:r>
+        <w:r>
+          <w:rPr>
+            <w:noProof/>
+            <w:webHidden/>
+            <w:sz w:val="22"/>
+            <w:szCs w:val="22"/>
           </w:rPr>
           <w:fldChar w:fldCharType="separate"/>
         </w:r>
@@ -3248,17 +3248,17 @@
           <w:rPr>
             <w:noProof/>
             <w:webHidden/>
-            <w:sz w:val="24"/>
-            <w:szCs w:val="24"/>
-          </w:rPr>
-          <w:t>27</w:t>
-        </w:r>
-        <w:r>
-          <w:rPr>
-            <w:noProof/>
-            <w:webHidden/>
-            <w:sz w:val="24"/>
-            <w:szCs w:val="24"/>
+            <w:sz w:val="22"/>
+            <w:szCs w:val="22"/>
+          </w:rPr>
+          <w:t>28</w:t>
+        </w:r>
+        <w:r>
+          <w:rPr>
+            <w:noProof/>
+            <w:webHidden/>
+            <w:sz w:val="22"/>
+            <w:szCs w:val="22"/>
           </w:rPr>
           <w:fldChar w:fldCharType="end"/>
         </w:r>
@@ -3277,8 +3277,8 @@
           <w:caps w:val="0"/>
           <w:noProof/>
           <w:kern w:val="2"/>
-          <w:sz w:val="24"/>
-          <w:szCs w:val="24"/>
+          <w:sz w:val="22"/>
+          <w:szCs w:val="22"/>
           <w14:ligatures w14:val="standardContextual"/>
         </w:rPr>
       </w:pPr>
@@ -3287,8 +3287,8 @@
           <w:rPr>
             <w:rStyle w:val="Hyperlink"/>
             <w:noProof/>
-            <w:sz w:val="24"/>
-            <w:szCs w:val="24"/>
+            <w:sz w:val="22"/>
+            <w:szCs w:val="22"/>
             <w:lang w:val="el-GR"/>
           </w:rPr>
           <w:t>APPENDIX</w:t>
@@ -3297,8 +3297,8 @@
           <w:rPr>
             <w:noProof/>
             <w:webHidden/>
-            <w:sz w:val="24"/>
-            <w:szCs w:val="24"/>
+            <w:sz w:val="22"/>
+            <w:szCs w:val="22"/>
           </w:rPr>
           <w:tab/>
         </w:r>
@@ -3306,8 +3306,8 @@
           <w:rPr>
             <w:noProof/>
             <w:webHidden/>
-            <w:sz w:val="24"/>
-            <w:szCs w:val="24"/>
+            <w:sz w:val="22"/>
+            <w:szCs w:val="22"/>
           </w:rPr>
           <w:fldChar w:fldCharType="begin"/>
         </w:r>
@@ -3315,8 +3315,8 @@
           <w:rPr>
             <w:noProof/>
             <w:webHidden/>
-            <w:sz w:val="24"/>
-            <w:szCs w:val="24"/>
+            <w:sz w:val="22"/>
+            <w:szCs w:val="22"/>
           </w:rPr>
           <w:instrText xml:space="preserve"> PAGEREF _Toc240312107 \h </w:instrText>
         </w:r>
@@ -3324,16 +3324,16 @@
           <w:rPr>
             <w:noProof/>
             <w:webHidden/>
-            <w:sz w:val="24"/>
-            <w:szCs w:val="24"/>
-          </w:rPr>
-        </w:r>
-        <w:r>
-          <w:rPr>
-            <w:noProof/>
-            <w:webHidden/>
-            <w:sz w:val="24"/>
-            <w:szCs w:val="24"/>
+            <w:sz w:val="22"/>
+            <w:szCs w:val="22"/>
+          </w:rPr>
+        </w:r>
+        <w:r>
+          <w:rPr>
+            <w:noProof/>
+            <w:webHidden/>
+            <w:sz w:val="22"/>
+            <w:szCs w:val="22"/>
           </w:rPr>
           <w:fldChar w:fldCharType="separate"/>
         </w:r>
@@ -3341,17 +3341,17 @@
           <w:rPr>
             <w:noProof/>
             <w:webHidden/>
-            <w:sz w:val="24"/>
-            <w:szCs w:val="24"/>
-          </w:rPr>
-          <w:t>28</w:t>
-        </w:r>
-        <w:r>
-          <w:rPr>
-            <w:noProof/>
-            <w:webHidden/>
-            <w:sz w:val="24"/>
-            <w:szCs w:val="24"/>
+            <w:sz w:val="22"/>
+            <w:szCs w:val="22"/>
+          </w:rPr>
+          <w:t>29</w:t>
+        </w:r>
+        <w:r>
+          <w:rPr>
+            <w:noProof/>
+            <w:webHidden/>
+            <w:sz w:val="22"/>
+            <w:szCs w:val="22"/>
           </w:rPr>
           <w:fldChar w:fldCharType="end"/>
         </w:r>
@@ -3548,17 +3548,6 @@
           <w:right w:val="single" w:sz="4" w:space="4" w:color="auto"/>
         </w:pBdr>
         <w:spacing w:line="360" w:lineRule="auto"/>
-      </w:pPr>
-    </w:p>
-    <w:p>
-      <w:pPr>
-        <w:pBdr>
-          <w:top w:val="single" w:sz="4" w:space="0" w:color="auto"/>
-          <w:left w:val="single" w:sz="4" w:space="4" w:color="auto"/>
-          <w:bottom w:val="single" w:sz="4" w:space="1" w:color="auto"/>
-          <w:right w:val="single" w:sz="4" w:space="4" w:color="auto"/>
-        </w:pBdr>
-        <w:spacing w:line="360" w:lineRule="auto"/>
         <w:rPr>
           <w:rFonts w:ascii="Cambria Bold" w:hAnsi="Cambria Bold"/>
         </w:rPr>
@@ -3567,32 +3556,44 @@
         <w:t xml:space="preserve">Date: </w:t>
       </w:r>
       <w:r>
-        <w:t>20/09/2026</w:t>
+        <w:t xml:space="preserve">18 </w:t>
+      </w:r>
+      <w:r>
+        <w:t>/</w:t>
       </w:r>
       <w:r>
         <w:t xml:space="preserve"> </w:t>
       </w:r>
-    </w:p>
-    <w:p>
-      <w:pPr>
-        <w:pBdr>
-          <w:top w:val="single" w:sz="4" w:space="0" w:color="auto"/>
-          <w:left w:val="single" w:sz="4" w:space="4" w:color="auto"/>
-          <w:bottom w:val="single" w:sz="4" w:space="1" w:color="auto"/>
-          <w:right w:val="single" w:sz="4" w:space="4" w:color="auto"/>
-        </w:pBdr>
-        <w:spacing w:line="360" w:lineRule="auto"/>
-      </w:pPr>
-    </w:p>
+      <w:r>
+        <w:t>09</w:t>
+      </w:r>
+      <w:r>
+        <w:t xml:space="preserve"> </w:t>
+      </w:r>
+      <w:r>
+        <w:t>/</w:t>
+      </w:r>
+      <w:r>
+        <w:t xml:space="preserve"> </w:t>
+      </w:r>
+      <w:r>
+        <w:t>2026</w:t>
+      </w:r>
+      <w:r>
+        <w:t xml:space="preserve"> </w:t>
+      </w:r>
+      <w:bookmarkStart w:id="3" w:name="_Toc26094235"/>
+      <w:bookmarkStart w:id="4" w:name="_Toc240311470"/>
+      <w:bookmarkStart w:id="5" w:name="_Toc240312082"/>
+    </w:p>
+    <w:p/>
+    <w:p/>
     <w:p>
       <w:pPr>
         <w:pStyle w:val="Heading1"/>
         <w:keepLines/>
         <w:pageBreakBefore/>
       </w:pPr>
-      <w:bookmarkStart w:id="3" w:name="_Toc26094235"/>
-      <w:bookmarkStart w:id="4" w:name="_Toc240311470"/>
-      <w:bookmarkStart w:id="5" w:name="_Toc240312082"/>
       <w:r>
         <w:lastRenderedPageBreak/>
         <w:t>INTRODUCTION</w:t>
@@ -3829,22 +3830,17 @@
           <w:b/>
           <w:bCs/>
         </w:rPr>
-        <w:t xml:space="preserve">Figure 1. Entity-Relationship Diagram of the </w:t>
+        <w:t xml:space="preserve">Figure 1. </w:t>
+      </w:r>
+      <w:r>
+        <w:t xml:space="preserve">Entity-Relationship Diagram of the </w:t>
       </w:r>
       <w:proofErr w:type="spellStart"/>
       <w:r>
-        <w:rPr>
-          <w:b/>
-          <w:bCs/>
-        </w:rPr>
         <w:t>Berealty</w:t>
       </w:r>
       <w:proofErr w:type="spellEnd"/>
       <w:r>
-        <w:rPr>
-          <w:b/>
-          <w:bCs/>
-        </w:rPr>
         <w:t xml:space="preserve"> Database</w:t>
       </w:r>
     </w:p>
@@ -4029,12 +4025,27 @@
       </w:r>
     </w:p>
     <w:p>
+      <w:r>
+        <w:t xml:space="preserve">The database design also separates different types of information into their own tables. For example, agent details are stored in the agents table instead of being repeated in the properties and transactions tables. Client information is also stored separately from transaction records. This structure helps reduce duplicate data and makes updates easier because the information only needs to be changed in one main table. The use of primary keys and foreign keys also helps maintain the connections between the tables. The </w:t>
+      </w:r>
+      <w:proofErr w:type="spellStart"/>
+      <w:r>
+        <w:t>property_views</w:t>
+      </w:r>
+      <w:proofErr w:type="spellEnd"/>
+      <w:r>
+        <w:t xml:space="preserve"> table is separated from the properties table because a property can be viewed by different clients and a client can view different properties. This helps the database store viewing records without repeating property or client information unnecessarily.</w:t>
+      </w:r>
+    </w:p>
+    <w:p/>
+    <w:p>
       <w:pPr>
         <w:pStyle w:val="Heading2"/>
       </w:pPr>
       <w:bookmarkStart w:id="19" w:name="_Toc240311477"/>
       <w:bookmarkStart w:id="20" w:name="_Toc240312089"/>
       <w:r>
+        <w:lastRenderedPageBreak/>
         <w:t>1.6 Design Rationale</w:t>
       </w:r>
       <w:bookmarkEnd w:id="19"/>
@@ -4067,6 +4078,19 @@
       <w:proofErr w:type="spellEnd"/>
       <w:r>
         <w:t xml:space="preserve"> property management activities and future needs.</w:t>
+      </w:r>
+    </w:p>
+    <w:p>
+      <w:r>
+        <w:t xml:space="preserve">The design also considers the future development of the agency. As </w:t>
+      </w:r>
+      <w:proofErr w:type="spellStart"/>
+      <w:r>
+        <w:t>Berealty</w:t>
+      </w:r>
+      <w:proofErr w:type="spellEnd"/>
+      <w:r>
+        <w:t xml:space="preserve"> grows, more properties, clients, agents and transaction records can be added without changing the basic database structure. Separating property views into their own table also allows the agency to keep a history of client interest in properties. In addition, the use of foreign keys helps prevent invalid relationships between records. For example, a transaction cannot be linked to a property or client that does not exist in the related table. This provides a more reliable structure for managing the agency's data.</w:t>
       </w:r>
     </w:p>
     <w:p/>
@@ -4154,6 +4178,11 @@
       </w:r>
     </w:p>
     <w:p>
+      <w:r>
+        <w:t>MySQL Workbench was used to create and manage the database structure. The tables were created according to the relationships defined in the ER diagram, so the physical database structure is consistent with the design. Primary keys were used to identify individual records, while foreign keys were used to connect related records between tables. This implementation also allowed the database to be tested with sample data before running the required SQL queries and reports.</w:t>
+      </w:r>
+    </w:p>
+    <w:p>
       <w:pPr>
         <w:pStyle w:val="Heading2"/>
         <w:numPr>
@@ -4179,13 +4208,7 @@
       </w:r>
       <w:proofErr w:type="spellEnd"/>
       <w:r>
-        <w:t xml:space="preserve">. Primary keys are used in the tables to uniquely identify each record. Foreign keys are used to </w:t>
-      </w:r>
-      <w:r>
-        <w:t>organize</w:t>
-      </w:r>
-      <w:r>
-        <w:t xml:space="preserve"> the relationships between the tables. For example, the </w:t>
+        <w:t xml:space="preserve">. Primary keys are used in the tables to uniquely identify each record. Foreign keys are used to organize the relationships between the tables. For example, the </w:t>
       </w:r>
       <w:proofErr w:type="spellStart"/>
       <w:r>
@@ -4281,7 +4304,6 @@
       <w:bookmarkStart w:id="30" w:name="_Toc240311482"/>
       <w:bookmarkStart w:id="31" w:name="_Toc240312094"/>
       <w:r>
-        <w:lastRenderedPageBreak/>
         <w:t>SQL Queries</w:t>
       </w:r>
       <w:bookmarkEnd w:id="30"/>
@@ -4308,10 +4330,18 @@
       </w:r>
     </w:p>
     <w:p>
-      <w:pPr>
-        <w:jc w:val="center"/>
-      </w:pPr>
-      <w:r>
+      <w:r>
+        <w:t>The SQL queries were developed using the syntax and functions supported by MySQL 8.0 (MySQL, 2026).</w:t>
+      </w:r>
+    </w:p>
+    <w:p>
+      <w:pPr>
+        <w:jc w:val="center"/>
+      </w:pPr>
+      <w:r>
+        <w:rPr>
+          <w:noProof/>
+        </w:rPr>
         <w:drawing>
           <wp:inline distT="0" distB="0" distL="0" distR="0" wp14:anchorId="537D9322" wp14:editId="0715AA86">
             <wp:extent cx="6633825" cy="4394200"/>
@@ -4376,35 +4406,11 @@
           <w:b/>
           <w:bCs/>
         </w:rPr>
-        <w:t xml:space="preserve"> Property Information Query Result</w:t>
-      </w:r>
-    </w:p>
-    <w:p>
-      <w:pPr>
-        <w:jc w:val="center"/>
-        <w:rPr>
-          <w:b/>
-          <w:bCs/>
-        </w:rPr>
-      </w:pPr>
-    </w:p>
-    <w:p>
-      <w:pPr>
-        <w:jc w:val="center"/>
-        <w:rPr>
-          <w:b/>
-          <w:bCs/>
-        </w:rPr>
-      </w:pPr>
-    </w:p>
-    <w:p>
-      <w:pPr>
-        <w:jc w:val="center"/>
-        <w:rPr>
-          <w:b/>
-          <w:bCs/>
-        </w:rPr>
-      </w:pPr>
+        <w:t xml:space="preserve"> </w:t>
+      </w:r>
+      <w:r>
+        <w:t>Property Information Query Result</w:t>
+      </w:r>
     </w:p>
     <w:p>
       <w:pPr>
@@ -4475,6 +4481,7 @@
         <w:rPr>
           <w:b/>
           <w:bCs/>
+          <w:noProof/>
         </w:rPr>
         <w:drawing>
           <wp:inline distT="0" distB="0" distL="0" distR="0" wp14:anchorId="5BFEFFBD" wp14:editId="4D502607">
@@ -4540,27 +4547,18 @@
           <w:b/>
           <w:bCs/>
         </w:rPr>
-        <w:t xml:space="preserve"> Agent and Property Information Using </w:t>
-      </w:r>
-      <w:r>
-        <w:rPr>
-          <w:b/>
-          <w:bCs/>
-        </w:rPr>
+        <w:t xml:space="preserve"> </w:t>
+      </w:r>
+      <w:r>
+        <w:t xml:space="preserve">Agent and Property Information Using </w:t>
+      </w:r>
+      <w:r>
         <w:t>Inner</w:t>
       </w:r>
       <w:r>
-        <w:rPr>
-          <w:b/>
-          <w:bCs/>
-        </w:rPr>
         <w:t xml:space="preserve"> J</w:t>
       </w:r>
       <w:r>
-        <w:rPr>
-          <w:b/>
-          <w:bCs/>
-        </w:rPr>
         <w:t>oin</w:t>
       </w:r>
     </w:p>
@@ -4660,6 +4658,7 @@
         <w:rPr>
           <w:b/>
           <w:bCs/>
+          <w:noProof/>
         </w:rPr>
         <w:drawing>
           <wp:inline distT="0" distB="0" distL="0" distR="0" wp14:anchorId="0EA36E8E" wp14:editId="187CD39E">
@@ -4701,10 +4700,6 @@
     <w:p>
       <w:pPr>
         <w:jc w:val="center"/>
-        <w:rPr>
-          <w:b/>
-          <w:bCs/>
-        </w:rPr>
       </w:pPr>
       <w:r>
         <w:rPr>
@@ -4721,10 +4716,6 @@
         <w:t xml:space="preserve">. </w:t>
       </w:r>
       <w:r>
-        <w:rPr>
-          <w:b/>
-          <w:bCs/>
-        </w:rPr>
         <w:t>Client Transactions and Property Information</w:t>
       </w:r>
     </w:p>
@@ -4815,6 +4806,7 @@
         <w:rPr>
           <w:b/>
           <w:bCs/>
+          <w:noProof/>
         </w:rPr>
         <w:drawing>
           <wp:inline distT="0" distB="0" distL="0" distR="0" wp14:anchorId="5F831B4F" wp14:editId="6C2BB300">
@@ -4880,7 +4872,10 @@
           <w:b/>
           <w:bCs/>
         </w:rPr>
-        <w:t xml:space="preserve"> Number of Transactions Handled by Each Agent</w:t>
+        <w:t xml:space="preserve"> </w:t>
+      </w:r>
+      <w:r>
+        <w:t>Number of Transactions Handled by Each Agent</w:t>
       </w:r>
     </w:p>
     <w:p>
@@ -4966,19 +4961,11 @@
           <w:bCs/>
         </w:rPr>
       </w:pPr>
-    </w:p>
-    <w:p>
-      <w:pPr>
-        <w:jc w:val="center"/>
-        <w:rPr>
-          <w:b/>
-          <w:bCs/>
-        </w:rPr>
-      </w:pPr>
-      <w:r>
-        <w:rPr>
-          <w:b/>
-          <w:bCs/>
+      <w:r>
+        <w:rPr>
+          <w:b/>
+          <w:bCs/>
+          <w:noProof/>
         </w:rPr>
         <w:drawing>
           <wp:inline distT="0" distB="0" distL="0" distR="0" wp14:anchorId="28794A8F" wp14:editId="28C7C563">
@@ -5044,51 +5031,55 @@
           <w:b/>
           <w:bCs/>
         </w:rPr>
-        <w:t xml:space="preserve"> Transaction Details with Client and Property Information</w:t>
-      </w:r>
-    </w:p>
-    <w:p>
-      <w:pPr>
-        <w:jc w:val="center"/>
-        <w:rPr>
-          <w:b/>
-          <w:bCs/>
-        </w:rPr>
-      </w:pPr>
-    </w:p>
-    <w:p>
-      <w:pPr>
-        <w:jc w:val="center"/>
-        <w:rPr>
-          <w:b/>
-          <w:bCs/>
-        </w:rPr>
-      </w:pPr>
-    </w:p>
-    <w:p>
-      <w:pPr>
-        <w:jc w:val="center"/>
-        <w:rPr>
-          <w:b/>
-          <w:bCs/>
-        </w:rPr>
-      </w:pPr>
-    </w:p>
-    <w:p>
-      <w:pPr>
-        <w:jc w:val="center"/>
-        <w:rPr>
-          <w:b/>
-          <w:bCs/>
-        </w:rPr>
-      </w:pPr>
-    </w:p>
-    <w:p>
-      <w:r>
-        <w:rPr>
-          <w:b/>
-          <w:bCs/>
-        </w:rPr>
+        <w:t xml:space="preserve"> </w:t>
+      </w:r>
+      <w:r>
+        <w:t>Transaction Details with Client and Property Information</w:t>
+      </w:r>
+    </w:p>
+    <w:p>
+      <w:pPr>
+        <w:jc w:val="center"/>
+        <w:rPr>
+          <w:b/>
+          <w:bCs/>
+        </w:rPr>
+      </w:pPr>
+    </w:p>
+    <w:p>
+      <w:pPr>
+        <w:jc w:val="center"/>
+        <w:rPr>
+          <w:b/>
+          <w:bCs/>
+        </w:rPr>
+      </w:pPr>
+    </w:p>
+    <w:p>
+      <w:pPr>
+        <w:jc w:val="center"/>
+        <w:rPr>
+          <w:b/>
+          <w:bCs/>
+        </w:rPr>
+      </w:pPr>
+    </w:p>
+    <w:p>
+      <w:pPr>
+        <w:jc w:val="center"/>
+        <w:rPr>
+          <w:b/>
+          <w:bCs/>
+        </w:rPr>
+      </w:pPr>
+    </w:p>
+    <w:p>
+      <w:r>
+        <w:rPr>
+          <w:b/>
+          <w:bCs/>
+        </w:rPr>
+        <w:lastRenderedPageBreak/>
         <w:t>Figure 7</w:t>
       </w:r>
       <w:r>
@@ -5115,6 +5106,7 @@
         <w:rPr>
           <w:b/>
           <w:bCs/>
+          <w:noProof/>
         </w:rPr>
         <w:drawing>
           <wp:inline distT="0" distB="0" distL="0" distR="0" wp14:anchorId="51D074FC" wp14:editId="52E3C6B0">
@@ -5180,90 +5172,63 @@
           <w:b/>
           <w:bCs/>
         </w:rPr>
-        <w:t xml:space="preserve"> Agents and Their Transactions Using </w:t>
-      </w:r>
-      <w:r>
-        <w:rPr>
-          <w:b/>
-          <w:bCs/>
-        </w:rPr>
-        <w:t>Left</w:t>
-      </w:r>
-      <w:r>
-        <w:rPr>
-          <w:b/>
-          <w:bCs/>
-        </w:rPr>
-        <w:t xml:space="preserve"> J</w:t>
-      </w:r>
-      <w:r>
-        <w:rPr>
-          <w:b/>
-          <w:bCs/>
-        </w:rPr>
-        <w:t>oin</w:t>
-      </w:r>
-    </w:p>
-    <w:p>
-      <w:pPr>
-        <w:jc w:val="center"/>
-        <w:rPr>
-          <w:b/>
-          <w:bCs/>
-        </w:rPr>
-      </w:pPr>
-    </w:p>
-    <w:p>
-      <w:pPr>
-        <w:jc w:val="center"/>
-        <w:rPr>
-          <w:b/>
-          <w:bCs/>
-        </w:rPr>
-      </w:pPr>
-    </w:p>
-    <w:p>
-      <w:pPr>
-        <w:jc w:val="center"/>
-        <w:rPr>
-          <w:b/>
-          <w:bCs/>
-        </w:rPr>
-      </w:pPr>
-    </w:p>
-    <w:p>
-      <w:pPr>
-        <w:jc w:val="center"/>
-        <w:rPr>
-          <w:b/>
-          <w:bCs/>
-        </w:rPr>
-      </w:pPr>
-    </w:p>
-    <w:p>
-      <w:pPr>
-        <w:jc w:val="center"/>
-        <w:rPr>
-          <w:b/>
-          <w:bCs/>
-        </w:rPr>
-      </w:pPr>
-    </w:p>
-    <w:p>
-      <w:pPr>
-        <w:jc w:val="center"/>
-        <w:rPr>
-          <w:b/>
-          <w:bCs/>
-        </w:rPr>
-      </w:pPr>
-    </w:p>
-    <w:p>
-      <w:r>
-        <w:rPr>
-          <w:b/>
-          <w:bCs/>
-        </w:rPr>
+        <w:t xml:space="preserve"> </w:t>
+      </w:r>
+      <w:r>
+        <w:t>Agents and Their Transactions Using Left Join</w:t>
+      </w:r>
+    </w:p>
+    <w:p>
+      <w:pPr>
+        <w:jc w:val="center"/>
+        <w:rPr>
+          <w:b/>
+          <w:bCs/>
+        </w:rPr>
+      </w:pPr>
+    </w:p>
+    <w:p>
+      <w:pPr>
+        <w:jc w:val="center"/>
+        <w:rPr>
+          <w:b/>
+          <w:bCs/>
+        </w:rPr>
+      </w:pPr>
+    </w:p>
+    <w:p>
+      <w:pPr>
+        <w:jc w:val="center"/>
+        <w:rPr>
+          <w:b/>
+          <w:bCs/>
+        </w:rPr>
+      </w:pPr>
+    </w:p>
+    <w:p>
+      <w:pPr>
+        <w:jc w:val="center"/>
+        <w:rPr>
+          <w:b/>
+          <w:bCs/>
+        </w:rPr>
+      </w:pPr>
+    </w:p>
+    <w:p>
+      <w:pPr>
+        <w:rPr>
+          <w:b/>
+          <w:bCs/>
+        </w:rPr>
+      </w:pPr>
+    </w:p>
+    <w:p>
+      <w:r>
+        <w:rPr>
+          <w:b/>
+          <w:bCs/>
+        </w:rPr>
+        <w:lastRenderedPageBreak/>
         <w:t>Figure 8</w:t>
       </w:r>
       <w:r>
@@ -5282,6 +5247,7 @@
         <w:rPr>
           <w:b/>
           <w:bCs/>
+          <w:noProof/>
         </w:rPr>
         <w:drawing>
           <wp:inline distT="0" distB="0" distL="0" distR="0" wp14:anchorId="4C5AEB68" wp14:editId="15503E66">
@@ -5323,10 +5289,6 @@
     <w:p>
       <w:pPr>
         <w:jc w:val="center"/>
-        <w:rPr>
-          <w:b/>
-          <w:bCs/>
-        </w:rPr>
       </w:pPr>
       <w:r>
         <w:rPr>
@@ -5347,59 +5309,35 @@
           <w:b/>
           <w:bCs/>
         </w:rPr>
-        <w:t xml:space="preserve"> Agent and Transaction Information Using </w:t>
-      </w:r>
-      <w:r>
-        <w:rPr>
-          <w:b/>
-          <w:bCs/>
-        </w:rPr>
-        <w:t>Right</w:t>
-      </w:r>
-      <w:r>
-        <w:rPr>
-          <w:b/>
-          <w:bCs/>
-        </w:rPr>
-        <w:t xml:space="preserve"> J</w:t>
-      </w:r>
-      <w:r>
-        <w:rPr>
-          <w:b/>
-          <w:bCs/>
-        </w:rPr>
-        <w:t>oin</w:t>
-      </w:r>
-    </w:p>
-    <w:p>
-      <w:pPr>
-        <w:jc w:val="center"/>
-        <w:rPr>
-          <w:b/>
-          <w:bCs/>
-        </w:rPr>
-      </w:pPr>
-    </w:p>
-    <w:p>
-      <w:pPr>
-        <w:jc w:val="center"/>
-        <w:rPr>
-          <w:b/>
-          <w:bCs/>
-        </w:rPr>
-      </w:pPr>
-    </w:p>
-    <w:p>
-      <w:pPr>
-        <w:jc w:val="center"/>
-        <w:rPr>
-          <w:b/>
-          <w:bCs/>
-        </w:rPr>
-      </w:pPr>
-    </w:p>
-    <w:p>
-      <w:pPr>
+        <w:t xml:space="preserve"> </w:t>
+      </w:r>
+      <w:r>
+        <w:t>Agent and Transaction Information Using Right Join</w:t>
+      </w:r>
+    </w:p>
+    <w:p>
+      <w:pPr>
+        <w:jc w:val="center"/>
+      </w:pPr>
+    </w:p>
+    <w:p>
+      <w:pPr>
+        <w:jc w:val="center"/>
+      </w:pPr>
+    </w:p>
+    <w:p>
+      <w:pPr>
+        <w:jc w:val="center"/>
+      </w:pPr>
+    </w:p>
+    <w:p>
+      <w:pPr>
+        <w:jc w:val="center"/>
+      </w:pPr>
+    </w:p>
+    <w:p>
+      <w:pPr>
+        <w:jc w:val="center"/>
         <w:rPr>
           <w:b/>
           <w:bCs/>
@@ -5431,11 +5369,12 @@
         <w:rPr>
           <w:b/>
           <w:bCs/>
+          <w:noProof/>
         </w:rPr>
         <w:drawing>
-          <wp:inline distT="0" distB="0" distL="0" distR="0" wp14:anchorId="384010AA" wp14:editId="5E8D3FD4">
-            <wp:extent cx="6482299" cy="5975350"/>
-            <wp:effectExtent l="0" t="0" r="0" b="6350"/>
+          <wp:inline distT="0" distB="0" distL="0" distR="0" wp14:anchorId="384010AA" wp14:editId="6F7DEDEC">
+            <wp:extent cx="5896756" cy="5435600"/>
+            <wp:effectExtent l="0" t="0" r="8890" b="0"/>
             <wp:docPr id="1375994120" name="Picture 1"/>
             <wp:cNvGraphicFramePr>
               <a:graphicFrameLocks xmlns:a="http://schemas.openxmlformats.org/drawingml/2006/main" noChangeAspect="1"/>
@@ -5456,7 +5395,7 @@
                   <pic:spPr>
                     <a:xfrm>
                       <a:off x="0" y="0"/>
-                      <a:ext cx="6486257" cy="5978999"/>
+                      <a:ext cx="5902338" cy="5440746"/>
                     </a:xfrm>
                     <a:prstGeom prst="rect">
                       <a:avLst/>
@@ -5496,72 +5435,55 @@
           <w:b/>
           <w:bCs/>
         </w:rPr>
-        <w:t xml:space="preserve"> Possible Agent and Property Combinations Using </w:t>
-      </w:r>
-      <w:r>
-        <w:rPr>
-          <w:b/>
-          <w:bCs/>
-        </w:rPr>
-        <w:t>Cross</w:t>
-      </w:r>
-      <w:r>
-        <w:rPr>
-          <w:b/>
-          <w:bCs/>
-        </w:rPr>
-        <w:t xml:space="preserve"> J</w:t>
-      </w:r>
-      <w:r>
-        <w:rPr>
-          <w:b/>
-          <w:bCs/>
-        </w:rPr>
-        <w:t>oin</w:t>
-      </w:r>
-    </w:p>
-    <w:p>
-      <w:pPr>
-        <w:jc w:val="center"/>
-        <w:rPr>
-          <w:b/>
-          <w:bCs/>
-        </w:rPr>
-      </w:pPr>
-    </w:p>
-    <w:p>
-      <w:pPr>
-        <w:jc w:val="center"/>
-        <w:rPr>
-          <w:b/>
-          <w:bCs/>
-        </w:rPr>
-      </w:pPr>
-    </w:p>
-    <w:p>
-      <w:pPr>
-        <w:jc w:val="center"/>
-        <w:rPr>
-          <w:b/>
-          <w:bCs/>
-        </w:rPr>
-      </w:pPr>
-    </w:p>
-    <w:p>
-      <w:pPr>
-        <w:jc w:val="center"/>
-        <w:rPr>
-          <w:b/>
-          <w:bCs/>
-        </w:rPr>
-      </w:pPr>
-    </w:p>
-    <w:p>
-      <w:r>
-        <w:rPr>
-          <w:b/>
-          <w:bCs/>
-        </w:rPr>
+        <w:t xml:space="preserve"> </w:t>
+      </w:r>
+      <w:r>
+        <w:t>Possible Agent and Property Combinations Using Cross Join</w:t>
+      </w:r>
+    </w:p>
+    <w:p>
+      <w:pPr>
+        <w:jc w:val="center"/>
+        <w:rPr>
+          <w:b/>
+          <w:bCs/>
+        </w:rPr>
+      </w:pPr>
+    </w:p>
+    <w:p>
+      <w:pPr>
+        <w:jc w:val="center"/>
+        <w:rPr>
+          <w:b/>
+          <w:bCs/>
+        </w:rPr>
+      </w:pPr>
+    </w:p>
+    <w:p>
+      <w:pPr>
+        <w:jc w:val="center"/>
+        <w:rPr>
+          <w:b/>
+          <w:bCs/>
+        </w:rPr>
+      </w:pPr>
+    </w:p>
+    <w:p>
+      <w:pPr>
+        <w:jc w:val="center"/>
+        <w:rPr>
+          <w:b/>
+          <w:bCs/>
+        </w:rPr>
+      </w:pPr>
+    </w:p>
+    <w:p>
+      <w:r>
+        <w:rPr>
+          <w:b/>
+          <w:bCs/>
+        </w:rPr>
+        <w:lastRenderedPageBreak/>
         <w:t>Figure 10</w:t>
       </w:r>
       <w:r>
@@ -5588,6 +5510,7 @@
         <w:rPr>
           <w:b/>
           <w:bCs/>
+          <w:noProof/>
         </w:rPr>
         <w:drawing>
           <wp:inline distT="0" distB="0" distL="0" distR="0" wp14:anchorId="4168A828" wp14:editId="552F74B7">
@@ -5653,7 +5576,10 @@
           <w:b/>
           <w:bCs/>
         </w:rPr>
-        <w:t xml:space="preserve"> Monthly Transaction Report</w:t>
+        <w:t xml:space="preserve"> </w:t>
+      </w:r>
+      <w:r>
+        <w:t>Monthly Transaction Report</w:t>
       </w:r>
     </w:p>
     <w:p>
@@ -5751,6 +5677,7 @@
         <w:rPr>
           <w:b/>
           <w:bCs/>
+          <w:noProof/>
         </w:rPr>
         <w:drawing>
           <wp:inline distT="0" distB="0" distL="0" distR="0" wp14:anchorId="37F9C956" wp14:editId="51B8929D">
@@ -5792,10 +5719,6 @@
     <w:p>
       <w:pPr>
         <w:jc w:val="center"/>
-        <w:rPr>
-          <w:b/>
-          <w:bCs/>
-        </w:rPr>
       </w:pPr>
       <w:r>
         <w:rPr>
@@ -5816,7 +5739,10 @@
           <w:b/>
           <w:bCs/>
         </w:rPr>
-        <w:t xml:space="preserve"> Quarterly Transaction Report</w:t>
+        <w:t xml:space="preserve"> </w:t>
+      </w:r>
+      <w:r>
+        <w:t>Quarterly Transaction Report</w:t>
       </w:r>
     </w:p>
     <w:p>
@@ -5924,6 +5850,7 @@
         <w:rPr>
           <w:b/>
           <w:bCs/>
+          <w:noProof/>
         </w:rPr>
         <w:drawing>
           <wp:inline distT="0" distB="0" distL="0" distR="0" wp14:anchorId="3CF87BD2" wp14:editId="5B2CD565">
@@ -5989,7 +5916,10 @@
           <w:b/>
           <w:bCs/>
         </w:rPr>
-        <w:t xml:space="preserve"> Yearly Transaction Report</w:t>
+        <w:t xml:space="preserve"> </w:t>
+      </w:r>
+      <w:r>
+        <w:t>Yearly Transaction Report</w:t>
       </w:r>
     </w:p>
     <w:p>
@@ -6116,6 +6046,7 @@
         <w:rPr>
           <w:b/>
           <w:bCs/>
+          <w:noProof/>
         </w:rPr>
         <w:drawing>
           <wp:inline distT="0" distB="0" distL="0" distR="0" wp14:anchorId="00A90FA1" wp14:editId="13E6EE87">
@@ -6181,7 +6112,10 @@
           <w:b/>
           <w:bCs/>
         </w:rPr>
-        <w:t xml:space="preserve"> Agent Transaction Summary</w:t>
+        <w:t xml:space="preserve"> </w:t>
+      </w:r>
+      <w:r>
+        <w:t>Agent Transaction Summary</w:t>
       </w:r>
     </w:p>
     <w:p>
@@ -6279,6 +6213,7 @@
         <w:rPr>
           <w:b/>
           <w:bCs/>
+          <w:noProof/>
         </w:rPr>
         <w:drawing>
           <wp:inline distT="0" distB="0" distL="0" distR="0" wp14:anchorId="166D32DF" wp14:editId="4B6E2BC5">
@@ -6320,10 +6255,6 @@
     <w:p>
       <w:pPr>
         <w:jc w:val="center"/>
-        <w:rPr>
-          <w:b/>
-          <w:bCs/>
-        </w:rPr>
       </w:pPr>
       <w:r>
         <w:rPr>
@@ -6344,7 +6275,10 @@
           <w:b/>
           <w:bCs/>
         </w:rPr>
-        <w:t xml:space="preserve"> Client Transaction Summary</w:t>
+        <w:t xml:space="preserve"> </w:t>
+      </w:r>
+      <w:r>
+        <w:t>Client Transaction Summary</w:t>
       </w:r>
     </w:p>
     <w:p>
@@ -6425,6 +6359,7 @@
         <w:rPr>
           <w:b/>
           <w:bCs/>
+          <w:noProof/>
         </w:rPr>
         <w:drawing>
           <wp:inline distT="0" distB="0" distL="0" distR="0" wp14:anchorId="1AE0EAF0" wp14:editId="7818D0DE">
@@ -6490,7 +6425,10 @@
           <w:b/>
           <w:bCs/>
         </w:rPr>
-        <w:t xml:space="preserve"> Property Status Summary</w:t>
+        <w:t xml:space="preserve"> </w:t>
+      </w:r>
+      <w:r>
+        <w:t>Property Status Summary</w:t>
       </w:r>
     </w:p>
     <w:p>
@@ -6525,6 +6463,7 @@
         <w:rPr>
           <w:b/>
           <w:bCs/>
+          <w:noProof/>
         </w:rPr>
         <w:drawing>
           <wp:inline distT="0" distB="0" distL="0" distR="0" wp14:anchorId="53E495B0" wp14:editId="1FE38260">
@@ -6590,7 +6529,10 @@
           <w:b/>
           <w:bCs/>
         </w:rPr>
-        <w:t xml:space="preserve"> Property Type Summary</w:t>
+        <w:t xml:space="preserve"> </w:t>
+      </w:r>
+      <w:r>
+        <w:t>Property Type Summary</w:t>
       </w:r>
     </w:p>
     <w:p>
@@ -6626,6 +6568,7 @@
         <w:rPr>
           <w:b/>
           <w:bCs/>
+          <w:noProof/>
         </w:rPr>
         <w:drawing>
           <wp:inline distT="0" distB="0" distL="0" distR="0" wp14:anchorId="43BF195B" wp14:editId="5B329BBC">
@@ -6667,10 +6610,6 @@
     <w:p>
       <w:pPr>
         <w:jc w:val="center"/>
-        <w:rPr>
-          <w:b/>
-          <w:bCs/>
-        </w:rPr>
       </w:pPr>
       <w:r>
         <w:rPr>
@@ -6691,48 +6630,45 @@
           <w:b/>
           <w:bCs/>
         </w:rPr>
-        <w:t xml:space="preserve"> Properties with Transactions Above the Average Amount</w:t>
-      </w:r>
-    </w:p>
-    <w:p>
-      <w:pPr>
-        <w:jc w:val="center"/>
-        <w:rPr>
-          <w:b/>
-          <w:bCs/>
-        </w:rPr>
-      </w:pPr>
-    </w:p>
-    <w:p>
-      <w:pPr>
-        <w:jc w:val="center"/>
-        <w:rPr>
-          <w:b/>
-          <w:bCs/>
-        </w:rPr>
-      </w:pPr>
-    </w:p>
-    <w:p>
-      <w:pPr>
-        <w:jc w:val="center"/>
-        <w:rPr>
-          <w:b/>
-          <w:bCs/>
-        </w:rPr>
-      </w:pPr>
-    </w:p>
-    <w:p>
-      <w:pPr>
-        <w:jc w:val="center"/>
-        <w:rPr>
-          <w:b/>
-          <w:bCs/>
-        </w:rPr>
-      </w:pPr>
-    </w:p>
-    <w:p>
-      <w:pPr>
-        <w:jc w:val="center"/>
+        <w:t xml:space="preserve"> </w:t>
+      </w:r>
+      <w:r>
+        <w:t>Properties with Transactions Above the Average Amount</w:t>
+      </w:r>
+    </w:p>
+    <w:p>
+      <w:r>
+        <w:t xml:space="preserve">To run the SQL queries, MySQL Workbench can be opened and connected to the MySQL server. The </w:t>
+      </w:r>
+      <w:proofErr w:type="spellStart"/>
+      <w:r>
+        <w:t>berealty</w:t>
+      </w:r>
+      <w:proofErr w:type="spellEnd"/>
+      <w:r>
+        <w:t xml:space="preserve"> database can then be selected and the required query from the SQL file can be executed. The results are displayed in the Result Grid. The monthly, quarterly and yearly reports can be generated in the same way by running the relevant report queries.</w:t>
+      </w:r>
+    </w:p>
+    <w:p>
+      <w:pPr>
+        <w:jc w:val="center"/>
+        <w:rPr>
+          <w:b/>
+          <w:bCs/>
+        </w:rPr>
+      </w:pPr>
+    </w:p>
+    <w:p>
+      <w:pPr>
+        <w:jc w:val="center"/>
+        <w:rPr>
+          <w:b/>
+          <w:bCs/>
+        </w:rPr>
+      </w:pPr>
+    </w:p>
+    <w:p>
+      <w:pPr>
         <w:rPr>
           <w:b/>
           <w:bCs/>
@@ -6798,13 +6734,7 @@
         <w:t>Figure 9</w:t>
       </w:r>
       <w:r>
-        <w:t xml:space="preserve"> shows the use of CROSS JOIN to display all possible combinations between two tables. These JOIN operations help to </w:t>
-      </w:r>
-      <w:r>
-        <w:t>analyze</w:t>
-      </w:r>
-      <w:r>
-        <w:t xml:space="preserve"> </w:t>
+        <w:t xml:space="preserve"> shows the use of CROSS JOIN to display all possible combinations between two tables. These JOIN operations help to analyze </w:t>
       </w:r>
       <w:proofErr w:type="spellStart"/>
       <w:r>
@@ -6941,6 +6871,9 @@
         <w:jc w:val="center"/>
       </w:pPr>
       <w:r>
+        <w:rPr>
+          <w:noProof/>
+        </w:rPr>
         <w:lastRenderedPageBreak/>
         <w:drawing>
           <wp:inline distT="0" distB="0" distL="0" distR="0" wp14:anchorId="3DB844A2" wp14:editId="612DDBE2">
@@ -6992,28 +6925,20 @@
           <w:b/>
           <w:bCs/>
         </w:rPr>
-        <w:t>Figure 18</w:t>
-      </w:r>
-      <w:r>
-        <w:rPr>
-          <w:b/>
-          <w:bCs/>
-        </w:rPr>
-        <w:t>.</w:t>
-      </w:r>
-      <w:r>
-        <w:rPr>
-          <w:b/>
-          <w:bCs/>
-        </w:rPr>
-        <w:t xml:space="preserve"> SQL Trigger for Updating Property Status</w:t>
-      </w:r>
-    </w:p>
-    <w:p>
-      <w:pPr>
-        <w:jc w:val="center"/>
-      </w:pPr>
-      <w:r>
+        <w:t xml:space="preserve">Figure 18. </w:t>
+      </w:r>
+      <w:r>
+        <w:t>SQL Trigger for Updating Property Status</w:t>
+      </w:r>
+    </w:p>
+    <w:p>
+      <w:pPr>
+        <w:jc w:val="center"/>
+      </w:pPr>
+      <w:r>
+        <w:rPr>
+          <w:noProof/>
+        </w:rPr>
         <w:drawing>
           <wp:inline distT="0" distB="0" distL="0" distR="0" wp14:anchorId="4DDAA7C2" wp14:editId="58628E66">
             <wp:extent cx="5016758" cy="2425825"/>
@@ -7078,7 +7003,10 @@
           <w:b/>
           <w:bCs/>
         </w:rPr>
-        <w:t xml:space="preserve"> Trigger Test Result</w:t>
+        <w:t xml:space="preserve"> </w:t>
+      </w:r>
+      <w:r>
+        <w:t>Trigger Test Result</w:t>
       </w:r>
     </w:p>
     <w:p/>
@@ -7125,10 +7053,7 @@
     </w:p>
     <w:p>
       <w:r>
-        <w:t xml:space="preserve">CAP is a concept related to data management in distributed systems that describes three properties: Consistency, Availability and Partition Tolerance. When a network partition occurs, the system may have to make a choice between consistency and availability. CAP Theorem is important when designing a distributed database because it helps to consider how the system will work in different situations and which properties should be </w:t>
-      </w:r>
-      <w:r>
-        <w:t>prioritized</w:t>
+        <w:t>CAP is a concept related to data management in distributed systems that describes three properties: Consistency, Availability and Partition Tolerance. When a network partition occurs, the system may have to make a choice between consistency and availability. CAP Theorem is important when designing a distributed database because it helps to consider how the system will work in different situations and which properties should be prioritized</w:t>
       </w:r>
       <w:r>
         <w:t xml:space="preserve"> </w:t>
@@ -7315,7 +7240,7 @@
     </w:p>
     <w:p>
       <w:r>
-        <w:t xml:space="preserve">In this project, a database was designed for a fictional real estate company. A database was designed to manage all the information needed by </w:t>
+        <w:t xml:space="preserve">In this project, a database was developed for a fictional real estate company called </w:t>
       </w:r>
       <w:proofErr w:type="spellStart"/>
       <w:r>
@@ -7323,7 +7248,18 @@
       </w:r>
       <w:proofErr w:type="spellEnd"/>
       <w:r>
-        <w:t xml:space="preserve">, a real estate company operating in Berlin, in a systematic and easy way. First, five different tables were designed according to the needs of the real estate company: agents, clients, properties, transactions and </w:t>
+        <w:t>. The database was designed to manage the information needed by the company in a systematic and structured way.</w:t>
+      </w:r>
+      <w:r>
+        <w:t xml:space="preserve"> </w:t>
+      </w:r>
+      <w:proofErr w:type="gramStart"/>
+      <w:r>
+        <w:t>First</w:t>
+      </w:r>
+      <w:proofErr w:type="gramEnd"/>
+      <w:r>
+        <w:t xml:space="preserve">, five different tables were designed according to the needs of the real estate company: agents, clients, properties, transactions and </w:t>
       </w:r>
       <w:proofErr w:type="spellStart"/>
       <w:r>
@@ -7331,13 +7267,7 @@
       </w:r>
       <w:proofErr w:type="spellEnd"/>
       <w:r>
-        <w:t xml:space="preserve">. An ER diagram was then created to clearly show the relationships between these tables. Primary keys and foreign keys were used in the ER diagram to establish the relationships between the tables. The designed structure was implemented using MySQL Workbench and sample data was added to the tables so that the database could be tested using different SQL queries. Based on this sample data, the relevant SQL queries were executed and each query provided information according to the requirements of the company. JOIN operations such as INNER JOIN, LEFT JOIN, RIGHT JOIN and CROSS JOIN were used to combine the tables that had previously been connected through primary keys and foreign keys. This allowed clear results to be produced and </w:t>
-      </w:r>
-      <w:r>
-        <w:t>analyzed</w:t>
-      </w:r>
-      <w:r>
-        <w:t xml:space="preserve">. Monthly, quarterly and yearly reports were also created to monitor the company's transaction activities. In addition, a more complex query using a JOIN and subquery was implemented, together with a trigger that automatically updates the property status after a completed sale transaction. Finally, the concepts of Consistency, Availability and Partition Tolerance were evaluated within the scope of the CAP Theorem. Overall, it was concluded that the developed database provides a structured system that can meet </w:t>
+        <w:t xml:space="preserve">. An ER diagram was then created to clearly show the relationships between these tables. Primary keys and foreign keys were used in the ER diagram to establish the relationships between the tables. The designed structure was implemented using MySQL Workbench and sample data was added to the tables so that the database could be tested using different SQL queries. Based on this sample data, the relevant SQL queries were executed and each query provided information according to the requirements of the company. JOIN operations such as INNER JOIN, LEFT JOIN, RIGHT JOIN and CROSS JOIN were used to combine the tables that had previously been connected through primary keys and foreign keys. This allowed clear results to be produced and analyzed. Monthly, quarterly and yearly reports were also created to monitor the company's transaction activities. In addition, a more complex query using a JOIN and subquery was implemented, together with a trigger that automatically updates the property status after a completed sale transaction. Finally, the concepts of Consistency, Availability and Partition Tolerance were evaluated within the scope of the CAP Theorem. Overall, it was concluded that the developed database provides a structured system that can meet </w:t>
       </w:r>
       <w:proofErr w:type="spellStart"/>
       <w:r>
@@ -7423,19 +7353,7 @@
           <w:rPr>
             <w:rStyle w:val="Hyperlink"/>
           </w:rPr>
-          <w:t>https://w</w:t>
-        </w:r>
-        <w:r>
-          <w:rPr>
-            <w:rStyle w:val="Hyperlink"/>
-          </w:rPr>
-          <w:t>w</w:t>
-        </w:r>
-        <w:r>
-          <w:rPr>
-            <w:rStyle w:val="Hyperlink"/>
-          </w:rPr>
-          <w:t>w.ibm.com/think/topics/database</w:t>
+          <w:t>https://www.ibm.com/think/topics/database</w:t>
         </w:r>
       </w:hyperlink>
       <w:r>
@@ -7496,19 +7414,7 @@
           <w:rPr>
             <w:rStyle w:val="Hyperlink"/>
           </w:rPr>
-          <w:t>https:</w:t>
-        </w:r>
-        <w:r>
-          <w:rPr>
-            <w:rStyle w:val="Hyperlink"/>
-          </w:rPr>
-          <w:t>/</w:t>
-        </w:r>
-        <w:r>
-          <w:rPr>
-            <w:rStyle w:val="Hyperlink"/>
-          </w:rPr>
-          <w:t>/www.ibm.com/think/topics/relational-databases</w:t>
+          <w:t>https://www.ibm.com/think/topics/relational-databases</w:t>
         </w:r>
       </w:hyperlink>
     </w:p>
@@ -7568,6 +7474,55 @@
     </w:p>
     <w:p>
       <w:pPr>
+        <w:pStyle w:val="ListParagraph"/>
+        <w:numPr>
+          <w:ilvl w:val="0"/>
+          <w:numId w:val="2"/>
+        </w:numPr>
+      </w:pPr>
+      <w:r>
+        <w:t xml:space="preserve">MySQL (2026) </w:t>
+      </w:r>
+      <w:r>
+        <w:rPr>
+          <w:i/>
+          <w:iCs/>
+        </w:rPr>
+        <w:t>MySQL 8.0 Reference Manual</w:t>
+      </w:r>
+      <w:r>
+        <w:t>. Oracle.</w:t>
+      </w:r>
+    </w:p>
+    <w:p>
+      <w:pPr>
+        <w:pStyle w:val="ListParagraph"/>
+      </w:pPr>
+      <w:r>
+        <w:t xml:space="preserve">Available at: </w:t>
+      </w:r>
+      <w:hyperlink r:id="rId32" w:tgtFrame="_new" w:history="1">
+        <w:r>
+          <w:rPr>
+            <w:rStyle w:val="Hyperlink"/>
+          </w:rPr>
+          <w:t>https://dev.mysql.com/doc/refman/8.0/en/</w:t>
+        </w:r>
+      </w:hyperlink>
+      <w:r>
+        <w:t xml:space="preserve"> </w:t>
+      </w:r>
+    </w:p>
+    <w:p>
+      <w:pPr>
+        <w:pStyle w:val="ListParagraph"/>
+      </w:pPr>
+      <w:r>
+        <w:t>(Accessed: 18 September 2026).</w:t>
+      </w:r>
+    </w:p>
+    <w:p>
+      <w:pPr>
         <w:rPr>
           <w:lang w:val="el-GR"/>
         </w:rPr>
@@ -7686,8 +7641,8 @@
     <w:p/>
     <w:p/>
     <w:sectPr>
-      <w:footerReference w:type="even" r:id="rId32"/>
-      <w:footerReference w:type="default" r:id="rId33"/>
+      <w:footerReference w:type="even" r:id="rId33"/>
+      <w:footerReference w:type="default" r:id="rId34"/>
       <w:pgSz w:w="12240" w:h="15840"/>
       <w:pgMar w:top="1440" w:right="1440" w:bottom="1440" w:left="1440" w:header="720" w:footer="720" w:gutter="0"/>
       <w:pgBorders w:display="notFirstPage" w:offsetFrom="page">
